--- a/React/React notes.docx
+++ b/React/React notes.docx
@@ -25,6 +25,15 @@
         </w:rPr>
         <w:t xml:space="preserve">Imp topics to start react </w:t>
       </w:r>
+      <w:r>
+        <w:rPr>
+          <w:b/>
+          <w:bCs/>
+          <w:sz w:val="28"/>
+          <w:szCs w:val="28"/>
+        </w:rPr>
+        <w:t>and what is react</w:t>
+      </w:r>
     </w:p>
     <w:p>
       <w:pPr>
@@ -40,6 +49,54 @@
           <w:szCs w:val="28"/>
         </w:rPr>
         <w:t xml:space="preserve">Ans: Js fundamentals, array, arrow fun implicit return, map, filter, reduce, object, mutable and immutable and DEstructuring </w:t>
+      </w:r>
+    </w:p>
+    <w:p>
+      <w:pPr>
+        <w:ind w:left="360"/>
+        <w:rPr>
+          <w:sz w:val="28"/>
+          <w:szCs w:val="28"/>
+        </w:rPr>
+      </w:pPr>
+      <w:r>
+        <w:rPr>
+          <w:sz w:val="28"/>
+          <w:szCs w:val="28"/>
+        </w:rPr>
+        <w:t>React is a JavaScript library for building user interfaces.</w:t>
+      </w:r>
+    </w:p>
+    <w:p>
+      <w:pPr>
+        <w:ind w:left="360"/>
+        <w:rPr>
+          <w:sz w:val="28"/>
+          <w:szCs w:val="28"/>
+        </w:rPr>
+      </w:pPr>
+      <w:r>
+        <w:rPr>
+          <w:sz w:val="28"/>
+          <w:szCs w:val="28"/>
+        </w:rPr>
+        <w:t>React is used to build single-page applications.</w:t>
+      </w:r>
+    </w:p>
+    <w:p>
+      <w:pPr>
+        <w:ind w:left="360"/>
+        <w:rPr>
+          <w:sz w:val="28"/>
+          <w:szCs w:val="28"/>
+        </w:rPr>
+      </w:pPr>
+      <w:r>
+        <w:rPr>
+          <w:sz w:val="28"/>
+          <w:szCs w:val="28"/>
+        </w:rPr>
+        <w:t>React allows us to create reusable UI components.</w:t>
       </w:r>
     </w:p>
     <w:p>
@@ -455,6 +512,7 @@
           <w:sz w:val="28"/>
           <w:szCs w:val="28"/>
         </w:rPr>
+        <w:lastRenderedPageBreak/>
         <w:t>The react package contains </w:t>
       </w:r>
       <w:proofErr w:type="spellStart"/>
@@ -594,7 +652,6 @@
           <w:sz w:val="28"/>
           <w:szCs w:val="28"/>
         </w:rPr>
-        <w:lastRenderedPageBreak/>
         <w:t>7.</w:t>
       </w:r>
       <w:r>
@@ -1504,21 +1561,46 @@
         <w:t>CreateElement</w:t>
       </w:r>
       <w:proofErr w:type="spellEnd"/>
-    </w:p>
-    <w:p>
-      <w:pPr>
-        <w:rPr>
-          <w:rFonts w:ascii="Segoe UI Emoji" w:hAnsi="Segoe UI Emoji" w:cs="Segoe UI Emoji"/>
-          <w:sz w:val="28"/>
-          <w:szCs w:val="28"/>
-        </w:rPr>
-      </w:pPr>
-      <w:r>
-        <w:rPr>
-          <w:rFonts w:ascii="Segoe UI Emoji" w:hAnsi="Segoe UI Emoji" w:cs="Segoe UI Emoji"/>
-          <w:sz w:val="28"/>
-          <w:szCs w:val="28"/>
-        </w:rPr>
+      <w:r>
+        <w:rPr>
+          <w:rFonts w:ascii="Segoe UI Emoji" w:hAnsi="Segoe UI Emoji" w:cs="Segoe UI Emoji"/>
+          <w:b/>
+          <w:bCs/>
+          <w:sz w:val="28"/>
+          <w:szCs w:val="28"/>
+        </w:rPr>
+        <w:t xml:space="preserve"> and </w:t>
+      </w:r>
+      <w:proofErr w:type="spellStart"/>
+      <w:proofErr w:type="gramStart"/>
+      <w:r>
+        <w:rPr>
+          <w:rFonts w:ascii="Segoe UI Emoji" w:hAnsi="Segoe UI Emoji" w:cs="Segoe UI Emoji"/>
+          <w:b/>
+          <w:bCs/>
+          <w:sz w:val="28"/>
+          <w:szCs w:val="28"/>
+        </w:rPr>
+        <w:t>root.render</w:t>
+      </w:r>
+      <w:proofErr w:type="spellEnd"/>
+      <w:proofErr w:type="gramEnd"/>
+    </w:p>
+    <w:p>
+      <w:pPr>
+        <w:rPr>
+          <w:rFonts w:ascii="Segoe UI Emoji" w:hAnsi="Segoe UI Emoji" w:cs="Segoe UI Emoji"/>
+          <w:sz w:val="28"/>
+          <w:szCs w:val="28"/>
+        </w:rPr>
+      </w:pPr>
+      <w:r>
+        <w:rPr>
+          <w:rFonts w:ascii="Segoe UI Emoji" w:hAnsi="Segoe UI Emoji" w:cs="Segoe UI Emoji"/>
+          <w:sz w:val="28"/>
+          <w:szCs w:val="28"/>
+        </w:rPr>
+        <w:lastRenderedPageBreak/>
         <w:t xml:space="preserve"> </w:t>
       </w:r>
       <w:proofErr w:type="spellStart"/>
@@ -1574,6 +1656,7 @@
         <w:t xml:space="preserve"> root = </w:t>
       </w:r>
       <w:proofErr w:type="spellStart"/>
+      <w:proofErr w:type="gramStart"/>
       <w:r>
         <w:rPr>
           <w:rFonts w:ascii="Segoe UI Emoji" w:hAnsi="Segoe UI Emoji" w:cs="Segoe UI Emoji"/>
@@ -1592,6 +1675,7 @@
         <w:t>(</w:t>
       </w:r>
       <w:proofErr w:type="spellStart"/>
+      <w:proofErr w:type="gramEnd"/>
       <w:r>
         <w:rPr>
           <w:rFonts w:ascii="Segoe UI Emoji" w:hAnsi="Segoe UI Emoji" w:cs="Segoe UI Emoji"/>
@@ -1716,7 +1800,4008 @@
           <w:sz w:val="28"/>
           <w:szCs w:val="28"/>
         </w:rPr>
+        <w:t>render=</w:t>
+      </w:r>
+      <w:r>
+        <w:rPr>
+          <w:rFonts w:ascii="Segoe UI Emoji" w:hAnsi="Segoe UI Emoji" w:cs="Segoe UI Emoji"/>
+          <w:sz w:val="28"/>
+          <w:szCs w:val="28"/>
+        </w:rPr>
+        <w:t xml:space="preserve">Call </w:t>
+      </w:r>
+      <w:proofErr w:type="spellStart"/>
+      <w:proofErr w:type="gramStart"/>
+      <w:r>
+        <w:rPr>
+          <w:rFonts w:ascii="Segoe UI Emoji" w:hAnsi="Segoe UI Emoji" w:cs="Segoe UI Emoji"/>
+          <w:sz w:val="28"/>
+          <w:szCs w:val="28"/>
+        </w:rPr>
+        <w:t>root.render</w:t>
+      </w:r>
+      <w:proofErr w:type="spellEnd"/>
+      <w:proofErr w:type="gramEnd"/>
+      <w:r>
+        <w:rPr>
+          <w:rFonts w:ascii="Segoe UI Emoji" w:hAnsi="Segoe UI Emoji" w:cs="Segoe UI Emoji"/>
+          <w:sz w:val="28"/>
+          <w:szCs w:val="28"/>
+        </w:rPr>
+        <w:t xml:space="preserve"> to display a piece of </w:t>
+      </w:r>
+      <w:hyperlink r:id="rId7" w:history="1">
+        <w:r>
+          <w:rPr>
+            <w:rStyle w:val="Hyperlink"/>
+            <w:rFonts w:ascii="Segoe UI Emoji" w:hAnsi="Segoe UI Emoji" w:cs="Segoe UI Emoji"/>
+            <w:sz w:val="28"/>
+            <w:szCs w:val="28"/>
+          </w:rPr>
+          <w:t>JSX</w:t>
+        </w:r>
+      </w:hyperlink>
+      <w:r>
+        <w:rPr>
+          <w:rFonts w:ascii="Segoe UI Emoji" w:hAnsi="Segoe UI Emoji" w:cs="Segoe UI Emoji"/>
+          <w:sz w:val="28"/>
+          <w:szCs w:val="28"/>
+        </w:rPr>
+        <w:t xml:space="preserve"> (“React node”) into the React root’s browser DOM node.</w:t>
+      </w:r>
+    </w:p>
+    <w:p>
+      <w:pPr>
+        <w:rPr>
+          <w:rFonts w:ascii="Segoe UI Emoji" w:hAnsi="Segoe UI Emoji" w:cs="Segoe UI Emoji"/>
+          <w:b/>
+          <w:bCs/>
+        </w:rPr>
+      </w:pPr>
+      <w:r>
+        <w:rPr>
+          <w:rFonts w:ascii="Segoe UI Emoji" w:hAnsi="Segoe UI Emoji" w:cs="Segoe UI Emoji"/>
+          <w:sz w:val="28"/>
+          <w:szCs w:val="28"/>
+        </w:rPr>
+        <w:t xml:space="preserve">11 </w:t>
+      </w:r>
+      <w:r>
+        <w:rPr>
+          <w:rFonts w:ascii="Segoe UI Emoji" w:hAnsi="Segoe UI Emoji" w:cs="Segoe UI Emoji"/>
+          <w:b/>
+          <w:bCs/>
+        </w:rPr>
+        <w:t>What Does "React Creates a Virtual DOM in Memory" Mean?</w:t>
+      </w:r>
+    </w:p>
+    <w:p>
+      <w:pPr>
+        <w:rPr>
+          <w:rFonts w:ascii="Segoe UI Emoji" w:hAnsi="Segoe UI Emoji" w:cs="Segoe UI Emoji"/>
+          <w:sz w:val="28"/>
+          <w:szCs w:val="28"/>
+        </w:rPr>
+      </w:pPr>
+      <w:r>
+        <w:rPr>
+          <w:rFonts w:ascii="Segoe UI Emoji" w:hAnsi="Segoe UI Emoji" w:cs="Segoe UI Emoji"/>
+          <w:sz w:val="28"/>
+          <w:szCs w:val="28"/>
+        </w:rPr>
+        <w:t xml:space="preserve">The </w:t>
+      </w:r>
+      <w:r>
+        <w:rPr>
+          <w:rFonts w:ascii="Segoe UI Emoji" w:hAnsi="Segoe UI Emoji" w:cs="Segoe UI Emoji"/>
+          <w:b/>
+          <w:bCs/>
+          <w:sz w:val="28"/>
+          <w:szCs w:val="28"/>
+        </w:rPr>
+        <w:t>Virtual DOM (VDOM)</w:t>
+      </w:r>
+      <w:r>
+        <w:rPr>
+          <w:rFonts w:ascii="Segoe UI Emoji" w:hAnsi="Segoe UI Emoji" w:cs="Segoe UI Emoji"/>
+          <w:sz w:val="28"/>
+          <w:szCs w:val="28"/>
+        </w:rPr>
+        <w:t xml:space="preserve"> is a lightweight copy of the real </w:t>
+      </w:r>
+      <w:r>
+        <w:rPr>
+          <w:rFonts w:ascii="Segoe UI Emoji" w:hAnsi="Segoe UI Emoji" w:cs="Segoe UI Emoji"/>
+          <w:b/>
+          <w:bCs/>
+          <w:sz w:val="28"/>
+          <w:szCs w:val="28"/>
+        </w:rPr>
+        <w:t>DOM</w:t>
+      </w:r>
+      <w:r>
+        <w:rPr>
+          <w:rFonts w:ascii="Segoe UI Emoji" w:hAnsi="Segoe UI Emoji" w:cs="Segoe UI Emoji"/>
+          <w:sz w:val="28"/>
+          <w:szCs w:val="28"/>
+        </w:rPr>
+        <w:t xml:space="preserve"> that React creates and updates in memory. Instead of changing the actual webpage (real DOM) directly, React updates this </w:t>
+      </w:r>
+      <w:r>
+        <w:rPr>
+          <w:rFonts w:ascii="Segoe UI Emoji" w:hAnsi="Segoe UI Emoji" w:cs="Segoe UI Emoji"/>
+          <w:b/>
+          <w:bCs/>
+          <w:sz w:val="28"/>
+          <w:szCs w:val="28"/>
+        </w:rPr>
+        <w:t>virtual version first</w:t>
+      </w:r>
+      <w:r>
+        <w:rPr>
+          <w:rFonts w:ascii="Segoe UI Emoji" w:hAnsi="Segoe UI Emoji" w:cs="Segoe UI Emoji"/>
+          <w:sz w:val="28"/>
+          <w:szCs w:val="28"/>
+        </w:rPr>
+        <w:t>, making updates faster and more efficient.</w:t>
+      </w:r>
+    </w:p>
+    <w:p>
+      <w:pPr>
+        <w:rPr>
+          <w:rFonts w:ascii="Segoe UI Emoji" w:hAnsi="Segoe UI Emoji" w:cs="Segoe UI Emoji"/>
+          <w:b/>
+          <w:bCs/>
+          <w:sz w:val="28"/>
+          <w:szCs w:val="28"/>
+        </w:rPr>
+      </w:pPr>
+      <w:r>
+        <w:rPr>
+          <w:rFonts w:ascii="Segoe UI Emoji" w:hAnsi="Segoe UI Emoji" w:cs="Segoe UI Emoji"/>
+          <w:b/>
+          <w:bCs/>
+          <w:sz w:val="28"/>
+          <w:szCs w:val="28"/>
+        </w:rPr>
+        <w:t>How It Works:</w:t>
+      </w:r>
+    </w:p>
+    <w:p>
+      <w:pPr>
+        <w:numPr>
+          <w:ilvl w:val="0"/>
+          <w:numId w:val="9"/>
+        </w:numPr>
+        <w:rPr>
+          <w:rFonts w:ascii="Segoe UI Emoji" w:hAnsi="Segoe UI Emoji" w:cs="Segoe UI Emoji"/>
+          <w:sz w:val="28"/>
+          <w:szCs w:val="28"/>
+        </w:rPr>
+      </w:pPr>
+      <w:r>
+        <w:rPr>
+          <w:rFonts w:ascii="Segoe UI Emoji" w:hAnsi="Segoe UI Emoji" w:cs="Segoe UI Emoji"/>
+          <w:b/>
+          <w:bCs/>
+          <w:sz w:val="28"/>
+          <w:szCs w:val="28"/>
+        </w:rPr>
+        <w:t>React creates a Virtual DOM</w:t>
+      </w:r>
+      <w:r>
+        <w:rPr>
+          <w:rFonts w:ascii="Segoe UI Emoji" w:hAnsi="Segoe UI Emoji" w:cs="Segoe UI Emoji"/>
+          <w:sz w:val="28"/>
+          <w:szCs w:val="28"/>
+        </w:rPr>
+        <w:t xml:space="preserve"> as a copy of the real DOM.</w:t>
+      </w:r>
+    </w:p>
+    <w:p>
+      <w:pPr>
+        <w:numPr>
+          <w:ilvl w:val="0"/>
+          <w:numId w:val="9"/>
+        </w:numPr>
+        <w:rPr>
+          <w:rFonts w:ascii="Segoe UI Emoji" w:hAnsi="Segoe UI Emoji" w:cs="Segoe UI Emoji"/>
+          <w:sz w:val="28"/>
+          <w:szCs w:val="28"/>
+        </w:rPr>
+      </w:pPr>
+      <w:r>
+        <w:rPr>
+          <w:rFonts w:ascii="Segoe UI Emoji" w:hAnsi="Segoe UI Emoji" w:cs="Segoe UI Emoji"/>
+          <w:b/>
+          <w:bCs/>
+          <w:sz w:val="28"/>
+          <w:szCs w:val="28"/>
+        </w:rPr>
+        <w:t>Changes are made in the Virtual DOM first</w:t>
+      </w:r>
+      <w:r>
+        <w:rPr>
+          <w:rFonts w:ascii="Segoe UI Emoji" w:hAnsi="Segoe UI Emoji" w:cs="Segoe UI Emoji"/>
+          <w:sz w:val="28"/>
+          <w:szCs w:val="28"/>
+        </w:rPr>
+        <w:t>, not directly in the real page.</w:t>
+      </w:r>
+    </w:p>
+    <w:p>
+      <w:pPr>
+        <w:numPr>
+          <w:ilvl w:val="0"/>
+          <w:numId w:val="9"/>
+        </w:numPr>
+        <w:rPr>
+          <w:rFonts w:ascii="Segoe UI Emoji" w:hAnsi="Segoe UI Emoji" w:cs="Segoe UI Emoji"/>
+          <w:sz w:val="28"/>
+          <w:szCs w:val="28"/>
+        </w:rPr>
+      </w:pPr>
+      <w:r>
+        <w:rPr>
+          <w:rFonts w:ascii="Segoe UI Emoji" w:hAnsi="Segoe UI Emoji" w:cs="Segoe UI Emoji"/>
+          <w:b/>
+          <w:bCs/>
+          <w:sz w:val="28"/>
+          <w:szCs w:val="28"/>
+        </w:rPr>
+        <w:t>React compares the Virtual DOM with the previous version</w:t>
+      </w:r>
+      <w:r>
+        <w:rPr>
+          <w:rFonts w:ascii="Segoe UI Emoji" w:hAnsi="Segoe UI Emoji" w:cs="Segoe UI Emoji"/>
+          <w:sz w:val="28"/>
+          <w:szCs w:val="28"/>
+        </w:rPr>
+        <w:t xml:space="preserve"> (using a process called </w:t>
+      </w:r>
+      <w:r>
+        <w:rPr>
+          <w:rFonts w:ascii="Segoe UI Emoji" w:hAnsi="Segoe UI Emoji" w:cs="Segoe UI Emoji"/>
+          <w:b/>
+          <w:bCs/>
+          <w:sz w:val="28"/>
+          <w:szCs w:val="28"/>
+        </w:rPr>
+        <w:t>"diffing"</w:t>
+      </w:r>
+      <w:r>
+        <w:rPr>
+          <w:rFonts w:ascii="Segoe UI Emoji" w:hAnsi="Segoe UI Emoji" w:cs="Segoe UI Emoji"/>
+          <w:sz w:val="28"/>
+          <w:szCs w:val="28"/>
+        </w:rPr>
+        <w:t>).</w:t>
+      </w:r>
+    </w:p>
+    <w:p>
+      <w:pPr>
+        <w:numPr>
+          <w:ilvl w:val="0"/>
+          <w:numId w:val="9"/>
+        </w:numPr>
+        <w:rPr>
+          <w:rFonts w:ascii="Segoe UI Emoji" w:hAnsi="Segoe UI Emoji" w:cs="Segoe UI Emoji"/>
+          <w:sz w:val="28"/>
+          <w:szCs w:val="28"/>
+        </w:rPr>
+      </w:pPr>
+      <w:r>
+        <w:rPr>
+          <w:rFonts w:ascii="Segoe UI Emoji" w:hAnsi="Segoe UI Emoji" w:cs="Segoe UI Emoji"/>
+          <w:b/>
+          <w:bCs/>
+          <w:sz w:val="28"/>
+          <w:szCs w:val="28"/>
+        </w:rPr>
+        <w:t>Only the changed parts are updated</w:t>
+      </w:r>
+      <w:r>
+        <w:rPr>
+          <w:rFonts w:ascii="Segoe UI Emoji" w:hAnsi="Segoe UI Emoji" w:cs="Segoe UI Emoji"/>
+          <w:sz w:val="28"/>
+          <w:szCs w:val="28"/>
+        </w:rPr>
+        <w:t xml:space="preserve"> in the real DOM (not the entire page).</w:t>
+      </w:r>
+    </w:p>
+    <w:p>
+      <w:pPr>
+        <w:rPr>
+          <w:rFonts w:ascii="Segoe UI Emoji" w:hAnsi="Segoe UI Emoji" w:cs="Segoe UI Emoji"/>
+          <w:b/>
+          <w:bCs/>
+          <w:sz w:val="28"/>
+          <w:szCs w:val="28"/>
+        </w:rPr>
+      </w:pPr>
+    </w:p>
+    <w:p>
+      <w:pPr>
+        <w:rPr>
+          <w:rFonts w:ascii="Segoe UI Emoji" w:hAnsi="Segoe UI Emoji" w:cs="Segoe UI Emoji"/>
+          <w:b/>
+          <w:bCs/>
+          <w:sz w:val="28"/>
+          <w:szCs w:val="28"/>
+        </w:rPr>
+      </w:pPr>
+      <w:proofErr w:type="spellStart"/>
+      <w:r>
+        <w:rPr>
+          <w:rFonts w:ascii="Segoe UI Emoji" w:hAnsi="Segoe UI Emoji" w:cs="Segoe UI Emoji"/>
+          <w:b/>
+          <w:bCs/>
+          <w:sz w:val="28"/>
+          <w:szCs w:val="28"/>
+        </w:rPr>
+        <w:t>Npm</w:t>
+      </w:r>
+      <w:proofErr w:type="spellEnd"/>
+      <w:r>
+        <w:rPr>
+          <w:rFonts w:ascii="Segoe UI Emoji" w:hAnsi="Segoe UI Emoji" w:cs="Segoe UI Emoji"/>
+          <w:b/>
+          <w:bCs/>
+          <w:sz w:val="28"/>
+          <w:szCs w:val="28"/>
+        </w:rPr>
+        <w:t xml:space="preserve"> install -D parcel   what is -D</w:t>
+      </w:r>
+    </w:p>
+    <w:p>
+      <w:pPr>
+        <w:rPr>
+          <w:rFonts w:ascii="Segoe UI Emoji" w:hAnsi="Segoe UI Emoji" w:cs="Segoe UI Emoji"/>
+          <w:sz w:val="28"/>
+          <w:szCs w:val="28"/>
+        </w:rPr>
+      </w:pPr>
+      <w:r>
+        <w:rPr>
+          <w:rFonts w:ascii="Segoe UI Emoji" w:hAnsi="Segoe UI Emoji" w:cs="Segoe UI Emoji"/>
+          <w:sz w:val="28"/>
+          <w:szCs w:val="28"/>
+        </w:rPr>
+        <w:t>There are two types of dependencies / packages we can install</w:t>
+      </w:r>
+    </w:p>
+    <w:p>
+      <w:pPr>
+        <w:rPr>
+          <w:rFonts w:ascii="Segoe UI Emoji" w:hAnsi="Segoe UI Emoji" w:cs="Segoe UI Emoji"/>
+          <w:sz w:val="28"/>
+          <w:szCs w:val="28"/>
+        </w:rPr>
+      </w:pPr>
+      <w:r>
+        <w:rPr>
+          <w:rFonts w:ascii="Segoe UI Emoji" w:hAnsi="Segoe UI Emoji" w:cs="Segoe UI Emoji"/>
+          <w:sz w:val="28"/>
+          <w:szCs w:val="28"/>
+        </w:rPr>
+        <w:t xml:space="preserve">1 is the dev dep – is used for development </w:t>
+      </w:r>
+    </w:p>
+    <w:p>
+      <w:pPr>
+        <w:rPr>
+          <w:rFonts w:ascii="Segoe UI Emoji" w:hAnsi="Segoe UI Emoji" w:cs="Segoe UI Emoji"/>
+          <w:sz w:val="28"/>
+          <w:szCs w:val="28"/>
+        </w:rPr>
+      </w:pPr>
+      <w:r>
+        <w:rPr>
+          <w:rFonts w:ascii="Segoe UI Emoji" w:hAnsi="Segoe UI Emoji" w:cs="Segoe UI Emoji"/>
+          <w:sz w:val="28"/>
+          <w:szCs w:val="28"/>
+        </w:rPr>
+        <w:t xml:space="preserve">1 is the normal – is used for production </w:t>
+      </w:r>
+    </w:p>
+    <w:p>
+      <w:pPr>
+        <w:rPr>
+          <w:rFonts w:ascii="Segoe UI Emoji" w:hAnsi="Segoe UI Emoji" w:cs="Segoe UI Emoji"/>
+          <w:sz w:val="28"/>
+          <w:szCs w:val="28"/>
+        </w:rPr>
+      </w:pPr>
+      <w:r>
+        <w:rPr>
+          <w:rFonts w:ascii="Segoe UI Emoji" w:hAnsi="Segoe UI Emoji" w:cs="Segoe UI Emoji"/>
+          <w:sz w:val="28"/>
+          <w:szCs w:val="28"/>
+        </w:rPr>
+        <w:t>..</w:t>
+      </w:r>
+    </w:p>
+    <w:p>
+      <w:pPr>
+        <w:rPr>
+          <w:rFonts w:ascii="Segoe UI Emoji" w:hAnsi="Segoe UI Emoji" w:cs="Segoe UI Emoji"/>
+          <w:sz w:val="28"/>
+          <w:szCs w:val="28"/>
+        </w:rPr>
+      </w:pPr>
+      <w:r>
+        <w:rPr>
+          <w:rFonts w:ascii="Segoe UI Emoji" w:hAnsi="Segoe UI Emoji" w:cs="Segoe UI Emoji"/>
+          <w:sz w:val="28"/>
+          <w:szCs w:val="28"/>
+        </w:rPr>
+        <w:t xml:space="preserve">What is </w:t>
+      </w:r>
+      <w:proofErr w:type="spellStart"/>
+      <w:proofErr w:type="gramStart"/>
+      <w:r>
+        <w:rPr>
+          <w:rFonts w:ascii="Segoe UI Emoji" w:hAnsi="Segoe UI Emoji" w:cs="Segoe UI Emoji"/>
+          <w:sz w:val="28"/>
+          <w:szCs w:val="28"/>
+        </w:rPr>
+        <w:t>package.json</w:t>
+      </w:r>
+      <w:proofErr w:type="spellEnd"/>
+      <w:proofErr w:type="gramEnd"/>
+      <w:r>
+        <w:rPr>
+          <w:rFonts w:ascii="Segoe UI Emoji" w:hAnsi="Segoe UI Emoji" w:cs="Segoe UI Emoji"/>
+          <w:sz w:val="28"/>
+          <w:szCs w:val="28"/>
+        </w:rPr>
+        <w:t xml:space="preserve"> = is a configuration for are </w:t>
+      </w:r>
+      <w:proofErr w:type="spellStart"/>
+      <w:r>
+        <w:rPr>
+          <w:rFonts w:ascii="Segoe UI Emoji" w:hAnsi="Segoe UI Emoji" w:cs="Segoe UI Emoji"/>
+          <w:sz w:val="28"/>
+          <w:szCs w:val="28"/>
+        </w:rPr>
+        <w:t>npm</w:t>
+      </w:r>
+      <w:proofErr w:type="spellEnd"/>
+    </w:p>
+    <w:p>
+      <w:pPr>
+        <w:rPr>
+          <w:rFonts w:ascii="Segoe UI Emoji" w:hAnsi="Segoe UI Emoji" w:cs="Segoe UI Emoji"/>
+          <w:sz w:val="28"/>
+          <w:szCs w:val="28"/>
+        </w:rPr>
+      </w:pPr>
+      <w:r>
+        <w:rPr>
+          <w:rFonts w:ascii="Segoe UI Emoji" w:hAnsi="Segoe UI Emoji" w:cs="Segoe UI Emoji"/>
+          <w:sz w:val="28"/>
+          <w:szCs w:val="28"/>
+        </w:rPr>
+        <w:t xml:space="preserve">Node module </w:t>
+      </w:r>
+      <w:proofErr w:type="spellStart"/>
+      <w:r>
+        <w:rPr>
+          <w:rFonts w:ascii="Segoe UI Emoji" w:hAnsi="Segoe UI Emoji" w:cs="Segoe UI Emoji"/>
+          <w:sz w:val="28"/>
+          <w:szCs w:val="28"/>
+        </w:rPr>
+        <w:t>its</w:t>
+      </w:r>
+      <w:proofErr w:type="spellEnd"/>
+      <w:r>
+        <w:rPr>
+          <w:rFonts w:ascii="Segoe UI Emoji" w:hAnsi="Segoe UI Emoji" w:cs="Segoe UI Emoji"/>
+          <w:sz w:val="28"/>
+          <w:szCs w:val="28"/>
+        </w:rPr>
+        <w:t xml:space="preserve"> like a data base its content the actual data</w:t>
+      </w:r>
+    </w:p>
+    <w:p>
+      <w:pPr>
+        <w:rPr>
+          <w:rFonts w:ascii="Segoe UI Emoji" w:hAnsi="Segoe UI Emoji" w:cs="Segoe UI Emoji"/>
+          <w:sz w:val="28"/>
+          <w:szCs w:val="28"/>
+        </w:rPr>
+      </w:pPr>
+      <w:r>
+        <w:rPr>
+          <w:rFonts w:ascii="Segoe UI Emoji" w:hAnsi="Segoe UI Emoji" w:cs="Segoe UI Emoji"/>
+          <w:sz w:val="28"/>
+          <w:szCs w:val="28"/>
+        </w:rPr>
+        <w:t xml:space="preserve">Q </w:t>
+      </w:r>
+      <w:proofErr w:type="spellStart"/>
+      <w:r>
+        <w:rPr>
+          <w:rFonts w:ascii="Segoe UI Emoji" w:hAnsi="Segoe UI Emoji" w:cs="Segoe UI Emoji"/>
+          <w:sz w:val="28"/>
+          <w:szCs w:val="28"/>
+        </w:rPr>
+        <w:t>Transative</w:t>
+      </w:r>
+      <w:proofErr w:type="spellEnd"/>
+      <w:r>
+        <w:rPr>
+          <w:rFonts w:ascii="Segoe UI Emoji" w:hAnsi="Segoe UI Emoji" w:cs="Segoe UI Emoji"/>
+          <w:sz w:val="28"/>
+          <w:szCs w:val="28"/>
+        </w:rPr>
+        <w:t xml:space="preserve"> dependencies</w:t>
+      </w:r>
+    </w:p>
+    <w:p>
+      <w:pPr>
+        <w:rPr>
+          <w:rFonts w:ascii="Segoe UI Emoji" w:hAnsi="Segoe UI Emoji" w:cs="Segoe UI Emoji"/>
+          <w:sz w:val="28"/>
+          <w:szCs w:val="28"/>
+        </w:rPr>
+      </w:pPr>
+      <w:r>
+        <w:rPr>
+          <w:rFonts w:ascii="Segoe UI Emoji" w:hAnsi="Segoe UI Emoji" w:cs="Segoe UI Emoji"/>
+          <w:sz w:val="28"/>
+          <w:szCs w:val="28"/>
+        </w:rPr>
+        <w:t xml:space="preserve">Q if a won’t put </w:t>
+      </w:r>
+      <w:proofErr w:type="spellStart"/>
+      <w:r>
+        <w:rPr>
+          <w:rFonts w:ascii="Segoe UI Emoji" w:hAnsi="Segoe UI Emoji" w:cs="Segoe UI Emoji"/>
+          <w:sz w:val="28"/>
+          <w:szCs w:val="28"/>
+        </w:rPr>
+        <w:t>node_modules</w:t>
+      </w:r>
+      <w:proofErr w:type="spellEnd"/>
+      <w:r>
+        <w:rPr>
+          <w:rFonts w:ascii="Segoe UI Emoji" w:hAnsi="Segoe UI Emoji" w:cs="Segoe UI Emoji"/>
+          <w:sz w:val="28"/>
+          <w:szCs w:val="28"/>
+        </w:rPr>
+        <w:t xml:space="preserve"> in git only I put </w:t>
+      </w:r>
+      <w:proofErr w:type="spellStart"/>
+      <w:proofErr w:type="gramStart"/>
+      <w:r>
+        <w:rPr>
+          <w:rFonts w:ascii="Segoe UI Emoji" w:hAnsi="Segoe UI Emoji" w:cs="Segoe UI Emoji"/>
+          <w:sz w:val="28"/>
+          <w:szCs w:val="28"/>
+        </w:rPr>
+        <w:t>package.json</w:t>
+      </w:r>
+      <w:proofErr w:type="spellEnd"/>
+      <w:proofErr w:type="gramEnd"/>
+      <w:r>
+        <w:rPr>
+          <w:rFonts w:ascii="Segoe UI Emoji" w:hAnsi="Segoe UI Emoji" w:cs="Segoe UI Emoji"/>
+          <w:sz w:val="28"/>
+          <w:szCs w:val="28"/>
+        </w:rPr>
+        <w:t xml:space="preserve"> and </w:t>
+      </w:r>
+      <w:proofErr w:type="spellStart"/>
+      <w:r>
+        <w:rPr>
+          <w:rFonts w:ascii="Segoe UI Emoji" w:hAnsi="Segoe UI Emoji" w:cs="Segoe UI Emoji"/>
+          <w:sz w:val="28"/>
+          <w:szCs w:val="28"/>
+        </w:rPr>
+        <w:t>pacage-lock.json</w:t>
+      </w:r>
+      <w:proofErr w:type="spellEnd"/>
+    </w:p>
+    <w:p>
+      <w:pPr>
+        <w:rPr>
+          <w:rFonts w:ascii="Segoe UI Emoji" w:hAnsi="Segoe UI Emoji" w:cs="Segoe UI Emoji"/>
+          <w:sz w:val="28"/>
+          <w:szCs w:val="28"/>
+        </w:rPr>
+      </w:pPr>
+      <w:proofErr w:type="gramStart"/>
+      <w:r>
+        <w:rPr>
+          <w:rFonts w:ascii="Segoe UI Emoji" w:hAnsi="Segoe UI Emoji" w:cs="Segoe UI Emoji"/>
+          <w:sz w:val="28"/>
+          <w:szCs w:val="28"/>
+        </w:rPr>
+        <w:t>A :If</w:t>
+      </w:r>
+      <w:proofErr w:type="gramEnd"/>
+      <w:r>
+        <w:rPr>
+          <w:rFonts w:ascii="Segoe UI Emoji" w:hAnsi="Segoe UI Emoji" w:cs="Segoe UI Emoji"/>
+          <w:sz w:val="28"/>
+          <w:szCs w:val="28"/>
+        </w:rPr>
+        <w:t xml:space="preserve"> you have </w:t>
+      </w:r>
+      <w:proofErr w:type="spellStart"/>
+      <w:r>
+        <w:rPr>
+          <w:rFonts w:ascii="Segoe UI Emoji" w:hAnsi="Segoe UI Emoji" w:cs="Segoe UI Emoji"/>
+          <w:sz w:val="28"/>
+          <w:szCs w:val="28"/>
+        </w:rPr>
+        <w:t>package.json</w:t>
+      </w:r>
+      <w:proofErr w:type="spellEnd"/>
+      <w:r>
+        <w:rPr>
+          <w:rFonts w:ascii="Segoe UI Emoji" w:hAnsi="Segoe UI Emoji" w:cs="Segoe UI Emoji"/>
+          <w:sz w:val="28"/>
+          <w:szCs w:val="28"/>
+        </w:rPr>
+        <w:t xml:space="preserve"> and </w:t>
+      </w:r>
+      <w:proofErr w:type="spellStart"/>
+      <w:r>
+        <w:rPr>
+          <w:rFonts w:ascii="Segoe UI Emoji" w:hAnsi="Segoe UI Emoji" w:cs="Segoe UI Emoji"/>
+          <w:sz w:val="28"/>
+          <w:szCs w:val="28"/>
+        </w:rPr>
+        <w:t>pacage-lock.json</w:t>
+      </w:r>
+      <w:proofErr w:type="spellEnd"/>
+      <w:r>
+        <w:rPr>
+          <w:rFonts w:ascii="Segoe UI Emoji" w:hAnsi="Segoe UI Emoji" w:cs="Segoe UI Emoji"/>
+          <w:sz w:val="28"/>
+          <w:szCs w:val="28"/>
+        </w:rPr>
+        <w:t xml:space="preserve"> I can </w:t>
+      </w:r>
+      <w:proofErr w:type="spellStart"/>
+      <w:r>
+        <w:rPr>
+          <w:rFonts w:ascii="Segoe UI Emoji" w:hAnsi="Segoe UI Emoji" w:cs="Segoe UI Emoji"/>
+          <w:sz w:val="28"/>
+          <w:szCs w:val="28"/>
+        </w:rPr>
+        <w:t>re create</w:t>
+      </w:r>
+      <w:proofErr w:type="spellEnd"/>
+      <w:r>
+        <w:rPr>
+          <w:rFonts w:ascii="Segoe UI Emoji" w:hAnsi="Segoe UI Emoji" w:cs="Segoe UI Emoji"/>
+          <w:sz w:val="28"/>
+          <w:szCs w:val="28"/>
+        </w:rPr>
+        <w:t xml:space="preserve"> and re generate your node modules ….even I deleted my </w:t>
+      </w:r>
+      <w:proofErr w:type="spellStart"/>
+      <w:r>
+        <w:rPr>
+          <w:rFonts w:ascii="Segoe UI Emoji" w:hAnsi="Segoe UI Emoji" w:cs="Segoe UI Emoji"/>
+          <w:sz w:val="28"/>
+          <w:szCs w:val="28"/>
+        </w:rPr>
+        <w:t>node_modules</w:t>
+      </w:r>
+      <w:proofErr w:type="spellEnd"/>
+      <w:r>
+        <w:rPr>
+          <w:rFonts w:ascii="Segoe UI Emoji" w:hAnsi="Segoe UI Emoji" w:cs="Segoe UI Emoji"/>
+          <w:sz w:val="28"/>
+          <w:szCs w:val="28"/>
+        </w:rPr>
+        <w:t xml:space="preserve"> our project it will re install it if I want </w:t>
+      </w:r>
+    </w:p>
+    <w:p>
+      <w:pPr>
+        <w:rPr>
+          <w:rFonts w:ascii="Segoe UI Emoji" w:hAnsi="Segoe UI Emoji" w:cs="Segoe UI Emoji"/>
+          <w:sz w:val="28"/>
+          <w:szCs w:val="28"/>
+        </w:rPr>
+      </w:pPr>
+      <w:r>
+        <w:rPr>
+          <w:rFonts w:ascii="Segoe UI Emoji" w:hAnsi="Segoe UI Emoji" w:cs="Segoe UI Emoji"/>
+          <w:sz w:val="28"/>
+          <w:szCs w:val="28"/>
+        </w:rPr>
         <w:lastRenderedPageBreak/>
+        <w:t xml:space="preserve">Just like we have </w:t>
+      </w:r>
+      <w:proofErr w:type="spellStart"/>
+      <w:proofErr w:type="gramStart"/>
+      <w:r>
+        <w:rPr>
+          <w:rFonts w:ascii="Segoe UI Emoji" w:hAnsi="Segoe UI Emoji" w:cs="Segoe UI Emoji"/>
+          <w:sz w:val="28"/>
+          <w:szCs w:val="28"/>
+        </w:rPr>
+        <w:t>know</w:t>
+      </w:r>
+      <w:proofErr w:type="spellEnd"/>
+      <w:proofErr w:type="gramEnd"/>
+      <w:r>
+        <w:rPr>
+          <w:rFonts w:ascii="Segoe UI Emoji" w:hAnsi="Segoe UI Emoji" w:cs="Segoe UI Emoji"/>
+          <w:sz w:val="28"/>
+          <w:szCs w:val="28"/>
+        </w:rPr>
+        <w:t xml:space="preserve"> as </w:t>
+      </w:r>
+      <w:proofErr w:type="spellStart"/>
+      <w:r>
+        <w:rPr>
+          <w:rFonts w:ascii="Segoe UI Emoji" w:hAnsi="Segoe UI Emoji" w:cs="Segoe UI Emoji"/>
+          <w:sz w:val="28"/>
+          <w:szCs w:val="28"/>
+        </w:rPr>
+        <w:t>npm</w:t>
+      </w:r>
+      <w:proofErr w:type="spellEnd"/>
+      <w:r>
+        <w:rPr>
+          <w:rFonts w:ascii="Segoe UI Emoji" w:hAnsi="Segoe UI Emoji" w:cs="Segoe UI Emoji"/>
+          <w:sz w:val="28"/>
+          <w:szCs w:val="28"/>
+        </w:rPr>
+        <w:t xml:space="preserve"> similarly we have a </w:t>
+      </w:r>
+      <w:proofErr w:type="spellStart"/>
+      <w:r>
+        <w:rPr>
+          <w:rFonts w:ascii="Segoe UI Emoji" w:hAnsi="Segoe UI Emoji" w:cs="Segoe UI Emoji"/>
+          <w:sz w:val="28"/>
+          <w:szCs w:val="28"/>
+        </w:rPr>
+        <w:t>npx</w:t>
+      </w:r>
+      <w:proofErr w:type="spellEnd"/>
+    </w:p>
+    <w:p>
+      <w:pPr>
+        <w:rPr>
+          <w:rFonts w:ascii="Segoe UI Emoji" w:hAnsi="Segoe UI Emoji" w:cs="Segoe UI Emoji"/>
+          <w:sz w:val="28"/>
+          <w:szCs w:val="28"/>
+        </w:rPr>
+      </w:pPr>
+      <w:proofErr w:type="spellStart"/>
+      <w:r>
+        <w:rPr>
+          <w:rFonts w:ascii="Segoe UI Emoji" w:hAnsi="Segoe UI Emoji" w:cs="Segoe UI Emoji"/>
+          <w:sz w:val="28"/>
+          <w:szCs w:val="28"/>
+        </w:rPr>
+        <w:t>Npm</w:t>
+      </w:r>
+      <w:proofErr w:type="spellEnd"/>
+      <w:r>
+        <w:rPr>
+          <w:rFonts w:ascii="Segoe UI Emoji" w:hAnsi="Segoe UI Emoji" w:cs="Segoe UI Emoji"/>
+          <w:sz w:val="28"/>
+          <w:szCs w:val="28"/>
+        </w:rPr>
+        <w:t xml:space="preserve"> basically installed a package </w:t>
+      </w:r>
+    </w:p>
+    <w:p>
+      <w:pPr>
+        <w:rPr>
+          <w:rFonts w:ascii="Segoe UI Emoji" w:hAnsi="Segoe UI Emoji" w:cs="Segoe UI Emoji"/>
+          <w:sz w:val="28"/>
+          <w:szCs w:val="28"/>
+        </w:rPr>
+      </w:pPr>
+      <w:proofErr w:type="spellStart"/>
+      <w:r>
+        <w:rPr>
+          <w:rFonts w:ascii="Segoe UI Emoji" w:hAnsi="Segoe UI Emoji" w:cs="Segoe UI Emoji"/>
+          <w:sz w:val="28"/>
+          <w:szCs w:val="28"/>
+        </w:rPr>
+        <w:t>Npx</w:t>
+      </w:r>
+      <w:proofErr w:type="spellEnd"/>
+      <w:r>
+        <w:rPr>
+          <w:rFonts w:ascii="Segoe UI Emoji" w:hAnsi="Segoe UI Emoji" w:cs="Segoe UI Emoji"/>
+          <w:sz w:val="28"/>
+          <w:szCs w:val="28"/>
+        </w:rPr>
+        <w:t xml:space="preserve"> is executed the </w:t>
+      </w:r>
+      <w:proofErr w:type="spellStart"/>
+      <w:r>
+        <w:rPr>
+          <w:rFonts w:ascii="Segoe UI Emoji" w:hAnsi="Segoe UI Emoji" w:cs="Segoe UI Emoji"/>
+          <w:sz w:val="28"/>
+          <w:szCs w:val="28"/>
+        </w:rPr>
+        <w:t>packge</w:t>
+      </w:r>
+      <w:proofErr w:type="spellEnd"/>
+      <w:proofErr w:type="gramStart"/>
+      <w:r>
+        <w:rPr>
+          <w:rFonts w:ascii="Segoe UI Emoji" w:hAnsi="Segoe UI Emoji" w:cs="Segoe UI Emoji"/>
+          <w:sz w:val="28"/>
+          <w:szCs w:val="28"/>
+        </w:rPr>
+        <w:t xml:space="preserve"> ..</w:t>
+      </w:r>
+      <w:proofErr w:type="gramEnd"/>
+      <w:r>
+        <w:rPr>
+          <w:rFonts w:ascii="Segoe UI Emoji" w:hAnsi="Segoe UI Emoji" w:cs="Segoe UI Emoji"/>
+          <w:sz w:val="28"/>
+          <w:szCs w:val="28"/>
+        </w:rPr>
+        <w:t xml:space="preserve">like </w:t>
+      </w:r>
+      <w:proofErr w:type="spellStart"/>
+      <w:r>
+        <w:rPr>
+          <w:rFonts w:ascii="Segoe UI Emoji" w:hAnsi="Segoe UI Emoji" w:cs="Segoe UI Emoji"/>
+          <w:sz w:val="28"/>
+          <w:szCs w:val="28"/>
+        </w:rPr>
+        <w:t>npx</w:t>
+      </w:r>
+      <w:proofErr w:type="spellEnd"/>
+      <w:r>
+        <w:rPr>
+          <w:rFonts w:ascii="Segoe UI Emoji" w:hAnsi="Segoe UI Emoji" w:cs="Segoe UI Emoji"/>
+          <w:sz w:val="28"/>
+          <w:szCs w:val="28"/>
+        </w:rPr>
+        <w:t xml:space="preserve"> parcel index.html</w:t>
+      </w:r>
+    </w:p>
+    <w:p>
+      <w:pPr>
+        <w:rPr>
+          <w:rFonts w:ascii="Segoe UI Emoji" w:hAnsi="Segoe UI Emoji" w:cs="Segoe UI Emoji"/>
+          <w:sz w:val="28"/>
+          <w:szCs w:val="28"/>
+        </w:rPr>
+      </w:pPr>
+    </w:p>
+    <w:p>
+      <w:pPr>
+        <w:rPr>
+          <w:rFonts w:ascii="Segoe UI Emoji" w:hAnsi="Segoe UI Emoji" w:cs="Segoe UI Emoji"/>
+          <w:sz w:val="28"/>
+          <w:szCs w:val="28"/>
+        </w:rPr>
+      </w:pPr>
+      <w:r>
+        <w:rPr>
+          <w:rFonts w:ascii="Segoe UI Emoji" w:hAnsi="Segoe UI Emoji" w:cs="Segoe UI Emoji"/>
+          <w:sz w:val="28"/>
+          <w:szCs w:val="28"/>
+        </w:rPr>
+        <w:t># _Episode 02 - Igniting Our App_</w:t>
+      </w:r>
+    </w:p>
+    <w:p>
+      <w:pPr>
+        <w:rPr>
+          <w:rFonts w:ascii="Segoe UI Emoji" w:hAnsi="Segoe UI Emoji" w:cs="Segoe UI Emoji"/>
+          <w:sz w:val="28"/>
+          <w:szCs w:val="28"/>
+        </w:rPr>
+      </w:pPr>
+    </w:p>
+    <w:p>
+      <w:pPr>
+        <w:rPr>
+          <w:rFonts w:ascii="Segoe UI Emoji" w:hAnsi="Segoe UI Emoji" w:cs="Segoe UI Emoji"/>
+          <w:sz w:val="28"/>
+          <w:szCs w:val="28"/>
+        </w:rPr>
+      </w:pPr>
+      <w:r>
+        <w:rPr>
+          <w:rFonts w:ascii="Segoe UI Emoji" w:hAnsi="Segoe UI Emoji" w:cs="Segoe UI Emoji"/>
+          <w:sz w:val="28"/>
+          <w:szCs w:val="28"/>
+        </w:rPr>
+        <w:t>## Q: What is `</w:t>
+      </w:r>
+      <w:proofErr w:type="spellStart"/>
+      <w:r>
+        <w:rPr>
+          <w:rFonts w:ascii="Segoe UI Emoji" w:hAnsi="Segoe UI Emoji" w:cs="Segoe UI Emoji"/>
+          <w:sz w:val="28"/>
+          <w:szCs w:val="28"/>
+        </w:rPr>
+        <w:t>npm</w:t>
+      </w:r>
+      <w:proofErr w:type="spellEnd"/>
+      <w:r>
+        <w:rPr>
+          <w:rFonts w:ascii="Segoe UI Emoji" w:hAnsi="Segoe UI Emoji" w:cs="Segoe UI Emoji"/>
+          <w:sz w:val="28"/>
+          <w:szCs w:val="28"/>
+        </w:rPr>
+        <w:t>`?</w:t>
+      </w:r>
+    </w:p>
+    <w:p>
+      <w:pPr>
+        <w:rPr>
+          <w:rFonts w:ascii="Segoe UI Emoji" w:hAnsi="Segoe UI Emoji" w:cs="Segoe UI Emoji"/>
+          <w:sz w:val="28"/>
+          <w:szCs w:val="28"/>
+        </w:rPr>
+      </w:pPr>
+      <w:r>
+        <w:rPr>
+          <w:rFonts w:ascii="Segoe UI Emoji" w:hAnsi="Segoe UI Emoji" w:cs="Segoe UI Emoji"/>
+          <w:sz w:val="28"/>
+          <w:szCs w:val="28"/>
+        </w:rPr>
+        <w:t>A: `</w:t>
+      </w:r>
+      <w:proofErr w:type="spellStart"/>
+      <w:r>
+        <w:rPr>
+          <w:rFonts w:ascii="Segoe UI Emoji" w:hAnsi="Segoe UI Emoji" w:cs="Segoe UI Emoji"/>
+          <w:sz w:val="28"/>
+          <w:szCs w:val="28"/>
+        </w:rPr>
+        <w:t>npm</w:t>
+      </w:r>
+      <w:proofErr w:type="spellEnd"/>
+      <w:r>
+        <w:rPr>
+          <w:rFonts w:ascii="Segoe UI Emoji" w:hAnsi="Segoe UI Emoji" w:cs="Segoe UI Emoji"/>
+          <w:sz w:val="28"/>
+          <w:szCs w:val="28"/>
+        </w:rPr>
+        <w:t>` is the world's largest Software Registry. The registry contains over 800,000 code packages. Open-source developers use `</w:t>
+      </w:r>
+      <w:proofErr w:type="spellStart"/>
+      <w:r>
+        <w:rPr>
+          <w:rFonts w:ascii="Segoe UI Emoji" w:hAnsi="Segoe UI Emoji" w:cs="Segoe UI Emoji"/>
+          <w:sz w:val="28"/>
+          <w:szCs w:val="28"/>
+        </w:rPr>
+        <w:t>npm</w:t>
+      </w:r>
+      <w:proofErr w:type="spellEnd"/>
+      <w:r>
+        <w:rPr>
+          <w:rFonts w:ascii="Segoe UI Emoji" w:hAnsi="Segoe UI Emoji" w:cs="Segoe UI Emoji"/>
+          <w:sz w:val="28"/>
+          <w:szCs w:val="28"/>
+        </w:rPr>
+        <w:t>` to share software.</w:t>
+      </w:r>
+    </w:p>
+    <w:p>
+      <w:pPr>
+        <w:rPr>
+          <w:rFonts w:ascii="Segoe UI Emoji" w:hAnsi="Segoe UI Emoji" w:cs="Segoe UI Emoji"/>
+          <w:sz w:val="28"/>
+          <w:szCs w:val="28"/>
+        </w:rPr>
+      </w:pPr>
+      <w:proofErr w:type="spellStart"/>
+      <w:r>
+        <w:rPr>
+          <w:rFonts w:ascii="Segoe UI Emoji" w:hAnsi="Segoe UI Emoji" w:cs="Segoe UI Emoji"/>
+          <w:sz w:val="28"/>
+          <w:szCs w:val="28"/>
+        </w:rPr>
+        <w:t>npm</w:t>
+      </w:r>
+      <w:proofErr w:type="spellEnd"/>
+      <w:r>
+        <w:rPr>
+          <w:rFonts w:ascii="Segoe UI Emoji" w:hAnsi="Segoe UI Emoji" w:cs="Segoe UI Emoji"/>
+          <w:sz w:val="28"/>
+          <w:szCs w:val="28"/>
+        </w:rPr>
+        <w:t xml:space="preserve"> is lots of things:</w:t>
+      </w:r>
+    </w:p>
+    <w:p>
+      <w:pPr>
+        <w:rPr>
+          <w:rFonts w:ascii="Segoe UI Emoji" w:hAnsi="Segoe UI Emoji" w:cs="Segoe UI Emoji"/>
+          <w:sz w:val="28"/>
+          <w:szCs w:val="28"/>
+        </w:rPr>
+      </w:pPr>
+      <w:r>
+        <w:rPr>
+          <w:rFonts w:ascii="Segoe UI Emoji" w:hAnsi="Segoe UI Emoji" w:cs="Segoe UI Emoji"/>
+          <w:sz w:val="28"/>
+          <w:szCs w:val="28"/>
+        </w:rPr>
+        <w:t>- `</w:t>
+      </w:r>
+      <w:proofErr w:type="spellStart"/>
+      <w:r>
+        <w:rPr>
+          <w:rFonts w:ascii="Segoe UI Emoji" w:hAnsi="Segoe UI Emoji" w:cs="Segoe UI Emoji"/>
+          <w:sz w:val="28"/>
+          <w:szCs w:val="28"/>
+        </w:rPr>
+        <w:t>npm</w:t>
+      </w:r>
+      <w:proofErr w:type="spellEnd"/>
+      <w:r>
+        <w:rPr>
+          <w:rFonts w:ascii="Segoe UI Emoji" w:hAnsi="Segoe UI Emoji" w:cs="Segoe UI Emoji"/>
+          <w:sz w:val="28"/>
+          <w:szCs w:val="28"/>
+        </w:rPr>
+        <w:t xml:space="preserve">` is the package manager for Node.js. It was created in 2009 as an </w:t>
+      </w:r>
+      <w:proofErr w:type="gramStart"/>
+      <w:r>
+        <w:rPr>
+          <w:rFonts w:ascii="Segoe UI Emoji" w:hAnsi="Segoe UI Emoji" w:cs="Segoe UI Emoji"/>
+          <w:sz w:val="28"/>
+          <w:szCs w:val="28"/>
+        </w:rPr>
+        <w:t>open source</w:t>
+      </w:r>
+      <w:proofErr w:type="gramEnd"/>
+      <w:r>
+        <w:rPr>
+          <w:rFonts w:ascii="Segoe UI Emoji" w:hAnsi="Segoe UI Emoji" w:cs="Segoe UI Emoji"/>
+          <w:sz w:val="28"/>
+          <w:szCs w:val="28"/>
+        </w:rPr>
+        <w:t xml:space="preserve"> project to help JavaScript developers easily share packaged modules of code.</w:t>
+      </w:r>
+    </w:p>
+    <w:p>
+      <w:pPr>
+        <w:rPr>
+          <w:rFonts w:ascii="Segoe UI Emoji" w:hAnsi="Segoe UI Emoji" w:cs="Segoe UI Emoji"/>
+          <w:sz w:val="28"/>
+          <w:szCs w:val="28"/>
+        </w:rPr>
+      </w:pPr>
+      <w:r>
+        <w:rPr>
+          <w:rFonts w:ascii="Segoe UI Emoji" w:hAnsi="Segoe UI Emoji" w:cs="Segoe UI Emoji"/>
+          <w:sz w:val="28"/>
+          <w:szCs w:val="28"/>
+        </w:rPr>
+        <w:t>- The `</w:t>
+      </w:r>
+      <w:proofErr w:type="spellStart"/>
+      <w:r>
+        <w:rPr>
+          <w:rFonts w:ascii="Segoe UI Emoji" w:hAnsi="Segoe UI Emoji" w:cs="Segoe UI Emoji"/>
+          <w:sz w:val="28"/>
+          <w:szCs w:val="28"/>
+        </w:rPr>
+        <w:t>npm</w:t>
+      </w:r>
+      <w:proofErr w:type="spellEnd"/>
+      <w:r>
+        <w:rPr>
+          <w:rFonts w:ascii="Segoe UI Emoji" w:hAnsi="Segoe UI Emoji" w:cs="Segoe UI Emoji"/>
+          <w:sz w:val="28"/>
+          <w:szCs w:val="28"/>
+        </w:rPr>
+        <w:t>` Registry is a public collection of packages of open-source code for` Node.js, front-end web apps, mobile apps, robots, routers`, and countless other needs of the JavaScript community.</w:t>
+      </w:r>
+    </w:p>
+    <w:p>
+      <w:pPr>
+        <w:rPr>
+          <w:rFonts w:ascii="Segoe UI Emoji" w:hAnsi="Segoe UI Emoji" w:cs="Segoe UI Emoji"/>
+          <w:sz w:val="28"/>
+          <w:szCs w:val="28"/>
+        </w:rPr>
+      </w:pPr>
+      <w:r>
+        <w:rPr>
+          <w:rFonts w:ascii="Segoe UI Emoji" w:hAnsi="Segoe UI Emoji" w:cs="Segoe UI Emoji"/>
+          <w:sz w:val="28"/>
+          <w:szCs w:val="28"/>
+        </w:rPr>
+        <w:t>- `</w:t>
+      </w:r>
+      <w:proofErr w:type="spellStart"/>
+      <w:r>
+        <w:rPr>
+          <w:rFonts w:ascii="Segoe UI Emoji" w:hAnsi="Segoe UI Emoji" w:cs="Segoe UI Emoji"/>
+          <w:sz w:val="28"/>
+          <w:szCs w:val="28"/>
+        </w:rPr>
+        <w:t>npm</w:t>
+      </w:r>
+      <w:proofErr w:type="spellEnd"/>
+      <w:r>
+        <w:rPr>
+          <w:rFonts w:ascii="Segoe UI Emoji" w:hAnsi="Segoe UI Emoji" w:cs="Segoe UI Emoji"/>
+          <w:sz w:val="28"/>
+          <w:szCs w:val="28"/>
+        </w:rPr>
+        <w:t>` alternative is `yarn`</w:t>
+      </w:r>
+    </w:p>
+    <w:p>
+      <w:pPr>
+        <w:rPr>
+          <w:rFonts w:ascii="Segoe UI Emoji" w:hAnsi="Segoe UI Emoji" w:cs="Segoe UI Emoji"/>
+          <w:sz w:val="28"/>
+          <w:szCs w:val="28"/>
+        </w:rPr>
+      </w:pPr>
+    </w:p>
+    <w:p>
+      <w:pPr>
+        <w:rPr>
+          <w:rFonts w:ascii="Segoe UI Emoji" w:hAnsi="Segoe UI Emoji" w:cs="Segoe UI Emoji"/>
+          <w:sz w:val="28"/>
+          <w:szCs w:val="28"/>
+        </w:rPr>
+      </w:pPr>
+      <w:r>
+        <w:rPr>
+          <w:rFonts w:ascii="Segoe UI Emoji" w:hAnsi="Segoe UI Emoji" w:cs="Segoe UI Emoji"/>
+          <w:sz w:val="28"/>
+          <w:szCs w:val="28"/>
+        </w:rPr>
+        <w:t>### How to initialize `</w:t>
+      </w:r>
+      <w:proofErr w:type="spellStart"/>
+      <w:r>
+        <w:rPr>
+          <w:rFonts w:ascii="Segoe UI Emoji" w:hAnsi="Segoe UI Emoji" w:cs="Segoe UI Emoji"/>
+          <w:sz w:val="28"/>
+          <w:szCs w:val="28"/>
+        </w:rPr>
+        <w:t>npm</w:t>
+      </w:r>
+      <w:proofErr w:type="spellEnd"/>
+      <w:r>
+        <w:rPr>
+          <w:rFonts w:ascii="Segoe UI Emoji" w:hAnsi="Segoe UI Emoji" w:cs="Segoe UI Emoji"/>
+          <w:sz w:val="28"/>
+          <w:szCs w:val="28"/>
+        </w:rPr>
+        <w:t>`?</w:t>
+      </w:r>
+    </w:p>
+    <w:p>
+      <w:pPr>
+        <w:rPr>
+          <w:rFonts w:ascii="Segoe UI Emoji" w:hAnsi="Segoe UI Emoji" w:cs="Segoe UI Emoji"/>
+          <w:sz w:val="28"/>
+          <w:szCs w:val="28"/>
+        </w:rPr>
+      </w:pPr>
+      <w:r>
+        <w:rPr>
+          <w:rFonts w:ascii="Segoe UI Emoji" w:hAnsi="Segoe UI Emoji" w:cs="Segoe UI Emoji"/>
+          <w:sz w:val="28"/>
+          <w:szCs w:val="28"/>
+        </w:rPr>
+        <w:t>```</w:t>
+      </w:r>
+    </w:p>
+    <w:p>
+      <w:pPr>
+        <w:rPr>
+          <w:rFonts w:ascii="Segoe UI Emoji" w:hAnsi="Segoe UI Emoji" w:cs="Segoe UI Emoji"/>
+          <w:sz w:val="28"/>
+          <w:szCs w:val="28"/>
+        </w:rPr>
+      </w:pPr>
+      <w:proofErr w:type="spellStart"/>
+      <w:r>
+        <w:rPr>
+          <w:rFonts w:ascii="Segoe UI Emoji" w:hAnsi="Segoe UI Emoji" w:cs="Segoe UI Emoji"/>
+          <w:sz w:val="28"/>
+          <w:szCs w:val="28"/>
+        </w:rPr>
+        <w:t>npm</w:t>
+      </w:r>
+      <w:proofErr w:type="spellEnd"/>
+      <w:r>
+        <w:rPr>
+          <w:rFonts w:ascii="Segoe UI Emoji" w:hAnsi="Segoe UI Emoji" w:cs="Segoe UI Emoji"/>
+          <w:sz w:val="28"/>
+          <w:szCs w:val="28"/>
+        </w:rPr>
+        <w:t xml:space="preserve"> </w:t>
+      </w:r>
+      <w:proofErr w:type="spellStart"/>
+      <w:r>
+        <w:rPr>
+          <w:rFonts w:ascii="Segoe UI Emoji" w:hAnsi="Segoe UI Emoji" w:cs="Segoe UI Emoji"/>
+          <w:sz w:val="28"/>
+          <w:szCs w:val="28"/>
+        </w:rPr>
+        <w:t>init</w:t>
+      </w:r>
+      <w:proofErr w:type="spellEnd"/>
+    </w:p>
+    <w:p>
+      <w:pPr>
+        <w:rPr>
+          <w:rFonts w:ascii="Segoe UI Emoji" w:hAnsi="Segoe UI Emoji" w:cs="Segoe UI Emoji"/>
+          <w:sz w:val="28"/>
+          <w:szCs w:val="28"/>
+        </w:rPr>
+      </w:pPr>
+      <w:r>
+        <w:rPr>
+          <w:rFonts w:ascii="Segoe UI Emoji" w:hAnsi="Segoe UI Emoji" w:cs="Segoe UI Emoji"/>
+          <w:sz w:val="28"/>
+          <w:szCs w:val="28"/>
+        </w:rPr>
+        <w:t>```</w:t>
+      </w:r>
+    </w:p>
+    <w:p>
+      <w:pPr>
+        <w:rPr>
+          <w:rFonts w:ascii="Segoe UI Emoji" w:hAnsi="Segoe UI Emoji" w:cs="Segoe UI Emoji"/>
+          <w:sz w:val="28"/>
+          <w:szCs w:val="28"/>
+        </w:rPr>
+      </w:pPr>
+      <w:r>
+        <w:rPr>
+          <w:rFonts w:ascii="Segoe UI Emoji" w:hAnsi="Segoe UI Emoji" w:cs="Segoe UI Emoji"/>
+          <w:sz w:val="28"/>
+          <w:szCs w:val="28"/>
+        </w:rPr>
+        <w:t>`</w:t>
+      </w:r>
+      <w:proofErr w:type="spellStart"/>
+      <w:r>
+        <w:rPr>
+          <w:rFonts w:ascii="Segoe UI Emoji" w:hAnsi="Segoe UI Emoji" w:cs="Segoe UI Emoji"/>
+          <w:sz w:val="28"/>
+          <w:szCs w:val="28"/>
+        </w:rPr>
+        <w:t>npm</w:t>
+      </w:r>
+      <w:proofErr w:type="spellEnd"/>
+      <w:r>
+        <w:rPr>
+          <w:rFonts w:ascii="Segoe UI Emoji" w:hAnsi="Segoe UI Emoji" w:cs="Segoe UI Emoji"/>
+          <w:sz w:val="28"/>
+          <w:szCs w:val="28"/>
+        </w:rPr>
+        <w:t xml:space="preserve"> </w:t>
+      </w:r>
+      <w:proofErr w:type="spellStart"/>
+      <w:r>
+        <w:rPr>
+          <w:rFonts w:ascii="Segoe UI Emoji" w:hAnsi="Segoe UI Emoji" w:cs="Segoe UI Emoji"/>
+          <w:sz w:val="28"/>
+          <w:szCs w:val="28"/>
+        </w:rPr>
+        <w:t>init</w:t>
+      </w:r>
+      <w:proofErr w:type="spellEnd"/>
+      <w:r>
+        <w:rPr>
+          <w:rFonts w:ascii="Segoe UI Emoji" w:hAnsi="Segoe UI Emoji" w:cs="Segoe UI Emoji"/>
+          <w:sz w:val="28"/>
+          <w:szCs w:val="28"/>
+        </w:rPr>
+        <w:t xml:space="preserve"> -y` can be used to skip the setup step, `</w:t>
+      </w:r>
+      <w:proofErr w:type="spellStart"/>
+      <w:r>
+        <w:rPr>
+          <w:rFonts w:ascii="Segoe UI Emoji" w:hAnsi="Segoe UI Emoji" w:cs="Segoe UI Emoji"/>
+          <w:sz w:val="28"/>
+          <w:szCs w:val="28"/>
+        </w:rPr>
+        <w:t>npm</w:t>
+      </w:r>
+      <w:proofErr w:type="spellEnd"/>
+      <w:r>
+        <w:rPr>
+          <w:rFonts w:ascii="Segoe UI Emoji" w:hAnsi="Segoe UI Emoji" w:cs="Segoe UI Emoji"/>
+          <w:sz w:val="28"/>
+          <w:szCs w:val="28"/>
+        </w:rPr>
+        <w:t>` takes care of it and creates the `</w:t>
+      </w:r>
+      <w:proofErr w:type="spellStart"/>
+      <w:proofErr w:type="gramStart"/>
+      <w:r>
+        <w:rPr>
+          <w:rFonts w:ascii="Segoe UI Emoji" w:hAnsi="Segoe UI Emoji" w:cs="Segoe UI Emoji"/>
+          <w:sz w:val="28"/>
+          <w:szCs w:val="28"/>
+        </w:rPr>
+        <w:t>package.json</w:t>
+      </w:r>
+      <w:proofErr w:type="spellEnd"/>
+      <w:proofErr w:type="gramEnd"/>
+      <w:r>
+        <w:rPr>
+          <w:rFonts w:ascii="Segoe UI Emoji" w:hAnsi="Segoe UI Emoji" w:cs="Segoe UI Emoji"/>
+          <w:sz w:val="28"/>
+          <w:szCs w:val="28"/>
+        </w:rPr>
+        <w:t xml:space="preserve">` </w:t>
+      </w:r>
+      <w:proofErr w:type="spellStart"/>
+      <w:r>
+        <w:rPr>
+          <w:rFonts w:ascii="Segoe UI Emoji" w:hAnsi="Segoe UI Emoji" w:cs="Segoe UI Emoji"/>
+          <w:sz w:val="28"/>
+          <w:szCs w:val="28"/>
+        </w:rPr>
+        <w:t>json</w:t>
+      </w:r>
+      <w:proofErr w:type="spellEnd"/>
+      <w:r>
+        <w:rPr>
+          <w:rFonts w:ascii="Segoe UI Emoji" w:hAnsi="Segoe UI Emoji" w:cs="Segoe UI Emoji"/>
+          <w:sz w:val="28"/>
+          <w:szCs w:val="28"/>
+        </w:rPr>
+        <w:t xml:space="preserve"> file automatically , but without configurations.</w:t>
+      </w:r>
+    </w:p>
+    <w:p>
+      <w:pPr>
+        <w:rPr>
+          <w:rFonts w:ascii="Segoe UI Emoji" w:hAnsi="Segoe UI Emoji" w:cs="Segoe UI Emoji"/>
+          <w:sz w:val="28"/>
+          <w:szCs w:val="28"/>
+        </w:rPr>
+      </w:pPr>
+      <w:r>
+        <w:rPr>
+          <w:rFonts w:ascii="Segoe UI Emoji" w:hAnsi="Segoe UI Emoji" w:cs="Segoe UI Emoji"/>
+          <w:sz w:val="28"/>
+          <w:szCs w:val="28"/>
+        </w:rPr>
+        <w:t>- `</w:t>
+      </w:r>
+      <w:proofErr w:type="spellStart"/>
+      <w:r>
+        <w:rPr>
+          <w:rFonts w:ascii="Segoe UI Emoji" w:hAnsi="Segoe UI Emoji" w:cs="Segoe UI Emoji"/>
+          <w:sz w:val="28"/>
+          <w:szCs w:val="28"/>
+        </w:rPr>
+        <w:t>npm</w:t>
+      </w:r>
+      <w:proofErr w:type="spellEnd"/>
+      <w:r>
+        <w:rPr>
+          <w:rFonts w:ascii="Segoe UI Emoji" w:hAnsi="Segoe UI Emoji" w:cs="Segoe UI Emoji"/>
+          <w:sz w:val="28"/>
+          <w:szCs w:val="28"/>
+        </w:rPr>
+        <w:t>` is the command line client that allows developers to install and publish those packages.</w:t>
+      </w:r>
+    </w:p>
+    <w:p>
+      <w:pPr>
+        <w:rPr>
+          <w:rFonts w:ascii="Segoe UI Emoji" w:hAnsi="Segoe UI Emoji" w:cs="Segoe UI Emoji"/>
+          <w:sz w:val="28"/>
+          <w:szCs w:val="28"/>
+        </w:rPr>
+      </w:pPr>
+    </w:p>
+    <w:p>
+      <w:pPr>
+        <w:rPr>
+          <w:rFonts w:ascii="Segoe UI Emoji" w:hAnsi="Segoe UI Emoji" w:cs="Segoe UI Emoji"/>
+          <w:sz w:val="28"/>
+          <w:szCs w:val="28"/>
+        </w:rPr>
+      </w:pPr>
+      <w:r>
+        <w:rPr>
+          <w:rFonts w:ascii="Segoe UI Emoji" w:hAnsi="Segoe UI Emoji" w:cs="Segoe UI Emoji"/>
+          <w:sz w:val="28"/>
+          <w:szCs w:val="28"/>
+        </w:rPr>
+        <w:t>## Q: What is `Parcel/Webpack`? Why do we need it?</w:t>
+      </w:r>
+    </w:p>
+    <w:p>
+      <w:pPr>
+        <w:rPr>
+          <w:rFonts w:ascii="Segoe UI Emoji" w:hAnsi="Segoe UI Emoji" w:cs="Segoe UI Emoji"/>
+          <w:sz w:val="28"/>
+          <w:szCs w:val="28"/>
+        </w:rPr>
+      </w:pPr>
+    </w:p>
+    <w:p>
+      <w:pPr>
+        <w:rPr>
+          <w:rFonts w:ascii="Segoe UI Emoji" w:hAnsi="Segoe UI Emoji" w:cs="Segoe UI Emoji"/>
+          <w:sz w:val="28"/>
+          <w:szCs w:val="28"/>
+        </w:rPr>
+      </w:pPr>
+      <w:r>
+        <w:rPr>
+          <w:rFonts w:ascii="Segoe UI Emoji" w:hAnsi="Segoe UI Emoji" w:cs="Segoe UI Emoji"/>
+          <w:sz w:val="28"/>
+          <w:szCs w:val="28"/>
+        </w:rPr>
+        <w:lastRenderedPageBreak/>
+        <w:t>A: `Parcel` and `webpack` are the bundlers used mostly for `JavaScript` or `Typescript` code that helps you to `minify, clean, and make your code compact` so that it becomes easier to send a request or receive the response from the server when it usually takes you to transfer multiple files without using any bundler for loading the page of your application. Both of these bundlers substantially reduce the time it takes for the transfer of data and files to the server from the application. Along with that both bundlers parcel and webpack remove the unnecessary comments, new lines, any kind of block delimiters, and white spaces while the functionality of the code remains unchanged.</w:t>
+      </w:r>
+    </w:p>
+    <w:p>
+      <w:pPr>
+        <w:rPr>
+          <w:rFonts w:ascii="Segoe UI Emoji" w:hAnsi="Segoe UI Emoji" w:cs="Segoe UI Emoji"/>
+          <w:sz w:val="28"/>
+          <w:szCs w:val="28"/>
+        </w:rPr>
+      </w:pPr>
+    </w:p>
+    <w:p>
+      <w:pPr>
+        <w:rPr>
+          <w:rFonts w:ascii="Segoe UI Emoji" w:hAnsi="Segoe UI Emoji" w:cs="Segoe UI Emoji"/>
+          <w:sz w:val="28"/>
+          <w:szCs w:val="28"/>
+        </w:rPr>
+      </w:pPr>
+      <w:r>
+        <w:rPr>
+          <w:rFonts w:ascii="Segoe UI Emoji" w:hAnsi="Segoe UI Emoji" w:cs="Segoe UI Emoji"/>
+          <w:sz w:val="28"/>
+          <w:szCs w:val="28"/>
+        </w:rPr>
+        <w:t>Use of `Parcel/Webpack`:</w:t>
+      </w:r>
+    </w:p>
+    <w:p>
+      <w:pPr>
+        <w:rPr>
+          <w:rFonts w:ascii="Segoe UI Emoji" w:hAnsi="Segoe UI Emoji" w:cs="Segoe UI Emoji"/>
+          <w:sz w:val="28"/>
+          <w:szCs w:val="28"/>
+        </w:rPr>
+      </w:pPr>
+      <w:r>
+        <w:rPr>
+          <w:rFonts w:ascii="Segoe UI Emoji" w:hAnsi="Segoe UI Emoji" w:cs="Segoe UI Emoji"/>
+          <w:sz w:val="28"/>
+          <w:szCs w:val="28"/>
+        </w:rPr>
+        <w:t>Module bundlers are the way to organize and combine many files of JavaScript code into one file. A JavaScript bundler can be used when your project becomes too large for a single file or when you're working with libraries that have multiple dependencies.</w:t>
+      </w:r>
+    </w:p>
+    <w:p>
+      <w:pPr>
+        <w:rPr>
+          <w:rFonts w:ascii="Segoe UI Emoji" w:hAnsi="Segoe UI Emoji" w:cs="Segoe UI Emoji"/>
+          <w:sz w:val="28"/>
+          <w:szCs w:val="28"/>
+        </w:rPr>
+      </w:pPr>
+    </w:p>
+    <w:p>
+      <w:pPr>
+        <w:rPr>
+          <w:rFonts w:ascii="Segoe UI Emoji" w:hAnsi="Segoe UI Emoji" w:cs="Segoe UI Emoji"/>
+          <w:sz w:val="28"/>
+          <w:szCs w:val="28"/>
+        </w:rPr>
+      </w:pPr>
+      <w:r>
+        <w:rPr>
+          <w:rFonts w:ascii="Segoe UI Emoji" w:hAnsi="Segoe UI Emoji" w:cs="Segoe UI Emoji"/>
+          <w:sz w:val="28"/>
+          <w:szCs w:val="28"/>
+        </w:rPr>
+        <w:t>### installation commands:</w:t>
+      </w:r>
+    </w:p>
+    <w:p>
+      <w:pPr>
+        <w:rPr>
+          <w:rFonts w:ascii="Segoe UI Emoji" w:hAnsi="Segoe UI Emoji" w:cs="Segoe UI Emoji"/>
+          <w:sz w:val="28"/>
+          <w:szCs w:val="28"/>
+        </w:rPr>
+      </w:pPr>
+    </w:p>
+    <w:p>
+      <w:pPr>
+        <w:rPr>
+          <w:rFonts w:ascii="Segoe UI Emoji" w:hAnsi="Segoe UI Emoji" w:cs="Segoe UI Emoji"/>
+          <w:sz w:val="28"/>
+          <w:szCs w:val="28"/>
+        </w:rPr>
+      </w:pPr>
+      <w:r>
+        <w:rPr>
+          <w:rFonts w:ascii="Segoe UI Emoji" w:hAnsi="Segoe UI Emoji" w:cs="Segoe UI Emoji"/>
+          <w:sz w:val="28"/>
+          <w:szCs w:val="28"/>
+        </w:rPr>
+        <w:t>- Install:</w:t>
+      </w:r>
+    </w:p>
+    <w:p>
+      <w:pPr>
+        <w:rPr>
+          <w:rFonts w:ascii="Segoe UI Emoji" w:hAnsi="Segoe UI Emoji" w:cs="Segoe UI Emoji"/>
+          <w:sz w:val="28"/>
+          <w:szCs w:val="28"/>
+        </w:rPr>
+      </w:pPr>
+    </w:p>
+    <w:p>
+      <w:pPr>
+        <w:rPr>
+          <w:rFonts w:ascii="Segoe UI Emoji" w:hAnsi="Segoe UI Emoji" w:cs="Segoe UI Emoji"/>
+          <w:sz w:val="28"/>
+          <w:szCs w:val="28"/>
+        </w:rPr>
+      </w:pPr>
+      <w:r>
+        <w:rPr>
+          <w:rFonts w:ascii="Segoe UI Emoji" w:hAnsi="Segoe UI Emoji" w:cs="Segoe UI Emoji"/>
+          <w:sz w:val="28"/>
+          <w:szCs w:val="28"/>
+        </w:rPr>
+        <w:t>```</w:t>
+      </w:r>
+    </w:p>
+    <w:p>
+      <w:pPr>
+        <w:rPr>
+          <w:rFonts w:ascii="Segoe UI Emoji" w:hAnsi="Segoe UI Emoji" w:cs="Segoe UI Emoji"/>
+          <w:sz w:val="28"/>
+          <w:szCs w:val="28"/>
+        </w:rPr>
+      </w:pPr>
+      <w:proofErr w:type="spellStart"/>
+      <w:r>
+        <w:rPr>
+          <w:rFonts w:ascii="Segoe UI Emoji" w:hAnsi="Segoe UI Emoji" w:cs="Segoe UI Emoji"/>
+          <w:sz w:val="28"/>
+          <w:szCs w:val="28"/>
+        </w:rPr>
+        <w:t>npm</w:t>
+      </w:r>
+      <w:proofErr w:type="spellEnd"/>
+      <w:r>
+        <w:rPr>
+          <w:rFonts w:ascii="Segoe UI Emoji" w:hAnsi="Segoe UI Emoji" w:cs="Segoe UI Emoji"/>
+          <w:sz w:val="28"/>
+          <w:szCs w:val="28"/>
+        </w:rPr>
+        <w:t xml:space="preserve"> install -D parcel</w:t>
+      </w:r>
+    </w:p>
+    <w:p>
+      <w:pPr>
+        <w:rPr>
+          <w:rFonts w:ascii="Segoe UI Emoji" w:hAnsi="Segoe UI Emoji" w:cs="Segoe UI Emoji"/>
+          <w:sz w:val="28"/>
+          <w:szCs w:val="28"/>
+        </w:rPr>
+      </w:pPr>
+      <w:r>
+        <w:rPr>
+          <w:rFonts w:ascii="Segoe UI Emoji" w:hAnsi="Segoe UI Emoji" w:cs="Segoe UI Emoji"/>
+          <w:sz w:val="28"/>
+          <w:szCs w:val="28"/>
+        </w:rPr>
+        <w:t>```</w:t>
+      </w:r>
+    </w:p>
+    <w:p>
+      <w:pPr>
+        <w:rPr>
+          <w:rFonts w:ascii="Segoe UI Emoji" w:hAnsi="Segoe UI Emoji" w:cs="Segoe UI Emoji"/>
+          <w:sz w:val="28"/>
+          <w:szCs w:val="28"/>
+        </w:rPr>
+      </w:pPr>
+    </w:p>
+    <w:p>
+      <w:pPr>
+        <w:rPr>
+          <w:rFonts w:ascii="Segoe UI Emoji" w:hAnsi="Segoe UI Emoji" w:cs="Segoe UI Emoji"/>
+          <w:sz w:val="28"/>
+          <w:szCs w:val="28"/>
+        </w:rPr>
+      </w:pPr>
+      <w:r>
+        <w:rPr>
+          <w:rFonts w:ascii="Segoe UI Emoji" w:hAnsi="Segoe UI Emoji" w:cs="Segoe UI Emoji"/>
+          <w:sz w:val="28"/>
+          <w:szCs w:val="28"/>
+        </w:rPr>
+        <w:t>`-D` is used for development and as a development dependency.</w:t>
+      </w:r>
+    </w:p>
+    <w:p>
+      <w:pPr>
+        <w:rPr>
+          <w:rFonts w:ascii="Segoe UI Emoji" w:hAnsi="Segoe UI Emoji" w:cs="Segoe UI Emoji"/>
+          <w:sz w:val="28"/>
+          <w:szCs w:val="28"/>
+        </w:rPr>
+      </w:pPr>
+    </w:p>
+    <w:p>
+      <w:pPr>
+        <w:rPr>
+          <w:rFonts w:ascii="Segoe UI Emoji" w:hAnsi="Segoe UI Emoji" w:cs="Segoe UI Emoji"/>
+          <w:sz w:val="28"/>
+          <w:szCs w:val="28"/>
+        </w:rPr>
+      </w:pPr>
+      <w:r>
+        <w:rPr>
+          <w:rFonts w:ascii="Segoe UI Emoji" w:hAnsi="Segoe UI Emoji" w:cs="Segoe UI Emoji"/>
+          <w:sz w:val="28"/>
+          <w:szCs w:val="28"/>
+        </w:rPr>
+        <w:t xml:space="preserve">- Parcel </w:t>
+      </w:r>
+      <w:proofErr w:type="gramStart"/>
+      <w:r>
+        <w:rPr>
+          <w:rFonts w:ascii="Segoe UI Emoji" w:hAnsi="Segoe UI Emoji" w:cs="Segoe UI Emoji"/>
+          <w:sz w:val="28"/>
+          <w:szCs w:val="28"/>
+        </w:rPr>
+        <w:t>Commands :</w:t>
+      </w:r>
+      <w:proofErr w:type="gramEnd"/>
+    </w:p>
+    <w:p>
+      <w:pPr>
+        <w:rPr>
+          <w:rFonts w:ascii="Segoe UI Emoji" w:hAnsi="Segoe UI Emoji" w:cs="Segoe UI Emoji"/>
+          <w:sz w:val="28"/>
+          <w:szCs w:val="28"/>
+        </w:rPr>
+      </w:pPr>
+      <w:r>
+        <w:rPr>
+          <w:rFonts w:ascii="Segoe UI Emoji" w:hAnsi="Segoe UI Emoji" w:cs="Segoe UI Emoji"/>
+          <w:sz w:val="28"/>
+          <w:szCs w:val="28"/>
+        </w:rPr>
+        <w:t xml:space="preserve">  - For development build:</w:t>
+      </w:r>
+    </w:p>
+    <w:p>
+      <w:pPr>
+        <w:rPr>
+          <w:rFonts w:ascii="Segoe UI Emoji" w:hAnsi="Segoe UI Emoji" w:cs="Segoe UI Emoji"/>
+          <w:sz w:val="28"/>
+          <w:szCs w:val="28"/>
+        </w:rPr>
+      </w:pPr>
+      <w:r>
+        <w:rPr>
+          <w:rFonts w:ascii="Segoe UI Emoji" w:hAnsi="Segoe UI Emoji" w:cs="Segoe UI Emoji"/>
+          <w:sz w:val="28"/>
+          <w:szCs w:val="28"/>
+        </w:rPr>
+        <w:t xml:space="preserve">  ```</w:t>
+      </w:r>
+    </w:p>
+    <w:p>
+      <w:pPr>
+        <w:rPr>
+          <w:rFonts w:ascii="Segoe UI Emoji" w:hAnsi="Segoe UI Emoji" w:cs="Segoe UI Emoji"/>
+          <w:sz w:val="28"/>
+          <w:szCs w:val="28"/>
+        </w:rPr>
+      </w:pPr>
+      <w:r>
+        <w:rPr>
+          <w:rFonts w:ascii="Segoe UI Emoji" w:hAnsi="Segoe UI Emoji" w:cs="Segoe UI Emoji"/>
+          <w:sz w:val="28"/>
+          <w:szCs w:val="28"/>
+        </w:rPr>
+        <w:t xml:space="preserve">  </w:t>
+      </w:r>
+      <w:proofErr w:type="spellStart"/>
+      <w:r>
+        <w:rPr>
+          <w:rFonts w:ascii="Segoe UI Emoji" w:hAnsi="Segoe UI Emoji" w:cs="Segoe UI Emoji"/>
+          <w:sz w:val="28"/>
+          <w:szCs w:val="28"/>
+        </w:rPr>
+        <w:t>npx</w:t>
+      </w:r>
+      <w:proofErr w:type="spellEnd"/>
+      <w:r>
+        <w:rPr>
+          <w:rFonts w:ascii="Segoe UI Emoji" w:hAnsi="Segoe UI Emoji" w:cs="Segoe UI Emoji"/>
+          <w:sz w:val="28"/>
+          <w:szCs w:val="28"/>
+        </w:rPr>
+        <w:t xml:space="preserve"> parcel &lt;</w:t>
+      </w:r>
+      <w:proofErr w:type="spellStart"/>
+      <w:r>
+        <w:rPr>
+          <w:rFonts w:ascii="Segoe UI Emoji" w:hAnsi="Segoe UI Emoji" w:cs="Segoe UI Emoji"/>
+          <w:sz w:val="28"/>
+          <w:szCs w:val="28"/>
+        </w:rPr>
+        <w:t>entry_point</w:t>
+      </w:r>
+      <w:proofErr w:type="spellEnd"/>
+      <w:r>
+        <w:rPr>
+          <w:rFonts w:ascii="Segoe UI Emoji" w:hAnsi="Segoe UI Emoji" w:cs="Segoe UI Emoji"/>
+          <w:sz w:val="28"/>
+          <w:szCs w:val="28"/>
+        </w:rPr>
+        <w:t>&gt;</w:t>
+      </w:r>
+    </w:p>
+    <w:p>
+      <w:pPr>
+        <w:rPr>
+          <w:rFonts w:ascii="Segoe UI Emoji" w:hAnsi="Segoe UI Emoji" w:cs="Segoe UI Emoji"/>
+          <w:sz w:val="28"/>
+          <w:szCs w:val="28"/>
+        </w:rPr>
+      </w:pPr>
+      <w:r>
+        <w:rPr>
+          <w:rFonts w:ascii="Segoe UI Emoji" w:hAnsi="Segoe UI Emoji" w:cs="Segoe UI Emoji"/>
+          <w:sz w:val="28"/>
+          <w:szCs w:val="28"/>
+        </w:rPr>
+        <w:lastRenderedPageBreak/>
+        <w:t xml:space="preserve">  ```</w:t>
+      </w:r>
+    </w:p>
+    <w:p>
+      <w:pPr>
+        <w:rPr>
+          <w:rFonts w:ascii="Segoe UI Emoji" w:hAnsi="Segoe UI Emoji" w:cs="Segoe UI Emoji"/>
+          <w:sz w:val="28"/>
+          <w:szCs w:val="28"/>
+        </w:rPr>
+      </w:pPr>
+      <w:r>
+        <w:rPr>
+          <w:rFonts w:ascii="Segoe UI Emoji" w:hAnsi="Segoe UI Emoji" w:cs="Segoe UI Emoji"/>
+          <w:sz w:val="28"/>
+          <w:szCs w:val="28"/>
+        </w:rPr>
+        <w:t xml:space="preserve">  - For production </w:t>
+      </w:r>
+      <w:proofErr w:type="gramStart"/>
+      <w:r>
+        <w:rPr>
+          <w:rFonts w:ascii="Segoe UI Emoji" w:hAnsi="Segoe UI Emoji" w:cs="Segoe UI Emoji"/>
+          <w:sz w:val="28"/>
+          <w:szCs w:val="28"/>
+        </w:rPr>
+        <w:t>build :</w:t>
+      </w:r>
+      <w:proofErr w:type="gramEnd"/>
+    </w:p>
+    <w:p>
+      <w:pPr>
+        <w:rPr>
+          <w:rFonts w:ascii="Segoe UI Emoji" w:hAnsi="Segoe UI Emoji" w:cs="Segoe UI Emoji"/>
+          <w:sz w:val="28"/>
+          <w:szCs w:val="28"/>
+        </w:rPr>
+      </w:pPr>
+      <w:r>
+        <w:rPr>
+          <w:rFonts w:ascii="Segoe UI Emoji" w:hAnsi="Segoe UI Emoji" w:cs="Segoe UI Emoji"/>
+          <w:sz w:val="28"/>
+          <w:szCs w:val="28"/>
+        </w:rPr>
+        <w:t xml:space="preserve">  ```</w:t>
+      </w:r>
+    </w:p>
+    <w:p>
+      <w:pPr>
+        <w:rPr>
+          <w:rFonts w:ascii="Segoe UI Emoji" w:hAnsi="Segoe UI Emoji" w:cs="Segoe UI Emoji"/>
+          <w:sz w:val="28"/>
+          <w:szCs w:val="28"/>
+        </w:rPr>
+      </w:pPr>
+      <w:r>
+        <w:rPr>
+          <w:rFonts w:ascii="Segoe UI Emoji" w:hAnsi="Segoe UI Emoji" w:cs="Segoe UI Emoji"/>
+          <w:sz w:val="28"/>
+          <w:szCs w:val="28"/>
+        </w:rPr>
+        <w:t xml:space="preserve">  </w:t>
+      </w:r>
+      <w:proofErr w:type="spellStart"/>
+      <w:r>
+        <w:rPr>
+          <w:rFonts w:ascii="Segoe UI Emoji" w:hAnsi="Segoe UI Emoji" w:cs="Segoe UI Emoji"/>
+          <w:sz w:val="28"/>
+          <w:szCs w:val="28"/>
+        </w:rPr>
+        <w:t>npx</w:t>
+      </w:r>
+      <w:proofErr w:type="spellEnd"/>
+      <w:r>
+        <w:rPr>
+          <w:rFonts w:ascii="Segoe UI Emoji" w:hAnsi="Segoe UI Emoji" w:cs="Segoe UI Emoji"/>
+          <w:sz w:val="28"/>
+          <w:szCs w:val="28"/>
+        </w:rPr>
+        <w:t xml:space="preserve"> parcel build &lt;</w:t>
+      </w:r>
+      <w:proofErr w:type="spellStart"/>
+      <w:r>
+        <w:rPr>
+          <w:rFonts w:ascii="Segoe UI Emoji" w:hAnsi="Segoe UI Emoji" w:cs="Segoe UI Emoji"/>
+          <w:sz w:val="28"/>
+          <w:szCs w:val="28"/>
+        </w:rPr>
+        <w:t>entry_point</w:t>
+      </w:r>
+      <w:proofErr w:type="spellEnd"/>
+      <w:r>
+        <w:rPr>
+          <w:rFonts w:ascii="Segoe UI Emoji" w:hAnsi="Segoe UI Emoji" w:cs="Segoe UI Emoji"/>
+          <w:sz w:val="28"/>
+          <w:szCs w:val="28"/>
+        </w:rPr>
+        <w:t>&gt;</w:t>
+      </w:r>
+    </w:p>
+    <w:p>
+      <w:pPr>
+        <w:rPr>
+          <w:rFonts w:ascii="Segoe UI Emoji" w:hAnsi="Segoe UI Emoji" w:cs="Segoe UI Emoji"/>
+          <w:sz w:val="28"/>
+          <w:szCs w:val="28"/>
+        </w:rPr>
+      </w:pPr>
+      <w:r>
+        <w:rPr>
+          <w:rFonts w:ascii="Segoe UI Emoji" w:hAnsi="Segoe UI Emoji" w:cs="Segoe UI Emoji"/>
+          <w:sz w:val="28"/>
+          <w:szCs w:val="28"/>
+        </w:rPr>
+        <w:t xml:space="preserve">  ```</w:t>
+      </w:r>
+    </w:p>
+    <w:p>
+      <w:pPr>
+        <w:rPr>
+          <w:rFonts w:ascii="Segoe UI Emoji" w:hAnsi="Segoe UI Emoji" w:cs="Segoe UI Emoji"/>
+          <w:sz w:val="28"/>
+          <w:szCs w:val="28"/>
+        </w:rPr>
+      </w:pPr>
+    </w:p>
+    <w:p>
+      <w:pPr>
+        <w:rPr>
+          <w:rFonts w:ascii="Segoe UI Emoji" w:hAnsi="Segoe UI Emoji" w:cs="Segoe UI Emoji"/>
+          <w:sz w:val="28"/>
+          <w:szCs w:val="28"/>
+        </w:rPr>
+      </w:pPr>
+      <w:r>
+        <w:rPr>
+          <w:rFonts w:ascii="Segoe UI Emoji" w:hAnsi="Segoe UI Emoji" w:cs="Segoe UI Emoji"/>
+          <w:sz w:val="28"/>
+          <w:szCs w:val="28"/>
+        </w:rPr>
+        <w:t xml:space="preserve">## Q: Why is </w:t>
+      </w:r>
+      <w:proofErr w:type="gramStart"/>
+      <w:r>
+        <w:rPr>
+          <w:rFonts w:ascii="Segoe UI Emoji" w:hAnsi="Segoe UI Emoji" w:cs="Segoe UI Emoji"/>
+          <w:sz w:val="28"/>
+          <w:szCs w:val="28"/>
+        </w:rPr>
+        <w:t>`.parcel</w:t>
+      </w:r>
+      <w:proofErr w:type="gramEnd"/>
+      <w:r>
+        <w:rPr>
+          <w:rFonts w:ascii="Segoe UI Emoji" w:hAnsi="Segoe UI Emoji" w:cs="Segoe UI Emoji"/>
+          <w:sz w:val="28"/>
+          <w:szCs w:val="28"/>
+        </w:rPr>
+        <w:t>-cache` folder?</w:t>
+      </w:r>
+    </w:p>
+    <w:p>
+      <w:pPr>
+        <w:rPr>
+          <w:rFonts w:ascii="Segoe UI Emoji" w:hAnsi="Segoe UI Emoji" w:cs="Segoe UI Emoji"/>
+          <w:sz w:val="28"/>
+          <w:szCs w:val="28"/>
+        </w:rPr>
+      </w:pPr>
+    </w:p>
+    <w:p>
+      <w:pPr>
+        <w:rPr>
+          <w:rFonts w:ascii="Segoe UI Emoji" w:hAnsi="Segoe UI Emoji" w:cs="Segoe UI Emoji"/>
+          <w:sz w:val="28"/>
+          <w:szCs w:val="28"/>
+        </w:rPr>
+      </w:pPr>
+      <w:r>
+        <w:rPr>
+          <w:rFonts w:ascii="Segoe UI Emoji" w:hAnsi="Segoe UI Emoji" w:cs="Segoe UI Emoji"/>
+          <w:sz w:val="28"/>
+          <w:szCs w:val="28"/>
+        </w:rPr>
+        <w:t xml:space="preserve">A: `cache folder` (or </w:t>
+      </w:r>
+      <w:proofErr w:type="gramStart"/>
+      <w:r>
+        <w:rPr>
+          <w:rFonts w:ascii="Segoe UI Emoji" w:hAnsi="Segoe UI Emoji" w:cs="Segoe UI Emoji"/>
+          <w:sz w:val="28"/>
+          <w:szCs w:val="28"/>
+        </w:rPr>
+        <w:t>`.parcel</w:t>
+      </w:r>
+      <w:proofErr w:type="gramEnd"/>
+      <w:r>
+        <w:rPr>
+          <w:rFonts w:ascii="Segoe UI Emoji" w:hAnsi="Segoe UI Emoji" w:cs="Segoe UI Emoji"/>
+          <w:sz w:val="28"/>
+          <w:szCs w:val="28"/>
+        </w:rPr>
+        <w:t>-cache in parcel v2`) stores information about your project when parcel builds it, so that when it rebuilds, it doesn't have to re-parse and re-</w:t>
+      </w:r>
+      <w:proofErr w:type="spellStart"/>
+      <w:r>
+        <w:rPr>
+          <w:rFonts w:ascii="Segoe UI Emoji" w:hAnsi="Segoe UI Emoji" w:cs="Segoe UI Emoji"/>
+          <w:sz w:val="28"/>
+          <w:szCs w:val="28"/>
+        </w:rPr>
+        <w:t>analyze</w:t>
+      </w:r>
+      <w:proofErr w:type="spellEnd"/>
+      <w:r>
+        <w:rPr>
+          <w:rFonts w:ascii="Segoe UI Emoji" w:hAnsi="Segoe UI Emoji" w:cs="Segoe UI Emoji"/>
+          <w:sz w:val="28"/>
+          <w:szCs w:val="28"/>
+        </w:rPr>
+        <w:t xml:space="preserve"> everything from scratch. It's a key reason why parcel can be so fast in development mode.</w:t>
+      </w:r>
+    </w:p>
+    <w:p>
+      <w:pPr>
+        <w:rPr>
+          <w:rFonts w:ascii="Segoe UI Emoji" w:hAnsi="Segoe UI Emoji" w:cs="Segoe UI Emoji"/>
+          <w:sz w:val="28"/>
+          <w:szCs w:val="28"/>
+        </w:rPr>
+      </w:pPr>
+    </w:p>
+    <w:p>
+      <w:pPr>
+        <w:rPr>
+          <w:rFonts w:ascii="Segoe UI Emoji" w:hAnsi="Segoe UI Emoji" w:cs="Segoe UI Emoji"/>
+          <w:sz w:val="28"/>
+          <w:szCs w:val="28"/>
+        </w:rPr>
+      </w:pPr>
+      <w:r>
+        <w:rPr>
+          <w:rFonts w:ascii="Segoe UI Emoji" w:hAnsi="Segoe UI Emoji" w:cs="Segoe UI Emoji"/>
+          <w:sz w:val="28"/>
+          <w:szCs w:val="28"/>
+        </w:rPr>
+        <w:t>## Q: What is `</w:t>
+      </w:r>
+      <w:proofErr w:type="spellStart"/>
+      <w:r>
+        <w:rPr>
+          <w:rFonts w:ascii="Segoe UI Emoji" w:hAnsi="Segoe UI Emoji" w:cs="Segoe UI Emoji"/>
+          <w:sz w:val="28"/>
+          <w:szCs w:val="28"/>
+        </w:rPr>
+        <w:t>npx</w:t>
+      </w:r>
+      <w:proofErr w:type="spellEnd"/>
+      <w:r>
+        <w:rPr>
+          <w:rFonts w:ascii="Segoe UI Emoji" w:hAnsi="Segoe UI Emoji" w:cs="Segoe UI Emoji"/>
+          <w:sz w:val="28"/>
+          <w:szCs w:val="28"/>
+        </w:rPr>
+        <w:t>`?</w:t>
+      </w:r>
+    </w:p>
+    <w:p>
+      <w:pPr>
+        <w:rPr>
+          <w:rFonts w:ascii="Segoe UI Emoji" w:hAnsi="Segoe UI Emoji" w:cs="Segoe UI Emoji"/>
+          <w:sz w:val="28"/>
+          <w:szCs w:val="28"/>
+        </w:rPr>
+      </w:pPr>
+    </w:p>
+    <w:p>
+      <w:pPr>
+        <w:rPr>
+          <w:rFonts w:ascii="Segoe UI Emoji" w:hAnsi="Segoe UI Emoji" w:cs="Segoe UI Emoji"/>
+          <w:sz w:val="28"/>
+          <w:szCs w:val="28"/>
+        </w:rPr>
+      </w:pPr>
+      <w:r>
+        <w:rPr>
+          <w:rFonts w:ascii="Segoe UI Emoji" w:hAnsi="Segoe UI Emoji" w:cs="Segoe UI Emoji"/>
+          <w:sz w:val="28"/>
+          <w:szCs w:val="28"/>
+        </w:rPr>
+        <w:t>A: `</w:t>
+      </w:r>
+      <w:proofErr w:type="spellStart"/>
+      <w:r>
+        <w:rPr>
+          <w:rFonts w:ascii="Segoe UI Emoji" w:hAnsi="Segoe UI Emoji" w:cs="Segoe UI Emoji"/>
+          <w:sz w:val="28"/>
+          <w:szCs w:val="28"/>
+        </w:rPr>
+        <w:t>npx</w:t>
+      </w:r>
+      <w:proofErr w:type="spellEnd"/>
+      <w:r>
+        <w:rPr>
+          <w:rFonts w:ascii="Segoe UI Emoji" w:hAnsi="Segoe UI Emoji" w:cs="Segoe UI Emoji"/>
+          <w:sz w:val="28"/>
+          <w:szCs w:val="28"/>
+        </w:rPr>
+        <w:t xml:space="preserve">` stands for `Node Package </w:t>
+      </w:r>
+      <w:proofErr w:type="spellStart"/>
+      <w:r>
+        <w:rPr>
+          <w:rFonts w:ascii="Segoe UI Emoji" w:hAnsi="Segoe UI Emoji" w:cs="Segoe UI Emoji"/>
+          <w:sz w:val="28"/>
+          <w:szCs w:val="28"/>
+        </w:rPr>
+        <w:t>eXecute</w:t>
+      </w:r>
+      <w:proofErr w:type="spellEnd"/>
+      <w:r>
+        <w:rPr>
+          <w:rFonts w:ascii="Segoe UI Emoji" w:hAnsi="Segoe UI Emoji" w:cs="Segoe UI Emoji"/>
+          <w:sz w:val="28"/>
+          <w:szCs w:val="28"/>
+        </w:rPr>
+        <w:t>`. It is simply an `</w:t>
+      </w:r>
+      <w:proofErr w:type="spellStart"/>
+      <w:r>
+        <w:rPr>
+          <w:rFonts w:ascii="Segoe UI Emoji" w:hAnsi="Segoe UI Emoji" w:cs="Segoe UI Emoji"/>
+          <w:sz w:val="28"/>
+          <w:szCs w:val="28"/>
+        </w:rPr>
+        <w:t>npm</w:t>
+      </w:r>
+      <w:proofErr w:type="spellEnd"/>
+      <w:r>
+        <w:rPr>
+          <w:rFonts w:ascii="Segoe UI Emoji" w:hAnsi="Segoe UI Emoji" w:cs="Segoe UI Emoji"/>
+          <w:sz w:val="28"/>
+          <w:szCs w:val="28"/>
+        </w:rPr>
+        <w:t xml:space="preserve">` package runner. It allows developers to execute any </w:t>
+      </w:r>
+      <w:proofErr w:type="spellStart"/>
+      <w:r>
+        <w:rPr>
+          <w:rFonts w:ascii="Segoe UI Emoji" w:hAnsi="Segoe UI Emoji" w:cs="Segoe UI Emoji"/>
+          <w:sz w:val="28"/>
+          <w:szCs w:val="28"/>
+        </w:rPr>
+        <w:t>Javascript</w:t>
+      </w:r>
+      <w:proofErr w:type="spellEnd"/>
+      <w:r>
+        <w:rPr>
+          <w:rFonts w:ascii="Segoe UI Emoji" w:hAnsi="Segoe UI Emoji" w:cs="Segoe UI Emoji"/>
+          <w:sz w:val="28"/>
+          <w:szCs w:val="28"/>
+        </w:rPr>
+        <w:t xml:space="preserve"> Package available on the </w:t>
+      </w:r>
+      <w:proofErr w:type="spellStart"/>
+      <w:r>
+        <w:rPr>
+          <w:rFonts w:ascii="Segoe UI Emoji" w:hAnsi="Segoe UI Emoji" w:cs="Segoe UI Emoji"/>
+          <w:sz w:val="28"/>
+          <w:szCs w:val="28"/>
+        </w:rPr>
+        <w:t>npm</w:t>
+      </w:r>
+      <w:proofErr w:type="spellEnd"/>
+      <w:r>
+        <w:rPr>
+          <w:rFonts w:ascii="Segoe UI Emoji" w:hAnsi="Segoe UI Emoji" w:cs="Segoe UI Emoji"/>
+          <w:sz w:val="28"/>
+          <w:szCs w:val="28"/>
+        </w:rPr>
+        <w:t xml:space="preserve"> registry without even installing it. </w:t>
+      </w:r>
+      <w:proofErr w:type="spellStart"/>
+      <w:r>
+        <w:rPr>
+          <w:rFonts w:ascii="Segoe UI Emoji" w:hAnsi="Segoe UI Emoji" w:cs="Segoe UI Emoji"/>
+          <w:sz w:val="28"/>
+          <w:szCs w:val="28"/>
+        </w:rPr>
+        <w:t>npx</w:t>
+      </w:r>
+      <w:proofErr w:type="spellEnd"/>
+      <w:r>
+        <w:rPr>
+          <w:rFonts w:ascii="Segoe UI Emoji" w:hAnsi="Segoe UI Emoji" w:cs="Segoe UI Emoji"/>
+          <w:sz w:val="28"/>
+          <w:szCs w:val="28"/>
+        </w:rPr>
+        <w:t xml:space="preserve"> is installed automatically with </w:t>
+      </w:r>
+      <w:proofErr w:type="spellStart"/>
+      <w:r>
+        <w:rPr>
+          <w:rFonts w:ascii="Segoe UI Emoji" w:hAnsi="Segoe UI Emoji" w:cs="Segoe UI Emoji"/>
+          <w:sz w:val="28"/>
+          <w:szCs w:val="28"/>
+        </w:rPr>
+        <w:t>npm</w:t>
+      </w:r>
+      <w:proofErr w:type="spellEnd"/>
+      <w:r>
+        <w:rPr>
+          <w:rFonts w:ascii="Segoe UI Emoji" w:hAnsi="Segoe UI Emoji" w:cs="Segoe UI Emoji"/>
+          <w:sz w:val="28"/>
+          <w:szCs w:val="28"/>
+        </w:rPr>
+        <w:t xml:space="preserve"> version 5.2.</w:t>
+      </w:r>
+    </w:p>
+    <w:p>
+      <w:pPr>
+        <w:rPr>
+          <w:rFonts w:ascii="Segoe UI Emoji" w:hAnsi="Segoe UI Emoji" w:cs="Segoe UI Emoji"/>
+          <w:sz w:val="28"/>
+          <w:szCs w:val="28"/>
+        </w:rPr>
+      </w:pPr>
+    </w:p>
+    <w:p>
+      <w:pPr>
+        <w:rPr>
+          <w:rFonts w:ascii="Segoe UI Emoji" w:hAnsi="Segoe UI Emoji" w:cs="Segoe UI Emoji"/>
+          <w:sz w:val="28"/>
+          <w:szCs w:val="28"/>
+        </w:rPr>
+      </w:pPr>
+      <w:r>
+        <w:rPr>
+          <w:rFonts w:ascii="Segoe UI Emoji" w:hAnsi="Segoe UI Emoji" w:cs="Segoe UI Emoji"/>
+          <w:sz w:val="28"/>
+          <w:szCs w:val="28"/>
+        </w:rPr>
+        <w:t xml:space="preserve">## Q: What is difference between `dependencies vs </w:t>
+      </w:r>
+      <w:proofErr w:type="spellStart"/>
+      <w:r>
+        <w:rPr>
+          <w:rFonts w:ascii="Segoe UI Emoji" w:hAnsi="Segoe UI Emoji" w:cs="Segoe UI Emoji"/>
+          <w:sz w:val="28"/>
+          <w:szCs w:val="28"/>
+        </w:rPr>
+        <w:t>devDependencies</w:t>
+      </w:r>
+      <w:proofErr w:type="spellEnd"/>
+      <w:r>
+        <w:rPr>
+          <w:rFonts w:ascii="Segoe UI Emoji" w:hAnsi="Segoe UI Emoji" w:cs="Segoe UI Emoji"/>
+          <w:sz w:val="28"/>
+          <w:szCs w:val="28"/>
+        </w:rPr>
+        <w:t>`?</w:t>
+      </w:r>
+    </w:p>
+    <w:p>
+      <w:pPr>
+        <w:rPr>
+          <w:rFonts w:ascii="Segoe UI Emoji" w:hAnsi="Segoe UI Emoji" w:cs="Segoe UI Emoji"/>
+          <w:sz w:val="28"/>
+          <w:szCs w:val="28"/>
+        </w:rPr>
+      </w:pPr>
+    </w:p>
+    <w:p>
+      <w:pPr>
+        <w:rPr>
+          <w:rFonts w:ascii="Segoe UI Emoji" w:hAnsi="Segoe UI Emoji" w:cs="Segoe UI Emoji"/>
+          <w:sz w:val="28"/>
+          <w:szCs w:val="28"/>
+        </w:rPr>
+      </w:pPr>
+      <w:r>
+        <w:rPr>
+          <w:rFonts w:ascii="Segoe UI Emoji" w:hAnsi="Segoe UI Emoji" w:cs="Segoe UI Emoji"/>
+          <w:sz w:val="28"/>
+          <w:szCs w:val="28"/>
+        </w:rPr>
+        <w:t>A: `"dependencies"</w:t>
+      </w:r>
+      <w:proofErr w:type="gramStart"/>
+      <w:r>
+        <w:rPr>
+          <w:rFonts w:ascii="Segoe UI Emoji" w:hAnsi="Segoe UI Emoji" w:cs="Segoe UI Emoji"/>
+          <w:sz w:val="28"/>
+          <w:szCs w:val="28"/>
+        </w:rPr>
+        <w:t>` :</w:t>
+      </w:r>
+      <w:proofErr w:type="gramEnd"/>
+      <w:r>
+        <w:rPr>
+          <w:rFonts w:ascii="Segoe UI Emoji" w:hAnsi="Segoe UI Emoji" w:cs="Segoe UI Emoji"/>
+          <w:sz w:val="28"/>
+          <w:szCs w:val="28"/>
+        </w:rPr>
+        <w:t xml:space="preserve"> Packages required by your application in production. `"</w:t>
+      </w:r>
+      <w:proofErr w:type="spellStart"/>
+      <w:r>
+        <w:rPr>
+          <w:rFonts w:ascii="Segoe UI Emoji" w:hAnsi="Segoe UI Emoji" w:cs="Segoe UI Emoji"/>
+          <w:sz w:val="28"/>
+          <w:szCs w:val="28"/>
+        </w:rPr>
+        <w:t>devDependencies</w:t>
+      </w:r>
+      <w:proofErr w:type="spellEnd"/>
+      <w:r>
+        <w:rPr>
+          <w:rFonts w:ascii="Segoe UI Emoji" w:hAnsi="Segoe UI Emoji" w:cs="Segoe UI Emoji"/>
+          <w:sz w:val="28"/>
+          <w:szCs w:val="28"/>
+        </w:rPr>
+        <w:t>"</w:t>
+      </w:r>
+      <w:proofErr w:type="gramStart"/>
+      <w:r>
+        <w:rPr>
+          <w:rFonts w:ascii="Segoe UI Emoji" w:hAnsi="Segoe UI Emoji" w:cs="Segoe UI Emoji"/>
+          <w:sz w:val="28"/>
+          <w:szCs w:val="28"/>
+        </w:rPr>
+        <w:t>` :</w:t>
+      </w:r>
+      <w:proofErr w:type="gramEnd"/>
+      <w:r>
+        <w:rPr>
+          <w:rFonts w:ascii="Segoe UI Emoji" w:hAnsi="Segoe UI Emoji" w:cs="Segoe UI Emoji"/>
+          <w:sz w:val="28"/>
+          <w:szCs w:val="28"/>
+        </w:rPr>
+        <w:t xml:space="preserve"> Packages that are only needed for local development and testing.</w:t>
+      </w:r>
+    </w:p>
+    <w:p>
+      <w:pPr>
+        <w:rPr>
+          <w:rFonts w:ascii="Segoe UI Emoji" w:hAnsi="Segoe UI Emoji" w:cs="Segoe UI Emoji"/>
+          <w:sz w:val="28"/>
+          <w:szCs w:val="28"/>
+        </w:rPr>
+      </w:pPr>
+    </w:p>
+    <w:p>
+      <w:pPr>
+        <w:rPr>
+          <w:rFonts w:ascii="Segoe UI Emoji" w:hAnsi="Segoe UI Emoji" w:cs="Segoe UI Emoji"/>
+          <w:sz w:val="28"/>
+          <w:szCs w:val="28"/>
+        </w:rPr>
+      </w:pPr>
+      <w:r>
+        <w:rPr>
+          <w:rFonts w:ascii="Segoe UI Emoji" w:hAnsi="Segoe UI Emoji" w:cs="Segoe UI Emoji"/>
+          <w:sz w:val="28"/>
+          <w:szCs w:val="28"/>
+        </w:rPr>
+        <w:t>## Q: What is Tree Shaking? in Parcel?</w:t>
+      </w:r>
+    </w:p>
+    <w:p>
+      <w:pPr>
+        <w:rPr>
+          <w:rFonts w:ascii="Segoe UI Emoji" w:hAnsi="Segoe UI Emoji" w:cs="Segoe UI Emoji"/>
+          <w:sz w:val="28"/>
+          <w:szCs w:val="28"/>
+        </w:rPr>
+      </w:pPr>
+    </w:p>
+    <w:p>
+      <w:pPr>
+        <w:rPr>
+          <w:rFonts w:ascii="Segoe UI Emoji" w:hAnsi="Segoe UI Emoji" w:cs="Segoe UI Emoji"/>
+          <w:sz w:val="28"/>
+          <w:szCs w:val="28"/>
+        </w:rPr>
+      </w:pPr>
+      <w:r>
+        <w:rPr>
+          <w:rFonts w:ascii="Segoe UI Emoji" w:hAnsi="Segoe UI Emoji" w:cs="Segoe UI Emoji"/>
+          <w:sz w:val="28"/>
+          <w:szCs w:val="28"/>
+        </w:rPr>
+        <w:t xml:space="preserve">A: `Tree shaking`, also known as `dead code elimination`, is the practice of `removing unused code in your production build`. It's important to ship as little code to your </w:t>
+      </w:r>
+      <w:r>
+        <w:rPr>
+          <w:rFonts w:ascii="Segoe UI Emoji" w:hAnsi="Segoe UI Emoji" w:cs="Segoe UI Emoji"/>
+          <w:sz w:val="28"/>
+          <w:szCs w:val="28"/>
+        </w:rPr>
+        <w:lastRenderedPageBreak/>
+        <w:t xml:space="preserve">end-users as possible. By statically </w:t>
+      </w:r>
+      <w:proofErr w:type="spellStart"/>
+      <w:r>
+        <w:rPr>
+          <w:rFonts w:ascii="Segoe UI Emoji" w:hAnsi="Segoe UI Emoji" w:cs="Segoe UI Emoji"/>
+          <w:sz w:val="28"/>
+          <w:szCs w:val="28"/>
+        </w:rPr>
+        <w:t>analyzing</w:t>
+      </w:r>
+      <w:proofErr w:type="spellEnd"/>
+      <w:r>
+        <w:rPr>
+          <w:rFonts w:ascii="Segoe UI Emoji" w:hAnsi="Segoe UI Emoji" w:cs="Segoe UI Emoji"/>
+          <w:sz w:val="28"/>
+          <w:szCs w:val="28"/>
+        </w:rPr>
+        <w:t xml:space="preserve"> our source code, we can determine what's not being used and exclude it from our final bundle.</w:t>
+      </w:r>
+    </w:p>
+    <w:p>
+      <w:pPr>
+        <w:rPr>
+          <w:rFonts w:ascii="Segoe UI Emoji" w:hAnsi="Segoe UI Emoji" w:cs="Segoe UI Emoji"/>
+          <w:sz w:val="28"/>
+          <w:szCs w:val="28"/>
+        </w:rPr>
+      </w:pPr>
+    </w:p>
+    <w:p>
+      <w:pPr>
+        <w:rPr>
+          <w:rFonts w:ascii="Segoe UI Emoji" w:hAnsi="Segoe UI Emoji" w:cs="Segoe UI Emoji"/>
+          <w:sz w:val="28"/>
+          <w:szCs w:val="28"/>
+        </w:rPr>
+      </w:pPr>
+      <w:r>
+        <w:rPr>
+          <w:rFonts w:ascii="Segoe UI Emoji" w:hAnsi="Segoe UI Emoji" w:cs="Segoe UI Emoji"/>
+          <w:sz w:val="28"/>
+          <w:szCs w:val="28"/>
+        </w:rPr>
+        <w:t>## Q: What is Hot Module Replacement?</w:t>
+      </w:r>
+    </w:p>
+    <w:p>
+      <w:pPr>
+        <w:rPr>
+          <w:rFonts w:ascii="Segoe UI Emoji" w:hAnsi="Segoe UI Emoji" w:cs="Segoe UI Emoji"/>
+          <w:sz w:val="28"/>
+          <w:szCs w:val="28"/>
+        </w:rPr>
+      </w:pPr>
+    </w:p>
+    <w:p>
+      <w:pPr>
+        <w:rPr>
+          <w:rFonts w:ascii="Segoe UI Emoji" w:hAnsi="Segoe UI Emoji" w:cs="Segoe UI Emoji"/>
+          <w:sz w:val="28"/>
+          <w:szCs w:val="28"/>
+        </w:rPr>
+      </w:pPr>
+      <w:r>
+        <w:rPr>
+          <w:rFonts w:ascii="Segoe UI Emoji" w:hAnsi="Segoe UI Emoji" w:cs="Segoe UI Emoji"/>
+          <w:sz w:val="28"/>
+          <w:szCs w:val="28"/>
+        </w:rPr>
+        <w:t>A: `Hot Module Replacement (HMR)` exchanges, adds, or removes modules while an application is running, without a full reload. This can significantly speed up development in a few ways: Retain application state which is lost during a full reload. Save valuable development time by only updating what's changed.</w:t>
+      </w:r>
+    </w:p>
+    <w:p>
+      <w:pPr>
+        <w:rPr>
+          <w:rFonts w:ascii="Segoe UI Emoji" w:hAnsi="Segoe UI Emoji" w:cs="Segoe UI Emoji"/>
+          <w:sz w:val="28"/>
+          <w:szCs w:val="28"/>
+        </w:rPr>
+      </w:pPr>
+    </w:p>
+    <w:p>
+      <w:pPr>
+        <w:rPr>
+          <w:rFonts w:ascii="Segoe UI Emoji" w:hAnsi="Segoe UI Emoji" w:cs="Segoe UI Emoji"/>
+          <w:sz w:val="28"/>
+          <w:szCs w:val="28"/>
+        </w:rPr>
+      </w:pPr>
+      <w:r>
+        <w:rPr>
+          <w:rFonts w:ascii="Segoe UI Emoji" w:hAnsi="Segoe UI Emoji" w:cs="Segoe UI Emoji"/>
+          <w:sz w:val="28"/>
+          <w:szCs w:val="28"/>
+        </w:rPr>
+        <w:t>## Q: List down your favourite 5 superpowers of Parcel and describe any 3 of them in your own words.</w:t>
+      </w:r>
+    </w:p>
+    <w:p>
+      <w:pPr>
+        <w:rPr>
+          <w:rFonts w:ascii="Segoe UI Emoji" w:hAnsi="Segoe UI Emoji" w:cs="Segoe UI Emoji"/>
+          <w:sz w:val="28"/>
+          <w:szCs w:val="28"/>
+        </w:rPr>
+      </w:pPr>
+    </w:p>
+    <w:p>
+      <w:pPr>
+        <w:rPr>
+          <w:rFonts w:ascii="Segoe UI Emoji" w:hAnsi="Segoe UI Emoji" w:cs="Segoe UI Emoji"/>
+          <w:sz w:val="28"/>
+          <w:szCs w:val="28"/>
+        </w:rPr>
+      </w:pPr>
+      <w:r>
+        <w:rPr>
+          <w:rFonts w:ascii="Segoe UI Emoji" w:hAnsi="Segoe UI Emoji" w:cs="Segoe UI Emoji"/>
+          <w:sz w:val="28"/>
+          <w:szCs w:val="28"/>
+        </w:rPr>
+        <w:t>### Parcel features:</w:t>
+      </w:r>
+    </w:p>
+    <w:p>
+      <w:pPr>
+        <w:rPr>
+          <w:rFonts w:ascii="Segoe UI Emoji" w:hAnsi="Segoe UI Emoji" w:cs="Segoe UI Emoji"/>
+          <w:sz w:val="28"/>
+          <w:szCs w:val="28"/>
+        </w:rPr>
+      </w:pPr>
+    </w:p>
+    <w:p>
+      <w:pPr>
+        <w:rPr>
+          <w:rFonts w:ascii="Segoe UI Emoji" w:hAnsi="Segoe UI Emoji" w:cs="Segoe UI Emoji"/>
+          <w:sz w:val="28"/>
+          <w:szCs w:val="28"/>
+        </w:rPr>
+      </w:pPr>
+      <w:r>
+        <w:rPr>
+          <w:rFonts w:ascii="Segoe UI Emoji" w:hAnsi="Segoe UI Emoji" w:cs="Segoe UI Emoji"/>
+          <w:sz w:val="28"/>
+          <w:szCs w:val="28"/>
+        </w:rPr>
+        <w:t>- Dev Build - parcel provides us develop build</w:t>
+      </w:r>
+    </w:p>
+    <w:p>
+      <w:pPr>
+        <w:rPr>
+          <w:rFonts w:ascii="Segoe UI Emoji" w:hAnsi="Segoe UI Emoji" w:cs="Segoe UI Emoji"/>
+          <w:sz w:val="28"/>
+          <w:szCs w:val="28"/>
+        </w:rPr>
+      </w:pPr>
+      <w:r>
+        <w:rPr>
+          <w:rFonts w:ascii="Segoe UI Emoji" w:hAnsi="Segoe UI Emoji" w:cs="Segoe UI Emoji"/>
+          <w:sz w:val="28"/>
+          <w:szCs w:val="28"/>
+        </w:rPr>
+        <w:t>- Local Server - parcel also provides us a local server, which can be used to see live changes in our application.</w:t>
+      </w:r>
+    </w:p>
+    <w:p>
+      <w:pPr>
+        <w:rPr>
+          <w:rFonts w:ascii="Segoe UI Emoji" w:hAnsi="Segoe UI Emoji" w:cs="Segoe UI Emoji"/>
+          <w:sz w:val="28"/>
+          <w:szCs w:val="28"/>
+        </w:rPr>
+      </w:pPr>
+      <w:r>
+        <w:rPr>
+          <w:rFonts w:ascii="Segoe UI Emoji" w:hAnsi="Segoe UI Emoji" w:cs="Segoe UI Emoji"/>
+          <w:sz w:val="28"/>
+          <w:szCs w:val="28"/>
+        </w:rPr>
+        <w:t>- HMR = Hot Module Replacement - exchanges, adds, or removes modules while an application is running, without a full reload</w:t>
+      </w:r>
+    </w:p>
+    <w:p>
+      <w:pPr>
+        <w:rPr>
+          <w:rFonts w:ascii="Segoe UI Emoji" w:hAnsi="Segoe UI Emoji" w:cs="Segoe UI Emoji"/>
+          <w:sz w:val="28"/>
+          <w:szCs w:val="28"/>
+        </w:rPr>
+      </w:pPr>
+    </w:p>
+    <w:p>
+      <w:pPr>
+        <w:rPr>
+          <w:rFonts w:ascii="Segoe UI Emoji" w:hAnsi="Segoe UI Emoji" w:cs="Segoe UI Emoji"/>
+          <w:sz w:val="28"/>
+          <w:szCs w:val="28"/>
+        </w:rPr>
+      </w:pPr>
+      <w:r>
+        <w:rPr>
+          <w:rFonts w:ascii="Segoe UI Emoji" w:hAnsi="Segoe UI Emoji" w:cs="Segoe UI Emoji"/>
+          <w:sz w:val="28"/>
+          <w:szCs w:val="28"/>
+        </w:rPr>
+        <w:t>and some of more cool features of Parcel are:</w:t>
+      </w:r>
+    </w:p>
+    <w:p>
+      <w:pPr>
+        <w:rPr>
+          <w:rFonts w:ascii="Segoe UI Emoji" w:hAnsi="Segoe UI Emoji" w:cs="Segoe UI Emoji"/>
+          <w:sz w:val="28"/>
+          <w:szCs w:val="28"/>
+        </w:rPr>
+      </w:pPr>
+    </w:p>
+    <w:p>
+      <w:pPr>
+        <w:rPr>
+          <w:rFonts w:ascii="Segoe UI Emoji" w:hAnsi="Segoe UI Emoji" w:cs="Segoe UI Emoji"/>
+          <w:sz w:val="28"/>
+          <w:szCs w:val="28"/>
+        </w:rPr>
+      </w:pPr>
+      <w:r>
+        <w:rPr>
+          <w:rFonts w:ascii="Segoe UI Emoji" w:hAnsi="Segoe UI Emoji" w:cs="Segoe UI Emoji"/>
+          <w:sz w:val="28"/>
+          <w:szCs w:val="28"/>
+        </w:rPr>
+        <w:t>- File Watching Algorithm - written in C++</w:t>
+      </w:r>
+    </w:p>
+    <w:p>
+      <w:pPr>
+        <w:rPr>
+          <w:rFonts w:ascii="Segoe UI Emoji" w:hAnsi="Segoe UI Emoji" w:cs="Segoe UI Emoji"/>
+          <w:sz w:val="28"/>
+          <w:szCs w:val="28"/>
+        </w:rPr>
+      </w:pPr>
+      <w:r>
+        <w:rPr>
+          <w:rFonts w:ascii="Segoe UI Emoji" w:hAnsi="Segoe UI Emoji" w:cs="Segoe UI Emoji"/>
+          <w:sz w:val="28"/>
+          <w:szCs w:val="28"/>
+        </w:rPr>
+        <w:t>- Caching - Faster Builds</w:t>
+      </w:r>
+    </w:p>
+    <w:p>
+      <w:pPr>
+        <w:rPr>
+          <w:rFonts w:ascii="Segoe UI Emoji" w:hAnsi="Segoe UI Emoji" w:cs="Segoe UI Emoji"/>
+          <w:sz w:val="28"/>
+          <w:szCs w:val="28"/>
+        </w:rPr>
+      </w:pPr>
+      <w:r>
+        <w:rPr>
+          <w:rFonts w:ascii="Segoe UI Emoji" w:hAnsi="Segoe UI Emoji" w:cs="Segoe UI Emoji"/>
+          <w:sz w:val="28"/>
+          <w:szCs w:val="28"/>
+        </w:rPr>
+        <w:t>- Image Optimization</w:t>
+      </w:r>
+    </w:p>
+    <w:p>
+      <w:pPr>
+        <w:rPr>
+          <w:rFonts w:ascii="Segoe UI Emoji" w:hAnsi="Segoe UI Emoji" w:cs="Segoe UI Emoji"/>
+          <w:sz w:val="28"/>
+          <w:szCs w:val="28"/>
+        </w:rPr>
+      </w:pPr>
+      <w:r>
+        <w:rPr>
+          <w:rFonts w:ascii="Segoe UI Emoji" w:hAnsi="Segoe UI Emoji" w:cs="Segoe UI Emoji"/>
+          <w:sz w:val="28"/>
+          <w:szCs w:val="28"/>
+        </w:rPr>
+        <w:t>- Minification</w:t>
+      </w:r>
+    </w:p>
+    <w:p>
+      <w:pPr>
+        <w:rPr>
+          <w:rFonts w:ascii="Segoe UI Emoji" w:hAnsi="Segoe UI Emoji" w:cs="Segoe UI Emoji"/>
+          <w:sz w:val="28"/>
+          <w:szCs w:val="28"/>
+        </w:rPr>
+      </w:pPr>
+      <w:r>
+        <w:rPr>
+          <w:rFonts w:ascii="Segoe UI Emoji" w:hAnsi="Segoe UI Emoji" w:cs="Segoe UI Emoji"/>
+          <w:sz w:val="28"/>
+          <w:szCs w:val="28"/>
+        </w:rPr>
+        <w:t>- Bundling</w:t>
+      </w:r>
+    </w:p>
+    <w:p>
+      <w:pPr>
+        <w:rPr>
+          <w:rFonts w:ascii="Segoe UI Emoji" w:hAnsi="Segoe UI Emoji" w:cs="Segoe UI Emoji"/>
+          <w:sz w:val="28"/>
+          <w:szCs w:val="28"/>
+        </w:rPr>
+      </w:pPr>
+      <w:r>
+        <w:rPr>
+          <w:rFonts w:ascii="Segoe UI Emoji" w:hAnsi="Segoe UI Emoji" w:cs="Segoe UI Emoji"/>
+          <w:sz w:val="28"/>
+          <w:szCs w:val="28"/>
+        </w:rPr>
+        <w:t>- Compress</w:t>
+      </w:r>
+    </w:p>
+    <w:p>
+      <w:pPr>
+        <w:rPr>
+          <w:rFonts w:ascii="Segoe UI Emoji" w:hAnsi="Segoe UI Emoji" w:cs="Segoe UI Emoji"/>
+          <w:sz w:val="28"/>
+          <w:szCs w:val="28"/>
+        </w:rPr>
+      </w:pPr>
+      <w:r>
+        <w:rPr>
+          <w:rFonts w:ascii="Segoe UI Emoji" w:hAnsi="Segoe UI Emoji" w:cs="Segoe UI Emoji"/>
+          <w:sz w:val="28"/>
+          <w:szCs w:val="28"/>
+        </w:rPr>
+        <w:lastRenderedPageBreak/>
+        <w:t>- Consistent Hashing</w:t>
+      </w:r>
+    </w:p>
+    <w:p>
+      <w:pPr>
+        <w:rPr>
+          <w:rFonts w:ascii="Segoe UI Emoji" w:hAnsi="Segoe UI Emoji" w:cs="Segoe UI Emoji"/>
+          <w:sz w:val="28"/>
+          <w:szCs w:val="28"/>
+        </w:rPr>
+      </w:pPr>
+      <w:r>
+        <w:rPr>
+          <w:rFonts w:ascii="Segoe UI Emoji" w:hAnsi="Segoe UI Emoji" w:cs="Segoe UI Emoji"/>
+          <w:sz w:val="28"/>
+          <w:szCs w:val="28"/>
+        </w:rPr>
+        <w:t>- Code Splitting</w:t>
+      </w:r>
+    </w:p>
+    <w:p>
+      <w:pPr>
+        <w:rPr>
+          <w:rFonts w:ascii="Segoe UI Emoji" w:hAnsi="Segoe UI Emoji" w:cs="Segoe UI Emoji"/>
+          <w:sz w:val="28"/>
+          <w:szCs w:val="28"/>
+        </w:rPr>
+      </w:pPr>
+      <w:r>
+        <w:rPr>
+          <w:rFonts w:ascii="Segoe UI Emoji" w:hAnsi="Segoe UI Emoji" w:cs="Segoe UI Emoji"/>
+          <w:sz w:val="28"/>
+          <w:szCs w:val="28"/>
+        </w:rPr>
+        <w:t>- Differential Bundling - support older browsers</w:t>
+      </w:r>
+    </w:p>
+    <w:p>
+      <w:pPr>
+        <w:rPr>
+          <w:rFonts w:ascii="Segoe UI Emoji" w:hAnsi="Segoe UI Emoji" w:cs="Segoe UI Emoji"/>
+          <w:sz w:val="28"/>
+          <w:szCs w:val="28"/>
+        </w:rPr>
+      </w:pPr>
+      <w:r>
+        <w:rPr>
+          <w:rFonts w:ascii="Segoe UI Emoji" w:hAnsi="Segoe UI Emoji" w:cs="Segoe UI Emoji"/>
+          <w:sz w:val="28"/>
+          <w:szCs w:val="28"/>
+        </w:rPr>
+        <w:t>- Diagnostic</w:t>
+      </w:r>
+    </w:p>
+    <w:p>
+      <w:pPr>
+        <w:rPr>
+          <w:rFonts w:ascii="Segoe UI Emoji" w:hAnsi="Segoe UI Emoji" w:cs="Segoe UI Emoji"/>
+          <w:sz w:val="28"/>
+          <w:szCs w:val="28"/>
+        </w:rPr>
+      </w:pPr>
+      <w:r>
+        <w:rPr>
+          <w:rFonts w:ascii="Segoe UI Emoji" w:hAnsi="Segoe UI Emoji" w:cs="Segoe UI Emoji"/>
+          <w:sz w:val="28"/>
+          <w:szCs w:val="28"/>
+        </w:rPr>
+        <w:t>- Error Handling</w:t>
+      </w:r>
+    </w:p>
+    <w:p>
+      <w:pPr>
+        <w:rPr>
+          <w:rFonts w:ascii="Segoe UI Emoji" w:hAnsi="Segoe UI Emoji" w:cs="Segoe UI Emoji"/>
+          <w:sz w:val="28"/>
+          <w:szCs w:val="28"/>
+        </w:rPr>
+      </w:pPr>
+      <w:r>
+        <w:rPr>
+          <w:rFonts w:ascii="Segoe UI Emoji" w:hAnsi="Segoe UI Emoji" w:cs="Segoe UI Emoji"/>
+          <w:sz w:val="28"/>
+          <w:szCs w:val="28"/>
+        </w:rPr>
+        <w:t>- HTTPs</w:t>
+      </w:r>
+    </w:p>
+    <w:p>
+      <w:pPr>
+        <w:rPr>
+          <w:rFonts w:ascii="Segoe UI Emoji" w:hAnsi="Segoe UI Emoji" w:cs="Segoe UI Emoji"/>
+          <w:sz w:val="28"/>
+          <w:szCs w:val="28"/>
+        </w:rPr>
+      </w:pPr>
+      <w:r>
+        <w:rPr>
+          <w:rFonts w:ascii="Segoe UI Emoji" w:hAnsi="Segoe UI Emoji" w:cs="Segoe UI Emoji"/>
+          <w:sz w:val="28"/>
+          <w:szCs w:val="28"/>
+        </w:rPr>
+        <w:t>- Tree Shaking - remove unused code</w:t>
+      </w:r>
+    </w:p>
+    <w:p>
+      <w:pPr>
+        <w:rPr>
+          <w:rFonts w:ascii="Segoe UI Emoji" w:hAnsi="Segoe UI Emoji" w:cs="Segoe UI Emoji"/>
+          <w:sz w:val="28"/>
+          <w:szCs w:val="28"/>
+        </w:rPr>
+      </w:pPr>
+      <w:r>
+        <w:rPr>
+          <w:rFonts w:ascii="Segoe UI Emoji" w:hAnsi="Segoe UI Emoji" w:cs="Segoe UI Emoji"/>
+          <w:sz w:val="28"/>
+          <w:szCs w:val="28"/>
+        </w:rPr>
+        <w:t>- Different Build for dev and prod bundles</w:t>
+      </w:r>
+    </w:p>
+    <w:p>
+      <w:pPr>
+        <w:rPr>
+          <w:rFonts w:ascii="Segoe UI Emoji" w:hAnsi="Segoe UI Emoji" w:cs="Segoe UI Emoji"/>
+          <w:sz w:val="28"/>
+          <w:szCs w:val="28"/>
+        </w:rPr>
+      </w:pPr>
+    </w:p>
+    <w:p>
+      <w:pPr>
+        <w:rPr>
+          <w:rFonts w:ascii="Segoe UI Emoji" w:hAnsi="Segoe UI Emoji" w:cs="Segoe UI Emoji"/>
+          <w:sz w:val="28"/>
+          <w:szCs w:val="28"/>
+        </w:rPr>
+      </w:pPr>
+      <w:r>
+        <w:rPr>
+          <w:rFonts w:ascii="Segoe UI Emoji" w:hAnsi="Segoe UI Emoji" w:cs="Segoe UI Emoji"/>
+          <w:sz w:val="28"/>
+          <w:szCs w:val="28"/>
+        </w:rPr>
+        <w:t xml:space="preserve">## Q: What is </w:t>
+      </w:r>
+      <w:proofErr w:type="gramStart"/>
+      <w:r>
+        <w:rPr>
+          <w:rFonts w:ascii="Segoe UI Emoji" w:hAnsi="Segoe UI Emoji" w:cs="Segoe UI Emoji"/>
+          <w:sz w:val="28"/>
+          <w:szCs w:val="28"/>
+        </w:rPr>
+        <w:t>`.</w:t>
+      </w:r>
+      <w:proofErr w:type="spellStart"/>
+      <w:r>
+        <w:rPr>
+          <w:rFonts w:ascii="Segoe UI Emoji" w:hAnsi="Segoe UI Emoji" w:cs="Segoe UI Emoji"/>
+          <w:sz w:val="28"/>
+          <w:szCs w:val="28"/>
+        </w:rPr>
+        <w:t>gitignore</w:t>
+      </w:r>
+      <w:proofErr w:type="spellEnd"/>
+      <w:proofErr w:type="gramEnd"/>
+      <w:r>
+        <w:rPr>
+          <w:rFonts w:ascii="Segoe UI Emoji" w:hAnsi="Segoe UI Emoji" w:cs="Segoe UI Emoji"/>
+          <w:sz w:val="28"/>
+          <w:szCs w:val="28"/>
+        </w:rPr>
+        <w:t>`? What should we add and not add into it?</w:t>
+      </w:r>
+    </w:p>
+    <w:p>
+      <w:pPr>
+        <w:rPr>
+          <w:rFonts w:ascii="Segoe UI Emoji" w:hAnsi="Segoe UI Emoji" w:cs="Segoe UI Emoji"/>
+          <w:sz w:val="28"/>
+          <w:szCs w:val="28"/>
+        </w:rPr>
+      </w:pPr>
+    </w:p>
+    <w:p>
+      <w:pPr>
+        <w:rPr>
+          <w:rFonts w:ascii="Segoe UI Emoji" w:hAnsi="Segoe UI Emoji" w:cs="Segoe UI Emoji"/>
+          <w:sz w:val="28"/>
+          <w:szCs w:val="28"/>
+        </w:rPr>
+      </w:pPr>
+      <w:r>
+        <w:rPr>
+          <w:rFonts w:ascii="Segoe UI Emoji" w:hAnsi="Segoe UI Emoji" w:cs="Segoe UI Emoji"/>
+          <w:sz w:val="28"/>
+          <w:szCs w:val="28"/>
+        </w:rPr>
+        <w:t xml:space="preserve">A: </w:t>
+      </w:r>
+      <w:proofErr w:type="spellStart"/>
+      <w:r>
+        <w:rPr>
+          <w:rFonts w:ascii="Segoe UI Emoji" w:hAnsi="Segoe UI Emoji" w:cs="Segoe UI Emoji"/>
+          <w:sz w:val="28"/>
+          <w:szCs w:val="28"/>
+        </w:rPr>
+        <w:t>gitignore</w:t>
+      </w:r>
+      <w:proofErr w:type="spellEnd"/>
+      <w:r>
+        <w:rPr>
+          <w:rFonts w:ascii="Segoe UI Emoji" w:hAnsi="Segoe UI Emoji" w:cs="Segoe UI Emoji"/>
+          <w:sz w:val="28"/>
+          <w:szCs w:val="28"/>
+        </w:rPr>
+        <w:t xml:space="preserve"> file tells Git which files to ignore when committing your project to the GitHub repository. </w:t>
+      </w:r>
+      <w:proofErr w:type="spellStart"/>
+      <w:r>
+        <w:rPr>
+          <w:rFonts w:ascii="Segoe UI Emoji" w:hAnsi="Segoe UI Emoji" w:cs="Segoe UI Emoji"/>
+          <w:sz w:val="28"/>
+          <w:szCs w:val="28"/>
+        </w:rPr>
+        <w:t>gitignore</w:t>
+      </w:r>
+      <w:proofErr w:type="spellEnd"/>
+      <w:r>
+        <w:rPr>
+          <w:rFonts w:ascii="Segoe UI Emoji" w:hAnsi="Segoe UI Emoji" w:cs="Segoe UI Emoji"/>
+          <w:sz w:val="28"/>
+          <w:szCs w:val="28"/>
+        </w:rPr>
+        <w:t xml:space="preserve"> is located in the root directory of your repo. / </w:t>
+      </w:r>
+      <w:proofErr w:type="gramStart"/>
+      <w:r>
+        <w:rPr>
+          <w:rFonts w:ascii="Segoe UI Emoji" w:hAnsi="Segoe UI Emoji" w:cs="Segoe UI Emoji"/>
+          <w:sz w:val="28"/>
+          <w:szCs w:val="28"/>
+        </w:rPr>
+        <w:t>will</w:t>
+      </w:r>
+      <w:proofErr w:type="gramEnd"/>
+      <w:r>
+        <w:rPr>
+          <w:rFonts w:ascii="Segoe UI Emoji" w:hAnsi="Segoe UI Emoji" w:cs="Segoe UI Emoji"/>
+          <w:sz w:val="28"/>
+          <w:szCs w:val="28"/>
+        </w:rPr>
+        <w:t xml:space="preserve"> ignore directories with the name.</w:t>
+      </w:r>
+    </w:p>
+    <w:p>
+      <w:pPr>
+        <w:rPr>
+          <w:rFonts w:ascii="Segoe UI Emoji" w:hAnsi="Segoe UI Emoji" w:cs="Segoe UI Emoji"/>
+          <w:sz w:val="28"/>
+          <w:szCs w:val="28"/>
+        </w:rPr>
+      </w:pPr>
+    </w:p>
+    <w:p>
+      <w:pPr>
+        <w:rPr>
+          <w:rFonts w:ascii="Segoe UI Emoji" w:hAnsi="Segoe UI Emoji" w:cs="Segoe UI Emoji"/>
+          <w:sz w:val="28"/>
+          <w:szCs w:val="28"/>
+        </w:rPr>
+      </w:pPr>
+      <w:r>
+        <w:rPr>
+          <w:rFonts w:ascii="Segoe UI Emoji" w:hAnsi="Segoe UI Emoji" w:cs="Segoe UI Emoji"/>
+          <w:sz w:val="28"/>
+          <w:szCs w:val="28"/>
+        </w:rPr>
+        <w:t xml:space="preserve">In our code we shouldn't add the files, which we can re-generate in future </w:t>
+      </w:r>
+      <w:proofErr w:type="spellStart"/>
+      <w:r>
+        <w:rPr>
+          <w:rFonts w:ascii="Segoe UI Emoji" w:hAnsi="Segoe UI Emoji" w:cs="Segoe UI Emoji"/>
+          <w:sz w:val="28"/>
+          <w:szCs w:val="28"/>
+        </w:rPr>
+        <w:t>e.g</w:t>
+      </w:r>
+      <w:proofErr w:type="spellEnd"/>
+      <w:r>
+        <w:rPr>
+          <w:rFonts w:ascii="Segoe UI Emoji" w:hAnsi="Segoe UI Emoji" w:cs="Segoe UI Emoji"/>
+          <w:sz w:val="28"/>
+          <w:szCs w:val="28"/>
+        </w:rPr>
+        <w:t>, `</w:t>
+      </w:r>
+      <w:proofErr w:type="spellStart"/>
+      <w:r>
+        <w:rPr>
+          <w:rFonts w:ascii="Segoe UI Emoji" w:hAnsi="Segoe UI Emoji" w:cs="Segoe UI Emoji"/>
+          <w:sz w:val="28"/>
+          <w:szCs w:val="28"/>
+        </w:rPr>
+        <w:t>node_modules</w:t>
+      </w:r>
+      <w:proofErr w:type="spellEnd"/>
+      <w:r>
+        <w:rPr>
+          <w:rFonts w:ascii="Segoe UI Emoji" w:hAnsi="Segoe UI Emoji" w:cs="Segoe UI Emoji"/>
+          <w:sz w:val="28"/>
+          <w:szCs w:val="28"/>
+        </w:rPr>
+        <w:t>`, `</w:t>
+      </w:r>
+      <w:proofErr w:type="spellStart"/>
+      <w:r>
+        <w:rPr>
+          <w:rFonts w:ascii="Segoe UI Emoji" w:hAnsi="Segoe UI Emoji" w:cs="Segoe UI Emoji"/>
+          <w:sz w:val="28"/>
+          <w:szCs w:val="28"/>
+        </w:rPr>
+        <w:t>dist</w:t>
+      </w:r>
+      <w:proofErr w:type="spellEnd"/>
+      <w:r>
+        <w:rPr>
+          <w:rFonts w:ascii="Segoe UI Emoji" w:hAnsi="Segoe UI Emoji" w:cs="Segoe UI Emoji"/>
+          <w:sz w:val="28"/>
+          <w:szCs w:val="28"/>
+        </w:rPr>
+        <w:t>` etc.</w:t>
+      </w:r>
+    </w:p>
+    <w:p>
+      <w:pPr>
+        <w:rPr>
+          <w:rFonts w:ascii="Segoe UI Emoji" w:hAnsi="Segoe UI Emoji" w:cs="Segoe UI Emoji"/>
+          <w:sz w:val="28"/>
+          <w:szCs w:val="28"/>
+        </w:rPr>
+      </w:pPr>
+    </w:p>
+    <w:p>
+      <w:pPr>
+        <w:rPr>
+          <w:rFonts w:ascii="Segoe UI Emoji" w:hAnsi="Segoe UI Emoji" w:cs="Segoe UI Emoji"/>
+          <w:sz w:val="28"/>
+          <w:szCs w:val="28"/>
+        </w:rPr>
+      </w:pPr>
+      <w:r>
+        <w:rPr>
+          <w:rFonts w:ascii="Segoe UI Emoji" w:hAnsi="Segoe UI Emoji" w:cs="Segoe UI Emoji"/>
+          <w:sz w:val="28"/>
+          <w:szCs w:val="28"/>
+        </w:rPr>
+        <w:t>## Q: What is the difference between `</w:t>
+      </w:r>
+      <w:proofErr w:type="spellStart"/>
+      <w:proofErr w:type="gramStart"/>
+      <w:r>
+        <w:rPr>
+          <w:rFonts w:ascii="Segoe UI Emoji" w:hAnsi="Segoe UI Emoji" w:cs="Segoe UI Emoji"/>
+          <w:sz w:val="28"/>
+          <w:szCs w:val="28"/>
+        </w:rPr>
+        <w:t>package.json</w:t>
+      </w:r>
+      <w:proofErr w:type="spellEnd"/>
+      <w:proofErr w:type="gramEnd"/>
+      <w:r>
+        <w:rPr>
+          <w:rFonts w:ascii="Segoe UI Emoji" w:hAnsi="Segoe UI Emoji" w:cs="Segoe UI Emoji"/>
+          <w:sz w:val="28"/>
+          <w:szCs w:val="28"/>
+        </w:rPr>
+        <w:t>` and `package-</w:t>
+      </w:r>
+      <w:proofErr w:type="spellStart"/>
+      <w:r>
+        <w:rPr>
+          <w:rFonts w:ascii="Segoe UI Emoji" w:hAnsi="Segoe UI Emoji" w:cs="Segoe UI Emoji"/>
+          <w:sz w:val="28"/>
+          <w:szCs w:val="28"/>
+        </w:rPr>
+        <w:t>lock.json</w:t>
+      </w:r>
+      <w:proofErr w:type="spellEnd"/>
+      <w:r>
+        <w:rPr>
+          <w:rFonts w:ascii="Segoe UI Emoji" w:hAnsi="Segoe UI Emoji" w:cs="Segoe UI Emoji"/>
+          <w:sz w:val="28"/>
+          <w:szCs w:val="28"/>
+        </w:rPr>
+        <w:t>` files?</w:t>
+      </w:r>
+    </w:p>
+    <w:p>
+      <w:pPr>
+        <w:rPr>
+          <w:rFonts w:ascii="Segoe UI Emoji" w:hAnsi="Segoe UI Emoji" w:cs="Segoe UI Emoji"/>
+          <w:sz w:val="28"/>
+          <w:szCs w:val="28"/>
+        </w:rPr>
+      </w:pPr>
+    </w:p>
+    <w:p>
+      <w:pPr>
+        <w:rPr>
+          <w:rFonts w:ascii="Segoe UI Emoji" w:hAnsi="Segoe UI Emoji" w:cs="Segoe UI Emoji"/>
+          <w:sz w:val="28"/>
+          <w:szCs w:val="28"/>
+        </w:rPr>
+      </w:pPr>
+      <w:r>
+        <w:rPr>
+          <w:rFonts w:ascii="Segoe UI Emoji" w:hAnsi="Segoe UI Emoji" w:cs="Segoe UI Emoji"/>
+          <w:sz w:val="28"/>
+          <w:szCs w:val="28"/>
+        </w:rPr>
+        <w:t xml:space="preserve">A: Both of these files have the same format, and perform similar functions in the root of a project. The difference is that `package-lock. </w:t>
+      </w:r>
+      <w:proofErr w:type="spellStart"/>
+      <w:r>
+        <w:rPr>
+          <w:rFonts w:ascii="Segoe UI Emoji" w:hAnsi="Segoe UI Emoji" w:cs="Segoe UI Emoji"/>
+          <w:sz w:val="28"/>
+          <w:szCs w:val="28"/>
+        </w:rPr>
+        <w:t>json</w:t>
+      </w:r>
+      <w:proofErr w:type="spellEnd"/>
+      <w:r>
+        <w:rPr>
+          <w:rFonts w:ascii="Segoe UI Emoji" w:hAnsi="Segoe UI Emoji" w:cs="Segoe UI Emoji"/>
+          <w:sz w:val="28"/>
+          <w:szCs w:val="28"/>
+        </w:rPr>
+        <w:t>` cannot be published, and it will be ignored if found in any place other than the root project.</w:t>
+      </w:r>
+    </w:p>
+    <w:p>
+      <w:pPr>
+        <w:rPr>
+          <w:rFonts w:ascii="Segoe UI Emoji" w:hAnsi="Segoe UI Emoji" w:cs="Segoe UI Emoji"/>
+          <w:sz w:val="28"/>
+          <w:szCs w:val="28"/>
+        </w:rPr>
+      </w:pPr>
+    </w:p>
+    <w:p>
+      <w:pPr>
+        <w:rPr>
+          <w:rFonts w:ascii="Segoe UI Emoji" w:hAnsi="Segoe UI Emoji" w:cs="Segoe UI Emoji"/>
+          <w:sz w:val="28"/>
+          <w:szCs w:val="28"/>
+        </w:rPr>
+      </w:pPr>
+      <w:r>
+        <w:rPr>
+          <w:rFonts w:ascii="Segoe UI Emoji" w:hAnsi="Segoe UI Emoji" w:cs="Segoe UI Emoji"/>
+          <w:sz w:val="28"/>
+          <w:szCs w:val="28"/>
+        </w:rPr>
+        <w:t xml:space="preserve">The package. </w:t>
+      </w:r>
+      <w:proofErr w:type="spellStart"/>
+      <w:r>
+        <w:rPr>
+          <w:rFonts w:ascii="Segoe UI Emoji" w:hAnsi="Segoe UI Emoji" w:cs="Segoe UI Emoji"/>
+          <w:sz w:val="28"/>
+          <w:szCs w:val="28"/>
+        </w:rPr>
+        <w:t>json</w:t>
+      </w:r>
+      <w:proofErr w:type="spellEnd"/>
+      <w:r>
+        <w:rPr>
+          <w:rFonts w:ascii="Segoe UI Emoji" w:hAnsi="Segoe UI Emoji" w:cs="Segoe UI Emoji"/>
+          <w:sz w:val="28"/>
+          <w:szCs w:val="28"/>
+        </w:rPr>
+        <w:t xml:space="preserve"> is used for more than dependencies - like defining project properties, description, author &amp; license information, scripts, etc. The package-lock. </w:t>
+      </w:r>
+      <w:proofErr w:type="spellStart"/>
+      <w:r>
+        <w:rPr>
+          <w:rFonts w:ascii="Segoe UI Emoji" w:hAnsi="Segoe UI Emoji" w:cs="Segoe UI Emoji"/>
+          <w:sz w:val="28"/>
+          <w:szCs w:val="28"/>
+        </w:rPr>
+        <w:t>json</w:t>
+      </w:r>
+      <w:proofErr w:type="spellEnd"/>
+      <w:r>
+        <w:rPr>
+          <w:rFonts w:ascii="Segoe UI Emoji" w:hAnsi="Segoe UI Emoji" w:cs="Segoe UI Emoji"/>
+          <w:sz w:val="28"/>
+          <w:szCs w:val="28"/>
+        </w:rPr>
+        <w:t xml:space="preserve"> is solely used to lock dependencies to a specific version number.</w:t>
+      </w:r>
+    </w:p>
+    <w:p>
+      <w:pPr>
+        <w:rPr>
+          <w:rFonts w:ascii="Segoe UI Emoji" w:hAnsi="Segoe UI Emoji" w:cs="Segoe UI Emoji"/>
+          <w:sz w:val="28"/>
+          <w:szCs w:val="28"/>
+        </w:rPr>
+      </w:pPr>
+    </w:p>
+    <w:p>
+      <w:pPr>
+        <w:rPr>
+          <w:rFonts w:ascii="Segoe UI Emoji" w:hAnsi="Segoe UI Emoji" w:cs="Segoe UI Emoji"/>
+          <w:sz w:val="28"/>
+          <w:szCs w:val="28"/>
+        </w:rPr>
+      </w:pPr>
+      <w:r>
+        <w:rPr>
+          <w:rFonts w:ascii="Segoe UI Emoji" w:hAnsi="Segoe UI Emoji" w:cs="Segoe UI Emoji"/>
+          <w:sz w:val="28"/>
+          <w:szCs w:val="28"/>
+        </w:rPr>
+        <w:t>## Q: Why should I not modify `package-</w:t>
+      </w:r>
+      <w:proofErr w:type="spellStart"/>
+      <w:proofErr w:type="gramStart"/>
+      <w:r>
+        <w:rPr>
+          <w:rFonts w:ascii="Segoe UI Emoji" w:hAnsi="Segoe UI Emoji" w:cs="Segoe UI Emoji"/>
+          <w:sz w:val="28"/>
+          <w:szCs w:val="28"/>
+        </w:rPr>
+        <w:t>lock.json</w:t>
+      </w:r>
+      <w:proofErr w:type="spellEnd"/>
+      <w:proofErr w:type="gramEnd"/>
+      <w:r>
+        <w:rPr>
+          <w:rFonts w:ascii="Segoe UI Emoji" w:hAnsi="Segoe UI Emoji" w:cs="Segoe UI Emoji"/>
+          <w:sz w:val="28"/>
+          <w:szCs w:val="28"/>
+        </w:rPr>
+        <w:t>`?</w:t>
+      </w:r>
+    </w:p>
+    <w:p>
+      <w:pPr>
+        <w:rPr>
+          <w:rFonts w:ascii="Segoe UI Emoji" w:hAnsi="Segoe UI Emoji" w:cs="Segoe UI Emoji"/>
+          <w:sz w:val="28"/>
+          <w:szCs w:val="28"/>
+        </w:rPr>
+      </w:pPr>
+    </w:p>
+    <w:p>
+      <w:pPr>
+        <w:rPr>
+          <w:rFonts w:ascii="Segoe UI Emoji" w:hAnsi="Segoe UI Emoji" w:cs="Segoe UI Emoji"/>
+          <w:sz w:val="28"/>
+          <w:szCs w:val="28"/>
+        </w:rPr>
+      </w:pPr>
+      <w:r>
+        <w:rPr>
+          <w:rFonts w:ascii="Segoe UI Emoji" w:hAnsi="Segoe UI Emoji" w:cs="Segoe UI Emoji"/>
+          <w:sz w:val="28"/>
+          <w:szCs w:val="28"/>
+        </w:rPr>
+        <w:t>A: It is a generated file and is not designed to be manually edited. Its purpose is to track the entire tree of dependencies (including dependencies of dependencies) and the exact version of each dependency. You should commit `package-</w:t>
+      </w:r>
+      <w:proofErr w:type="spellStart"/>
+      <w:proofErr w:type="gramStart"/>
+      <w:r>
+        <w:rPr>
+          <w:rFonts w:ascii="Segoe UI Emoji" w:hAnsi="Segoe UI Emoji" w:cs="Segoe UI Emoji"/>
+          <w:sz w:val="28"/>
+          <w:szCs w:val="28"/>
+        </w:rPr>
+        <w:t>lock.json</w:t>
+      </w:r>
+      <w:proofErr w:type="spellEnd"/>
+      <w:proofErr w:type="gramEnd"/>
+      <w:r>
+        <w:rPr>
+          <w:rFonts w:ascii="Segoe UI Emoji" w:hAnsi="Segoe UI Emoji" w:cs="Segoe UI Emoji"/>
+          <w:sz w:val="28"/>
+          <w:szCs w:val="28"/>
+        </w:rPr>
+        <w:t>` to your code repository</w:t>
+      </w:r>
+    </w:p>
+    <w:p>
+      <w:pPr>
+        <w:rPr>
+          <w:rFonts w:ascii="Segoe UI Emoji" w:hAnsi="Segoe UI Emoji" w:cs="Segoe UI Emoji"/>
+          <w:sz w:val="28"/>
+          <w:szCs w:val="28"/>
+        </w:rPr>
+      </w:pPr>
+    </w:p>
+    <w:p>
+      <w:pPr>
+        <w:rPr>
+          <w:rFonts w:ascii="Segoe UI Emoji" w:hAnsi="Segoe UI Emoji" w:cs="Segoe UI Emoji"/>
+          <w:sz w:val="28"/>
+          <w:szCs w:val="28"/>
+        </w:rPr>
+      </w:pPr>
+      <w:r>
+        <w:rPr>
+          <w:rFonts w:ascii="Segoe UI Emoji" w:hAnsi="Segoe UI Emoji" w:cs="Segoe UI Emoji"/>
+          <w:sz w:val="28"/>
+          <w:szCs w:val="28"/>
+        </w:rPr>
+        <w:t>You should avoid updating the `</w:t>
+      </w:r>
+      <w:proofErr w:type="spellStart"/>
+      <w:proofErr w:type="gramStart"/>
+      <w:r>
+        <w:rPr>
+          <w:rFonts w:ascii="Segoe UI Emoji" w:hAnsi="Segoe UI Emoji" w:cs="Segoe UI Emoji"/>
+          <w:sz w:val="28"/>
+          <w:szCs w:val="28"/>
+        </w:rPr>
+        <w:t>package.json</w:t>
+      </w:r>
+      <w:proofErr w:type="spellEnd"/>
+      <w:proofErr w:type="gramEnd"/>
+      <w:r>
+        <w:rPr>
+          <w:rFonts w:ascii="Segoe UI Emoji" w:hAnsi="Segoe UI Emoji" w:cs="Segoe UI Emoji"/>
+          <w:sz w:val="28"/>
+          <w:szCs w:val="28"/>
+        </w:rPr>
+        <w:t>` manually since it could break the synchronization between `</w:t>
+      </w:r>
+      <w:proofErr w:type="spellStart"/>
+      <w:r>
+        <w:rPr>
+          <w:rFonts w:ascii="Segoe UI Emoji" w:hAnsi="Segoe UI Emoji" w:cs="Segoe UI Emoji"/>
+          <w:sz w:val="28"/>
+          <w:szCs w:val="28"/>
+        </w:rPr>
+        <w:t>package.json</w:t>
+      </w:r>
+      <w:proofErr w:type="spellEnd"/>
+      <w:r>
+        <w:rPr>
+          <w:rFonts w:ascii="Segoe UI Emoji" w:hAnsi="Segoe UI Emoji" w:cs="Segoe UI Emoji"/>
+          <w:sz w:val="28"/>
+          <w:szCs w:val="28"/>
+        </w:rPr>
+        <w:t xml:space="preserve">` and `package-lock. </w:t>
+      </w:r>
+      <w:proofErr w:type="spellStart"/>
+      <w:r>
+        <w:rPr>
+          <w:rFonts w:ascii="Segoe UI Emoji" w:hAnsi="Segoe UI Emoji" w:cs="Segoe UI Emoji"/>
+          <w:sz w:val="28"/>
+          <w:szCs w:val="28"/>
+        </w:rPr>
+        <w:t>json</w:t>
+      </w:r>
+      <w:proofErr w:type="spellEnd"/>
+      <w:r>
+        <w:rPr>
+          <w:rFonts w:ascii="Segoe UI Emoji" w:hAnsi="Segoe UI Emoji" w:cs="Segoe UI Emoji"/>
+          <w:sz w:val="28"/>
+          <w:szCs w:val="28"/>
+        </w:rPr>
+        <w:t>`.</w:t>
+      </w:r>
+    </w:p>
+    <w:p>
+      <w:pPr>
+        <w:rPr>
+          <w:rFonts w:ascii="Segoe UI Emoji" w:hAnsi="Segoe UI Emoji" w:cs="Segoe UI Emoji"/>
+          <w:sz w:val="28"/>
+          <w:szCs w:val="28"/>
+        </w:rPr>
+      </w:pPr>
+    </w:p>
+    <w:p>
+      <w:pPr>
+        <w:rPr>
+          <w:rFonts w:ascii="Segoe UI Emoji" w:hAnsi="Segoe UI Emoji" w:cs="Segoe UI Emoji"/>
+          <w:sz w:val="28"/>
+          <w:szCs w:val="28"/>
+        </w:rPr>
+      </w:pPr>
+      <w:r>
+        <w:rPr>
+          <w:rFonts w:ascii="Segoe UI Emoji" w:hAnsi="Segoe UI Emoji" w:cs="Segoe UI Emoji"/>
+          <w:sz w:val="28"/>
+          <w:szCs w:val="28"/>
+        </w:rPr>
+        <w:t>## Q: What is `</w:t>
+      </w:r>
+      <w:proofErr w:type="spellStart"/>
+      <w:r>
+        <w:rPr>
+          <w:rFonts w:ascii="Segoe UI Emoji" w:hAnsi="Segoe UI Emoji" w:cs="Segoe UI Emoji"/>
+          <w:sz w:val="28"/>
+          <w:szCs w:val="28"/>
+        </w:rPr>
+        <w:t>node_modules</w:t>
+      </w:r>
+      <w:proofErr w:type="spellEnd"/>
+      <w:r>
+        <w:rPr>
+          <w:rFonts w:ascii="Segoe UI Emoji" w:hAnsi="Segoe UI Emoji" w:cs="Segoe UI Emoji"/>
+          <w:sz w:val="28"/>
+          <w:szCs w:val="28"/>
+        </w:rPr>
+        <w:t>`? Is it a good idea to push that on git?</w:t>
+      </w:r>
+    </w:p>
+    <w:p>
+      <w:pPr>
+        <w:rPr>
+          <w:rFonts w:ascii="Segoe UI Emoji" w:hAnsi="Segoe UI Emoji" w:cs="Segoe UI Emoji"/>
+          <w:sz w:val="28"/>
+          <w:szCs w:val="28"/>
+        </w:rPr>
+      </w:pPr>
+    </w:p>
+    <w:p>
+      <w:pPr>
+        <w:rPr>
+          <w:rFonts w:ascii="Segoe UI Emoji" w:hAnsi="Segoe UI Emoji" w:cs="Segoe UI Emoji"/>
+          <w:sz w:val="28"/>
+          <w:szCs w:val="28"/>
+        </w:rPr>
+      </w:pPr>
+      <w:r>
+        <w:rPr>
+          <w:rFonts w:ascii="Segoe UI Emoji" w:hAnsi="Segoe UI Emoji" w:cs="Segoe UI Emoji"/>
+          <w:sz w:val="28"/>
+          <w:szCs w:val="28"/>
+        </w:rPr>
+        <w:t>A: The `</w:t>
+      </w:r>
+      <w:proofErr w:type="spellStart"/>
+      <w:r>
+        <w:rPr>
+          <w:rFonts w:ascii="Segoe UI Emoji" w:hAnsi="Segoe UI Emoji" w:cs="Segoe UI Emoji"/>
+          <w:sz w:val="28"/>
+          <w:szCs w:val="28"/>
+        </w:rPr>
+        <w:t>node_modules</w:t>
+      </w:r>
+      <w:proofErr w:type="spellEnd"/>
+      <w:r>
+        <w:rPr>
+          <w:rFonts w:ascii="Segoe UI Emoji" w:hAnsi="Segoe UI Emoji" w:cs="Segoe UI Emoji"/>
+          <w:sz w:val="28"/>
+          <w:szCs w:val="28"/>
+        </w:rPr>
+        <w:t xml:space="preserve">` folder contains generated code. This is not code you've written and you should never make any updates to the files inside Node modules because there's a pretty good </w:t>
+      </w:r>
+      <w:proofErr w:type="gramStart"/>
+      <w:r>
+        <w:rPr>
+          <w:rFonts w:ascii="Segoe UI Emoji" w:hAnsi="Segoe UI Emoji" w:cs="Segoe UI Emoji"/>
+          <w:sz w:val="28"/>
+          <w:szCs w:val="28"/>
+        </w:rPr>
+        <w:t>chance</w:t>
+      </w:r>
+      <w:proofErr w:type="gramEnd"/>
+      <w:r>
+        <w:rPr>
+          <w:rFonts w:ascii="Segoe UI Emoji" w:hAnsi="Segoe UI Emoji" w:cs="Segoe UI Emoji"/>
+          <w:sz w:val="28"/>
+          <w:szCs w:val="28"/>
+        </w:rPr>
+        <w:t xml:space="preserve"> they'll get overwritten next time you install some modules.</w:t>
+      </w:r>
+    </w:p>
+    <w:p>
+      <w:pPr>
+        <w:rPr>
+          <w:rFonts w:ascii="Segoe UI Emoji" w:hAnsi="Segoe UI Emoji" w:cs="Segoe UI Emoji"/>
+          <w:sz w:val="28"/>
+          <w:szCs w:val="28"/>
+        </w:rPr>
+      </w:pPr>
+    </w:p>
+    <w:p>
+      <w:pPr>
+        <w:rPr>
+          <w:rFonts w:ascii="Segoe UI Emoji" w:hAnsi="Segoe UI Emoji" w:cs="Segoe UI Emoji"/>
+          <w:sz w:val="28"/>
+          <w:szCs w:val="28"/>
+        </w:rPr>
+      </w:pPr>
+      <w:r>
+        <w:rPr>
+          <w:rFonts w:ascii="Segoe UI Emoji" w:hAnsi="Segoe UI Emoji" w:cs="Segoe UI Emoji"/>
+          <w:sz w:val="28"/>
+          <w:szCs w:val="28"/>
+        </w:rPr>
+        <w:t>It is better to not commit the `</w:t>
+      </w:r>
+      <w:proofErr w:type="spellStart"/>
+      <w:r>
+        <w:rPr>
+          <w:rFonts w:ascii="Segoe UI Emoji" w:hAnsi="Segoe UI Emoji" w:cs="Segoe UI Emoji"/>
+          <w:sz w:val="28"/>
+          <w:szCs w:val="28"/>
+        </w:rPr>
+        <w:t>node_modules</w:t>
+      </w:r>
+      <w:proofErr w:type="spellEnd"/>
+      <w:r>
+        <w:rPr>
+          <w:rFonts w:ascii="Segoe UI Emoji" w:hAnsi="Segoe UI Emoji" w:cs="Segoe UI Emoji"/>
+          <w:sz w:val="28"/>
+          <w:szCs w:val="28"/>
+        </w:rPr>
+        <w:t xml:space="preserve">` folder, and instead add it to your </w:t>
+      </w:r>
+      <w:proofErr w:type="gramStart"/>
+      <w:r>
+        <w:rPr>
+          <w:rFonts w:ascii="Segoe UI Emoji" w:hAnsi="Segoe UI Emoji" w:cs="Segoe UI Emoji"/>
+          <w:sz w:val="28"/>
+          <w:szCs w:val="28"/>
+        </w:rPr>
+        <w:t>`.</w:t>
+      </w:r>
+      <w:proofErr w:type="spellStart"/>
+      <w:r>
+        <w:rPr>
+          <w:rFonts w:ascii="Segoe UI Emoji" w:hAnsi="Segoe UI Emoji" w:cs="Segoe UI Emoji"/>
+          <w:sz w:val="28"/>
+          <w:szCs w:val="28"/>
+        </w:rPr>
+        <w:t>gitignore</w:t>
+      </w:r>
+      <w:proofErr w:type="spellEnd"/>
+      <w:proofErr w:type="gramEnd"/>
+      <w:r>
+        <w:rPr>
+          <w:rFonts w:ascii="Segoe UI Emoji" w:hAnsi="Segoe UI Emoji" w:cs="Segoe UI Emoji"/>
+          <w:sz w:val="28"/>
+          <w:szCs w:val="28"/>
+        </w:rPr>
+        <w:t>` file.</w:t>
+      </w:r>
+    </w:p>
+    <w:p>
+      <w:pPr>
+        <w:rPr>
+          <w:rFonts w:ascii="Segoe UI Emoji" w:hAnsi="Segoe UI Emoji" w:cs="Segoe UI Emoji"/>
+          <w:sz w:val="28"/>
+          <w:szCs w:val="28"/>
+        </w:rPr>
+      </w:pPr>
+    </w:p>
+    <w:p>
+      <w:pPr>
+        <w:rPr>
+          <w:rFonts w:ascii="Segoe UI Emoji" w:hAnsi="Segoe UI Emoji" w:cs="Segoe UI Emoji"/>
+          <w:sz w:val="28"/>
+          <w:szCs w:val="28"/>
+        </w:rPr>
+      </w:pPr>
+      <w:r>
+        <w:rPr>
+          <w:rFonts w:ascii="Segoe UI Emoji" w:hAnsi="Segoe UI Emoji" w:cs="Segoe UI Emoji"/>
+          <w:sz w:val="28"/>
+          <w:szCs w:val="28"/>
+        </w:rPr>
+        <w:t xml:space="preserve">Here are all the reasons why you shouldn't commit it: The </w:t>
+      </w:r>
+      <w:proofErr w:type="spellStart"/>
+      <w:r>
+        <w:rPr>
+          <w:rFonts w:ascii="Segoe UI Emoji" w:hAnsi="Segoe UI Emoji" w:cs="Segoe UI Emoji"/>
+          <w:sz w:val="28"/>
+          <w:szCs w:val="28"/>
+        </w:rPr>
+        <w:t>node_modules</w:t>
+      </w:r>
+      <w:proofErr w:type="spellEnd"/>
+      <w:r>
+        <w:rPr>
+          <w:rFonts w:ascii="Segoe UI Emoji" w:hAnsi="Segoe UI Emoji" w:cs="Segoe UI Emoji"/>
+          <w:sz w:val="28"/>
+          <w:szCs w:val="28"/>
+        </w:rPr>
+        <w:t xml:space="preserve"> folder has a massive size (up to Gigabytes). It is easy to recreate the </w:t>
+      </w:r>
+      <w:proofErr w:type="spellStart"/>
+      <w:r>
+        <w:rPr>
+          <w:rFonts w:ascii="Segoe UI Emoji" w:hAnsi="Segoe UI Emoji" w:cs="Segoe UI Emoji"/>
+          <w:sz w:val="28"/>
+          <w:szCs w:val="28"/>
+        </w:rPr>
+        <w:t>node_modules</w:t>
+      </w:r>
+      <w:proofErr w:type="spellEnd"/>
+      <w:r>
+        <w:rPr>
+          <w:rFonts w:ascii="Segoe UI Emoji" w:hAnsi="Segoe UI Emoji" w:cs="Segoe UI Emoji"/>
+          <w:sz w:val="28"/>
+          <w:szCs w:val="28"/>
+        </w:rPr>
+        <w:t xml:space="preserve"> folder via packages. </w:t>
+      </w:r>
+      <w:proofErr w:type="spellStart"/>
+      <w:r>
+        <w:rPr>
+          <w:rFonts w:ascii="Segoe UI Emoji" w:hAnsi="Segoe UI Emoji" w:cs="Segoe UI Emoji"/>
+          <w:sz w:val="28"/>
+          <w:szCs w:val="28"/>
+        </w:rPr>
+        <w:t>json</w:t>
+      </w:r>
+      <w:proofErr w:type="spellEnd"/>
+    </w:p>
+    <w:p>
+      <w:pPr>
+        <w:rPr>
+          <w:rFonts w:ascii="Segoe UI Emoji" w:hAnsi="Segoe UI Emoji" w:cs="Segoe UI Emoji"/>
+          <w:sz w:val="28"/>
+          <w:szCs w:val="28"/>
+        </w:rPr>
+      </w:pPr>
+    </w:p>
+    <w:p>
+      <w:pPr>
+        <w:rPr>
+          <w:rFonts w:ascii="Segoe UI Emoji" w:hAnsi="Segoe UI Emoji" w:cs="Segoe UI Emoji"/>
+          <w:sz w:val="28"/>
+          <w:szCs w:val="28"/>
+        </w:rPr>
+      </w:pPr>
+      <w:r>
+        <w:rPr>
+          <w:rFonts w:ascii="Segoe UI Emoji" w:hAnsi="Segoe UI Emoji" w:cs="Segoe UI Emoji"/>
+          <w:sz w:val="28"/>
+          <w:szCs w:val="28"/>
+        </w:rPr>
+        <w:t>## Q: What is the `</w:t>
+      </w:r>
+      <w:proofErr w:type="spellStart"/>
+      <w:r>
+        <w:rPr>
+          <w:rFonts w:ascii="Segoe UI Emoji" w:hAnsi="Segoe UI Emoji" w:cs="Segoe UI Emoji"/>
+          <w:sz w:val="28"/>
+          <w:szCs w:val="28"/>
+        </w:rPr>
+        <w:t>dist</w:t>
+      </w:r>
+      <w:proofErr w:type="spellEnd"/>
+      <w:r>
+        <w:rPr>
+          <w:rFonts w:ascii="Segoe UI Emoji" w:hAnsi="Segoe UI Emoji" w:cs="Segoe UI Emoji"/>
+          <w:sz w:val="28"/>
+          <w:szCs w:val="28"/>
+        </w:rPr>
+        <w:t>` folder?</w:t>
+      </w:r>
+    </w:p>
+    <w:p>
+      <w:pPr>
+        <w:rPr>
+          <w:rFonts w:ascii="Segoe UI Emoji" w:hAnsi="Segoe UI Emoji" w:cs="Segoe UI Emoji"/>
+          <w:sz w:val="28"/>
+          <w:szCs w:val="28"/>
+        </w:rPr>
+      </w:pPr>
+    </w:p>
+    <w:p>
+      <w:pPr>
+        <w:rPr>
+          <w:rFonts w:ascii="Segoe UI Emoji" w:hAnsi="Segoe UI Emoji" w:cs="Segoe UI Emoji"/>
+          <w:sz w:val="28"/>
+          <w:szCs w:val="28"/>
+        </w:rPr>
+      </w:pPr>
+      <w:r>
+        <w:rPr>
+          <w:rFonts w:ascii="Segoe UI Emoji" w:hAnsi="Segoe UI Emoji" w:cs="Segoe UI Emoji"/>
+          <w:sz w:val="28"/>
+          <w:szCs w:val="28"/>
+        </w:rPr>
+        <w:t>A: The `/</w:t>
+      </w:r>
+      <w:proofErr w:type="spellStart"/>
+      <w:r>
+        <w:rPr>
+          <w:rFonts w:ascii="Segoe UI Emoji" w:hAnsi="Segoe UI Emoji" w:cs="Segoe UI Emoji"/>
+          <w:sz w:val="28"/>
+          <w:szCs w:val="28"/>
+        </w:rPr>
+        <w:t>dist</w:t>
+      </w:r>
+      <w:proofErr w:type="spellEnd"/>
+      <w:r>
+        <w:rPr>
+          <w:rFonts w:ascii="Segoe UI Emoji" w:hAnsi="Segoe UI Emoji" w:cs="Segoe UI Emoji"/>
+          <w:sz w:val="28"/>
+          <w:szCs w:val="28"/>
+        </w:rPr>
+        <w:t>` stands for distributable. The /</w:t>
+      </w:r>
+      <w:proofErr w:type="spellStart"/>
+      <w:r>
+        <w:rPr>
+          <w:rFonts w:ascii="Segoe UI Emoji" w:hAnsi="Segoe UI Emoji" w:cs="Segoe UI Emoji"/>
+          <w:sz w:val="28"/>
+          <w:szCs w:val="28"/>
+        </w:rPr>
+        <w:t>dist</w:t>
+      </w:r>
+      <w:proofErr w:type="spellEnd"/>
+      <w:r>
+        <w:rPr>
+          <w:rFonts w:ascii="Segoe UI Emoji" w:hAnsi="Segoe UI Emoji" w:cs="Segoe UI Emoji"/>
+          <w:sz w:val="28"/>
+          <w:szCs w:val="28"/>
+        </w:rPr>
+        <w:t xml:space="preserve"> folder contains the minimized version of the source code. The code present in the /</w:t>
+      </w:r>
+      <w:proofErr w:type="spellStart"/>
+      <w:r>
+        <w:rPr>
+          <w:rFonts w:ascii="Segoe UI Emoji" w:hAnsi="Segoe UI Emoji" w:cs="Segoe UI Emoji"/>
+          <w:sz w:val="28"/>
+          <w:szCs w:val="28"/>
+        </w:rPr>
+        <w:t>dist</w:t>
+      </w:r>
+      <w:proofErr w:type="spellEnd"/>
+      <w:r>
+        <w:rPr>
+          <w:rFonts w:ascii="Segoe UI Emoji" w:hAnsi="Segoe UI Emoji" w:cs="Segoe UI Emoji"/>
+          <w:sz w:val="28"/>
+          <w:szCs w:val="28"/>
+        </w:rPr>
+        <w:t xml:space="preserve"> folder is actually the code which is used on production web applications.</w:t>
+      </w:r>
+    </w:p>
+    <w:p>
+      <w:pPr>
+        <w:rPr>
+          <w:rFonts w:ascii="Segoe UI Emoji" w:hAnsi="Segoe UI Emoji" w:cs="Segoe UI Emoji"/>
+          <w:sz w:val="28"/>
+          <w:szCs w:val="28"/>
+        </w:rPr>
+      </w:pPr>
+    </w:p>
+    <w:p>
+      <w:pPr>
+        <w:rPr>
+          <w:rFonts w:ascii="Segoe UI Emoji" w:hAnsi="Segoe UI Emoji" w:cs="Segoe UI Emoji"/>
+          <w:sz w:val="28"/>
+          <w:szCs w:val="28"/>
+        </w:rPr>
+      </w:pPr>
+      <w:r>
+        <w:rPr>
+          <w:rFonts w:ascii="Segoe UI Emoji" w:hAnsi="Segoe UI Emoji" w:cs="Segoe UI Emoji"/>
+          <w:sz w:val="28"/>
+          <w:szCs w:val="28"/>
+        </w:rPr>
+        <w:lastRenderedPageBreak/>
+        <w:t xml:space="preserve">Parcel's default directory for your output is named </w:t>
+      </w:r>
+      <w:proofErr w:type="spellStart"/>
+      <w:proofErr w:type="gramStart"/>
+      <w:r>
+        <w:rPr>
+          <w:rFonts w:ascii="Segoe UI Emoji" w:hAnsi="Segoe UI Emoji" w:cs="Segoe UI Emoji"/>
+          <w:sz w:val="28"/>
+          <w:szCs w:val="28"/>
+        </w:rPr>
+        <w:t>dist</w:t>
+      </w:r>
+      <w:proofErr w:type="spellEnd"/>
+      <w:r>
+        <w:rPr>
+          <w:rFonts w:ascii="Segoe UI Emoji" w:hAnsi="Segoe UI Emoji" w:cs="Segoe UI Emoji"/>
+          <w:sz w:val="28"/>
+          <w:szCs w:val="28"/>
+        </w:rPr>
+        <w:t xml:space="preserve"> .</w:t>
+      </w:r>
+      <w:proofErr w:type="gramEnd"/>
+      <w:r>
+        <w:rPr>
+          <w:rFonts w:ascii="Segoe UI Emoji" w:hAnsi="Segoe UI Emoji" w:cs="Segoe UI Emoji"/>
+          <w:sz w:val="28"/>
+          <w:szCs w:val="28"/>
+        </w:rPr>
+        <w:t xml:space="preserve"> The --</w:t>
+      </w:r>
+      <w:proofErr w:type="spellStart"/>
+      <w:r>
+        <w:rPr>
+          <w:rFonts w:ascii="Segoe UI Emoji" w:hAnsi="Segoe UI Emoji" w:cs="Segoe UI Emoji"/>
+          <w:sz w:val="28"/>
+          <w:szCs w:val="28"/>
+        </w:rPr>
+        <w:t>dist-dir</w:t>
+      </w:r>
+      <w:proofErr w:type="spellEnd"/>
+      <w:r>
+        <w:rPr>
+          <w:rFonts w:ascii="Segoe UI Emoji" w:hAnsi="Segoe UI Emoji" w:cs="Segoe UI Emoji"/>
+          <w:sz w:val="28"/>
+          <w:szCs w:val="28"/>
+        </w:rPr>
+        <w:t xml:space="preserve"> public tag defines the output folder for your production files and is named public to avoid confusion with the </w:t>
+      </w:r>
+      <w:proofErr w:type="spellStart"/>
+      <w:r>
+        <w:rPr>
+          <w:rFonts w:ascii="Segoe UI Emoji" w:hAnsi="Segoe UI Emoji" w:cs="Segoe UI Emoji"/>
+          <w:sz w:val="28"/>
+          <w:szCs w:val="28"/>
+        </w:rPr>
+        <w:t>dist</w:t>
+      </w:r>
+      <w:proofErr w:type="spellEnd"/>
+      <w:r>
+        <w:rPr>
+          <w:rFonts w:ascii="Segoe UI Emoji" w:hAnsi="Segoe UI Emoji" w:cs="Segoe UI Emoji"/>
+          <w:sz w:val="28"/>
+          <w:szCs w:val="28"/>
+        </w:rPr>
+        <w:t xml:space="preserve"> default directory.</w:t>
+      </w:r>
+    </w:p>
+    <w:p>
+      <w:pPr>
+        <w:rPr>
+          <w:rFonts w:ascii="Segoe UI Emoji" w:hAnsi="Segoe UI Emoji" w:cs="Segoe UI Emoji"/>
+          <w:sz w:val="28"/>
+          <w:szCs w:val="28"/>
+        </w:rPr>
+      </w:pPr>
+    </w:p>
+    <w:p>
+      <w:pPr>
+        <w:rPr>
+          <w:rFonts w:ascii="Segoe UI Emoji" w:hAnsi="Segoe UI Emoji" w:cs="Segoe UI Emoji"/>
+          <w:sz w:val="28"/>
+          <w:szCs w:val="28"/>
+        </w:rPr>
+      </w:pPr>
+      <w:r>
+        <w:rPr>
+          <w:rFonts w:ascii="Segoe UI Emoji" w:hAnsi="Segoe UI Emoji" w:cs="Segoe UI Emoji"/>
+          <w:sz w:val="28"/>
+          <w:szCs w:val="28"/>
+        </w:rPr>
+        <w:t>## Q: What is `</w:t>
+      </w:r>
+      <w:proofErr w:type="spellStart"/>
+      <w:r>
+        <w:rPr>
+          <w:rFonts w:ascii="Segoe UI Emoji" w:hAnsi="Segoe UI Emoji" w:cs="Segoe UI Emoji"/>
+          <w:sz w:val="28"/>
+          <w:szCs w:val="28"/>
+        </w:rPr>
+        <w:t>browserlists</w:t>
+      </w:r>
+      <w:proofErr w:type="spellEnd"/>
+      <w:r>
+        <w:rPr>
+          <w:rFonts w:ascii="Segoe UI Emoji" w:hAnsi="Segoe UI Emoji" w:cs="Segoe UI Emoji"/>
+          <w:sz w:val="28"/>
+          <w:szCs w:val="28"/>
+        </w:rPr>
+        <w:t>`?</w:t>
+      </w:r>
+    </w:p>
+    <w:p>
+      <w:pPr>
+        <w:rPr>
+          <w:rFonts w:ascii="Segoe UI Emoji" w:hAnsi="Segoe UI Emoji" w:cs="Segoe UI Emoji"/>
+          <w:sz w:val="28"/>
+          <w:szCs w:val="28"/>
+        </w:rPr>
+      </w:pPr>
+    </w:p>
+    <w:p>
+      <w:pPr>
+        <w:rPr>
+          <w:rFonts w:ascii="Segoe UI Emoji" w:hAnsi="Segoe UI Emoji" w:cs="Segoe UI Emoji"/>
+          <w:sz w:val="28"/>
+          <w:szCs w:val="28"/>
+        </w:rPr>
+      </w:pPr>
+      <w:r>
+        <w:rPr>
+          <w:rFonts w:ascii="Segoe UI Emoji" w:hAnsi="Segoe UI Emoji" w:cs="Segoe UI Emoji"/>
+          <w:sz w:val="28"/>
+          <w:szCs w:val="28"/>
+        </w:rPr>
+        <w:t xml:space="preserve">A: </w:t>
+      </w:r>
+      <w:proofErr w:type="spellStart"/>
+      <w:r>
+        <w:rPr>
+          <w:rFonts w:ascii="Segoe UI Emoji" w:hAnsi="Segoe UI Emoji" w:cs="Segoe UI Emoji"/>
+          <w:sz w:val="28"/>
+          <w:szCs w:val="28"/>
+        </w:rPr>
+        <w:t>Browserslist</w:t>
+      </w:r>
+      <w:proofErr w:type="spellEnd"/>
+      <w:r>
+        <w:rPr>
+          <w:rFonts w:ascii="Segoe UI Emoji" w:hAnsi="Segoe UI Emoji" w:cs="Segoe UI Emoji"/>
+          <w:sz w:val="28"/>
+          <w:szCs w:val="28"/>
+        </w:rPr>
+        <w:t xml:space="preserve"> defines and shares the list of target browsers between various frontend build tools.</w:t>
+      </w:r>
+    </w:p>
+    <w:p>
+      <w:pPr>
+        <w:rPr>
+          <w:rFonts w:ascii="Segoe UI Emoji" w:hAnsi="Segoe UI Emoji" w:cs="Segoe UI Emoji"/>
+          <w:sz w:val="28"/>
+          <w:szCs w:val="28"/>
+        </w:rPr>
+      </w:pPr>
+    </w:p>
+    <w:p>
+      <w:pPr>
+        <w:rPr>
+          <w:rFonts w:ascii="Segoe UI Emoji" w:hAnsi="Segoe UI Emoji" w:cs="Segoe UI Emoji"/>
+          <w:sz w:val="28"/>
+          <w:szCs w:val="28"/>
+        </w:rPr>
+      </w:pPr>
+    </w:p>
+    <w:p>
+      <w:pPr>
+        <w:rPr>
+          <w:rFonts w:ascii="Segoe UI Emoji" w:hAnsi="Segoe UI Emoji" w:cs="Segoe UI Emoji"/>
+          <w:sz w:val="28"/>
+          <w:szCs w:val="28"/>
+        </w:rPr>
+      </w:pPr>
+      <w:r>
+        <w:rPr>
+          <w:rFonts w:ascii="Segoe UI Emoji" w:hAnsi="Segoe UI Emoji" w:cs="Segoe UI Emoji"/>
+          <w:sz w:val="28"/>
+          <w:szCs w:val="28"/>
+        </w:rPr>
+        <w:br/>
+      </w:r>
+    </w:p>
+    <w:p>
+      <w:pPr>
+        <w:rPr>
+          <w:rFonts w:ascii="Segoe UI Emoji" w:hAnsi="Segoe UI Emoji" w:cs="Segoe UI Emoji"/>
+          <w:sz w:val="28"/>
+          <w:szCs w:val="28"/>
+        </w:rPr>
+      </w:pPr>
+      <w:r>
+        <w:rPr>
+          <w:rFonts w:ascii="Segoe UI Emoji" w:hAnsi="Segoe UI Emoji" w:cs="Segoe UI Emoji"/>
+          <w:sz w:val="28"/>
+          <w:szCs w:val="28"/>
+        </w:rPr>
         <w:br/>
       </w:r>
     </w:p>
@@ -2484,6 +6569,119 @@
     </w:lvl>
   </w:abstractNum>
   <w:abstractNum w:abstractNumId="5" w15:restartNumberingAfterBreak="0">
+    <w:nsid w:val="425630FD"/>
+    <w:multiLevelType w:val="multilevel"/>
+    <w:tmpl w:val="11343834"/>
+    <w:lvl w:ilvl="0">
+      <w:start w:val="1"/>
+      <w:numFmt w:val="decimal"/>
+      <w:lvlText w:val="%1."/>
+      <w:lvlJc w:val="left"/>
+      <w:pPr>
+        <w:tabs>
+          <w:tab w:val="num" w:pos="720"/>
+        </w:tabs>
+        <w:ind w:left="720" w:hanging="360"/>
+      </w:pPr>
+    </w:lvl>
+    <w:lvl w:ilvl="1" w:tentative="1">
+      <w:start w:val="1"/>
+      <w:numFmt w:val="decimal"/>
+      <w:lvlText w:val="%2."/>
+      <w:lvlJc w:val="left"/>
+      <w:pPr>
+        <w:tabs>
+          <w:tab w:val="num" w:pos="1440"/>
+        </w:tabs>
+        <w:ind w:left="1440" w:hanging="360"/>
+      </w:pPr>
+    </w:lvl>
+    <w:lvl w:ilvl="2" w:tentative="1">
+      <w:start w:val="1"/>
+      <w:numFmt w:val="decimal"/>
+      <w:lvlText w:val="%3."/>
+      <w:lvlJc w:val="left"/>
+      <w:pPr>
+        <w:tabs>
+          <w:tab w:val="num" w:pos="2160"/>
+        </w:tabs>
+        <w:ind w:left="2160" w:hanging="360"/>
+      </w:pPr>
+    </w:lvl>
+    <w:lvl w:ilvl="3" w:tentative="1">
+      <w:start w:val="1"/>
+      <w:numFmt w:val="decimal"/>
+      <w:lvlText w:val="%4."/>
+      <w:lvlJc w:val="left"/>
+      <w:pPr>
+        <w:tabs>
+          <w:tab w:val="num" w:pos="2880"/>
+        </w:tabs>
+        <w:ind w:left="2880" w:hanging="360"/>
+      </w:pPr>
+    </w:lvl>
+    <w:lvl w:ilvl="4" w:tentative="1">
+      <w:start w:val="1"/>
+      <w:numFmt w:val="decimal"/>
+      <w:lvlText w:val="%5."/>
+      <w:lvlJc w:val="left"/>
+      <w:pPr>
+        <w:tabs>
+          <w:tab w:val="num" w:pos="3600"/>
+        </w:tabs>
+        <w:ind w:left="3600" w:hanging="360"/>
+      </w:pPr>
+    </w:lvl>
+    <w:lvl w:ilvl="5" w:tentative="1">
+      <w:start w:val="1"/>
+      <w:numFmt w:val="decimal"/>
+      <w:lvlText w:val="%6."/>
+      <w:lvlJc w:val="left"/>
+      <w:pPr>
+        <w:tabs>
+          <w:tab w:val="num" w:pos="4320"/>
+        </w:tabs>
+        <w:ind w:left="4320" w:hanging="360"/>
+      </w:pPr>
+    </w:lvl>
+    <w:lvl w:ilvl="6" w:tentative="1">
+      <w:start w:val="1"/>
+      <w:numFmt w:val="decimal"/>
+      <w:lvlText w:val="%7."/>
+      <w:lvlJc w:val="left"/>
+      <w:pPr>
+        <w:tabs>
+          <w:tab w:val="num" w:pos="5040"/>
+        </w:tabs>
+        <w:ind w:left="5040" w:hanging="360"/>
+      </w:pPr>
+    </w:lvl>
+    <w:lvl w:ilvl="7" w:tentative="1">
+      <w:start w:val="1"/>
+      <w:numFmt w:val="decimal"/>
+      <w:lvlText w:val="%8."/>
+      <w:lvlJc w:val="left"/>
+      <w:pPr>
+        <w:tabs>
+          <w:tab w:val="num" w:pos="5760"/>
+        </w:tabs>
+        <w:ind w:left="5760" w:hanging="360"/>
+      </w:pPr>
+    </w:lvl>
+    <w:lvl w:ilvl="8" w:tentative="1">
+      <w:start w:val="1"/>
+      <w:numFmt w:val="decimal"/>
+      <w:lvlText w:val="%9."/>
+      <w:lvlJc w:val="left"/>
+      <w:pPr>
+        <w:tabs>
+          <w:tab w:val="num" w:pos="6480"/>
+        </w:tabs>
+        <w:ind w:left="6480" w:hanging="360"/>
+      </w:pPr>
+    </w:lvl>
+  </w:abstractNum>
+  <w:abstractNum w:abstractNumId="6" w15:restartNumberingAfterBreak="0">
     <w:nsid w:val="526C2D80"/>
     <w:multiLevelType w:val="multilevel"/>
     <w:tmpl w:val="8E8AB688"/>
@@ -2632,7 +6830,7 @@
       </w:rPr>
     </w:lvl>
   </w:abstractNum>
-  <w:abstractNum w:abstractNumId="6" w15:restartNumberingAfterBreak="0">
+  <w:abstractNum w:abstractNumId="7" w15:restartNumberingAfterBreak="0">
     <w:nsid w:val="628A23F0"/>
     <w:multiLevelType w:val="multilevel"/>
     <w:tmpl w:val="F3A8F51A"/>
@@ -2781,7 +6979,7 @@
       </w:rPr>
     </w:lvl>
   </w:abstractNum>
-  <w:abstractNum w:abstractNumId="7" w15:restartNumberingAfterBreak="0">
+  <w:abstractNum w:abstractNumId="8" w15:restartNumberingAfterBreak="0">
     <w:nsid w:val="76154358"/>
     <w:multiLevelType w:val="multilevel"/>
     <w:tmpl w:val="9294D998"/>
@@ -2934,10 +7132,10 @@
     <w:abstractNumId w:val="3"/>
   </w:num>
   <w:num w:numId="2" w16cid:durableId="265818829">
-    <w:abstractNumId w:val="7"/>
+    <w:abstractNumId w:val="8"/>
   </w:num>
   <w:num w:numId="3" w16cid:durableId="115487112">
-    <w:abstractNumId w:val="5"/>
+    <w:abstractNumId w:val="6"/>
   </w:num>
   <w:num w:numId="4" w16cid:durableId="1195002596">
     <w:abstractNumId w:val="2"/>
@@ -2949,10 +7147,13 @@
     <w:abstractNumId w:val="0"/>
   </w:num>
   <w:num w:numId="7" w16cid:durableId="1378893329">
-    <w:abstractNumId w:val="6"/>
+    <w:abstractNumId w:val="7"/>
   </w:num>
   <w:num w:numId="8" w16cid:durableId="1603076479">
     <w:abstractNumId w:val="4"/>
+  </w:num>
+  <w:num w:numId="9" w16cid:durableId="1521117620">
+    <w:abstractNumId w:val="5"/>
   </w:num>
 </w:numbering>
 </file>

--- a/React/React notes.docx
+++ b/React/React notes.docx
@@ -410,15 +410,7 @@
         <w:t xml:space="preserve">) </w:t>
       </w:r>
       <w:r>
-        <w:t>&lt;script crossorigin="</w:t>
-      </w:r>
-      <w:proofErr w:type="spellStart"/>
-      <w:r>
-        <w:t>anonymous|use-credentials</w:t>
-      </w:r>
-      <w:proofErr w:type="spellEnd"/>
-      <w:r>
-        <w:t>"&gt;</w:t>
+        <w:t>&lt;script crossorigin="anonymous|use-credentials"&gt;</w:t>
       </w:r>
     </w:p>
     <w:p>
@@ -446,58 +438,22 @@
           <w:sz w:val="28"/>
           <w:szCs w:val="28"/>
         </w:rPr>
-        <w:t xml:space="preserve">: What is difference between React and </w:t>
-      </w:r>
-      <w:proofErr w:type="spellStart"/>
-      <w:r>
-        <w:rPr>
-          <w:b/>
-          <w:bCs/>
-          <w:sz w:val="28"/>
-          <w:szCs w:val="28"/>
-        </w:rPr>
-        <w:t>ReactDOM</w:t>
-      </w:r>
-      <w:proofErr w:type="spellEnd"/>
-      <w:r>
-        <w:rPr>
-          <w:b/>
-          <w:bCs/>
-          <w:sz w:val="28"/>
-          <w:szCs w:val="28"/>
-        </w:rPr>
-        <w:t>?</w:t>
-      </w:r>
-    </w:p>
-    <w:p>
-      <w:pPr>
-        <w:rPr>
-          <w:sz w:val="28"/>
-          <w:szCs w:val="28"/>
-        </w:rPr>
-      </w:pPr>
-      <w:r>
-        <w:rPr>
-          <w:sz w:val="28"/>
-          <w:szCs w:val="28"/>
-        </w:rPr>
-        <w:t>A: React is a JavaScript library for building User Interfaces whereas </w:t>
-      </w:r>
-      <w:proofErr w:type="spellStart"/>
-      <w:r>
-        <w:rPr>
-          <w:sz w:val="28"/>
-          <w:szCs w:val="28"/>
-        </w:rPr>
-        <w:t>ReactDOM</w:t>
-      </w:r>
-      <w:proofErr w:type="spellEnd"/>
-      <w:r>
-        <w:rPr>
-          <w:sz w:val="28"/>
-          <w:szCs w:val="28"/>
-        </w:rPr>
-        <w:t> is also JavaScript library that allows React to interact with the DOM.</w:t>
+        <w:t>: What is difference between React and ReactDOM?</w:t>
+      </w:r>
+    </w:p>
+    <w:p>
+      <w:pPr>
+        <w:rPr>
+          <w:sz w:val="28"/>
+          <w:szCs w:val="28"/>
+        </w:rPr>
+      </w:pPr>
+      <w:r>
+        <w:rPr>
+          <w:sz w:val="28"/>
+          <w:szCs w:val="28"/>
+        </w:rPr>
+        <w:t>A: React is a JavaScript library for building User Interfaces whereas ReactDOM is also JavaScript library that allows React to interact with the DOM.</w:t>
       </w:r>
     </w:p>
     <w:p>
@@ -513,127 +469,22 @@
           <w:szCs w:val="28"/>
         </w:rPr>
         <w:lastRenderedPageBreak/>
-        <w:t>The react package contains </w:t>
-      </w:r>
-      <w:proofErr w:type="spellStart"/>
-      <w:r>
-        <w:rPr>
-          <w:sz w:val="28"/>
-          <w:szCs w:val="28"/>
-        </w:rPr>
-        <w:t>React.createElement</w:t>
-      </w:r>
-      <w:proofErr w:type="spellEnd"/>
-      <w:r>
-        <w:rPr>
-          <w:sz w:val="28"/>
-          <w:szCs w:val="28"/>
-        </w:rPr>
-        <w:t>(), </w:t>
-      </w:r>
-      <w:proofErr w:type="spellStart"/>
-      <w:r>
-        <w:rPr>
-          <w:sz w:val="28"/>
-          <w:szCs w:val="28"/>
-        </w:rPr>
-        <w:t>React.Component</w:t>
-      </w:r>
-      <w:proofErr w:type="spellEnd"/>
-      <w:r>
-        <w:rPr>
-          <w:sz w:val="28"/>
-          <w:szCs w:val="28"/>
-        </w:rPr>
-        <w:t>, </w:t>
-      </w:r>
-      <w:proofErr w:type="spellStart"/>
-      <w:proofErr w:type="gramStart"/>
-      <w:r>
-        <w:rPr>
-          <w:sz w:val="28"/>
-          <w:szCs w:val="28"/>
-        </w:rPr>
-        <w:t>React</w:t>
-      </w:r>
-      <w:proofErr w:type="gramEnd"/>
-      <w:r>
-        <w:rPr>
-          <w:sz w:val="28"/>
-          <w:szCs w:val="28"/>
-        </w:rPr>
-        <w:t>.Children</w:t>
-      </w:r>
-      <w:proofErr w:type="spellEnd"/>
-      <w:r>
-        <w:rPr>
-          <w:sz w:val="28"/>
-          <w:szCs w:val="28"/>
-        </w:rPr>
-        <w:t>, and other helpers related to elements and component classes.</w:t>
-      </w:r>
-    </w:p>
-    <w:p>
-      <w:pPr>
-        <w:rPr>
-          <w:sz w:val="28"/>
-          <w:szCs w:val="28"/>
-        </w:rPr>
-      </w:pPr>
-      <w:r>
-        <w:rPr>
-          <w:sz w:val="28"/>
-          <w:szCs w:val="28"/>
-        </w:rPr>
-        <w:t xml:space="preserve"> The react-</w:t>
-      </w:r>
-      <w:proofErr w:type="spellStart"/>
-      <w:r>
-        <w:rPr>
-          <w:sz w:val="28"/>
-          <w:szCs w:val="28"/>
-        </w:rPr>
-        <w:t>dom</w:t>
-      </w:r>
-      <w:proofErr w:type="spellEnd"/>
-      <w:r>
-        <w:rPr>
-          <w:sz w:val="28"/>
-          <w:szCs w:val="28"/>
-        </w:rPr>
-        <w:t xml:space="preserve"> package contains </w:t>
-      </w:r>
-      <w:proofErr w:type="spellStart"/>
-      <w:r>
-        <w:rPr>
-          <w:sz w:val="28"/>
-          <w:szCs w:val="28"/>
-        </w:rPr>
-        <w:t>ReactDOM.render</w:t>
-      </w:r>
-      <w:proofErr w:type="spellEnd"/>
-      <w:r>
-        <w:rPr>
-          <w:sz w:val="28"/>
-          <w:szCs w:val="28"/>
-        </w:rPr>
-        <w:t>(), and in react-</w:t>
-      </w:r>
-      <w:proofErr w:type="spellStart"/>
-      <w:r>
-        <w:rPr>
-          <w:sz w:val="28"/>
-          <w:szCs w:val="28"/>
-        </w:rPr>
-        <w:t>dom</w:t>
-      </w:r>
-      <w:proofErr w:type="spellEnd"/>
-      <w:r>
-        <w:rPr>
-          <w:sz w:val="28"/>
-          <w:szCs w:val="28"/>
-        </w:rPr>
-        <w:t>/server we have server-side rendering support with ReactDOMServer.renderToString() and ReactDOMServer.renderToStaticMarkup().</w:t>
+        <w:t>The react package contains React.createElement(), React.Component, React.Children, and other helpers related to elements and component classes.</w:t>
+      </w:r>
+    </w:p>
+    <w:p>
+      <w:pPr>
+        <w:rPr>
+          <w:sz w:val="28"/>
+          <w:szCs w:val="28"/>
+        </w:rPr>
+      </w:pPr>
+      <w:r>
+        <w:rPr>
+          <w:sz w:val="28"/>
+          <w:szCs w:val="28"/>
+        </w:rPr>
+        <w:t xml:space="preserve"> The react-dom package contains ReactDOM.render(), and in react-dom/server we have server-side rendering support with ReactDOMServer.renderToString() and ReactDOMServer.renderToStaticMarkup().</w:t>
       </w:r>
     </w:p>
     <w:p>
@@ -1005,31 +856,7 @@
           <w:lang w:eastAsia="en-IN"/>
           <w14:ligatures w14:val="none"/>
         </w:rPr>
-        <w:t xml:space="preserve">&lt;script </w:t>
-      </w:r>
-      <w:proofErr w:type="spellStart"/>
-      <w:r>
-        <w:rPr>
-          <w:rFonts w:ascii="Courier New" w:eastAsia="Times New Roman" w:hAnsi="Courier New" w:cs="Courier New"/>
-          <w:kern w:val="0"/>
-          <w:sz w:val="20"/>
-          <w:szCs w:val="20"/>
-          <w:lang w:eastAsia="en-IN"/>
-          <w14:ligatures w14:val="none"/>
-        </w:rPr>
-        <w:t>src</w:t>
-      </w:r>
-      <w:proofErr w:type="spellEnd"/>
-      <w:r>
-        <w:rPr>
-          <w:rFonts w:ascii="Courier New" w:eastAsia="Times New Roman" w:hAnsi="Courier New" w:cs="Courier New"/>
-          <w:kern w:val="0"/>
-          <w:sz w:val="20"/>
-          <w:szCs w:val="20"/>
-          <w:lang w:eastAsia="en-IN"/>
-          <w14:ligatures w14:val="none"/>
-        </w:rPr>
-        <w:t>="script.js" async&gt;&lt;/script&gt;</w:t>
+        <w:t>&lt;script src="script.js" async&gt;&lt;/script&gt;</w:t>
       </w:r>
     </w:p>
     <w:p>
@@ -1189,31 +1016,7 @@
           <w:lang w:eastAsia="en-IN"/>
           <w14:ligatures w14:val="none"/>
         </w:rPr>
-        <w:t xml:space="preserve">Best for scripts that depend on the </w:t>
-      </w:r>
-      <w:proofErr w:type="gramStart"/>
-      <w:r>
-        <w:rPr>
-          <w:rFonts w:ascii="Times New Roman" w:eastAsia="Times New Roman" w:hAnsi="Times New Roman" w:cs="Times New Roman"/>
-          <w:kern w:val="0"/>
-          <w:sz w:val="24"/>
-          <w:szCs w:val="24"/>
-          <w:lang w:eastAsia="en-IN"/>
-          <w14:ligatures w14:val="none"/>
-        </w:rPr>
-        <w:t>full page</w:t>
-      </w:r>
-      <w:proofErr w:type="gramEnd"/>
-      <w:r>
-        <w:rPr>
-          <w:rFonts w:ascii="Times New Roman" w:eastAsia="Times New Roman" w:hAnsi="Times New Roman" w:cs="Times New Roman"/>
-          <w:kern w:val="0"/>
-          <w:sz w:val="24"/>
-          <w:szCs w:val="24"/>
-          <w:lang w:eastAsia="en-IN"/>
-          <w14:ligatures w14:val="none"/>
-        </w:rPr>
-        <w:t xml:space="preserve"> structure.</w:t>
+        <w:t>Best for scripts that depend on the full page structure.</w:t>
       </w:r>
     </w:p>
     <w:p>
@@ -1260,31 +1063,7 @@
           <w:lang w:eastAsia="en-IN"/>
           <w14:ligatures w14:val="none"/>
         </w:rPr>
-        <w:t xml:space="preserve">&lt;script </w:t>
-      </w:r>
-      <w:proofErr w:type="spellStart"/>
-      <w:r>
-        <w:rPr>
-          <w:rFonts w:ascii="Courier New" w:eastAsia="Times New Roman" w:hAnsi="Courier New" w:cs="Courier New"/>
-          <w:kern w:val="0"/>
-          <w:sz w:val="20"/>
-          <w:szCs w:val="20"/>
-          <w:lang w:eastAsia="en-IN"/>
-          <w14:ligatures w14:val="none"/>
-        </w:rPr>
-        <w:t>src</w:t>
-      </w:r>
-      <w:proofErr w:type="spellEnd"/>
-      <w:r>
-        <w:rPr>
-          <w:rFonts w:ascii="Courier New" w:eastAsia="Times New Roman" w:hAnsi="Courier New" w:cs="Courier New"/>
-          <w:kern w:val="0"/>
-          <w:sz w:val="20"/>
-          <w:szCs w:val="20"/>
-          <w:lang w:eastAsia="en-IN"/>
-          <w14:ligatures w14:val="none"/>
-        </w:rPr>
-        <w:t>="script.js" defer&gt;&lt;/script&gt;</w:t>
+        <w:t>&lt;script src="script.js" defer&gt;&lt;/script&gt;</w:t>
       </w:r>
     </w:p>
     <w:p>
@@ -1300,7 +1079,6 @@
           <w14:ligatures w14:val="none"/>
         </w:rPr>
       </w:pPr>
-      <w:proofErr w:type="gramStart"/>
       <w:r>
         <w:rPr>
           <w:rFonts w:ascii="Times New Roman" w:eastAsia="Times New Roman" w:hAnsi="Symbol" w:cs="Times New Roman"/>
@@ -1336,7 +1114,6 @@
         </w:rPr>
         <w:t>async</w:t>
       </w:r>
-      <w:proofErr w:type="gramEnd"/>
       <w:r>
         <w:rPr>
           <w:rFonts w:ascii="Times New Roman" w:eastAsia="Times New Roman" w:hAnsi="Times New Roman" w:cs="Times New Roman"/>
@@ -1527,7 +1304,6 @@
         </w:rPr>
         <w:t xml:space="preserve"> </w:t>
       </w:r>
-      <w:proofErr w:type="spellStart"/>
       <w:r>
         <w:rPr>
           <w:rFonts w:ascii="Segoe UI Emoji" w:hAnsi="Segoe UI Emoji" w:cs="Segoe UI Emoji"/>
@@ -1538,7 +1314,6 @@
         </w:rPr>
         <w:t>createRoot</w:t>
       </w:r>
-      <w:proofErr w:type="spellEnd"/>
       <w:r>
         <w:rPr>
           <w:rFonts w:ascii="Segoe UI Emoji" w:hAnsi="Segoe UI Emoji" w:cs="Segoe UI Emoji"/>
@@ -1547,9 +1322,8 @@
           <w:sz w:val="28"/>
           <w:szCs w:val="28"/>
         </w:rPr>
-        <w:t xml:space="preserve"> and </w:t>
-      </w:r>
-      <w:proofErr w:type="spellStart"/>
+        <w:t xml:space="preserve"> and CreateElement</w:t>
+      </w:r>
       <w:r>
         <w:rPr>
           <w:rFonts w:ascii="Segoe UI Emoji" w:hAnsi="Segoe UI Emoji" w:cs="Segoe UI Emoji"/>
@@ -1558,33 +1332,8 @@
           <w:sz w:val="28"/>
           <w:szCs w:val="28"/>
         </w:rPr>
-        <w:t>CreateElement</w:t>
-      </w:r>
-      <w:proofErr w:type="spellEnd"/>
-      <w:r>
-        <w:rPr>
-          <w:rFonts w:ascii="Segoe UI Emoji" w:hAnsi="Segoe UI Emoji" w:cs="Segoe UI Emoji"/>
-          <w:b/>
-          <w:bCs/>
-          <w:sz w:val="28"/>
-          <w:szCs w:val="28"/>
-        </w:rPr>
-        <w:t xml:space="preserve"> and </w:t>
-      </w:r>
-      <w:proofErr w:type="spellStart"/>
-      <w:proofErr w:type="gramStart"/>
-      <w:r>
-        <w:rPr>
-          <w:rFonts w:ascii="Segoe UI Emoji" w:hAnsi="Segoe UI Emoji" w:cs="Segoe UI Emoji"/>
-          <w:b/>
-          <w:bCs/>
-          <w:sz w:val="28"/>
-          <w:szCs w:val="28"/>
-        </w:rPr>
-        <w:t>root.render</w:t>
-      </w:r>
-      <w:proofErr w:type="spellEnd"/>
-      <w:proofErr w:type="gramEnd"/>
+        <w:t xml:space="preserve"> and root.render</w:t>
+      </w:r>
     </w:p>
     <w:p>
       <w:pPr>
@@ -1603,7 +1352,6 @@
         <w:lastRenderedPageBreak/>
         <w:t xml:space="preserve"> </w:t>
       </w:r>
-      <w:proofErr w:type="spellStart"/>
       <w:r>
         <w:rPr>
           <w:rFonts w:ascii="Segoe UI Emoji" w:hAnsi="Segoe UI Emoji" w:cs="Segoe UI Emoji"/>
@@ -1612,7 +1360,6 @@
         </w:rPr>
         <w:t>createRoot</w:t>
       </w:r>
-      <w:proofErr w:type="spellEnd"/>
       <w:r>
         <w:rPr>
           <w:rFonts w:ascii="Segoe UI Emoji" w:hAnsi="Segoe UI Emoji" w:cs="Segoe UI Emoji"/>
@@ -1637,88 +1384,30 @@
         </w:rPr>
         <w:t xml:space="preserve"> </w:t>
       </w:r>
-      <w:proofErr w:type="spellStart"/>
-      <w:r>
-        <w:rPr>
-          <w:rFonts w:ascii="Segoe UI Emoji" w:hAnsi="Segoe UI Emoji" w:cs="Segoe UI Emoji"/>
-          <w:sz w:val="28"/>
-          <w:szCs w:val="28"/>
-        </w:rPr>
-        <w:t>const</w:t>
-      </w:r>
-      <w:proofErr w:type="spellEnd"/>
-      <w:r>
-        <w:rPr>
-          <w:rFonts w:ascii="Segoe UI Emoji" w:hAnsi="Segoe UI Emoji" w:cs="Segoe UI Emoji"/>
-          <w:sz w:val="28"/>
-          <w:szCs w:val="28"/>
-        </w:rPr>
-        <w:t xml:space="preserve"> root = </w:t>
-      </w:r>
-      <w:proofErr w:type="spellStart"/>
-      <w:proofErr w:type="gramStart"/>
-      <w:r>
-        <w:rPr>
-          <w:rFonts w:ascii="Segoe UI Emoji" w:hAnsi="Segoe UI Emoji" w:cs="Segoe UI Emoji"/>
-          <w:sz w:val="28"/>
-          <w:szCs w:val="28"/>
-        </w:rPr>
-        <w:t>createRoot</w:t>
-      </w:r>
-      <w:proofErr w:type="spellEnd"/>
-      <w:r>
-        <w:rPr>
-          <w:rFonts w:ascii="Segoe UI Emoji" w:hAnsi="Segoe UI Emoji" w:cs="Segoe UI Emoji"/>
-          <w:sz w:val="28"/>
-          <w:szCs w:val="28"/>
-        </w:rPr>
-        <w:t>(</w:t>
-      </w:r>
-      <w:proofErr w:type="spellStart"/>
-      <w:proofErr w:type="gramEnd"/>
-      <w:r>
-        <w:rPr>
-          <w:rFonts w:ascii="Segoe UI Emoji" w:hAnsi="Segoe UI Emoji" w:cs="Segoe UI Emoji"/>
-          <w:sz w:val="28"/>
-          <w:szCs w:val="28"/>
-        </w:rPr>
-        <w:t>domNode</w:t>
-      </w:r>
-      <w:proofErr w:type="spellEnd"/>
-      <w:r>
-        <w:rPr>
-          <w:rFonts w:ascii="Segoe UI Emoji" w:hAnsi="Segoe UI Emoji" w:cs="Segoe UI Emoji"/>
-          <w:sz w:val="28"/>
-          <w:szCs w:val="28"/>
-        </w:rPr>
-        <w:t>, options?)</w:t>
-      </w:r>
-    </w:p>
-    <w:p>
-      <w:pPr>
-        <w:rPr>
-          <w:rFonts w:ascii="Segoe UI Emoji" w:hAnsi="Segoe UI Emoji" w:cs="Segoe UI Emoji"/>
-          <w:sz w:val="28"/>
-          <w:szCs w:val="28"/>
-        </w:rPr>
-      </w:pPr>
-      <w:proofErr w:type="spellStart"/>
-      <w:r>
-        <w:rPr>
-          <w:rFonts w:ascii="Segoe UI Emoji" w:hAnsi="Segoe UI Emoji" w:cs="Segoe UI Emoji"/>
-          <w:sz w:val="28"/>
-          <w:szCs w:val="28"/>
-        </w:rPr>
-        <w:t>createElement</w:t>
-      </w:r>
-      <w:proofErr w:type="spellEnd"/>
-      <w:r>
-        <w:rPr>
-          <w:rFonts w:ascii="Segoe UI Emoji" w:hAnsi="Segoe UI Emoji" w:cs="Segoe UI Emoji"/>
-          <w:sz w:val="28"/>
-          <w:szCs w:val="28"/>
-        </w:rPr>
-        <w:t xml:space="preserve"> lets you create a React element. It serves as an alternative to writing </w:t>
+      <w:r>
+        <w:rPr>
+          <w:rFonts w:ascii="Segoe UI Emoji" w:hAnsi="Segoe UI Emoji" w:cs="Segoe UI Emoji"/>
+          <w:sz w:val="28"/>
+          <w:szCs w:val="28"/>
+        </w:rPr>
+        <w:t>const root = createRoot(domNode, options?)</w:t>
+      </w:r>
+    </w:p>
+    <w:p>
+      <w:pPr>
+        <w:rPr>
+          <w:rFonts w:ascii="Segoe UI Emoji" w:hAnsi="Segoe UI Emoji" w:cs="Segoe UI Emoji"/>
+          <w:sz w:val="28"/>
+          <w:szCs w:val="28"/>
+        </w:rPr>
+      </w:pPr>
+      <w:r>
+        <w:rPr>
+          <w:rFonts w:ascii="Segoe UI Emoji" w:hAnsi="Segoe UI Emoji" w:cs="Segoe UI Emoji"/>
+          <w:sz w:val="28"/>
+          <w:szCs w:val="28"/>
+        </w:rPr>
+        <w:t xml:space="preserve">createElement lets you create a React element. It serves as an alternative to writing </w:t>
       </w:r>
       <w:hyperlink r:id="rId6" w:history="1">
         <w:r>
@@ -1739,51 +1428,13 @@
         </w:rPr>
         <w:t xml:space="preserve"> </w:t>
       </w:r>
-      <w:proofErr w:type="spellStart"/>
-      <w:r>
-        <w:rPr>
-          <w:rFonts w:ascii="Segoe UI Emoji" w:hAnsi="Segoe UI Emoji" w:cs="Segoe UI Emoji"/>
-          <w:sz w:val="28"/>
-          <w:szCs w:val="28"/>
-        </w:rPr>
-        <w:t>const</w:t>
-      </w:r>
-      <w:proofErr w:type="spellEnd"/>
-      <w:r>
-        <w:rPr>
-          <w:rFonts w:ascii="Segoe UI Emoji" w:hAnsi="Segoe UI Emoji" w:cs="Segoe UI Emoji"/>
-          <w:sz w:val="28"/>
-          <w:szCs w:val="28"/>
-        </w:rPr>
-        <w:t xml:space="preserve"> element = </w:t>
-      </w:r>
-      <w:proofErr w:type="spellStart"/>
-      <w:proofErr w:type="gramStart"/>
-      <w:r>
-        <w:rPr>
-          <w:rFonts w:ascii="Segoe UI Emoji" w:hAnsi="Segoe UI Emoji" w:cs="Segoe UI Emoji"/>
-          <w:sz w:val="28"/>
-          <w:szCs w:val="28"/>
-        </w:rPr>
-        <w:t>createElement</w:t>
-      </w:r>
-      <w:proofErr w:type="spellEnd"/>
-      <w:r>
-        <w:rPr>
-          <w:rFonts w:ascii="Segoe UI Emoji" w:hAnsi="Segoe UI Emoji" w:cs="Segoe UI Emoji"/>
-          <w:sz w:val="28"/>
-          <w:szCs w:val="28"/>
-        </w:rPr>
-        <w:t>(</w:t>
-      </w:r>
-      <w:proofErr w:type="gramEnd"/>
-      <w:r>
-        <w:rPr>
-          <w:rFonts w:ascii="Segoe UI Emoji" w:hAnsi="Segoe UI Emoji" w:cs="Segoe UI Emoji"/>
-          <w:sz w:val="28"/>
-          <w:szCs w:val="28"/>
-        </w:rPr>
-        <w:t>type, props, ...children)</w:t>
+      <w:r>
+        <w:rPr>
+          <w:rFonts w:ascii="Segoe UI Emoji" w:hAnsi="Segoe UI Emoji" w:cs="Segoe UI Emoji"/>
+          <w:sz w:val="28"/>
+          <w:szCs w:val="28"/>
+        </w:rPr>
+        <w:t>const element = createElement(type, props, ...children)</w:t>
       </w:r>
     </w:p>
     <w:p>
@@ -1808,27 +1459,7 @@
           <w:sz w:val="28"/>
           <w:szCs w:val="28"/>
         </w:rPr>
-        <w:t xml:space="preserve">Call </w:t>
-      </w:r>
-      <w:proofErr w:type="spellStart"/>
-      <w:proofErr w:type="gramStart"/>
-      <w:r>
-        <w:rPr>
-          <w:rFonts w:ascii="Segoe UI Emoji" w:hAnsi="Segoe UI Emoji" w:cs="Segoe UI Emoji"/>
-          <w:sz w:val="28"/>
-          <w:szCs w:val="28"/>
-        </w:rPr>
-        <w:t>root.render</w:t>
-      </w:r>
-      <w:proofErr w:type="spellEnd"/>
-      <w:proofErr w:type="gramEnd"/>
-      <w:r>
-        <w:rPr>
-          <w:rFonts w:ascii="Segoe UI Emoji" w:hAnsi="Segoe UI Emoji" w:cs="Segoe UI Emoji"/>
-          <w:sz w:val="28"/>
-          <w:szCs w:val="28"/>
-        </w:rPr>
-        <w:t xml:space="preserve"> to display a piece of </w:t>
+        <w:t xml:space="preserve">Call root.render to display a piece of </w:t>
       </w:r>
       <w:hyperlink r:id="rId7" w:history="1">
         <w:r>
@@ -2130,7 +1761,6 @@
           <w:szCs w:val="28"/>
         </w:rPr>
       </w:pPr>
-      <w:proofErr w:type="spellStart"/>
       <w:r>
         <w:rPr>
           <w:rFonts w:ascii="Segoe UI Emoji" w:hAnsi="Segoe UI Emoji" w:cs="Segoe UI Emoji"/>
@@ -2139,18 +1769,7 @@
           <w:sz w:val="28"/>
           <w:szCs w:val="28"/>
         </w:rPr>
-        <w:t>Npm</w:t>
-      </w:r>
-      <w:proofErr w:type="spellEnd"/>
-      <w:r>
-        <w:rPr>
-          <w:rFonts w:ascii="Segoe UI Emoji" w:hAnsi="Segoe UI Emoji" w:cs="Segoe UI Emoji"/>
-          <w:b/>
-          <w:bCs/>
-          <w:sz w:val="28"/>
-          <w:szCs w:val="28"/>
-        </w:rPr>
-        <w:t xml:space="preserve"> install -D parcel   what is -D</w:t>
+        <w:t>Npm install -D parcel   what is -D</w:t>
       </w:r>
     </w:p>
     <w:p>
@@ -2235,72 +1854,24 @@
           <w:sz w:val="28"/>
           <w:szCs w:val="28"/>
         </w:rPr>
-        <w:t xml:space="preserve">What is </w:t>
-      </w:r>
-      <w:proofErr w:type="spellStart"/>
-      <w:proofErr w:type="gramStart"/>
-      <w:r>
-        <w:rPr>
-          <w:rFonts w:ascii="Segoe UI Emoji" w:hAnsi="Segoe UI Emoji" w:cs="Segoe UI Emoji"/>
-          <w:sz w:val="28"/>
-          <w:szCs w:val="28"/>
-        </w:rPr>
-        <w:t>package.json</w:t>
-      </w:r>
-      <w:proofErr w:type="spellEnd"/>
-      <w:proofErr w:type="gramEnd"/>
-      <w:r>
-        <w:rPr>
-          <w:rFonts w:ascii="Segoe UI Emoji" w:hAnsi="Segoe UI Emoji" w:cs="Segoe UI Emoji"/>
-          <w:sz w:val="28"/>
-          <w:szCs w:val="28"/>
-        </w:rPr>
-        <w:t xml:space="preserve"> = is a configuration for are </w:t>
-      </w:r>
-      <w:proofErr w:type="spellStart"/>
-      <w:r>
-        <w:rPr>
-          <w:rFonts w:ascii="Segoe UI Emoji" w:hAnsi="Segoe UI Emoji" w:cs="Segoe UI Emoji"/>
-          <w:sz w:val="28"/>
-          <w:szCs w:val="28"/>
-        </w:rPr>
-        <w:t>npm</w:t>
-      </w:r>
-      <w:proofErr w:type="spellEnd"/>
-    </w:p>
-    <w:p>
-      <w:pPr>
-        <w:rPr>
-          <w:rFonts w:ascii="Segoe UI Emoji" w:hAnsi="Segoe UI Emoji" w:cs="Segoe UI Emoji"/>
-          <w:sz w:val="28"/>
-          <w:szCs w:val="28"/>
-        </w:rPr>
-      </w:pPr>
-      <w:r>
-        <w:rPr>
-          <w:rFonts w:ascii="Segoe UI Emoji" w:hAnsi="Segoe UI Emoji" w:cs="Segoe UI Emoji"/>
-          <w:sz w:val="28"/>
-          <w:szCs w:val="28"/>
-        </w:rPr>
-        <w:t xml:space="preserve">Node module </w:t>
-      </w:r>
-      <w:proofErr w:type="spellStart"/>
-      <w:r>
-        <w:rPr>
-          <w:rFonts w:ascii="Segoe UI Emoji" w:hAnsi="Segoe UI Emoji" w:cs="Segoe UI Emoji"/>
-          <w:sz w:val="28"/>
-          <w:szCs w:val="28"/>
-        </w:rPr>
-        <w:t>its</w:t>
-      </w:r>
-      <w:proofErr w:type="spellEnd"/>
-      <w:r>
-        <w:rPr>
-          <w:rFonts w:ascii="Segoe UI Emoji" w:hAnsi="Segoe UI Emoji" w:cs="Segoe UI Emoji"/>
-          <w:sz w:val="28"/>
-          <w:szCs w:val="28"/>
-        </w:rPr>
-        <w:t xml:space="preserve"> like a data base its content the actual data</w:t>
+        <w:t>What is package.json = is a configuration for are npm</w:t>
+      </w:r>
+    </w:p>
+    <w:p>
+      <w:pPr>
+        <w:rPr>
+          <w:rFonts w:ascii="Segoe UI Emoji" w:hAnsi="Segoe UI Emoji" w:cs="Segoe UI Emoji"/>
+          <w:sz w:val="28"/>
+          <w:szCs w:val="28"/>
+        </w:rPr>
+      </w:pPr>
+      <w:r>
+        <w:rPr>
+          <w:rFonts w:ascii="Segoe UI Emoji" w:hAnsi="Segoe UI Emoji" w:cs="Segoe UI Emoji"/>
+          <w:sz w:val="28"/>
+          <w:szCs w:val="28"/>
+        </w:rPr>
+        <w:t>Node module its like a data base its content the actual data</w:t>
       </w:r>
     </w:p>
     <w:p>
@@ -2319,187 +1890,55 @@
         </w:rPr>
         <w:t xml:space="preserve">Q </w:t>
       </w:r>
-      <w:proofErr w:type="spellStart"/>
-      <w:r>
-        <w:rPr>
-          <w:rFonts w:ascii="Segoe UI Emoji" w:hAnsi="Segoe UI Emoji" w:cs="Segoe UI Emoji"/>
-          <w:sz w:val="28"/>
-          <w:szCs w:val="28"/>
-        </w:rPr>
-        <w:t>Transative</w:t>
-      </w:r>
-      <w:proofErr w:type="spellEnd"/>
-      <w:r>
-        <w:rPr>
-          <w:rFonts w:ascii="Segoe UI Emoji" w:hAnsi="Segoe UI Emoji" w:cs="Segoe UI Emoji"/>
-          <w:sz w:val="28"/>
-          <w:szCs w:val="28"/>
-        </w:rPr>
-        <w:t xml:space="preserve"> dependencies</w:t>
-      </w:r>
-    </w:p>
-    <w:p>
-      <w:pPr>
-        <w:rPr>
-          <w:rFonts w:ascii="Segoe UI Emoji" w:hAnsi="Segoe UI Emoji" w:cs="Segoe UI Emoji"/>
-          <w:sz w:val="28"/>
-          <w:szCs w:val="28"/>
-        </w:rPr>
-      </w:pPr>
-      <w:r>
-        <w:rPr>
-          <w:rFonts w:ascii="Segoe UI Emoji" w:hAnsi="Segoe UI Emoji" w:cs="Segoe UI Emoji"/>
-          <w:sz w:val="28"/>
-          <w:szCs w:val="28"/>
-        </w:rPr>
-        <w:t xml:space="preserve">Q if a won’t put </w:t>
-      </w:r>
-      <w:proofErr w:type="spellStart"/>
-      <w:r>
-        <w:rPr>
-          <w:rFonts w:ascii="Segoe UI Emoji" w:hAnsi="Segoe UI Emoji" w:cs="Segoe UI Emoji"/>
-          <w:sz w:val="28"/>
-          <w:szCs w:val="28"/>
-        </w:rPr>
-        <w:t>node_modules</w:t>
-      </w:r>
-      <w:proofErr w:type="spellEnd"/>
-      <w:r>
-        <w:rPr>
-          <w:rFonts w:ascii="Segoe UI Emoji" w:hAnsi="Segoe UI Emoji" w:cs="Segoe UI Emoji"/>
-          <w:sz w:val="28"/>
-          <w:szCs w:val="28"/>
-        </w:rPr>
-        <w:t xml:space="preserve"> in git only I put </w:t>
-      </w:r>
-      <w:proofErr w:type="spellStart"/>
-      <w:proofErr w:type="gramStart"/>
-      <w:r>
-        <w:rPr>
-          <w:rFonts w:ascii="Segoe UI Emoji" w:hAnsi="Segoe UI Emoji" w:cs="Segoe UI Emoji"/>
-          <w:sz w:val="28"/>
-          <w:szCs w:val="28"/>
-        </w:rPr>
-        <w:t>package.json</w:t>
-      </w:r>
-      <w:proofErr w:type="spellEnd"/>
-      <w:proofErr w:type="gramEnd"/>
-      <w:r>
-        <w:rPr>
-          <w:rFonts w:ascii="Segoe UI Emoji" w:hAnsi="Segoe UI Emoji" w:cs="Segoe UI Emoji"/>
-          <w:sz w:val="28"/>
-          <w:szCs w:val="28"/>
-        </w:rPr>
-        <w:t xml:space="preserve"> and </w:t>
-      </w:r>
-      <w:proofErr w:type="spellStart"/>
-      <w:r>
-        <w:rPr>
-          <w:rFonts w:ascii="Segoe UI Emoji" w:hAnsi="Segoe UI Emoji" w:cs="Segoe UI Emoji"/>
-          <w:sz w:val="28"/>
-          <w:szCs w:val="28"/>
-        </w:rPr>
-        <w:t>pacage-lock.json</w:t>
-      </w:r>
-      <w:proofErr w:type="spellEnd"/>
-    </w:p>
-    <w:p>
-      <w:pPr>
-        <w:rPr>
-          <w:rFonts w:ascii="Segoe UI Emoji" w:hAnsi="Segoe UI Emoji" w:cs="Segoe UI Emoji"/>
-          <w:sz w:val="28"/>
-          <w:szCs w:val="28"/>
-        </w:rPr>
-      </w:pPr>
-      <w:proofErr w:type="gramStart"/>
-      <w:r>
-        <w:rPr>
-          <w:rFonts w:ascii="Segoe UI Emoji" w:hAnsi="Segoe UI Emoji" w:cs="Segoe UI Emoji"/>
-          <w:sz w:val="28"/>
-          <w:szCs w:val="28"/>
-        </w:rPr>
-        <w:t>A :If</w:t>
-      </w:r>
-      <w:proofErr w:type="gramEnd"/>
-      <w:r>
-        <w:rPr>
-          <w:rFonts w:ascii="Segoe UI Emoji" w:hAnsi="Segoe UI Emoji" w:cs="Segoe UI Emoji"/>
-          <w:sz w:val="28"/>
-          <w:szCs w:val="28"/>
-        </w:rPr>
-        <w:t xml:space="preserve"> you have </w:t>
-      </w:r>
-      <w:proofErr w:type="spellStart"/>
-      <w:r>
-        <w:rPr>
-          <w:rFonts w:ascii="Segoe UI Emoji" w:hAnsi="Segoe UI Emoji" w:cs="Segoe UI Emoji"/>
-          <w:sz w:val="28"/>
-          <w:szCs w:val="28"/>
-        </w:rPr>
-        <w:t>package.json</w:t>
-      </w:r>
-      <w:proofErr w:type="spellEnd"/>
-      <w:r>
-        <w:rPr>
-          <w:rFonts w:ascii="Segoe UI Emoji" w:hAnsi="Segoe UI Emoji" w:cs="Segoe UI Emoji"/>
-          <w:sz w:val="28"/>
-          <w:szCs w:val="28"/>
-        </w:rPr>
-        <w:t xml:space="preserve"> and </w:t>
-      </w:r>
-      <w:proofErr w:type="spellStart"/>
-      <w:r>
-        <w:rPr>
-          <w:rFonts w:ascii="Segoe UI Emoji" w:hAnsi="Segoe UI Emoji" w:cs="Segoe UI Emoji"/>
-          <w:sz w:val="28"/>
-          <w:szCs w:val="28"/>
-        </w:rPr>
-        <w:t>pacage-lock.json</w:t>
-      </w:r>
-      <w:proofErr w:type="spellEnd"/>
-      <w:r>
-        <w:rPr>
-          <w:rFonts w:ascii="Segoe UI Emoji" w:hAnsi="Segoe UI Emoji" w:cs="Segoe UI Emoji"/>
-          <w:sz w:val="28"/>
-          <w:szCs w:val="28"/>
-        </w:rPr>
-        <w:t xml:space="preserve"> I can </w:t>
-      </w:r>
-      <w:proofErr w:type="spellStart"/>
-      <w:r>
-        <w:rPr>
-          <w:rFonts w:ascii="Segoe UI Emoji" w:hAnsi="Segoe UI Emoji" w:cs="Segoe UI Emoji"/>
-          <w:sz w:val="28"/>
-          <w:szCs w:val="28"/>
-        </w:rPr>
-        <w:t>re create</w:t>
-      </w:r>
-      <w:proofErr w:type="spellEnd"/>
-      <w:r>
-        <w:rPr>
-          <w:rFonts w:ascii="Segoe UI Emoji" w:hAnsi="Segoe UI Emoji" w:cs="Segoe UI Emoji"/>
-          <w:sz w:val="28"/>
-          <w:szCs w:val="28"/>
-        </w:rPr>
-        <w:t xml:space="preserve"> and re generate your node modules ….even I deleted my </w:t>
-      </w:r>
-      <w:proofErr w:type="spellStart"/>
-      <w:r>
-        <w:rPr>
-          <w:rFonts w:ascii="Segoe UI Emoji" w:hAnsi="Segoe UI Emoji" w:cs="Segoe UI Emoji"/>
-          <w:sz w:val="28"/>
-          <w:szCs w:val="28"/>
-        </w:rPr>
-        <w:t>node_modules</w:t>
-      </w:r>
-      <w:proofErr w:type="spellEnd"/>
-      <w:r>
-        <w:rPr>
-          <w:rFonts w:ascii="Segoe UI Emoji" w:hAnsi="Segoe UI Emoji" w:cs="Segoe UI Emoji"/>
-          <w:sz w:val="28"/>
-          <w:szCs w:val="28"/>
-        </w:rPr>
-        <w:t xml:space="preserve"> our project it will re install it if I want </w:t>
+      <w:r>
+        <w:rPr>
+          <w:rFonts w:ascii="Segoe UI Emoji" w:hAnsi="Segoe UI Emoji" w:cs="Segoe UI Emoji"/>
+          <w:sz w:val="28"/>
+          <w:szCs w:val="28"/>
+        </w:rPr>
+        <w:t>Transative dependencies</w:t>
+      </w:r>
+    </w:p>
+    <w:p>
+      <w:pPr>
+        <w:rPr>
+          <w:rFonts w:ascii="Segoe UI Emoji" w:hAnsi="Segoe UI Emoji" w:cs="Segoe UI Emoji"/>
+          <w:sz w:val="28"/>
+          <w:szCs w:val="28"/>
+        </w:rPr>
+      </w:pPr>
+      <w:r>
+        <w:rPr>
+          <w:rFonts w:ascii="Segoe UI Emoji" w:hAnsi="Segoe UI Emoji" w:cs="Segoe UI Emoji"/>
+          <w:sz w:val="28"/>
+          <w:szCs w:val="28"/>
+        </w:rPr>
+        <w:t xml:space="preserve">Q if a won’t put node_modules in git only I put </w:t>
+      </w:r>
+      <w:r>
+        <w:rPr>
+          <w:rFonts w:ascii="Segoe UI Emoji" w:hAnsi="Segoe UI Emoji" w:cs="Segoe UI Emoji"/>
+          <w:sz w:val="28"/>
+          <w:szCs w:val="28"/>
+        </w:rPr>
+        <w:t>package.json and pacage-lock.json</w:t>
+      </w:r>
+    </w:p>
+    <w:p>
+      <w:pPr>
+        <w:rPr>
+          <w:rFonts w:ascii="Segoe UI Emoji" w:hAnsi="Segoe UI Emoji" w:cs="Segoe UI Emoji"/>
+          <w:sz w:val="28"/>
+          <w:szCs w:val="28"/>
+        </w:rPr>
+      </w:pPr>
+      <w:r>
+        <w:rPr>
+          <w:rFonts w:ascii="Segoe UI Emoji" w:hAnsi="Segoe UI Emoji" w:cs="Segoe UI Emoji"/>
+          <w:sz w:val="28"/>
+          <w:szCs w:val="28"/>
+        </w:rPr>
+        <w:t xml:space="preserve">A :If you have package.json and pacage-lock.json I can re create and re generate your node modules ….even I deleted my node_modules our project it will re install it if I want </w:t>
       </w:r>
     </w:p>
     <w:p>
@@ -2517,155 +1956,41 @@
           <w:szCs w:val="28"/>
         </w:rPr>
         <w:lastRenderedPageBreak/>
-        <w:t xml:space="preserve">Just like we have </w:t>
-      </w:r>
-      <w:proofErr w:type="spellStart"/>
-      <w:proofErr w:type="gramStart"/>
-      <w:r>
-        <w:rPr>
-          <w:rFonts w:ascii="Segoe UI Emoji" w:hAnsi="Segoe UI Emoji" w:cs="Segoe UI Emoji"/>
-          <w:sz w:val="28"/>
-          <w:szCs w:val="28"/>
-        </w:rPr>
-        <w:t>know</w:t>
-      </w:r>
-      <w:proofErr w:type="spellEnd"/>
-      <w:proofErr w:type="gramEnd"/>
-      <w:r>
-        <w:rPr>
-          <w:rFonts w:ascii="Segoe UI Emoji" w:hAnsi="Segoe UI Emoji" w:cs="Segoe UI Emoji"/>
-          <w:sz w:val="28"/>
-          <w:szCs w:val="28"/>
-        </w:rPr>
-        <w:t xml:space="preserve"> as </w:t>
-      </w:r>
-      <w:proofErr w:type="spellStart"/>
-      <w:r>
-        <w:rPr>
-          <w:rFonts w:ascii="Segoe UI Emoji" w:hAnsi="Segoe UI Emoji" w:cs="Segoe UI Emoji"/>
-          <w:sz w:val="28"/>
-          <w:szCs w:val="28"/>
-        </w:rPr>
-        <w:t>npm</w:t>
-      </w:r>
-      <w:proofErr w:type="spellEnd"/>
-      <w:r>
-        <w:rPr>
-          <w:rFonts w:ascii="Segoe UI Emoji" w:hAnsi="Segoe UI Emoji" w:cs="Segoe UI Emoji"/>
-          <w:sz w:val="28"/>
-          <w:szCs w:val="28"/>
-        </w:rPr>
-        <w:t xml:space="preserve"> similarly we have a </w:t>
-      </w:r>
-      <w:proofErr w:type="spellStart"/>
-      <w:r>
-        <w:rPr>
-          <w:rFonts w:ascii="Segoe UI Emoji" w:hAnsi="Segoe UI Emoji" w:cs="Segoe UI Emoji"/>
-          <w:sz w:val="28"/>
-          <w:szCs w:val="28"/>
-        </w:rPr>
-        <w:t>npx</w:t>
-      </w:r>
-      <w:proofErr w:type="spellEnd"/>
-    </w:p>
-    <w:p>
-      <w:pPr>
-        <w:rPr>
-          <w:rFonts w:ascii="Segoe UI Emoji" w:hAnsi="Segoe UI Emoji" w:cs="Segoe UI Emoji"/>
-          <w:sz w:val="28"/>
-          <w:szCs w:val="28"/>
-        </w:rPr>
-      </w:pPr>
-      <w:proofErr w:type="spellStart"/>
-      <w:r>
-        <w:rPr>
-          <w:rFonts w:ascii="Segoe UI Emoji" w:hAnsi="Segoe UI Emoji" w:cs="Segoe UI Emoji"/>
-          <w:sz w:val="28"/>
-          <w:szCs w:val="28"/>
-        </w:rPr>
-        <w:t>Npm</w:t>
-      </w:r>
-      <w:proofErr w:type="spellEnd"/>
-      <w:r>
-        <w:rPr>
-          <w:rFonts w:ascii="Segoe UI Emoji" w:hAnsi="Segoe UI Emoji" w:cs="Segoe UI Emoji"/>
-          <w:sz w:val="28"/>
-          <w:szCs w:val="28"/>
-        </w:rPr>
-        <w:t xml:space="preserve"> basically installed a package </w:t>
-      </w:r>
-    </w:p>
-    <w:p>
-      <w:pPr>
-        <w:rPr>
-          <w:rFonts w:ascii="Segoe UI Emoji" w:hAnsi="Segoe UI Emoji" w:cs="Segoe UI Emoji"/>
-          <w:sz w:val="28"/>
-          <w:szCs w:val="28"/>
-        </w:rPr>
-      </w:pPr>
-      <w:proofErr w:type="spellStart"/>
-      <w:r>
-        <w:rPr>
-          <w:rFonts w:ascii="Segoe UI Emoji" w:hAnsi="Segoe UI Emoji" w:cs="Segoe UI Emoji"/>
-          <w:sz w:val="28"/>
-          <w:szCs w:val="28"/>
-        </w:rPr>
-        <w:t>Npx</w:t>
-      </w:r>
-      <w:proofErr w:type="spellEnd"/>
-      <w:r>
-        <w:rPr>
-          <w:rFonts w:ascii="Segoe UI Emoji" w:hAnsi="Segoe UI Emoji" w:cs="Segoe UI Emoji"/>
-          <w:sz w:val="28"/>
-          <w:szCs w:val="28"/>
-        </w:rPr>
-        <w:t xml:space="preserve"> is executed the </w:t>
-      </w:r>
-      <w:proofErr w:type="spellStart"/>
-      <w:r>
-        <w:rPr>
-          <w:rFonts w:ascii="Segoe UI Emoji" w:hAnsi="Segoe UI Emoji" w:cs="Segoe UI Emoji"/>
-          <w:sz w:val="28"/>
-          <w:szCs w:val="28"/>
-        </w:rPr>
-        <w:t>packge</w:t>
-      </w:r>
-      <w:proofErr w:type="spellEnd"/>
-      <w:proofErr w:type="gramStart"/>
-      <w:r>
-        <w:rPr>
-          <w:rFonts w:ascii="Segoe UI Emoji" w:hAnsi="Segoe UI Emoji" w:cs="Segoe UI Emoji"/>
-          <w:sz w:val="28"/>
-          <w:szCs w:val="28"/>
-        </w:rPr>
-        <w:t xml:space="preserve"> ..</w:t>
-      </w:r>
-      <w:proofErr w:type="gramEnd"/>
-      <w:r>
-        <w:rPr>
-          <w:rFonts w:ascii="Segoe UI Emoji" w:hAnsi="Segoe UI Emoji" w:cs="Segoe UI Emoji"/>
-          <w:sz w:val="28"/>
-          <w:szCs w:val="28"/>
-        </w:rPr>
-        <w:t xml:space="preserve">like </w:t>
-      </w:r>
-      <w:proofErr w:type="spellStart"/>
-      <w:r>
-        <w:rPr>
-          <w:rFonts w:ascii="Segoe UI Emoji" w:hAnsi="Segoe UI Emoji" w:cs="Segoe UI Emoji"/>
-          <w:sz w:val="28"/>
-          <w:szCs w:val="28"/>
-        </w:rPr>
-        <w:t>npx</w:t>
-      </w:r>
-      <w:proofErr w:type="spellEnd"/>
-      <w:r>
-        <w:rPr>
-          <w:rFonts w:ascii="Segoe UI Emoji" w:hAnsi="Segoe UI Emoji" w:cs="Segoe UI Emoji"/>
-          <w:sz w:val="28"/>
-          <w:szCs w:val="28"/>
-        </w:rPr>
-        <w:t xml:space="preserve"> parcel index.html</w:t>
+        <w:t>Just like we have know as npm similarly we have a npx</w:t>
+      </w:r>
+    </w:p>
+    <w:p>
+      <w:pPr>
+        <w:rPr>
+          <w:rFonts w:ascii="Segoe UI Emoji" w:hAnsi="Segoe UI Emoji" w:cs="Segoe UI Emoji"/>
+          <w:sz w:val="28"/>
+          <w:szCs w:val="28"/>
+        </w:rPr>
+      </w:pPr>
+      <w:r>
+        <w:rPr>
+          <w:rFonts w:ascii="Segoe UI Emoji" w:hAnsi="Segoe UI Emoji" w:cs="Segoe UI Emoji"/>
+          <w:sz w:val="28"/>
+          <w:szCs w:val="28"/>
+        </w:rPr>
+        <w:t xml:space="preserve">Npm basically installed a package </w:t>
+      </w:r>
+    </w:p>
+    <w:p>
+      <w:pPr>
+        <w:rPr>
+          <w:rFonts w:ascii="Segoe UI Emoji" w:hAnsi="Segoe UI Emoji" w:cs="Segoe UI Emoji"/>
+          <w:sz w:val="28"/>
+          <w:szCs w:val="28"/>
+        </w:rPr>
+      </w:pPr>
+      <w:r>
+        <w:rPr>
+          <w:rFonts w:ascii="Segoe UI Emoji" w:hAnsi="Segoe UI Emoji" w:cs="Segoe UI Emoji"/>
+          <w:sz w:val="28"/>
+          <w:szCs w:val="28"/>
+        </w:rPr>
+        <w:t>Npx is executed the packge ..like npx parcel index.html</w:t>
       </w:r>
     </w:p>
     <w:p>
@@ -2717,272 +2042,1526 @@
           <w:sz w:val="28"/>
           <w:szCs w:val="28"/>
         </w:rPr>
-        <w:t>## Q: What is `</w:t>
-      </w:r>
-      <w:proofErr w:type="spellStart"/>
-      <w:r>
-        <w:rPr>
-          <w:rFonts w:ascii="Segoe UI Emoji" w:hAnsi="Segoe UI Emoji" w:cs="Segoe UI Emoji"/>
-          <w:sz w:val="28"/>
-          <w:szCs w:val="28"/>
-        </w:rPr>
-        <w:t>npm</w:t>
-      </w:r>
-      <w:proofErr w:type="spellEnd"/>
-      <w:r>
-        <w:rPr>
-          <w:rFonts w:ascii="Segoe UI Emoji" w:hAnsi="Segoe UI Emoji" w:cs="Segoe UI Emoji"/>
-          <w:sz w:val="28"/>
-          <w:szCs w:val="28"/>
-        </w:rPr>
-        <w:t>`?</w:t>
-      </w:r>
-    </w:p>
-    <w:p>
-      <w:pPr>
-        <w:rPr>
-          <w:rFonts w:ascii="Segoe UI Emoji" w:hAnsi="Segoe UI Emoji" w:cs="Segoe UI Emoji"/>
-          <w:sz w:val="28"/>
-          <w:szCs w:val="28"/>
-        </w:rPr>
-      </w:pPr>
-      <w:r>
-        <w:rPr>
-          <w:rFonts w:ascii="Segoe UI Emoji" w:hAnsi="Segoe UI Emoji" w:cs="Segoe UI Emoji"/>
-          <w:sz w:val="28"/>
-          <w:szCs w:val="28"/>
-        </w:rPr>
-        <w:t>A: `</w:t>
-      </w:r>
-      <w:proofErr w:type="spellStart"/>
-      <w:r>
-        <w:rPr>
-          <w:rFonts w:ascii="Segoe UI Emoji" w:hAnsi="Segoe UI Emoji" w:cs="Segoe UI Emoji"/>
-          <w:sz w:val="28"/>
-          <w:szCs w:val="28"/>
-        </w:rPr>
-        <w:t>npm</w:t>
-      </w:r>
-      <w:proofErr w:type="spellEnd"/>
-      <w:r>
-        <w:rPr>
-          <w:rFonts w:ascii="Segoe UI Emoji" w:hAnsi="Segoe UI Emoji" w:cs="Segoe UI Emoji"/>
-          <w:sz w:val="28"/>
-          <w:szCs w:val="28"/>
-        </w:rPr>
-        <w:t>` is the world's largest Software Registry. The registry contains over 800,000 code packages. Open-source developers use `</w:t>
-      </w:r>
-      <w:proofErr w:type="spellStart"/>
-      <w:r>
-        <w:rPr>
-          <w:rFonts w:ascii="Segoe UI Emoji" w:hAnsi="Segoe UI Emoji" w:cs="Segoe UI Emoji"/>
-          <w:sz w:val="28"/>
-          <w:szCs w:val="28"/>
-        </w:rPr>
-        <w:t>npm</w:t>
-      </w:r>
-      <w:proofErr w:type="spellEnd"/>
-      <w:r>
-        <w:rPr>
-          <w:rFonts w:ascii="Segoe UI Emoji" w:hAnsi="Segoe UI Emoji" w:cs="Segoe UI Emoji"/>
-          <w:sz w:val="28"/>
-          <w:szCs w:val="28"/>
-        </w:rPr>
-        <w:t>` to share software.</w:t>
-      </w:r>
-    </w:p>
-    <w:p>
-      <w:pPr>
-        <w:rPr>
-          <w:rFonts w:ascii="Segoe UI Emoji" w:hAnsi="Segoe UI Emoji" w:cs="Segoe UI Emoji"/>
-          <w:sz w:val="28"/>
-          <w:szCs w:val="28"/>
-        </w:rPr>
-      </w:pPr>
-      <w:proofErr w:type="spellStart"/>
-      <w:r>
-        <w:rPr>
-          <w:rFonts w:ascii="Segoe UI Emoji" w:hAnsi="Segoe UI Emoji" w:cs="Segoe UI Emoji"/>
-          <w:sz w:val="28"/>
-          <w:szCs w:val="28"/>
-        </w:rPr>
-        <w:t>npm</w:t>
-      </w:r>
-      <w:proofErr w:type="spellEnd"/>
-      <w:r>
-        <w:rPr>
-          <w:rFonts w:ascii="Segoe UI Emoji" w:hAnsi="Segoe UI Emoji" w:cs="Segoe UI Emoji"/>
-          <w:sz w:val="28"/>
-          <w:szCs w:val="28"/>
-        </w:rPr>
-        <w:t xml:space="preserve"> is lots of things:</w:t>
-      </w:r>
-    </w:p>
-    <w:p>
-      <w:pPr>
-        <w:rPr>
-          <w:rFonts w:ascii="Segoe UI Emoji" w:hAnsi="Segoe UI Emoji" w:cs="Segoe UI Emoji"/>
-          <w:sz w:val="28"/>
-          <w:szCs w:val="28"/>
-        </w:rPr>
-      </w:pPr>
-      <w:r>
-        <w:rPr>
-          <w:rFonts w:ascii="Segoe UI Emoji" w:hAnsi="Segoe UI Emoji" w:cs="Segoe UI Emoji"/>
-          <w:sz w:val="28"/>
-          <w:szCs w:val="28"/>
-        </w:rPr>
-        <w:t>- `</w:t>
-      </w:r>
-      <w:proofErr w:type="spellStart"/>
-      <w:r>
-        <w:rPr>
-          <w:rFonts w:ascii="Segoe UI Emoji" w:hAnsi="Segoe UI Emoji" w:cs="Segoe UI Emoji"/>
-          <w:sz w:val="28"/>
-          <w:szCs w:val="28"/>
-        </w:rPr>
-        <w:t>npm</w:t>
-      </w:r>
-      <w:proofErr w:type="spellEnd"/>
-      <w:r>
-        <w:rPr>
-          <w:rFonts w:ascii="Segoe UI Emoji" w:hAnsi="Segoe UI Emoji" w:cs="Segoe UI Emoji"/>
-          <w:sz w:val="28"/>
-          <w:szCs w:val="28"/>
-        </w:rPr>
-        <w:t xml:space="preserve">` is the package manager for Node.js. It was created in 2009 as an </w:t>
-      </w:r>
-      <w:proofErr w:type="gramStart"/>
-      <w:r>
-        <w:rPr>
-          <w:rFonts w:ascii="Segoe UI Emoji" w:hAnsi="Segoe UI Emoji" w:cs="Segoe UI Emoji"/>
-          <w:sz w:val="28"/>
-          <w:szCs w:val="28"/>
-        </w:rPr>
-        <w:t>open source</w:t>
-      </w:r>
-      <w:proofErr w:type="gramEnd"/>
-      <w:r>
-        <w:rPr>
-          <w:rFonts w:ascii="Segoe UI Emoji" w:hAnsi="Segoe UI Emoji" w:cs="Segoe UI Emoji"/>
-          <w:sz w:val="28"/>
-          <w:szCs w:val="28"/>
-        </w:rPr>
-        <w:t xml:space="preserve"> project to help JavaScript developers easily share packaged modules of code.</w:t>
-      </w:r>
-    </w:p>
-    <w:p>
-      <w:pPr>
-        <w:rPr>
-          <w:rFonts w:ascii="Segoe UI Emoji" w:hAnsi="Segoe UI Emoji" w:cs="Segoe UI Emoji"/>
-          <w:sz w:val="28"/>
-          <w:szCs w:val="28"/>
-        </w:rPr>
-      </w:pPr>
-      <w:r>
-        <w:rPr>
-          <w:rFonts w:ascii="Segoe UI Emoji" w:hAnsi="Segoe UI Emoji" w:cs="Segoe UI Emoji"/>
-          <w:sz w:val="28"/>
-          <w:szCs w:val="28"/>
-        </w:rPr>
-        <w:t>- The `</w:t>
-      </w:r>
-      <w:proofErr w:type="spellStart"/>
-      <w:r>
-        <w:rPr>
-          <w:rFonts w:ascii="Segoe UI Emoji" w:hAnsi="Segoe UI Emoji" w:cs="Segoe UI Emoji"/>
-          <w:sz w:val="28"/>
-          <w:szCs w:val="28"/>
-        </w:rPr>
-        <w:t>npm</w:t>
-      </w:r>
-      <w:proofErr w:type="spellEnd"/>
-      <w:r>
-        <w:rPr>
-          <w:rFonts w:ascii="Segoe UI Emoji" w:hAnsi="Segoe UI Emoji" w:cs="Segoe UI Emoji"/>
-          <w:sz w:val="28"/>
-          <w:szCs w:val="28"/>
-        </w:rPr>
-        <w:t>` Registry is a public collection of packages of open-source code for` Node.js, front-end web apps, mobile apps, robots, routers`, and countless other needs of the JavaScript community.</w:t>
-      </w:r>
-    </w:p>
-    <w:p>
-      <w:pPr>
-        <w:rPr>
-          <w:rFonts w:ascii="Segoe UI Emoji" w:hAnsi="Segoe UI Emoji" w:cs="Segoe UI Emoji"/>
-          <w:sz w:val="28"/>
-          <w:szCs w:val="28"/>
-        </w:rPr>
-      </w:pPr>
-      <w:r>
-        <w:rPr>
-          <w:rFonts w:ascii="Segoe UI Emoji" w:hAnsi="Segoe UI Emoji" w:cs="Segoe UI Emoji"/>
-          <w:sz w:val="28"/>
-          <w:szCs w:val="28"/>
-        </w:rPr>
-        <w:t>- `</w:t>
-      </w:r>
-      <w:proofErr w:type="spellStart"/>
-      <w:r>
-        <w:rPr>
-          <w:rFonts w:ascii="Segoe UI Emoji" w:hAnsi="Segoe UI Emoji" w:cs="Segoe UI Emoji"/>
-          <w:sz w:val="28"/>
-          <w:szCs w:val="28"/>
-        </w:rPr>
-        <w:t>npm</w:t>
-      </w:r>
-      <w:proofErr w:type="spellEnd"/>
-      <w:r>
-        <w:rPr>
-          <w:rFonts w:ascii="Segoe UI Emoji" w:hAnsi="Segoe UI Emoji" w:cs="Segoe UI Emoji"/>
-          <w:sz w:val="28"/>
-          <w:szCs w:val="28"/>
-        </w:rPr>
-        <w:t>` alternative is `yarn`</w:t>
-      </w:r>
-    </w:p>
-    <w:p>
-      <w:pPr>
-        <w:rPr>
-          <w:rFonts w:ascii="Segoe UI Emoji" w:hAnsi="Segoe UI Emoji" w:cs="Segoe UI Emoji"/>
-          <w:sz w:val="28"/>
-          <w:szCs w:val="28"/>
-        </w:rPr>
-      </w:pPr>
-    </w:p>
-    <w:p>
-      <w:pPr>
-        <w:rPr>
-          <w:rFonts w:ascii="Segoe UI Emoji" w:hAnsi="Segoe UI Emoji" w:cs="Segoe UI Emoji"/>
-          <w:sz w:val="28"/>
-          <w:szCs w:val="28"/>
-        </w:rPr>
-      </w:pPr>
-      <w:r>
-        <w:rPr>
-          <w:rFonts w:ascii="Segoe UI Emoji" w:hAnsi="Segoe UI Emoji" w:cs="Segoe UI Emoji"/>
-          <w:sz w:val="28"/>
-          <w:szCs w:val="28"/>
-        </w:rPr>
-        <w:t>### How to initialize `</w:t>
-      </w:r>
-      <w:proofErr w:type="spellStart"/>
-      <w:r>
-        <w:rPr>
-          <w:rFonts w:ascii="Segoe UI Emoji" w:hAnsi="Segoe UI Emoji" w:cs="Segoe UI Emoji"/>
-          <w:sz w:val="28"/>
-          <w:szCs w:val="28"/>
-        </w:rPr>
-        <w:t>npm</w:t>
-      </w:r>
-      <w:proofErr w:type="spellEnd"/>
-      <w:r>
-        <w:rPr>
-          <w:rFonts w:ascii="Segoe UI Emoji" w:hAnsi="Segoe UI Emoji" w:cs="Segoe UI Emoji"/>
-          <w:sz w:val="28"/>
-          <w:szCs w:val="28"/>
-        </w:rPr>
-        <w:t>`?</w:t>
+        <w:t>## Q: What is `npm`?</w:t>
+      </w:r>
+    </w:p>
+    <w:p>
+      <w:pPr>
+        <w:rPr>
+          <w:rFonts w:ascii="Segoe UI Emoji" w:hAnsi="Segoe UI Emoji" w:cs="Segoe UI Emoji"/>
+          <w:sz w:val="28"/>
+          <w:szCs w:val="28"/>
+        </w:rPr>
+      </w:pPr>
+      <w:r>
+        <w:rPr>
+          <w:rFonts w:ascii="Segoe UI Emoji" w:hAnsi="Segoe UI Emoji" w:cs="Segoe UI Emoji"/>
+          <w:sz w:val="28"/>
+          <w:szCs w:val="28"/>
+        </w:rPr>
+        <w:t>A: `npm` is the world's largest Software Registry. The registry contains over 800,000 code packages. Open-source developers use `npm` to share software.</w:t>
+      </w:r>
+    </w:p>
+    <w:p>
+      <w:pPr>
+        <w:rPr>
+          <w:rFonts w:ascii="Segoe UI Emoji" w:hAnsi="Segoe UI Emoji" w:cs="Segoe UI Emoji"/>
+          <w:sz w:val="28"/>
+          <w:szCs w:val="28"/>
+        </w:rPr>
+      </w:pPr>
+      <w:r>
+        <w:rPr>
+          <w:rFonts w:ascii="Segoe UI Emoji" w:hAnsi="Segoe UI Emoji" w:cs="Segoe UI Emoji"/>
+          <w:sz w:val="28"/>
+          <w:szCs w:val="28"/>
+        </w:rPr>
+        <w:t>npm is lots of things:</w:t>
+      </w:r>
+    </w:p>
+    <w:p>
+      <w:pPr>
+        <w:rPr>
+          <w:rFonts w:ascii="Segoe UI Emoji" w:hAnsi="Segoe UI Emoji" w:cs="Segoe UI Emoji"/>
+          <w:sz w:val="28"/>
+          <w:szCs w:val="28"/>
+        </w:rPr>
+      </w:pPr>
+      <w:r>
+        <w:rPr>
+          <w:rFonts w:ascii="Segoe UI Emoji" w:hAnsi="Segoe UI Emoji" w:cs="Segoe UI Emoji"/>
+          <w:sz w:val="28"/>
+          <w:szCs w:val="28"/>
+        </w:rPr>
+        <w:t>- `npm` is the package manager for Node.js. It was created in 2009 as an open source project to help JavaScript developers easily share packaged modules of code.</w:t>
+      </w:r>
+    </w:p>
+    <w:p>
+      <w:pPr>
+        <w:rPr>
+          <w:rFonts w:ascii="Segoe UI Emoji" w:hAnsi="Segoe UI Emoji" w:cs="Segoe UI Emoji"/>
+          <w:sz w:val="28"/>
+          <w:szCs w:val="28"/>
+        </w:rPr>
+      </w:pPr>
+      <w:r>
+        <w:rPr>
+          <w:rFonts w:ascii="Segoe UI Emoji" w:hAnsi="Segoe UI Emoji" w:cs="Segoe UI Emoji"/>
+          <w:sz w:val="28"/>
+          <w:szCs w:val="28"/>
+        </w:rPr>
+        <w:t>- The `npm` Registry is a public collection of packages of open-source code for` Node.js, front-end web apps, mobile apps, robots, routers`, and countless other needs of the JavaScript community.</w:t>
+      </w:r>
+    </w:p>
+    <w:p>
+      <w:pPr>
+        <w:rPr>
+          <w:rFonts w:ascii="Segoe UI Emoji" w:hAnsi="Segoe UI Emoji" w:cs="Segoe UI Emoji"/>
+          <w:sz w:val="28"/>
+          <w:szCs w:val="28"/>
+        </w:rPr>
+      </w:pPr>
+      <w:r>
+        <w:rPr>
+          <w:rFonts w:ascii="Segoe UI Emoji" w:hAnsi="Segoe UI Emoji" w:cs="Segoe UI Emoji"/>
+          <w:sz w:val="28"/>
+          <w:szCs w:val="28"/>
+        </w:rPr>
+        <w:t>- `npm` alternative is `yarn`</w:t>
+      </w:r>
+    </w:p>
+    <w:p>
+      <w:pPr>
+        <w:rPr>
+          <w:rFonts w:ascii="Segoe UI Emoji" w:hAnsi="Segoe UI Emoji" w:cs="Segoe UI Emoji"/>
+          <w:sz w:val="28"/>
+          <w:szCs w:val="28"/>
+        </w:rPr>
+      </w:pPr>
+      <w:r>
+        <w:rPr>
+          <w:rFonts w:ascii="Segoe UI Emoji" w:hAnsi="Segoe UI Emoji" w:cs="Segoe UI Emoji"/>
+          <w:sz w:val="28"/>
+          <w:szCs w:val="28"/>
+        </w:rPr>
+        <w:t>### How to initialize `npm`?</w:t>
+      </w:r>
+    </w:p>
+    <w:p>
+      <w:pPr>
+        <w:rPr>
+          <w:rFonts w:ascii="Segoe UI Emoji" w:hAnsi="Segoe UI Emoji" w:cs="Segoe UI Emoji"/>
+          <w:sz w:val="28"/>
+          <w:szCs w:val="28"/>
+        </w:rPr>
+      </w:pPr>
+      <w:r>
+        <w:rPr>
+          <w:rFonts w:ascii="Segoe UI Emoji" w:hAnsi="Segoe UI Emoji" w:cs="Segoe UI Emoji"/>
+          <w:sz w:val="28"/>
+          <w:szCs w:val="28"/>
+        </w:rPr>
+        <w:t>npm init</w:t>
+      </w:r>
+    </w:p>
+    <w:p>
+      <w:pPr>
+        <w:rPr>
+          <w:rFonts w:ascii="Segoe UI Emoji" w:hAnsi="Segoe UI Emoji" w:cs="Segoe UI Emoji"/>
+          <w:sz w:val="28"/>
+          <w:szCs w:val="28"/>
+        </w:rPr>
+      </w:pPr>
+      <w:r>
+        <w:rPr>
+          <w:rFonts w:ascii="Segoe UI Emoji" w:hAnsi="Segoe UI Emoji" w:cs="Segoe UI Emoji"/>
+          <w:sz w:val="28"/>
+          <w:szCs w:val="28"/>
+        </w:rPr>
+        <w:t>`npm init -y` can be used to skip the setup step, `npm` takes care of it and creates the `package.json` json file automatically , but without configurations.</w:t>
+      </w:r>
+    </w:p>
+    <w:p>
+      <w:pPr>
+        <w:rPr>
+          <w:rFonts w:ascii="Segoe UI Emoji" w:hAnsi="Segoe UI Emoji" w:cs="Segoe UI Emoji"/>
+          <w:sz w:val="28"/>
+          <w:szCs w:val="28"/>
+        </w:rPr>
+      </w:pPr>
+      <w:r>
+        <w:rPr>
+          <w:rFonts w:ascii="Segoe UI Emoji" w:hAnsi="Segoe UI Emoji" w:cs="Segoe UI Emoji"/>
+          <w:sz w:val="28"/>
+          <w:szCs w:val="28"/>
+        </w:rPr>
+        <w:t>- `npm` is the command line client that allows developers to install and publish those packages.</w:t>
+      </w:r>
+    </w:p>
+    <w:p>
+      <w:pPr>
+        <w:rPr>
+          <w:rFonts w:ascii="Segoe UI Emoji" w:hAnsi="Segoe UI Emoji" w:cs="Segoe UI Emoji"/>
+          <w:sz w:val="28"/>
+          <w:szCs w:val="28"/>
+        </w:rPr>
+      </w:pPr>
+    </w:p>
+    <w:p>
+      <w:pPr>
+        <w:rPr>
+          <w:rFonts w:ascii="Segoe UI Emoji" w:hAnsi="Segoe UI Emoji" w:cs="Segoe UI Emoji"/>
+          <w:sz w:val="28"/>
+          <w:szCs w:val="28"/>
+        </w:rPr>
+      </w:pPr>
+      <w:r>
+        <w:rPr>
+          <w:rFonts w:ascii="Segoe UI Emoji" w:hAnsi="Segoe UI Emoji" w:cs="Segoe UI Emoji"/>
+          <w:sz w:val="28"/>
+          <w:szCs w:val="28"/>
+        </w:rPr>
+        <w:t>## Q: What is `Parcel/Webpack`? Why do we need it?</w:t>
+      </w:r>
+    </w:p>
+    <w:p>
+      <w:pPr>
+        <w:rPr>
+          <w:rFonts w:ascii="Segoe UI Emoji" w:hAnsi="Segoe UI Emoji" w:cs="Segoe UI Emoji"/>
+          <w:sz w:val="28"/>
+          <w:szCs w:val="28"/>
+        </w:rPr>
+      </w:pPr>
+      <w:r>
+        <w:rPr>
+          <w:rFonts w:ascii="Segoe UI Emoji" w:hAnsi="Segoe UI Emoji" w:cs="Segoe UI Emoji"/>
+          <w:sz w:val="28"/>
+          <w:szCs w:val="28"/>
+        </w:rPr>
+        <w:t xml:space="preserve">A: `Parcel` and `webpack` are the bundlers used mostly for `JavaScript` or `Typescript` code that helps you to `minify, clean, and make your code compact` so that it becomes easier to send a request or receive the response from the server when it usually takes you to transfer multiple files without using any bundler for loading the page of your application. Both of these bundlers substantially reduce the time it takes for the transfer of data and files to the server from the application. Along with that both bundlers parcel and webpack remove the unnecessary comments, new </w:t>
+      </w:r>
+      <w:r>
+        <w:rPr>
+          <w:rFonts w:ascii="Segoe UI Emoji" w:hAnsi="Segoe UI Emoji" w:cs="Segoe UI Emoji"/>
+          <w:sz w:val="28"/>
+          <w:szCs w:val="28"/>
+        </w:rPr>
+        <w:lastRenderedPageBreak/>
+        <w:t>lines, any kind of block delimiters, and white spaces while the functionality of the code remains unchanged.</w:t>
+      </w:r>
+    </w:p>
+    <w:p>
+      <w:pPr>
+        <w:rPr>
+          <w:rFonts w:ascii="Segoe UI Emoji" w:hAnsi="Segoe UI Emoji" w:cs="Segoe UI Emoji"/>
+          <w:sz w:val="28"/>
+          <w:szCs w:val="28"/>
+        </w:rPr>
+      </w:pPr>
+    </w:p>
+    <w:p>
+      <w:pPr>
+        <w:rPr>
+          <w:rFonts w:ascii="Segoe UI Emoji" w:hAnsi="Segoe UI Emoji" w:cs="Segoe UI Emoji"/>
+          <w:sz w:val="28"/>
+          <w:szCs w:val="28"/>
+        </w:rPr>
+      </w:pPr>
+      <w:r>
+        <w:rPr>
+          <w:rFonts w:ascii="Segoe UI Emoji" w:hAnsi="Segoe UI Emoji" w:cs="Segoe UI Emoji"/>
+          <w:sz w:val="28"/>
+          <w:szCs w:val="28"/>
+        </w:rPr>
+        <w:t>Use of `Parcel/Webpack`:</w:t>
+      </w:r>
+    </w:p>
+    <w:p>
+      <w:pPr>
+        <w:rPr>
+          <w:rFonts w:ascii="Segoe UI Emoji" w:hAnsi="Segoe UI Emoji" w:cs="Segoe UI Emoji"/>
+          <w:sz w:val="28"/>
+          <w:szCs w:val="28"/>
+        </w:rPr>
+      </w:pPr>
+      <w:r>
+        <w:rPr>
+          <w:rFonts w:ascii="Segoe UI Emoji" w:hAnsi="Segoe UI Emoji" w:cs="Segoe UI Emoji"/>
+          <w:sz w:val="28"/>
+          <w:szCs w:val="28"/>
+        </w:rPr>
+        <w:t>Module bundlers are the way to organize and combine many files of JavaScript code into one file. A JavaScript bundler can be used when your project becomes too large for a single file or when you're working with libraries that have multiple dependencies.</w:t>
+      </w:r>
+    </w:p>
+    <w:p>
+      <w:pPr>
+        <w:rPr>
+          <w:rFonts w:ascii="Segoe UI Emoji" w:hAnsi="Segoe UI Emoji" w:cs="Segoe UI Emoji"/>
+          <w:sz w:val="28"/>
+          <w:szCs w:val="28"/>
+        </w:rPr>
+      </w:pPr>
+    </w:p>
+    <w:p>
+      <w:pPr>
+        <w:rPr>
+          <w:rFonts w:ascii="Segoe UI Emoji" w:hAnsi="Segoe UI Emoji" w:cs="Segoe UI Emoji"/>
+          <w:sz w:val="28"/>
+          <w:szCs w:val="28"/>
+        </w:rPr>
+      </w:pPr>
+      <w:r>
+        <w:rPr>
+          <w:rFonts w:ascii="Segoe UI Emoji" w:hAnsi="Segoe UI Emoji" w:cs="Segoe UI Emoji"/>
+          <w:sz w:val="28"/>
+          <w:szCs w:val="28"/>
+        </w:rPr>
+        <w:t>### installation commands:</w:t>
+      </w:r>
+    </w:p>
+    <w:p>
+      <w:pPr>
+        <w:rPr>
+          <w:rFonts w:ascii="Segoe UI Emoji" w:hAnsi="Segoe UI Emoji" w:cs="Segoe UI Emoji"/>
+          <w:sz w:val="28"/>
+          <w:szCs w:val="28"/>
+        </w:rPr>
+      </w:pPr>
+      <w:r>
+        <w:rPr>
+          <w:rFonts w:ascii="Segoe UI Emoji" w:hAnsi="Segoe UI Emoji" w:cs="Segoe UI Emoji"/>
+          <w:sz w:val="28"/>
+          <w:szCs w:val="28"/>
+        </w:rPr>
+        <w:t>- Install:</w:t>
+      </w:r>
+    </w:p>
+    <w:p>
+      <w:pPr>
+        <w:rPr>
+          <w:rFonts w:ascii="Segoe UI Emoji" w:hAnsi="Segoe UI Emoji" w:cs="Segoe UI Emoji"/>
+          <w:sz w:val="28"/>
+          <w:szCs w:val="28"/>
+        </w:rPr>
+      </w:pPr>
+      <w:r>
+        <w:rPr>
+          <w:rFonts w:ascii="Segoe UI Emoji" w:hAnsi="Segoe UI Emoji" w:cs="Segoe UI Emoji"/>
+          <w:sz w:val="28"/>
+          <w:szCs w:val="28"/>
+        </w:rPr>
+        <w:t>npm install -D parcel</w:t>
+      </w:r>
+    </w:p>
+    <w:p>
+      <w:pPr>
+        <w:rPr>
+          <w:rFonts w:ascii="Segoe UI Emoji" w:hAnsi="Segoe UI Emoji" w:cs="Segoe UI Emoji"/>
+          <w:sz w:val="28"/>
+          <w:szCs w:val="28"/>
+        </w:rPr>
+      </w:pPr>
+      <w:r>
+        <w:rPr>
+          <w:rFonts w:ascii="Segoe UI Emoji" w:hAnsi="Segoe UI Emoji" w:cs="Segoe UI Emoji"/>
+          <w:sz w:val="28"/>
+          <w:szCs w:val="28"/>
+        </w:rPr>
+        <w:t>`-D` is used for development and as a development dependency.</w:t>
+      </w:r>
+    </w:p>
+    <w:p>
+      <w:pPr>
+        <w:rPr>
+          <w:rFonts w:ascii="Segoe UI Emoji" w:hAnsi="Segoe UI Emoji" w:cs="Segoe UI Emoji"/>
+          <w:sz w:val="28"/>
+          <w:szCs w:val="28"/>
+        </w:rPr>
+      </w:pPr>
+      <w:r>
+        <w:rPr>
+          <w:rFonts w:ascii="Segoe UI Emoji" w:hAnsi="Segoe UI Emoji" w:cs="Segoe UI Emoji"/>
+          <w:sz w:val="28"/>
+          <w:szCs w:val="28"/>
+        </w:rPr>
+        <w:t>- Parcel Commands :</w:t>
+      </w:r>
+    </w:p>
+    <w:p>
+      <w:pPr>
+        <w:rPr>
+          <w:rFonts w:ascii="Segoe UI Emoji" w:hAnsi="Segoe UI Emoji" w:cs="Segoe UI Emoji"/>
+          <w:sz w:val="28"/>
+          <w:szCs w:val="28"/>
+        </w:rPr>
+      </w:pPr>
+      <w:r>
+        <w:rPr>
+          <w:rFonts w:ascii="Segoe UI Emoji" w:hAnsi="Segoe UI Emoji" w:cs="Segoe UI Emoji"/>
+          <w:sz w:val="28"/>
+          <w:szCs w:val="28"/>
+        </w:rPr>
+        <w:t xml:space="preserve">  - For development build:</w:t>
+      </w:r>
+    </w:p>
+    <w:p>
+      <w:pPr>
+        <w:rPr>
+          <w:rFonts w:ascii="Segoe UI Emoji" w:hAnsi="Segoe UI Emoji" w:cs="Segoe UI Emoji"/>
+          <w:sz w:val="28"/>
+          <w:szCs w:val="28"/>
+        </w:rPr>
+      </w:pPr>
+      <w:r>
+        <w:rPr>
+          <w:rFonts w:ascii="Segoe UI Emoji" w:hAnsi="Segoe UI Emoji" w:cs="Segoe UI Emoji"/>
+          <w:sz w:val="28"/>
+          <w:szCs w:val="28"/>
+        </w:rPr>
+        <w:t xml:space="preserve">  npx parcel &lt;entry_point&gt;</w:t>
+      </w:r>
+    </w:p>
+    <w:p>
+      <w:pPr>
+        <w:rPr>
+          <w:rFonts w:ascii="Segoe UI Emoji" w:hAnsi="Segoe UI Emoji" w:cs="Segoe UI Emoji"/>
+          <w:sz w:val="28"/>
+          <w:szCs w:val="28"/>
+        </w:rPr>
+      </w:pPr>
+      <w:r>
+        <w:rPr>
+          <w:rFonts w:ascii="Segoe UI Emoji" w:hAnsi="Segoe UI Emoji" w:cs="Segoe UI Emoji"/>
+          <w:sz w:val="28"/>
+          <w:szCs w:val="28"/>
+        </w:rPr>
+        <w:t xml:space="preserve">  - For production build :</w:t>
+      </w:r>
+    </w:p>
+    <w:p>
+      <w:pPr>
+        <w:rPr>
+          <w:rFonts w:ascii="Segoe UI Emoji" w:hAnsi="Segoe UI Emoji" w:cs="Segoe UI Emoji"/>
+          <w:sz w:val="28"/>
+          <w:szCs w:val="28"/>
+        </w:rPr>
+      </w:pPr>
+      <w:r>
+        <w:rPr>
+          <w:rFonts w:ascii="Segoe UI Emoji" w:hAnsi="Segoe UI Emoji" w:cs="Segoe UI Emoji"/>
+          <w:sz w:val="28"/>
+          <w:szCs w:val="28"/>
+        </w:rPr>
+        <w:t xml:space="preserve">  npx parcel build &lt;entry_point&gt;</w:t>
+      </w:r>
+    </w:p>
+    <w:p>
+      <w:pPr>
+        <w:rPr>
+          <w:rFonts w:ascii="Segoe UI Emoji" w:hAnsi="Segoe UI Emoji" w:cs="Segoe UI Emoji"/>
+          <w:sz w:val="28"/>
+          <w:szCs w:val="28"/>
+        </w:rPr>
+      </w:pPr>
+    </w:p>
+    <w:p>
+      <w:pPr>
+        <w:rPr>
+          <w:rFonts w:ascii="Segoe UI Emoji" w:hAnsi="Segoe UI Emoji" w:cs="Segoe UI Emoji"/>
+          <w:sz w:val="28"/>
+          <w:szCs w:val="28"/>
+        </w:rPr>
+      </w:pPr>
+      <w:r>
+        <w:rPr>
+          <w:rFonts w:ascii="Segoe UI Emoji" w:hAnsi="Segoe UI Emoji" w:cs="Segoe UI Emoji"/>
+          <w:sz w:val="28"/>
+          <w:szCs w:val="28"/>
+        </w:rPr>
+        <w:t>## Q: Why is `.parcel-cache` folder?</w:t>
+      </w:r>
+    </w:p>
+    <w:p>
+      <w:pPr>
+        <w:rPr>
+          <w:rFonts w:ascii="Segoe UI Emoji" w:hAnsi="Segoe UI Emoji" w:cs="Segoe UI Emoji"/>
+          <w:sz w:val="28"/>
+          <w:szCs w:val="28"/>
+        </w:rPr>
+      </w:pPr>
+      <w:r>
+        <w:rPr>
+          <w:rFonts w:ascii="Segoe UI Emoji" w:hAnsi="Segoe UI Emoji" w:cs="Segoe UI Emoji"/>
+          <w:sz w:val="28"/>
+          <w:szCs w:val="28"/>
+        </w:rPr>
+        <w:t>A: `cache folder` (or `.parcel-cache in parcel v2`) stores information about your project when parcel builds it, so that when it rebuilds, it doesn't have to re-parse and re-analyze everything from scratch. It's a key reason why parcel can be so fast in development mode.</w:t>
+      </w:r>
+    </w:p>
+    <w:p>
+      <w:pPr>
+        <w:rPr>
+          <w:rFonts w:ascii="Segoe UI Emoji" w:hAnsi="Segoe UI Emoji" w:cs="Segoe UI Emoji"/>
+          <w:sz w:val="28"/>
+          <w:szCs w:val="28"/>
+        </w:rPr>
+      </w:pPr>
+    </w:p>
+    <w:p>
+      <w:pPr>
+        <w:rPr>
+          <w:rFonts w:ascii="Segoe UI Emoji" w:hAnsi="Segoe UI Emoji" w:cs="Segoe UI Emoji"/>
+          <w:sz w:val="28"/>
+          <w:szCs w:val="28"/>
+        </w:rPr>
+      </w:pPr>
+      <w:r>
+        <w:rPr>
+          <w:rFonts w:ascii="Segoe UI Emoji" w:hAnsi="Segoe UI Emoji" w:cs="Segoe UI Emoji"/>
+          <w:sz w:val="28"/>
+          <w:szCs w:val="28"/>
+        </w:rPr>
+        <w:t>## Q: What is `npx`?</w:t>
+      </w:r>
+    </w:p>
+    <w:p>
+      <w:pPr>
+        <w:rPr>
+          <w:rFonts w:ascii="Segoe UI Emoji" w:hAnsi="Segoe UI Emoji" w:cs="Segoe UI Emoji"/>
+          <w:sz w:val="28"/>
+          <w:szCs w:val="28"/>
+        </w:rPr>
+      </w:pPr>
+      <w:r>
+        <w:rPr>
+          <w:rFonts w:ascii="Segoe UI Emoji" w:hAnsi="Segoe UI Emoji" w:cs="Segoe UI Emoji"/>
+          <w:sz w:val="28"/>
+          <w:szCs w:val="28"/>
+        </w:rPr>
+        <w:t>A: `npx` stands for `Node Package eXecute`. It is simply an `npm` package runner. It allows developers to execute any Javascript Package available on the npm registry without even installing it. npx is installed automatically with npm version 5.2.</w:t>
+      </w:r>
+    </w:p>
+    <w:p>
+      <w:pPr>
+        <w:rPr>
+          <w:rFonts w:ascii="Segoe UI Emoji" w:hAnsi="Segoe UI Emoji" w:cs="Segoe UI Emoji"/>
+          <w:sz w:val="28"/>
+          <w:szCs w:val="28"/>
+        </w:rPr>
+      </w:pPr>
+    </w:p>
+    <w:p>
+      <w:pPr>
+        <w:rPr>
+          <w:rFonts w:ascii="Segoe UI Emoji" w:hAnsi="Segoe UI Emoji" w:cs="Segoe UI Emoji"/>
+          <w:sz w:val="28"/>
+          <w:szCs w:val="28"/>
+        </w:rPr>
+      </w:pPr>
+      <w:r>
+        <w:rPr>
+          <w:rFonts w:ascii="Segoe UI Emoji" w:hAnsi="Segoe UI Emoji" w:cs="Segoe UI Emoji"/>
+          <w:sz w:val="28"/>
+          <w:szCs w:val="28"/>
+        </w:rPr>
+        <w:lastRenderedPageBreak/>
+        <w:t>## Q: What is difference between `dependencies vs devDependencies`?</w:t>
+      </w:r>
+    </w:p>
+    <w:p>
+      <w:pPr>
+        <w:rPr>
+          <w:rFonts w:ascii="Segoe UI Emoji" w:hAnsi="Segoe UI Emoji" w:cs="Segoe UI Emoji"/>
+          <w:sz w:val="28"/>
+          <w:szCs w:val="28"/>
+        </w:rPr>
+      </w:pPr>
+      <w:r>
+        <w:rPr>
+          <w:rFonts w:ascii="Segoe UI Emoji" w:hAnsi="Segoe UI Emoji" w:cs="Segoe UI Emoji"/>
+          <w:sz w:val="28"/>
+          <w:szCs w:val="28"/>
+        </w:rPr>
+        <w:t>A: `"dependencies"` : Packages required by your application in production. `"devDependencies"` : Packages that are only needed for local development and testing.</w:t>
+      </w:r>
+    </w:p>
+    <w:p>
+      <w:pPr>
+        <w:rPr>
+          <w:rFonts w:ascii="Segoe UI Emoji" w:hAnsi="Segoe UI Emoji" w:cs="Segoe UI Emoji"/>
+          <w:sz w:val="28"/>
+          <w:szCs w:val="28"/>
+        </w:rPr>
+      </w:pPr>
+    </w:p>
+    <w:p>
+      <w:pPr>
+        <w:rPr>
+          <w:rFonts w:ascii="Segoe UI Emoji" w:hAnsi="Segoe UI Emoji" w:cs="Segoe UI Emoji"/>
+          <w:sz w:val="28"/>
+          <w:szCs w:val="28"/>
+        </w:rPr>
+      </w:pPr>
+      <w:r>
+        <w:rPr>
+          <w:rFonts w:ascii="Segoe UI Emoji" w:hAnsi="Segoe UI Emoji" w:cs="Segoe UI Emoji"/>
+          <w:sz w:val="28"/>
+          <w:szCs w:val="28"/>
+        </w:rPr>
+        <w:t>## Q: What is Tree Shaking? in Parcel?</w:t>
+      </w:r>
+    </w:p>
+    <w:p>
+      <w:pPr>
+        <w:rPr>
+          <w:rFonts w:ascii="Segoe UI Emoji" w:hAnsi="Segoe UI Emoji" w:cs="Segoe UI Emoji"/>
+          <w:sz w:val="28"/>
+          <w:szCs w:val="28"/>
+        </w:rPr>
+      </w:pPr>
+      <w:r>
+        <w:rPr>
+          <w:rFonts w:ascii="Segoe UI Emoji" w:hAnsi="Segoe UI Emoji" w:cs="Segoe UI Emoji"/>
+          <w:sz w:val="28"/>
+          <w:szCs w:val="28"/>
+        </w:rPr>
+        <w:t>A: `Tree shaking`, also known as `dead code elimination`, is the practice of `removing unused code in your production build`. It's important to ship as little code to your end-users as possible. By statically analyzing our source code, we can determine what's not being used and exclude it from our final bundle.</w:t>
+      </w:r>
+    </w:p>
+    <w:p>
+      <w:pPr>
+        <w:rPr>
+          <w:rFonts w:ascii="Segoe UI Emoji" w:hAnsi="Segoe UI Emoji" w:cs="Segoe UI Emoji"/>
+          <w:sz w:val="28"/>
+          <w:szCs w:val="28"/>
+        </w:rPr>
+      </w:pPr>
+    </w:p>
+    <w:p>
+      <w:pPr>
+        <w:rPr>
+          <w:rFonts w:ascii="Segoe UI Emoji" w:hAnsi="Segoe UI Emoji" w:cs="Segoe UI Emoji"/>
+          <w:sz w:val="28"/>
+          <w:szCs w:val="28"/>
+        </w:rPr>
+      </w:pPr>
+      <w:r>
+        <w:rPr>
+          <w:rFonts w:ascii="Segoe UI Emoji" w:hAnsi="Segoe UI Emoji" w:cs="Segoe UI Emoji"/>
+          <w:sz w:val="28"/>
+          <w:szCs w:val="28"/>
+        </w:rPr>
+        <w:t>## Q: What is Hot Module Replacement?</w:t>
+      </w:r>
+    </w:p>
+    <w:p>
+      <w:pPr>
+        <w:rPr>
+          <w:rFonts w:ascii="Segoe UI Emoji" w:hAnsi="Segoe UI Emoji" w:cs="Segoe UI Emoji"/>
+          <w:sz w:val="28"/>
+          <w:szCs w:val="28"/>
+        </w:rPr>
+      </w:pPr>
+      <w:r>
+        <w:rPr>
+          <w:rFonts w:ascii="Segoe UI Emoji" w:hAnsi="Segoe UI Emoji" w:cs="Segoe UI Emoji"/>
+          <w:sz w:val="28"/>
+          <w:szCs w:val="28"/>
+        </w:rPr>
+        <w:t>A: `Hot Module Replacement (HMR)` exchanges, adds, or removes modules while an application is running, without a full reload. This can significantly speed up development in a few ways: Retain application state which is lost during a full reload. Save valuable development time by only updating what's changed.</w:t>
+      </w:r>
+    </w:p>
+    <w:p>
+      <w:pPr>
+        <w:rPr>
+          <w:rFonts w:ascii="Segoe UI Emoji" w:hAnsi="Segoe UI Emoji" w:cs="Segoe UI Emoji"/>
+          <w:sz w:val="28"/>
+          <w:szCs w:val="28"/>
+        </w:rPr>
+      </w:pPr>
+    </w:p>
+    <w:p>
+      <w:pPr>
+        <w:rPr>
+          <w:rFonts w:ascii="Segoe UI Emoji" w:hAnsi="Segoe UI Emoji" w:cs="Segoe UI Emoji"/>
+          <w:sz w:val="28"/>
+          <w:szCs w:val="28"/>
+        </w:rPr>
+      </w:pPr>
+      <w:r>
+        <w:rPr>
+          <w:rFonts w:ascii="Segoe UI Emoji" w:hAnsi="Segoe UI Emoji" w:cs="Segoe UI Emoji"/>
+          <w:sz w:val="28"/>
+          <w:szCs w:val="28"/>
+        </w:rPr>
+        <w:t>## Q: List down your favourite 5 superpowers of Parcel and describe any 3 of them in your own words.</w:t>
+      </w:r>
+    </w:p>
+    <w:p>
+      <w:pPr>
+        <w:rPr>
+          <w:rFonts w:ascii="Segoe UI Emoji" w:hAnsi="Segoe UI Emoji" w:cs="Segoe UI Emoji"/>
+          <w:sz w:val="28"/>
+          <w:szCs w:val="28"/>
+        </w:rPr>
+      </w:pPr>
+      <w:r>
+        <w:rPr>
+          <w:rFonts w:ascii="Segoe UI Emoji" w:hAnsi="Segoe UI Emoji" w:cs="Segoe UI Emoji"/>
+          <w:sz w:val="28"/>
+          <w:szCs w:val="28"/>
+        </w:rPr>
+        <w:t>### Parcel features:</w:t>
+      </w:r>
+    </w:p>
+    <w:p>
+      <w:pPr>
+        <w:rPr>
+          <w:rFonts w:ascii="Segoe UI Emoji" w:hAnsi="Segoe UI Emoji" w:cs="Segoe UI Emoji"/>
+          <w:sz w:val="28"/>
+          <w:szCs w:val="28"/>
+        </w:rPr>
+      </w:pPr>
+      <w:r>
+        <w:rPr>
+          <w:rFonts w:ascii="Segoe UI Emoji" w:hAnsi="Segoe UI Emoji" w:cs="Segoe UI Emoji"/>
+          <w:sz w:val="28"/>
+          <w:szCs w:val="28"/>
+        </w:rPr>
+        <w:t>- Dev Build - parcel provides us develop build</w:t>
+      </w:r>
+    </w:p>
+    <w:p>
+      <w:pPr>
+        <w:rPr>
+          <w:rFonts w:ascii="Segoe UI Emoji" w:hAnsi="Segoe UI Emoji" w:cs="Segoe UI Emoji"/>
+          <w:sz w:val="28"/>
+          <w:szCs w:val="28"/>
+        </w:rPr>
+      </w:pPr>
+      <w:r>
+        <w:rPr>
+          <w:rFonts w:ascii="Segoe UI Emoji" w:hAnsi="Segoe UI Emoji" w:cs="Segoe UI Emoji"/>
+          <w:sz w:val="28"/>
+          <w:szCs w:val="28"/>
+        </w:rPr>
+        <w:t>- Local Server - parcel also provides us a local server, which can be used to see live changes in our application.</w:t>
+      </w:r>
+    </w:p>
+    <w:p>
+      <w:pPr>
+        <w:rPr>
+          <w:rFonts w:ascii="Segoe UI Emoji" w:hAnsi="Segoe UI Emoji" w:cs="Segoe UI Emoji"/>
+          <w:sz w:val="28"/>
+          <w:szCs w:val="28"/>
+        </w:rPr>
+      </w:pPr>
+      <w:r>
+        <w:rPr>
+          <w:rFonts w:ascii="Segoe UI Emoji" w:hAnsi="Segoe UI Emoji" w:cs="Segoe UI Emoji"/>
+          <w:sz w:val="28"/>
+          <w:szCs w:val="28"/>
+        </w:rPr>
+        <w:t>- HMR = Hot Module Replacement - exchanges, adds, or removes modules while an application is running, without a full reload</w:t>
+      </w:r>
+    </w:p>
+    <w:p>
+      <w:pPr>
+        <w:rPr>
+          <w:rFonts w:ascii="Segoe UI Emoji" w:hAnsi="Segoe UI Emoji" w:cs="Segoe UI Emoji"/>
+          <w:sz w:val="28"/>
+          <w:szCs w:val="28"/>
+        </w:rPr>
+      </w:pPr>
+      <w:r>
+        <w:rPr>
+          <w:rFonts w:ascii="Segoe UI Emoji" w:hAnsi="Segoe UI Emoji" w:cs="Segoe UI Emoji"/>
+          <w:sz w:val="28"/>
+          <w:szCs w:val="28"/>
+        </w:rPr>
+        <w:t>and some of more cool features of Parcel are:</w:t>
+      </w:r>
+    </w:p>
+    <w:p>
+      <w:pPr>
+        <w:rPr>
+          <w:rFonts w:ascii="Segoe UI Emoji" w:hAnsi="Segoe UI Emoji" w:cs="Segoe UI Emoji"/>
+          <w:sz w:val="28"/>
+          <w:szCs w:val="28"/>
+        </w:rPr>
+      </w:pPr>
+      <w:r>
+        <w:rPr>
+          <w:rFonts w:ascii="Segoe UI Emoji" w:hAnsi="Segoe UI Emoji" w:cs="Segoe UI Emoji"/>
+          <w:sz w:val="28"/>
+          <w:szCs w:val="28"/>
+        </w:rPr>
+        <w:t>- File Watching Algorithm - written in C++</w:t>
+      </w:r>
+    </w:p>
+    <w:p>
+      <w:pPr>
+        <w:rPr>
+          <w:rFonts w:ascii="Segoe UI Emoji" w:hAnsi="Segoe UI Emoji" w:cs="Segoe UI Emoji"/>
+          <w:sz w:val="28"/>
+          <w:szCs w:val="28"/>
+        </w:rPr>
+      </w:pPr>
+      <w:r>
+        <w:rPr>
+          <w:rFonts w:ascii="Segoe UI Emoji" w:hAnsi="Segoe UI Emoji" w:cs="Segoe UI Emoji"/>
+          <w:sz w:val="28"/>
+          <w:szCs w:val="28"/>
+        </w:rPr>
+        <w:t>- Caching - Faster Builds</w:t>
+      </w:r>
+    </w:p>
+    <w:p>
+      <w:pPr>
+        <w:rPr>
+          <w:rFonts w:ascii="Segoe UI Emoji" w:hAnsi="Segoe UI Emoji" w:cs="Segoe UI Emoji"/>
+          <w:sz w:val="28"/>
+          <w:szCs w:val="28"/>
+        </w:rPr>
+      </w:pPr>
+      <w:r>
+        <w:rPr>
+          <w:rFonts w:ascii="Segoe UI Emoji" w:hAnsi="Segoe UI Emoji" w:cs="Segoe UI Emoji"/>
+          <w:sz w:val="28"/>
+          <w:szCs w:val="28"/>
+        </w:rPr>
+        <w:t>- Image Optimization</w:t>
+      </w:r>
+    </w:p>
+    <w:p>
+      <w:pPr>
+        <w:rPr>
+          <w:rFonts w:ascii="Segoe UI Emoji" w:hAnsi="Segoe UI Emoji" w:cs="Segoe UI Emoji"/>
+          <w:sz w:val="28"/>
+          <w:szCs w:val="28"/>
+        </w:rPr>
+      </w:pPr>
+      <w:r>
+        <w:rPr>
+          <w:rFonts w:ascii="Segoe UI Emoji" w:hAnsi="Segoe UI Emoji" w:cs="Segoe UI Emoji"/>
+          <w:sz w:val="28"/>
+          <w:szCs w:val="28"/>
+        </w:rPr>
+        <w:t>- Minification</w:t>
+      </w:r>
+    </w:p>
+    <w:p>
+      <w:pPr>
+        <w:rPr>
+          <w:rFonts w:ascii="Segoe UI Emoji" w:hAnsi="Segoe UI Emoji" w:cs="Segoe UI Emoji"/>
+          <w:sz w:val="28"/>
+          <w:szCs w:val="28"/>
+        </w:rPr>
+      </w:pPr>
+      <w:r>
+        <w:rPr>
+          <w:rFonts w:ascii="Segoe UI Emoji" w:hAnsi="Segoe UI Emoji" w:cs="Segoe UI Emoji"/>
+          <w:sz w:val="28"/>
+          <w:szCs w:val="28"/>
+        </w:rPr>
+        <w:lastRenderedPageBreak/>
+        <w:t>- Bundling</w:t>
+      </w:r>
+    </w:p>
+    <w:p>
+      <w:pPr>
+        <w:rPr>
+          <w:rFonts w:ascii="Segoe UI Emoji" w:hAnsi="Segoe UI Emoji" w:cs="Segoe UI Emoji"/>
+          <w:sz w:val="28"/>
+          <w:szCs w:val="28"/>
+        </w:rPr>
+      </w:pPr>
+      <w:r>
+        <w:rPr>
+          <w:rFonts w:ascii="Segoe UI Emoji" w:hAnsi="Segoe UI Emoji" w:cs="Segoe UI Emoji"/>
+          <w:sz w:val="28"/>
+          <w:szCs w:val="28"/>
+        </w:rPr>
+        <w:t>- Compress</w:t>
+      </w:r>
+    </w:p>
+    <w:p>
+      <w:pPr>
+        <w:rPr>
+          <w:rFonts w:ascii="Segoe UI Emoji" w:hAnsi="Segoe UI Emoji" w:cs="Segoe UI Emoji"/>
+          <w:sz w:val="28"/>
+          <w:szCs w:val="28"/>
+        </w:rPr>
+      </w:pPr>
+      <w:r>
+        <w:rPr>
+          <w:rFonts w:ascii="Segoe UI Emoji" w:hAnsi="Segoe UI Emoji" w:cs="Segoe UI Emoji"/>
+          <w:sz w:val="28"/>
+          <w:szCs w:val="28"/>
+        </w:rPr>
+        <w:t>- Consistent Hashing</w:t>
+      </w:r>
+    </w:p>
+    <w:p>
+      <w:pPr>
+        <w:rPr>
+          <w:rFonts w:ascii="Segoe UI Emoji" w:hAnsi="Segoe UI Emoji" w:cs="Segoe UI Emoji"/>
+          <w:sz w:val="28"/>
+          <w:szCs w:val="28"/>
+        </w:rPr>
+      </w:pPr>
+      <w:r>
+        <w:rPr>
+          <w:rFonts w:ascii="Segoe UI Emoji" w:hAnsi="Segoe UI Emoji" w:cs="Segoe UI Emoji"/>
+          <w:sz w:val="28"/>
+          <w:szCs w:val="28"/>
+        </w:rPr>
+        <w:t>- Code Splitting</w:t>
+      </w:r>
+    </w:p>
+    <w:p>
+      <w:pPr>
+        <w:rPr>
+          <w:rFonts w:ascii="Segoe UI Emoji" w:hAnsi="Segoe UI Emoji" w:cs="Segoe UI Emoji"/>
+          <w:sz w:val="28"/>
+          <w:szCs w:val="28"/>
+        </w:rPr>
+      </w:pPr>
+      <w:r>
+        <w:rPr>
+          <w:rFonts w:ascii="Segoe UI Emoji" w:hAnsi="Segoe UI Emoji" w:cs="Segoe UI Emoji"/>
+          <w:sz w:val="28"/>
+          <w:szCs w:val="28"/>
+        </w:rPr>
+        <w:t>- Differential Bundling - support older browsers</w:t>
+      </w:r>
+    </w:p>
+    <w:p>
+      <w:pPr>
+        <w:rPr>
+          <w:rFonts w:ascii="Segoe UI Emoji" w:hAnsi="Segoe UI Emoji" w:cs="Segoe UI Emoji"/>
+          <w:sz w:val="28"/>
+          <w:szCs w:val="28"/>
+        </w:rPr>
+      </w:pPr>
+      <w:r>
+        <w:rPr>
+          <w:rFonts w:ascii="Segoe UI Emoji" w:hAnsi="Segoe UI Emoji" w:cs="Segoe UI Emoji"/>
+          <w:sz w:val="28"/>
+          <w:szCs w:val="28"/>
+        </w:rPr>
+        <w:t>- Diagnostic</w:t>
+      </w:r>
+    </w:p>
+    <w:p>
+      <w:pPr>
+        <w:rPr>
+          <w:rFonts w:ascii="Segoe UI Emoji" w:hAnsi="Segoe UI Emoji" w:cs="Segoe UI Emoji"/>
+          <w:sz w:val="28"/>
+          <w:szCs w:val="28"/>
+        </w:rPr>
+      </w:pPr>
+      <w:r>
+        <w:rPr>
+          <w:rFonts w:ascii="Segoe UI Emoji" w:hAnsi="Segoe UI Emoji" w:cs="Segoe UI Emoji"/>
+          <w:sz w:val="28"/>
+          <w:szCs w:val="28"/>
+        </w:rPr>
+        <w:t>- Error Handling</w:t>
+      </w:r>
+    </w:p>
+    <w:p>
+      <w:pPr>
+        <w:rPr>
+          <w:rFonts w:ascii="Segoe UI Emoji" w:hAnsi="Segoe UI Emoji" w:cs="Segoe UI Emoji"/>
+          <w:sz w:val="28"/>
+          <w:szCs w:val="28"/>
+        </w:rPr>
+      </w:pPr>
+      <w:r>
+        <w:rPr>
+          <w:rFonts w:ascii="Segoe UI Emoji" w:hAnsi="Segoe UI Emoji" w:cs="Segoe UI Emoji"/>
+          <w:sz w:val="28"/>
+          <w:szCs w:val="28"/>
+        </w:rPr>
+        <w:t>- HTTPs</w:t>
+      </w:r>
+    </w:p>
+    <w:p>
+      <w:pPr>
+        <w:rPr>
+          <w:rFonts w:ascii="Segoe UI Emoji" w:hAnsi="Segoe UI Emoji" w:cs="Segoe UI Emoji"/>
+          <w:sz w:val="28"/>
+          <w:szCs w:val="28"/>
+        </w:rPr>
+      </w:pPr>
+      <w:r>
+        <w:rPr>
+          <w:rFonts w:ascii="Segoe UI Emoji" w:hAnsi="Segoe UI Emoji" w:cs="Segoe UI Emoji"/>
+          <w:sz w:val="28"/>
+          <w:szCs w:val="28"/>
+        </w:rPr>
+        <w:t>- Tree Shaking - remove unused code</w:t>
+      </w:r>
+    </w:p>
+    <w:p>
+      <w:pPr>
+        <w:rPr>
+          <w:rFonts w:ascii="Segoe UI Emoji" w:hAnsi="Segoe UI Emoji" w:cs="Segoe UI Emoji"/>
+          <w:sz w:val="28"/>
+          <w:szCs w:val="28"/>
+        </w:rPr>
+      </w:pPr>
+      <w:r>
+        <w:rPr>
+          <w:rFonts w:ascii="Segoe UI Emoji" w:hAnsi="Segoe UI Emoji" w:cs="Segoe UI Emoji"/>
+          <w:sz w:val="28"/>
+          <w:szCs w:val="28"/>
+        </w:rPr>
+        <w:t>- Different Build for dev and prod bundles</w:t>
+      </w:r>
+    </w:p>
+    <w:p>
+      <w:pPr>
+        <w:rPr>
+          <w:rFonts w:ascii="Segoe UI Emoji" w:hAnsi="Segoe UI Emoji" w:cs="Segoe UI Emoji"/>
+          <w:sz w:val="28"/>
+          <w:szCs w:val="28"/>
+        </w:rPr>
+      </w:pPr>
+    </w:p>
+    <w:p>
+      <w:pPr>
+        <w:rPr>
+          <w:rFonts w:ascii="Segoe UI Emoji" w:hAnsi="Segoe UI Emoji" w:cs="Segoe UI Emoji"/>
+          <w:sz w:val="28"/>
+          <w:szCs w:val="28"/>
+        </w:rPr>
+      </w:pPr>
+      <w:r>
+        <w:rPr>
+          <w:rFonts w:ascii="Segoe UI Emoji" w:hAnsi="Segoe UI Emoji" w:cs="Segoe UI Emoji"/>
+          <w:sz w:val="28"/>
+          <w:szCs w:val="28"/>
+        </w:rPr>
+        <w:t>## Q: What is `.gitignore`? What should we add and not add into it?</w:t>
+      </w:r>
+    </w:p>
+    <w:p>
+      <w:pPr>
+        <w:rPr>
+          <w:rFonts w:ascii="Segoe UI Emoji" w:hAnsi="Segoe UI Emoji" w:cs="Segoe UI Emoji"/>
+          <w:sz w:val="28"/>
+          <w:szCs w:val="28"/>
+        </w:rPr>
+      </w:pPr>
+      <w:r>
+        <w:rPr>
+          <w:rFonts w:ascii="Segoe UI Emoji" w:hAnsi="Segoe UI Emoji" w:cs="Segoe UI Emoji"/>
+          <w:sz w:val="28"/>
+          <w:szCs w:val="28"/>
+        </w:rPr>
+        <w:t>A: gitignore file tells Git which files to ignore when committing your project to the GitHub repository. gitignore is located in the root directory of your repo. / will ignore directories with the name.</w:t>
+      </w:r>
+    </w:p>
+    <w:p>
+      <w:pPr>
+        <w:rPr>
+          <w:rFonts w:ascii="Segoe UI Emoji" w:hAnsi="Segoe UI Emoji" w:cs="Segoe UI Emoji"/>
+          <w:sz w:val="28"/>
+          <w:szCs w:val="28"/>
+        </w:rPr>
+      </w:pPr>
+      <w:r>
+        <w:rPr>
+          <w:rFonts w:ascii="Segoe UI Emoji" w:hAnsi="Segoe UI Emoji" w:cs="Segoe UI Emoji"/>
+          <w:sz w:val="28"/>
+          <w:szCs w:val="28"/>
+        </w:rPr>
+        <w:t>In our code we shouldn't add the files, which we can re-generate in future e.g, `node_modules`, `dist` etc.</w:t>
+      </w:r>
+    </w:p>
+    <w:p>
+      <w:pPr>
+        <w:rPr>
+          <w:rFonts w:ascii="Segoe UI Emoji" w:hAnsi="Segoe UI Emoji" w:cs="Segoe UI Emoji"/>
+          <w:sz w:val="28"/>
+          <w:szCs w:val="28"/>
+        </w:rPr>
+      </w:pPr>
+    </w:p>
+    <w:p>
+      <w:pPr>
+        <w:rPr>
+          <w:rFonts w:ascii="Segoe UI Emoji" w:hAnsi="Segoe UI Emoji" w:cs="Segoe UI Emoji"/>
+          <w:sz w:val="28"/>
+          <w:szCs w:val="28"/>
+        </w:rPr>
+      </w:pPr>
+      <w:r>
+        <w:rPr>
+          <w:rFonts w:ascii="Segoe UI Emoji" w:hAnsi="Segoe UI Emoji" w:cs="Segoe UI Emoji"/>
+          <w:sz w:val="28"/>
+          <w:szCs w:val="28"/>
+        </w:rPr>
+        <w:t>## Q: What is the difference between `package.json` and `package-lock.json` files?</w:t>
+      </w:r>
+    </w:p>
+    <w:p>
+      <w:pPr>
+        <w:rPr>
+          <w:rFonts w:ascii="Segoe UI Emoji" w:hAnsi="Segoe UI Emoji" w:cs="Segoe UI Emoji"/>
+          <w:sz w:val="28"/>
+          <w:szCs w:val="28"/>
+        </w:rPr>
+      </w:pPr>
+      <w:r>
+        <w:rPr>
+          <w:rFonts w:ascii="Segoe UI Emoji" w:hAnsi="Segoe UI Emoji" w:cs="Segoe UI Emoji"/>
+          <w:sz w:val="28"/>
+          <w:szCs w:val="28"/>
+        </w:rPr>
+        <w:t>A: Both of these files have the same format, and perform similar functions in the root of a project. The difference is that `package-lock. json` cannot be published, and it will be ignored if found in any place other than the root project.</w:t>
+      </w:r>
+    </w:p>
+    <w:p>
+      <w:pPr>
+        <w:rPr>
+          <w:rFonts w:ascii="Segoe UI Emoji" w:hAnsi="Segoe UI Emoji" w:cs="Segoe UI Emoji"/>
+          <w:sz w:val="28"/>
+          <w:szCs w:val="28"/>
+        </w:rPr>
+      </w:pPr>
+      <w:r>
+        <w:rPr>
+          <w:rFonts w:ascii="Segoe UI Emoji" w:hAnsi="Segoe UI Emoji" w:cs="Segoe UI Emoji"/>
+          <w:sz w:val="28"/>
+          <w:szCs w:val="28"/>
+        </w:rPr>
+        <w:t>The package. json is used for more than dependencies - like defining project properties, description, author &amp; license information, scripts, etc. The package-lock. json is solely used to lock dependencies to a specific version number.</w:t>
+      </w:r>
+    </w:p>
+    <w:p>
+      <w:pPr>
+        <w:rPr>
+          <w:rFonts w:ascii="Segoe UI Emoji" w:hAnsi="Segoe UI Emoji" w:cs="Segoe UI Emoji"/>
+          <w:sz w:val="28"/>
+          <w:szCs w:val="28"/>
+        </w:rPr>
+      </w:pPr>
+    </w:p>
+    <w:p>
+      <w:pPr>
+        <w:rPr>
+          <w:rFonts w:ascii="Segoe UI Emoji" w:hAnsi="Segoe UI Emoji" w:cs="Segoe UI Emoji"/>
+          <w:sz w:val="28"/>
+          <w:szCs w:val="28"/>
+        </w:rPr>
+      </w:pPr>
+      <w:r>
+        <w:rPr>
+          <w:rFonts w:ascii="Segoe UI Emoji" w:hAnsi="Segoe UI Emoji" w:cs="Segoe UI Emoji"/>
+          <w:sz w:val="28"/>
+          <w:szCs w:val="28"/>
+        </w:rPr>
+        <w:t>## Q: Why should I not modify `package-lock.json`?</w:t>
+      </w:r>
+    </w:p>
+    <w:p>
+      <w:pPr>
+        <w:rPr>
+          <w:rFonts w:ascii="Segoe UI Emoji" w:hAnsi="Segoe UI Emoji" w:cs="Segoe UI Emoji"/>
+          <w:sz w:val="28"/>
+          <w:szCs w:val="28"/>
+        </w:rPr>
+      </w:pPr>
+      <w:r>
+        <w:rPr>
+          <w:rFonts w:ascii="Segoe UI Emoji" w:hAnsi="Segoe UI Emoji" w:cs="Segoe UI Emoji"/>
+          <w:sz w:val="28"/>
+          <w:szCs w:val="28"/>
+        </w:rPr>
+        <w:t xml:space="preserve">A: It is a generated file and is not designed to be manually edited. Its purpose is to track the entire tree of dependencies (including dependencies of dependencies) and </w:t>
+      </w:r>
+      <w:r>
+        <w:rPr>
+          <w:rFonts w:ascii="Segoe UI Emoji" w:hAnsi="Segoe UI Emoji" w:cs="Segoe UI Emoji"/>
+          <w:sz w:val="28"/>
+          <w:szCs w:val="28"/>
+        </w:rPr>
+        <w:lastRenderedPageBreak/>
+        <w:t>the exact version of each dependency. You should commit `package-lock.json` to your code repository</w:t>
+      </w:r>
+    </w:p>
+    <w:p>
+      <w:pPr>
+        <w:rPr>
+          <w:rFonts w:ascii="Segoe UI Emoji" w:hAnsi="Segoe UI Emoji" w:cs="Segoe UI Emoji"/>
+          <w:sz w:val="28"/>
+          <w:szCs w:val="28"/>
+        </w:rPr>
+      </w:pPr>
+      <w:r>
+        <w:rPr>
+          <w:rFonts w:ascii="Segoe UI Emoji" w:hAnsi="Segoe UI Emoji" w:cs="Segoe UI Emoji"/>
+          <w:sz w:val="28"/>
+          <w:szCs w:val="28"/>
+        </w:rPr>
+        <w:t>You should avoid updating the `package.json` manually since it could break the synchronization between `package.json` and `package-lock. json`.</w:t>
+      </w:r>
+    </w:p>
+    <w:p>
+      <w:pPr>
+        <w:rPr>
+          <w:rFonts w:ascii="Segoe UI Emoji" w:hAnsi="Segoe UI Emoji" w:cs="Segoe UI Emoji"/>
+          <w:sz w:val="28"/>
+          <w:szCs w:val="28"/>
+        </w:rPr>
+      </w:pPr>
+    </w:p>
+    <w:p>
+      <w:pPr>
+        <w:rPr>
+          <w:rFonts w:ascii="Segoe UI Emoji" w:hAnsi="Segoe UI Emoji" w:cs="Segoe UI Emoji"/>
+          <w:sz w:val="28"/>
+          <w:szCs w:val="28"/>
+        </w:rPr>
+      </w:pPr>
+      <w:r>
+        <w:rPr>
+          <w:rFonts w:ascii="Segoe UI Emoji" w:hAnsi="Segoe UI Emoji" w:cs="Segoe UI Emoji"/>
+          <w:sz w:val="28"/>
+          <w:szCs w:val="28"/>
+        </w:rPr>
+        <w:t>## Q: What is `node_modules`? Is it a good idea to push that on git?</w:t>
+      </w:r>
+    </w:p>
+    <w:p>
+      <w:pPr>
+        <w:rPr>
+          <w:rFonts w:ascii="Segoe UI Emoji" w:hAnsi="Segoe UI Emoji" w:cs="Segoe UI Emoji"/>
+          <w:sz w:val="28"/>
+          <w:szCs w:val="28"/>
+        </w:rPr>
+      </w:pPr>
+      <w:r>
+        <w:rPr>
+          <w:rFonts w:ascii="Segoe UI Emoji" w:hAnsi="Segoe UI Emoji" w:cs="Segoe UI Emoji"/>
+          <w:sz w:val="28"/>
+          <w:szCs w:val="28"/>
+        </w:rPr>
+        <w:t>A: The `node_modules` folder contains generated code. This is not code you've written and you should never make any updates to the files inside Node modules because there's a pretty good chance they'll get overwritten next time you install some modules.</w:t>
+      </w:r>
+    </w:p>
+    <w:p>
+      <w:pPr>
+        <w:rPr>
+          <w:rFonts w:ascii="Segoe UI Emoji" w:hAnsi="Segoe UI Emoji" w:cs="Segoe UI Emoji"/>
+          <w:sz w:val="28"/>
+          <w:szCs w:val="28"/>
+        </w:rPr>
+      </w:pPr>
+      <w:r>
+        <w:rPr>
+          <w:rFonts w:ascii="Segoe UI Emoji" w:hAnsi="Segoe UI Emoji" w:cs="Segoe UI Emoji"/>
+          <w:sz w:val="28"/>
+          <w:szCs w:val="28"/>
+        </w:rPr>
+        <w:t>It is better to not commit the `node_modules` folder, and instead add it to your `.gitignore` file.</w:t>
+      </w:r>
+    </w:p>
+    <w:p>
+      <w:pPr>
+        <w:rPr>
+          <w:rFonts w:ascii="Segoe UI Emoji" w:hAnsi="Segoe UI Emoji" w:cs="Segoe UI Emoji"/>
+          <w:sz w:val="28"/>
+          <w:szCs w:val="28"/>
+        </w:rPr>
+      </w:pPr>
+      <w:r>
+        <w:rPr>
+          <w:rFonts w:ascii="Segoe UI Emoji" w:hAnsi="Segoe UI Emoji" w:cs="Segoe UI Emoji"/>
+          <w:sz w:val="28"/>
+          <w:szCs w:val="28"/>
+        </w:rPr>
+        <w:t>Here are all the reasons why you shouldn't commit it: The node_modules folder has a massive size (up to Gigabytes). It is easy to recreate the node_modules folder via packages. json</w:t>
+      </w:r>
+    </w:p>
+    <w:p>
+      <w:pPr>
+        <w:rPr>
+          <w:rFonts w:ascii="Segoe UI Emoji" w:hAnsi="Segoe UI Emoji" w:cs="Segoe UI Emoji"/>
+          <w:sz w:val="28"/>
+          <w:szCs w:val="28"/>
+        </w:rPr>
+      </w:pPr>
+    </w:p>
+    <w:p>
+      <w:pPr>
+        <w:rPr>
+          <w:rFonts w:ascii="Segoe UI Emoji" w:hAnsi="Segoe UI Emoji" w:cs="Segoe UI Emoji"/>
+          <w:sz w:val="28"/>
+          <w:szCs w:val="28"/>
+        </w:rPr>
+      </w:pPr>
+      <w:r>
+        <w:rPr>
+          <w:rFonts w:ascii="Segoe UI Emoji" w:hAnsi="Segoe UI Emoji" w:cs="Segoe UI Emoji"/>
+          <w:sz w:val="28"/>
+          <w:szCs w:val="28"/>
+        </w:rPr>
+        <w:t>## Q: What is the `dist` folder?</w:t>
+      </w:r>
+    </w:p>
+    <w:p>
+      <w:pPr>
+        <w:rPr>
+          <w:rFonts w:ascii="Segoe UI Emoji" w:hAnsi="Segoe UI Emoji" w:cs="Segoe UI Emoji"/>
+          <w:sz w:val="28"/>
+          <w:szCs w:val="28"/>
+        </w:rPr>
+      </w:pPr>
+      <w:r>
+        <w:rPr>
+          <w:rFonts w:ascii="Segoe UI Emoji" w:hAnsi="Segoe UI Emoji" w:cs="Segoe UI Emoji"/>
+          <w:sz w:val="28"/>
+          <w:szCs w:val="28"/>
+        </w:rPr>
+        <w:t>A: The `/dist` stands for distributable. The /dist folder contains the minimized version of the source code. The code present in the /dist folder is actually the code which is used on production web applications.</w:t>
+      </w:r>
+    </w:p>
+    <w:p>
+      <w:pPr>
+        <w:rPr>
+          <w:rFonts w:ascii="Segoe UI Emoji" w:hAnsi="Segoe UI Emoji" w:cs="Segoe UI Emoji"/>
+          <w:sz w:val="28"/>
+          <w:szCs w:val="28"/>
+        </w:rPr>
+      </w:pPr>
+    </w:p>
+    <w:p>
+      <w:pPr>
+        <w:rPr>
+          <w:rFonts w:ascii="Segoe UI Emoji" w:hAnsi="Segoe UI Emoji" w:cs="Segoe UI Emoji"/>
+          <w:sz w:val="28"/>
+          <w:szCs w:val="28"/>
+        </w:rPr>
+      </w:pPr>
+      <w:r>
+        <w:rPr>
+          <w:rFonts w:ascii="Segoe UI Emoji" w:hAnsi="Segoe UI Emoji" w:cs="Segoe UI Emoji"/>
+          <w:sz w:val="28"/>
+          <w:szCs w:val="28"/>
+        </w:rPr>
+        <w:t>Parcel's default directory for your output is named dist . The --dist-dir public tag defines the output folder for your production files and is named public to avoid confusion with the dist default directory.</w:t>
+      </w:r>
+    </w:p>
+    <w:p>
+      <w:pPr>
+        <w:rPr>
+          <w:rFonts w:ascii="Segoe UI Emoji" w:hAnsi="Segoe UI Emoji" w:cs="Segoe UI Emoji"/>
+          <w:sz w:val="28"/>
+          <w:szCs w:val="28"/>
+        </w:rPr>
+      </w:pPr>
+    </w:p>
+    <w:p>
+      <w:pPr>
+        <w:rPr>
+          <w:rFonts w:ascii="Segoe UI Emoji" w:hAnsi="Segoe UI Emoji" w:cs="Segoe UI Emoji"/>
+          <w:sz w:val="28"/>
+          <w:szCs w:val="28"/>
+        </w:rPr>
+      </w:pPr>
+      <w:r>
+        <w:rPr>
+          <w:rFonts w:ascii="Segoe UI Emoji" w:hAnsi="Segoe UI Emoji" w:cs="Segoe UI Emoji"/>
+          <w:sz w:val="28"/>
+          <w:szCs w:val="28"/>
+        </w:rPr>
+        <w:t>## Q: What is `browserlists`?</w:t>
+      </w:r>
+    </w:p>
+    <w:p>
+      <w:pPr>
+        <w:rPr>
+          <w:rFonts w:ascii="Segoe UI Emoji" w:hAnsi="Segoe UI Emoji" w:cs="Segoe UI Emoji"/>
+          <w:sz w:val="28"/>
+          <w:szCs w:val="28"/>
+        </w:rPr>
+      </w:pPr>
+      <w:r>
+        <w:rPr>
+          <w:rFonts w:ascii="Segoe UI Emoji" w:hAnsi="Segoe UI Emoji" w:cs="Segoe UI Emoji"/>
+          <w:sz w:val="28"/>
+          <w:szCs w:val="28"/>
+        </w:rPr>
+        <w:t>A: Browserslist defines and shares the list of target browsers between various frontend build tools.</w:t>
+      </w:r>
+    </w:p>
+    <w:p>
+      <w:pPr>
+        <w:rPr>
+          <w:rFonts w:ascii="Segoe UI Emoji" w:hAnsi="Segoe UI Emoji" w:cs="Segoe UI Emoji"/>
+          <w:sz w:val="28"/>
+          <w:szCs w:val="28"/>
+        </w:rPr>
+      </w:pPr>
+    </w:p>
+    <w:p>
+      <w:pPr>
+        <w:rPr>
+          <w:rFonts w:ascii="Segoe UI Emoji" w:hAnsi="Segoe UI Emoji" w:cs="Segoe UI Emoji"/>
+          <w:sz w:val="28"/>
+          <w:szCs w:val="28"/>
+        </w:rPr>
+      </w:pPr>
+    </w:p>
+    <w:p>
+      <w:pPr>
+        <w:rPr>
+          <w:rFonts w:ascii="Segoe UI Emoji" w:hAnsi="Segoe UI Emoji" w:cs="Segoe UI Emoji"/>
+          <w:sz w:val="28"/>
+          <w:szCs w:val="28"/>
+        </w:rPr>
+      </w:pPr>
+      <w:r>
+        <w:rPr>
+          <w:rFonts w:ascii="Segoe UI Emoji" w:hAnsi="Segoe UI Emoji" w:cs="Segoe UI Emoji"/>
+          <w:sz w:val="28"/>
+          <w:szCs w:val="28"/>
+        </w:rPr>
+        <w:t>## Namaste React Course by Akshay Saini</w:t>
+      </w:r>
+    </w:p>
+    <w:p>
+      <w:pPr>
+        <w:rPr>
+          <w:rFonts w:ascii="Segoe UI Emoji" w:hAnsi="Segoe UI Emoji" w:cs="Segoe UI Emoji"/>
+          <w:sz w:val="28"/>
+          <w:szCs w:val="28"/>
+        </w:rPr>
+      </w:pPr>
+    </w:p>
+    <w:p>
+      <w:pPr>
+        <w:rPr>
+          <w:rFonts w:ascii="Segoe UI Emoji" w:hAnsi="Segoe UI Emoji" w:cs="Segoe UI Emoji"/>
+          <w:color w:val="FF0000"/>
+          <w:sz w:val="28"/>
+          <w:szCs w:val="28"/>
+        </w:rPr>
+      </w:pPr>
+      <w:r>
+        <w:rPr>
+          <w:rFonts w:ascii="Segoe UI Emoji" w:hAnsi="Segoe UI Emoji" w:cs="Segoe UI Emoji"/>
+          <w:color w:val="FF0000"/>
+          <w:sz w:val="28"/>
+          <w:szCs w:val="28"/>
+        </w:rPr>
+        <w:t># Episode 03 - Laying the Foundation</w:t>
+      </w:r>
+    </w:p>
+    <w:p>
+      <w:pPr>
+        <w:rPr>
+          <w:rFonts w:ascii="Segoe UI Emoji" w:hAnsi="Segoe UI Emoji" w:cs="Segoe UI Emoji"/>
+          <w:sz w:val="28"/>
+          <w:szCs w:val="28"/>
+        </w:rPr>
+      </w:pPr>
+      <w:r>
+        <w:rPr>
+          <w:rFonts w:ascii="Segoe UI Emoji" w:hAnsi="Segoe UI Emoji" w:cs="Segoe UI Emoji"/>
+          <w:sz w:val="28"/>
+          <w:szCs w:val="28"/>
+        </w:rPr>
+        <w:t>## Q: What is `JSX`?</w:t>
+      </w:r>
+    </w:p>
+    <w:p>
+      <w:pPr>
+        <w:rPr>
+          <w:rFonts w:ascii="Segoe UI Emoji" w:hAnsi="Segoe UI Emoji" w:cs="Segoe UI Emoji"/>
+          <w:sz w:val="28"/>
+          <w:szCs w:val="28"/>
+        </w:rPr>
+      </w:pPr>
+      <w:r>
+        <w:rPr>
+          <w:rFonts w:ascii="Segoe UI Emoji" w:hAnsi="Segoe UI Emoji" w:cs="Segoe UI Emoji"/>
+          <w:sz w:val="28"/>
+          <w:szCs w:val="28"/>
+        </w:rPr>
+        <w:t>A: JSX stands for JavaScript XML.</w:t>
+      </w:r>
+    </w:p>
+    <w:p>
+      <w:pPr>
+        <w:rPr>
+          <w:rFonts w:ascii="Segoe UI Emoji" w:hAnsi="Segoe UI Emoji" w:cs="Segoe UI Emoji"/>
+          <w:sz w:val="28"/>
+          <w:szCs w:val="28"/>
+        </w:rPr>
+      </w:pPr>
+      <w:r>
+        <w:rPr>
+          <w:rFonts w:ascii="Segoe UI Emoji" w:hAnsi="Segoe UI Emoji" w:cs="Segoe UI Emoji"/>
+          <w:sz w:val="28"/>
+          <w:szCs w:val="28"/>
+        </w:rPr>
+        <w:t>JSX allows us to write HTML elements in JavaScript and place them in the DOM without any createElement() and/or appendChild() methods.</w:t>
+      </w:r>
+    </w:p>
+    <w:p>
+      <w:pPr>
+        <w:rPr>
+          <w:rFonts w:ascii="Segoe UI Emoji" w:hAnsi="Segoe UI Emoji" w:cs="Segoe UI Emoji"/>
+          <w:sz w:val="28"/>
+          <w:szCs w:val="28"/>
+        </w:rPr>
+      </w:pPr>
+      <w:r>
+        <w:rPr>
+          <w:rFonts w:ascii="Segoe UI Emoji" w:hAnsi="Segoe UI Emoji" w:cs="Segoe UI Emoji"/>
+          <w:sz w:val="28"/>
+          <w:szCs w:val="28"/>
+        </w:rPr>
+        <w:t>JSX makes it easier to write and add HTML in React.</w:t>
+      </w:r>
+    </w:p>
+    <w:p>
+      <w:pPr>
+        <w:rPr>
+          <w:rFonts w:ascii="Segoe UI Emoji" w:hAnsi="Segoe UI Emoji" w:cs="Segoe UI Emoji"/>
+          <w:sz w:val="28"/>
+          <w:szCs w:val="28"/>
+        </w:rPr>
+      </w:pPr>
+      <w:r>
+        <w:rPr>
+          <w:rFonts w:ascii="Segoe UI Emoji" w:hAnsi="Segoe UI Emoji" w:cs="Segoe UI Emoji"/>
+          <w:sz w:val="28"/>
+          <w:szCs w:val="28"/>
+        </w:rPr>
+        <w:t>JSX converts HTML tags into react elements.</w:t>
+      </w:r>
+    </w:p>
+    <w:p>
+      <w:pPr>
+        <w:rPr>
+          <w:rFonts w:ascii="Segoe UI Emoji" w:hAnsi="Segoe UI Emoji" w:cs="Segoe UI Emoji"/>
+          <w:sz w:val="28"/>
+          <w:szCs w:val="28"/>
+        </w:rPr>
+      </w:pPr>
+      <w:r>
+        <w:rPr>
+          <w:rFonts w:ascii="Segoe UI Emoji" w:hAnsi="Segoe UI Emoji" w:cs="Segoe UI Emoji"/>
+          <w:sz w:val="28"/>
+          <w:szCs w:val="28"/>
+        </w:rPr>
+        <w:t>### Example 1 using JSX:</w:t>
       </w:r>
     </w:p>
     <w:p>
@@ -3010,220 +3589,243 @@
           <w:szCs w:val="28"/>
         </w:rPr>
       </w:pPr>
-      <w:proofErr w:type="spellStart"/>
-      <w:r>
-        <w:rPr>
-          <w:rFonts w:ascii="Segoe UI Emoji" w:hAnsi="Segoe UI Emoji" w:cs="Segoe UI Emoji"/>
-          <w:sz w:val="28"/>
-          <w:szCs w:val="28"/>
-        </w:rPr>
-        <w:t>npm</w:t>
-      </w:r>
-      <w:proofErr w:type="spellEnd"/>
-      <w:r>
-        <w:rPr>
-          <w:rFonts w:ascii="Segoe UI Emoji" w:hAnsi="Segoe UI Emoji" w:cs="Segoe UI Emoji"/>
-          <w:sz w:val="28"/>
-          <w:szCs w:val="28"/>
-        </w:rPr>
-        <w:t xml:space="preserve"> </w:t>
-      </w:r>
-      <w:proofErr w:type="spellStart"/>
-      <w:r>
-        <w:rPr>
-          <w:rFonts w:ascii="Segoe UI Emoji" w:hAnsi="Segoe UI Emoji" w:cs="Segoe UI Emoji"/>
-          <w:sz w:val="28"/>
-          <w:szCs w:val="28"/>
-        </w:rPr>
-        <w:t>init</w:t>
-      </w:r>
-      <w:proofErr w:type="spellEnd"/>
-    </w:p>
-    <w:p>
-      <w:pPr>
-        <w:rPr>
-          <w:rFonts w:ascii="Segoe UI Emoji" w:hAnsi="Segoe UI Emoji" w:cs="Segoe UI Emoji"/>
-          <w:sz w:val="28"/>
-          <w:szCs w:val="28"/>
-        </w:rPr>
-      </w:pPr>
-      <w:r>
-        <w:rPr>
-          <w:rFonts w:ascii="Segoe UI Emoji" w:hAnsi="Segoe UI Emoji" w:cs="Segoe UI Emoji"/>
-          <w:sz w:val="28"/>
-          <w:szCs w:val="28"/>
-        </w:rPr>
-        <w:t>```</w:t>
-      </w:r>
-    </w:p>
-    <w:p>
-      <w:pPr>
-        <w:rPr>
-          <w:rFonts w:ascii="Segoe UI Emoji" w:hAnsi="Segoe UI Emoji" w:cs="Segoe UI Emoji"/>
-          <w:sz w:val="28"/>
-          <w:szCs w:val="28"/>
-        </w:rPr>
-      </w:pPr>
-      <w:r>
-        <w:rPr>
-          <w:rFonts w:ascii="Segoe UI Emoji" w:hAnsi="Segoe UI Emoji" w:cs="Segoe UI Emoji"/>
-          <w:sz w:val="28"/>
-          <w:szCs w:val="28"/>
-        </w:rPr>
-        <w:t>`</w:t>
-      </w:r>
-      <w:proofErr w:type="spellStart"/>
-      <w:r>
-        <w:rPr>
-          <w:rFonts w:ascii="Segoe UI Emoji" w:hAnsi="Segoe UI Emoji" w:cs="Segoe UI Emoji"/>
-          <w:sz w:val="28"/>
-          <w:szCs w:val="28"/>
-        </w:rPr>
-        <w:t>npm</w:t>
-      </w:r>
-      <w:proofErr w:type="spellEnd"/>
-      <w:r>
-        <w:rPr>
-          <w:rFonts w:ascii="Segoe UI Emoji" w:hAnsi="Segoe UI Emoji" w:cs="Segoe UI Emoji"/>
-          <w:sz w:val="28"/>
-          <w:szCs w:val="28"/>
-        </w:rPr>
-        <w:t xml:space="preserve"> </w:t>
-      </w:r>
-      <w:proofErr w:type="spellStart"/>
-      <w:r>
-        <w:rPr>
-          <w:rFonts w:ascii="Segoe UI Emoji" w:hAnsi="Segoe UI Emoji" w:cs="Segoe UI Emoji"/>
-          <w:sz w:val="28"/>
-          <w:szCs w:val="28"/>
-        </w:rPr>
-        <w:t>init</w:t>
-      </w:r>
-      <w:proofErr w:type="spellEnd"/>
-      <w:r>
-        <w:rPr>
-          <w:rFonts w:ascii="Segoe UI Emoji" w:hAnsi="Segoe UI Emoji" w:cs="Segoe UI Emoji"/>
-          <w:sz w:val="28"/>
-          <w:szCs w:val="28"/>
-        </w:rPr>
-        <w:t xml:space="preserve"> -y` can be used to skip the setup step, `</w:t>
-      </w:r>
-      <w:proofErr w:type="spellStart"/>
-      <w:r>
-        <w:rPr>
-          <w:rFonts w:ascii="Segoe UI Emoji" w:hAnsi="Segoe UI Emoji" w:cs="Segoe UI Emoji"/>
-          <w:sz w:val="28"/>
-          <w:szCs w:val="28"/>
-        </w:rPr>
-        <w:t>npm</w:t>
-      </w:r>
-      <w:proofErr w:type="spellEnd"/>
-      <w:r>
-        <w:rPr>
-          <w:rFonts w:ascii="Segoe UI Emoji" w:hAnsi="Segoe UI Emoji" w:cs="Segoe UI Emoji"/>
-          <w:sz w:val="28"/>
-          <w:szCs w:val="28"/>
-        </w:rPr>
-        <w:t>` takes care of it and creates the `</w:t>
-      </w:r>
-      <w:proofErr w:type="spellStart"/>
-      <w:proofErr w:type="gramStart"/>
-      <w:r>
-        <w:rPr>
-          <w:rFonts w:ascii="Segoe UI Emoji" w:hAnsi="Segoe UI Emoji" w:cs="Segoe UI Emoji"/>
-          <w:sz w:val="28"/>
-          <w:szCs w:val="28"/>
-        </w:rPr>
-        <w:t>package.json</w:t>
-      </w:r>
-      <w:proofErr w:type="spellEnd"/>
-      <w:proofErr w:type="gramEnd"/>
-      <w:r>
-        <w:rPr>
-          <w:rFonts w:ascii="Segoe UI Emoji" w:hAnsi="Segoe UI Emoji" w:cs="Segoe UI Emoji"/>
-          <w:sz w:val="28"/>
-          <w:szCs w:val="28"/>
-        </w:rPr>
-        <w:t xml:space="preserve">` </w:t>
-      </w:r>
-      <w:proofErr w:type="spellStart"/>
-      <w:r>
-        <w:rPr>
-          <w:rFonts w:ascii="Segoe UI Emoji" w:hAnsi="Segoe UI Emoji" w:cs="Segoe UI Emoji"/>
-          <w:sz w:val="28"/>
-          <w:szCs w:val="28"/>
-        </w:rPr>
-        <w:t>json</w:t>
-      </w:r>
-      <w:proofErr w:type="spellEnd"/>
-      <w:r>
-        <w:rPr>
-          <w:rFonts w:ascii="Segoe UI Emoji" w:hAnsi="Segoe UI Emoji" w:cs="Segoe UI Emoji"/>
-          <w:sz w:val="28"/>
-          <w:szCs w:val="28"/>
-        </w:rPr>
-        <w:t xml:space="preserve"> file automatically , but without configurations.</w:t>
-      </w:r>
-    </w:p>
-    <w:p>
-      <w:pPr>
-        <w:rPr>
-          <w:rFonts w:ascii="Segoe UI Emoji" w:hAnsi="Segoe UI Emoji" w:cs="Segoe UI Emoji"/>
-          <w:sz w:val="28"/>
-          <w:szCs w:val="28"/>
-        </w:rPr>
-      </w:pPr>
-      <w:r>
-        <w:rPr>
-          <w:rFonts w:ascii="Segoe UI Emoji" w:hAnsi="Segoe UI Emoji" w:cs="Segoe UI Emoji"/>
-          <w:sz w:val="28"/>
-          <w:szCs w:val="28"/>
-        </w:rPr>
-        <w:t>- `</w:t>
-      </w:r>
-      <w:proofErr w:type="spellStart"/>
-      <w:r>
-        <w:rPr>
-          <w:rFonts w:ascii="Segoe UI Emoji" w:hAnsi="Segoe UI Emoji" w:cs="Segoe UI Emoji"/>
-          <w:sz w:val="28"/>
-          <w:szCs w:val="28"/>
-        </w:rPr>
-        <w:t>npm</w:t>
-      </w:r>
-      <w:proofErr w:type="spellEnd"/>
-      <w:r>
-        <w:rPr>
-          <w:rFonts w:ascii="Segoe UI Emoji" w:hAnsi="Segoe UI Emoji" w:cs="Segoe UI Emoji"/>
-          <w:sz w:val="28"/>
-          <w:szCs w:val="28"/>
-        </w:rPr>
-        <w:t>` is the command line client that allows developers to install and publish those packages.</w:t>
-      </w:r>
-    </w:p>
-    <w:p>
-      <w:pPr>
-        <w:rPr>
-          <w:rFonts w:ascii="Segoe UI Emoji" w:hAnsi="Segoe UI Emoji" w:cs="Segoe UI Emoji"/>
-          <w:sz w:val="28"/>
-          <w:szCs w:val="28"/>
-        </w:rPr>
-      </w:pPr>
-    </w:p>
-    <w:p>
-      <w:pPr>
-        <w:rPr>
-          <w:rFonts w:ascii="Segoe UI Emoji" w:hAnsi="Segoe UI Emoji" w:cs="Segoe UI Emoji"/>
-          <w:sz w:val="28"/>
-          <w:szCs w:val="28"/>
-        </w:rPr>
-      </w:pPr>
-      <w:r>
-        <w:rPr>
-          <w:rFonts w:ascii="Segoe UI Emoji" w:hAnsi="Segoe UI Emoji" w:cs="Segoe UI Emoji"/>
-          <w:sz w:val="28"/>
-          <w:szCs w:val="28"/>
-        </w:rPr>
-        <w:t>## Q: What is `Parcel/Webpack`? Why do we need it?</w:t>
+      <w:r>
+        <w:rPr>
+          <w:rFonts w:ascii="Segoe UI Emoji" w:hAnsi="Segoe UI Emoji" w:cs="Segoe UI Emoji"/>
+          <w:sz w:val="28"/>
+          <w:szCs w:val="28"/>
+        </w:rPr>
+        <w:t>const myElement = &lt;h1&gt;I Love JSX!&lt;/h1&gt;;</w:t>
+      </w:r>
+    </w:p>
+    <w:p>
+      <w:pPr>
+        <w:rPr>
+          <w:rFonts w:ascii="Segoe UI Emoji" w:hAnsi="Segoe UI Emoji" w:cs="Segoe UI Emoji"/>
+          <w:sz w:val="28"/>
+          <w:szCs w:val="28"/>
+        </w:rPr>
+      </w:pPr>
+      <w:r>
+        <w:rPr>
+          <w:rFonts w:ascii="Segoe UI Emoji" w:hAnsi="Segoe UI Emoji" w:cs="Segoe UI Emoji"/>
+          <w:sz w:val="28"/>
+          <w:szCs w:val="28"/>
+        </w:rPr>
+        <w:t>const root = ReactDOM.createRoot(document.getElementById('root'));</w:t>
+      </w:r>
+    </w:p>
+    <w:p>
+      <w:pPr>
+        <w:rPr>
+          <w:rFonts w:ascii="Segoe UI Emoji" w:hAnsi="Segoe UI Emoji" w:cs="Segoe UI Emoji"/>
+          <w:sz w:val="28"/>
+          <w:szCs w:val="28"/>
+        </w:rPr>
+      </w:pPr>
+      <w:r>
+        <w:rPr>
+          <w:rFonts w:ascii="Segoe UI Emoji" w:hAnsi="Segoe UI Emoji" w:cs="Segoe UI Emoji"/>
+          <w:sz w:val="28"/>
+          <w:szCs w:val="28"/>
+        </w:rPr>
+        <w:t>root.render(myElement);</w:t>
+      </w:r>
+    </w:p>
+    <w:p>
+      <w:pPr>
+        <w:rPr>
+          <w:rFonts w:ascii="Segoe UI Emoji" w:hAnsi="Segoe UI Emoji" w:cs="Segoe UI Emoji"/>
+          <w:sz w:val="28"/>
+          <w:szCs w:val="28"/>
+        </w:rPr>
+      </w:pPr>
+      <w:r>
+        <w:rPr>
+          <w:rFonts w:ascii="Segoe UI Emoji" w:hAnsi="Segoe UI Emoji" w:cs="Segoe UI Emoji"/>
+          <w:sz w:val="28"/>
+          <w:szCs w:val="28"/>
+        </w:rPr>
+        <w:t>### Example 2 Without JSX:</w:t>
+      </w:r>
+    </w:p>
+    <w:p>
+      <w:pPr>
+        <w:rPr>
+          <w:rFonts w:ascii="Segoe UI Emoji" w:hAnsi="Segoe UI Emoji" w:cs="Segoe UI Emoji"/>
+          <w:sz w:val="28"/>
+          <w:szCs w:val="28"/>
+        </w:rPr>
+      </w:pPr>
+      <w:r>
+        <w:rPr>
+          <w:rFonts w:ascii="Segoe UI Emoji" w:hAnsi="Segoe UI Emoji" w:cs="Segoe UI Emoji"/>
+          <w:sz w:val="28"/>
+          <w:szCs w:val="28"/>
+        </w:rPr>
+        <w:t>const myElement = React.createElement('h1', {}, 'I do not use JSX!');</w:t>
+      </w:r>
+    </w:p>
+    <w:p>
+      <w:pPr>
+        <w:rPr>
+          <w:rFonts w:ascii="Segoe UI Emoji" w:hAnsi="Segoe UI Emoji" w:cs="Segoe UI Emoji"/>
+          <w:sz w:val="28"/>
+          <w:szCs w:val="28"/>
+        </w:rPr>
+      </w:pPr>
+      <w:r>
+        <w:rPr>
+          <w:rFonts w:ascii="Segoe UI Emoji" w:hAnsi="Segoe UI Emoji" w:cs="Segoe UI Emoji"/>
+          <w:sz w:val="28"/>
+          <w:szCs w:val="28"/>
+        </w:rPr>
+        <w:t>const root = ReactDOM.createRoot(document.getElementById('root'));</w:t>
+      </w:r>
+    </w:p>
+    <w:p>
+      <w:pPr>
+        <w:rPr>
+          <w:rFonts w:ascii="Segoe UI Emoji" w:hAnsi="Segoe UI Emoji" w:cs="Segoe UI Emoji"/>
+          <w:sz w:val="28"/>
+          <w:szCs w:val="28"/>
+        </w:rPr>
+      </w:pPr>
+      <w:r>
+        <w:rPr>
+          <w:rFonts w:ascii="Segoe UI Emoji" w:hAnsi="Segoe UI Emoji" w:cs="Segoe UI Emoji"/>
+          <w:sz w:val="28"/>
+          <w:szCs w:val="28"/>
+        </w:rPr>
+        <w:t>root.render(myElement);</w:t>
+      </w:r>
+    </w:p>
+    <w:p>
+      <w:pPr>
+        <w:rPr>
+          <w:rFonts w:ascii="Segoe UI Emoji" w:hAnsi="Segoe UI Emoji" w:cs="Segoe UI Emoji"/>
+          <w:sz w:val="28"/>
+          <w:szCs w:val="28"/>
+        </w:rPr>
+      </w:pPr>
+    </w:p>
+    <w:p>
+      <w:pPr>
+        <w:rPr>
+          <w:rFonts w:ascii="Segoe UI Emoji" w:hAnsi="Segoe UI Emoji" w:cs="Segoe UI Emoji"/>
+          <w:sz w:val="28"/>
+          <w:szCs w:val="28"/>
+        </w:rPr>
+      </w:pPr>
+      <w:r>
+        <w:rPr>
+          <w:rFonts w:ascii="Segoe UI Emoji" w:hAnsi="Segoe UI Emoji" w:cs="Segoe UI Emoji"/>
+          <w:sz w:val="28"/>
+          <w:szCs w:val="28"/>
+        </w:rPr>
+        <w:t>## Q: Superpowers of `JSX`.</w:t>
+      </w:r>
+    </w:p>
+    <w:p>
+      <w:pPr>
+        <w:rPr>
+          <w:rFonts w:ascii="Segoe UI Emoji" w:hAnsi="Segoe UI Emoji" w:cs="Segoe UI Emoji"/>
+          <w:sz w:val="28"/>
+          <w:szCs w:val="28"/>
+        </w:rPr>
+      </w:pPr>
+      <w:r>
+        <w:rPr>
+          <w:rFonts w:ascii="Segoe UI Emoji" w:hAnsi="Segoe UI Emoji" w:cs="Segoe UI Emoji"/>
+          <w:sz w:val="28"/>
+          <w:szCs w:val="28"/>
+        </w:rPr>
+        <w:t>A: Using JSX, you can write markup inside Javascript, providing you with a superpower to write logic and markup of a component inside a single .jsx file. JSX is easy to maintain and debug.</w:t>
+      </w:r>
+    </w:p>
+    <w:p>
+      <w:pPr>
+        <w:rPr>
+          <w:rFonts w:ascii="Segoe UI Emoji" w:hAnsi="Segoe UI Emoji" w:cs="Segoe UI Emoji"/>
+          <w:sz w:val="28"/>
+          <w:szCs w:val="28"/>
+        </w:rPr>
+      </w:pPr>
+      <w:r>
+        <w:rPr>
+          <w:rFonts w:ascii="Segoe UI Emoji" w:hAnsi="Segoe UI Emoji" w:cs="Segoe UI Emoji"/>
+          <w:sz w:val="28"/>
+          <w:szCs w:val="28"/>
+        </w:rPr>
+        <w:t>### Example</w:t>
+      </w:r>
+    </w:p>
+    <w:p>
+      <w:pPr>
+        <w:rPr>
+          <w:rFonts w:ascii="Segoe UI Emoji" w:hAnsi="Segoe UI Emoji" w:cs="Segoe UI Emoji"/>
+          <w:sz w:val="28"/>
+          <w:szCs w:val="28"/>
+        </w:rPr>
+      </w:pPr>
+      <w:r>
+        <w:rPr>
+          <w:rFonts w:ascii="Segoe UI Emoji" w:hAnsi="Segoe UI Emoji" w:cs="Segoe UI Emoji"/>
+          <w:sz w:val="28"/>
+          <w:szCs w:val="28"/>
+        </w:rPr>
+        <w:t>function greeting(user) {</w:t>
+      </w:r>
+    </w:p>
+    <w:p>
+      <w:pPr>
+        <w:rPr>
+          <w:rFonts w:ascii="Segoe UI Emoji" w:hAnsi="Segoe UI Emoji" w:cs="Segoe UI Emoji"/>
+          <w:sz w:val="28"/>
+          <w:szCs w:val="28"/>
+        </w:rPr>
+      </w:pPr>
+      <w:r>
+        <w:rPr>
+          <w:rFonts w:ascii="Segoe UI Emoji" w:hAnsi="Segoe UI Emoji" w:cs="Segoe UI Emoji"/>
+          <w:sz w:val="28"/>
+          <w:szCs w:val="28"/>
+        </w:rPr>
+        <w:t>//JSX</w:t>
+      </w:r>
+    </w:p>
+    <w:p>
+      <w:pPr>
+        <w:rPr>
+          <w:rFonts w:ascii="Segoe UI Emoji" w:hAnsi="Segoe UI Emoji" w:cs="Segoe UI Emoji"/>
+          <w:sz w:val="28"/>
+          <w:szCs w:val="28"/>
+        </w:rPr>
+      </w:pPr>
+      <w:r>
+        <w:rPr>
+          <w:rFonts w:ascii="Segoe UI Emoji" w:hAnsi="Segoe UI Emoji" w:cs="Segoe UI Emoji"/>
+          <w:sz w:val="28"/>
+          <w:szCs w:val="28"/>
+        </w:rPr>
+        <w:t xml:space="preserve">  return &lt;h1&gt;{user}, How are you!!!&lt;/h1&gt;;</w:t>
+      </w:r>
+    </w:p>
+    <w:p>
+      <w:pPr>
+        <w:rPr>
+          <w:rFonts w:ascii="Segoe UI Emoji" w:hAnsi="Segoe UI Emoji" w:cs="Segoe UI Emoji"/>
+          <w:sz w:val="28"/>
+          <w:szCs w:val="28"/>
+        </w:rPr>
+      </w:pPr>
+      <w:r>
+        <w:rPr>
+          <w:rFonts w:ascii="Segoe UI Emoji" w:hAnsi="Segoe UI Emoji" w:cs="Segoe UI Emoji"/>
+          <w:sz w:val="28"/>
+          <w:szCs w:val="28"/>
+        </w:rPr>
+        <w:t>}</w:t>
       </w:r>
     </w:p>
     <w:p>
@@ -3250,321 +3852,280 @@
           <w:szCs w:val="28"/>
         </w:rPr>
         <w:lastRenderedPageBreak/>
-        <w:t>A: `Parcel` and `webpack` are the bundlers used mostly for `JavaScript` or `Typescript` code that helps you to `minify, clean, and make your code compact` so that it becomes easier to send a request or receive the response from the server when it usually takes you to transfer multiple files without using any bundler for loading the page of your application. Both of these bundlers substantially reduce the time it takes for the transfer of data and files to the server from the application. Along with that both bundlers parcel and webpack remove the unnecessary comments, new lines, any kind of block delimiters, and white spaces while the functionality of the code remains unchanged.</w:t>
-      </w:r>
-    </w:p>
-    <w:p>
-      <w:pPr>
-        <w:rPr>
-          <w:rFonts w:ascii="Segoe UI Emoji" w:hAnsi="Segoe UI Emoji" w:cs="Segoe UI Emoji"/>
-          <w:sz w:val="28"/>
-          <w:szCs w:val="28"/>
-        </w:rPr>
-      </w:pPr>
-    </w:p>
-    <w:p>
-      <w:pPr>
-        <w:rPr>
-          <w:rFonts w:ascii="Segoe UI Emoji" w:hAnsi="Segoe UI Emoji" w:cs="Segoe UI Emoji"/>
-          <w:sz w:val="28"/>
-          <w:szCs w:val="28"/>
-        </w:rPr>
-      </w:pPr>
-      <w:r>
-        <w:rPr>
-          <w:rFonts w:ascii="Segoe UI Emoji" w:hAnsi="Segoe UI Emoji" w:cs="Segoe UI Emoji"/>
-          <w:sz w:val="28"/>
-          <w:szCs w:val="28"/>
-        </w:rPr>
-        <w:t>Use of `Parcel/Webpack`:</w:t>
-      </w:r>
-    </w:p>
-    <w:p>
-      <w:pPr>
-        <w:rPr>
-          <w:rFonts w:ascii="Segoe UI Emoji" w:hAnsi="Segoe UI Emoji" w:cs="Segoe UI Emoji"/>
-          <w:sz w:val="28"/>
-          <w:szCs w:val="28"/>
-        </w:rPr>
-      </w:pPr>
-      <w:r>
-        <w:rPr>
-          <w:rFonts w:ascii="Segoe UI Emoji" w:hAnsi="Segoe UI Emoji" w:cs="Segoe UI Emoji"/>
-          <w:sz w:val="28"/>
-          <w:szCs w:val="28"/>
-        </w:rPr>
-        <w:t>Module bundlers are the way to organize and combine many files of JavaScript code into one file. A JavaScript bundler can be used when your project becomes too large for a single file or when you're working with libraries that have multiple dependencies.</w:t>
-      </w:r>
-    </w:p>
-    <w:p>
-      <w:pPr>
-        <w:rPr>
-          <w:rFonts w:ascii="Segoe UI Emoji" w:hAnsi="Segoe UI Emoji" w:cs="Segoe UI Emoji"/>
-          <w:sz w:val="28"/>
-          <w:szCs w:val="28"/>
-        </w:rPr>
-      </w:pPr>
-    </w:p>
-    <w:p>
-      <w:pPr>
-        <w:rPr>
-          <w:rFonts w:ascii="Segoe UI Emoji" w:hAnsi="Segoe UI Emoji" w:cs="Segoe UI Emoji"/>
-          <w:sz w:val="28"/>
-          <w:szCs w:val="28"/>
-        </w:rPr>
-      </w:pPr>
-      <w:r>
-        <w:rPr>
-          <w:rFonts w:ascii="Segoe UI Emoji" w:hAnsi="Segoe UI Emoji" w:cs="Segoe UI Emoji"/>
-          <w:sz w:val="28"/>
-          <w:szCs w:val="28"/>
-        </w:rPr>
-        <w:t>### installation commands:</w:t>
-      </w:r>
-    </w:p>
-    <w:p>
-      <w:pPr>
-        <w:rPr>
-          <w:rFonts w:ascii="Segoe UI Emoji" w:hAnsi="Segoe UI Emoji" w:cs="Segoe UI Emoji"/>
-          <w:sz w:val="28"/>
-          <w:szCs w:val="28"/>
-        </w:rPr>
-      </w:pPr>
-    </w:p>
-    <w:p>
-      <w:pPr>
-        <w:rPr>
-          <w:rFonts w:ascii="Segoe UI Emoji" w:hAnsi="Segoe UI Emoji" w:cs="Segoe UI Emoji"/>
-          <w:sz w:val="28"/>
-          <w:szCs w:val="28"/>
-        </w:rPr>
-      </w:pPr>
-      <w:r>
-        <w:rPr>
-          <w:rFonts w:ascii="Segoe UI Emoji" w:hAnsi="Segoe UI Emoji" w:cs="Segoe UI Emoji"/>
-          <w:sz w:val="28"/>
-          <w:szCs w:val="28"/>
-        </w:rPr>
-        <w:t>- Install:</w:t>
-      </w:r>
-    </w:p>
-    <w:p>
-      <w:pPr>
-        <w:rPr>
-          <w:rFonts w:ascii="Segoe UI Emoji" w:hAnsi="Segoe UI Emoji" w:cs="Segoe UI Emoji"/>
-          <w:sz w:val="28"/>
-          <w:szCs w:val="28"/>
-        </w:rPr>
-      </w:pPr>
-    </w:p>
-    <w:p>
-      <w:pPr>
-        <w:rPr>
-          <w:rFonts w:ascii="Segoe UI Emoji" w:hAnsi="Segoe UI Emoji" w:cs="Segoe UI Emoji"/>
-          <w:sz w:val="28"/>
-          <w:szCs w:val="28"/>
-        </w:rPr>
-      </w:pPr>
-      <w:r>
-        <w:rPr>
-          <w:rFonts w:ascii="Segoe UI Emoji" w:hAnsi="Segoe UI Emoji" w:cs="Segoe UI Emoji"/>
-          <w:sz w:val="28"/>
-          <w:szCs w:val="28"/>
-        </w:rPr>
-        <w:t>```</w:t>
-      </w:r>
-    </w:p>
-    <w:p>
-      <w:pPr>
-        <w:rPr>
-          <w:rFonts w:ascii="Segoe UI Emoji" w:hAnsi="Segoe UI Emoji" w:cs="Segoe UI Emoji"/>
-          <w:sz w:val="28"/>
-          <w:szCs w:val="28"/>
-        </w:rPr>
-      </w:pPr>
-      <w:proofErr w:type="spellStart"/>
-      <w:r>
-        <w:rPr>
-          <w:rFonts w:ascii="Segoe UI Emoji" w:hAnsi="Segoe UI Emoji" w:cs="Segoe UI Emoji"/>
-          <w:sz w:val="28"/>
-          <w:szCs w:val="28"/>
-        </w:rPr>
-        <w:t>npm</w:t>
-      </w:r>
-      <w:proofErr w:type="spellEnd"/>
-      <w:r>
-        <w:rPr>
-          <w:rFonts w:ascii="Segoe UI Emoji" w:hAnsi="Segoe UI Emoji" w:cs="Segoe UI Emoji"/>
-          <w:sz w:val="28"/>
-          <w:szCs w:val="28"/>
-        </w:rPr>
-        <w:t xml:space="preserve"> install -D parcel</w:t>
-      </w:r>
-    </w:p>
-    <w:p>
-      <w:pPr>
-        <w:rPr>
-          <w:rFonts w:ascii="Segoe UI Emoji" w:hAnsi="Segoe UI Emoji" w:cs="Segoe UI Emoji"/>
-          <w:sz w:val="28"/>
-          <w:szCs w:val="28"/>
-        </w:rPr>
-      </w:pPr>
-      <w:r>
-        <w:rPr>
-          <w:rFonts w:ascii="Segoe UI Emoji" w:hAnsi="Segoe UI Emoji" w:cs="Segoe UI Emoji"/>
-          <w:sz w:val="28"/>
-          <w:szCs w:val="28"/>
-        </w:rPr>
-        <w:t>```</w:t>
-      </w:r>
-    </w:p>
-    <w:p>
-      <w:pPr>
-        <w:rPr>
-          <w:rFonts w:ascii="Segoe UI Emoji" w:hAnsi="Segoe UI Emoji" w:cs="Segoe UI Emoji"/>
-          <w:sz w:val="28"/>
-          <w:szCs w:val="28"/>
-        </w:rPr>
-      </w:pPr>
-    </w:p>
-    <w:p>
-      <w:pPr>
-        <w:rPr>
-          <w:rFonts w:ascii="Segoe UI Emoji" w:hAnsi="Segoe UI Emoji" w:cs="Segoe UI Emoji"/>
-          <w:sz w:val="28"/>
-          <w:szCs w:val="28"/>
-        </w:rPr>
-      </w:pPr>
-      <w:r>
-        <w:rPr>
-          <w:rFonts w:ascii="Segoe UI Emoji" w:hAnsi="Segoe UI Emoji" w:cs="Segoe UI Emoji"/>
-          <w:sz w:val="28"/>
-          <w:szCs w:val="28"/>
-        </w:rPr>
-        <w:t>`-D` is used for development and as a development dependency.</w:t>
-      </w:r>
-    </w:p>
-    <w:p>
-      <w:pPr>
-        <w:rPr>
-          <w:rFonts w:ascii="Segoe UI Emoji" w:hAnsi="Segoe UI Emoji" w:cs="Segoe UI Emoji"/>
-          <w:sz w:val="28"/>
-          <w:szCs w:val="28"/>
-        </w:rPr>
-      </w:pPr>
-    </w:p>
-    <w:p>
-      <w:pPr>
-        <w:rPr>
-          <w:rFonts w:ascii="Segoe UI Emoji" w:hAnsi="Segoe UI Emoji" w:cs="Segoe UI Emoji"/>
-          <w:sz w:val="28"/>
-          <w:szCs w:val="28"/>
-        </w:rPr>
-      </w:pPr>
-      <w:r>
-        <w:rPr>
-          <w:rFonts w:ascii="Segoe UI Emoji" w:hAnsi="Segoe UI Emoji" w:cs="Segoe UI Emoji"/>
-          <w:sz w:val="28"/>
-          <w:szCs w:val="28"/>
-        </w:rPr>
-        <w:t xml:space="preserve">- Parcel </w:t>
-      </w:r>
-      <w:proofErr w:type="gramStart"/>
-      <w:r>
-        <w:rPr>
-          <w:rFonts w:ascii="Segoe UI Emoji" w:hAnsi="Segoe UI Emoji" w:cs="Segoe UI Emoji"/>
-          <w:sz w:val="28"/>
-          <w:szCs w:val="28"/>
-        </w:rPr>
-        <w:t>Commands :</w:t>
-      </w:r>
-      <w:proofErr w:type="gramEnd"/>
-    </w:p>
-    <w:p>
-      <w:pPr>
-        <w:rPr>
-          <w:rFonts w:ascii="Segoe UI Emoji" w:hAnsi="Segoe UI Emoji" w:cs="Segoe UI Emoji"/>
-          <w:sz w:val="28"/>
-          <w:szCs w:val="28"/>
-        </w:rPr>
-      </w:pPr>
-      <w:r>
-        <w:rPr>
-          <w:rFonts w:ascii="Segoe UI Emoji" w:hAnsi="Segoe UI Emoji" w:cs="Segoe UI Emoji"/>
-          <w:sz w:val="28"/>
-          <w:szCs w:val="28"/>
-        </w:rPr>
-        <w:t xml:space="preserve">  - For development build:</w:t>
-      </w:r>
-    </w:p>
-    <w:p>
-      <w:pPr>
-        <w:rPr>
-          <w:rFonts w:ascii="Segoe UI Emoji" w:hAnsi="Segoe UI Emoji" w:cs="Segoe UI Emoji"/>
-          <w:sz w:val="28"/>
-          <w:szCs w:val="28"/>
-        </w:rPr>
-      </w:pPr>
-      <w:r>
-        <w:rPr>
-          <w:rFonts w:ascii="Segoe UI Emoji" w:hAnsi="Segoe UI Emoji" w:cs="Segoe UI Emoji"/>
-          <w:sz w:val="28"/>
-          <w:szCs w:val="28"/>
-        </w:rPr>
-        <w:t xml:space="preserve">  ```</w:t>
-      </w:r>
-    </w:p>
-    <w:p>
-      <w:pPr>
-        <w:rPr>
-          <w:rFonts w:ascii="Segoe UI Emoji" w:hAnsi="Segoe UI Emoji" w:cs="Segoe UI Emoji"/>
-          <w:sz w:val="28"/>
-          <w:szCs w:val="28"/>
-        </w:rPr>
-      </w:pPr>
-      <w:r>
-        <w:rPr>
-          <w:rFonts w:ascii="Segoe UI Emoji" w:hAnsi="Segoe UI Emoji" w:cs="Segoe UI Emoji"/>
-          <w:sz w:val="28"/>
-          <w:szCs w:val="28"/>
-        </w:rPr>
-        <w:t xml:space="preserve">  </w:t>
-      </w:r>
-      <w:proofErr w:type="spellStart"/>
-      <w:r>
-        <w:rPr>
-          <w:rFonts w:ascii="Segoe UI Emoji" w:hAnsi="Segoe UI Emoji" w:cs="Segoe UI Emoji"/>
-          <w:sz w:val="28"/>
-          <w:szCs w:val="28"/>
-        </w:rPr>
-        <w:t>npx</w:t>
-      </w:r>
-      <w:proofErr w:type="spellEnd"/>
-      <w:r>
-        <w:rPr>
-          <w:rFonts w:ascii="Segoe UI Emoji" w:hAnsi="Segoe UI Emoji" w:cs="Segoe UI Emoji"/>
-          <w:sz w:val="28"/>
-          <w:szCs w:val="28"/>
-        </w:rPr>
-        <w:t xml:space="preserve"> parcel &lt;</w:t>
-      </w:r>
-      <w:proofErr w:type="spellStart"/>
-      <w:r>
-        <w:rPr>
-          <w:rFonts w:ascii="Segoe UI Emoji" w:hAnsi="Segoe UI Emoji" w:cs="Segoe UI Emoji"/>
-          <w:sz w:val="28"/>
-          <w:szCs w:val="28"/>
-        </w:rPr>
-        <w:t>entry_point</w:t>
-      </w:r>
-      <w:proofErr w:type="spellEnd"/>
-      <w:r>
-        <w:rPr>
-          <w:rFonts w:ascii="Segoe UI Emoji" w:hAnsi="Segoe UI Emoji" w:cs="Segoe UI Emoji"/>
-          <w:sz w:val="28"/>
-          <w:szCs w:val="28"/>
-        </w:rPr>
-        <w:t>&gt;</w:t>
+        <w:t>## Q: Role of `type` attribute in script tag? What options can I use there?</w:t>
+      </w:r>
+    </w:p>
+    <w:p>
+      <w:pPr>
+        <w:rPr>
+          <w:rFonts w:ascii="Segoe UI Emoji" w:hAnsi="Segoe UI Emoji" w:cs="Segoe UI Emoji"/>
+          <w:sz w:val="28"/>
+          <w:szCs w:val="28"/>
+        </w:rPr>
+      </w:pPr>
+      <w:r>
+        <w:rPr>
+          <w:rFonts w:ascii="Segoe UI Emoji" w:hAnsi="Segoe UI Emoji" w:cs="Segoe UI Emoji"/>
+          <w:sz w:val="28"/>
+          <w:szCs w:val="28"/>
+        </w:rPr>
+        <w:t>A: The `type` attribute specifies the type of the script. The type attribute identifies the content between the `&lt;script&gt;` and `&lt;/script&gt;` tags. It has a Default value which is “text/javascript”.</w:t>
+      </w:r>
+    </w:p>
+    <w:p>
+      <w:pPr>
+        <w:rPr>
+          <w:rFonts w:ascii="Segoe UI Emoji" w:hAnsi="Segoe UI Emoji" w:cs="Segoe UI Emoji"/>
+          <w:sz w:val="28"/>
+          <w:szCs w:val="28"/>
+        </w:rPr>
+      </w:pPr>
+      <w:r>
+        <w:rPr>
+          <w:rFonts w:ascii="Segoe UI Emoji" w:hAnsi="Segoe UI Emoji" w:cs="Segoe UI Emoji"/>
+          <w:sz w:val="28"/>
+          <w:szCs w:val="28"/>
+        </w:rPr>
+        <w:t>### `type` attribute can be of the following types:</w:t>
+      </w:r>
+    </w:p>
+    <w:p>
+      <w:pPr>
+        <w:rPr>
+          <w:rFonts w:ascii="Segoe UI Emoji" w:hAnsi="Segoe UI Emoji" w:cs="Segoe UI Emoji"/>
+          <w:sz w:val="28"/>
+          <w:szCs w:val="28"/>
+        </w:rPr>
+      </w:pPr>
+      <w:r>
+        <w:rPr>
+          <w:rFonts w:ascii="Segoe UI Emoji" w:hAnsi="Segoe UI Emoji" w:cs="Segoe UI Emoji"/>
+          <w:sz w:val="28"/>
+          <w:szCs w:val="28"/>
+        </w:rPr>
+        <w:t>- `text/javascript` : It is the basic standard of writing javascript code inside the `&lt;script&gt;` tag.</w:t>
+      </w:r>
+    </w:p>
+    <w:p>
+      <w:pPr>
+        <w:rPr>
+          <w:rFonts w:ascii="Segoe UI Emoji" w:hAnsi="Segoe UI Emoji" w:cs="Segoe UI Emoji"/>
+          <w:sz w:val="28"/>
+          <w:szCs w:val="28"/>
+        </w:rPr>
+      </w:pPr>
+      <w:r>
+        <w:rPr>
+          <w:rFonts w:ascii="Segoe UI Emoji" w:hAnsi="Segoe UI Emoji" w:cs="Segoe UI Emoji"/>
+          <w:sz w:val="28"/>
+          <w:szCs w:val="28"/>
+        </w:rPr>
+        <w:t>- `text/ecmascript` : this value indicates that the script is following the `EcmaScript` standards.</w:t>
+      </w:r>
+    </w:p>
+    <w:p>
+      <w:pPr>
+        <w:rPr>
+          <w:rFonts w:ascii="Segoe UI Emoji" w:hAnsi="Segoe UI Emoji" w:cs="Segoe UI Emoji"/>
+          <w:sz w:val="28"/>
+          <w:szCs w:val="28"/>
+        </w:rPr>
+      </w:pPr>
+      <w:r>
+        <w:rPr>
+          <w:rFonts w:ascii="Segoe UI Emoji" w:hAnsi="Segoe UI Emoji" w:cs="Segoe UI Emoji"/>
+          <w:sz w:val="28"/>
+          <w:szCs w:val="28"/>
+        </w:rPr>
+        <w:t>- `module`: This value tells the browser that the script is a module that can import or export other files or modules inside it.</w:t>
+      </w:r>
+    </w:p>
+    <w:p>
+      <w:pPr>
+        <w:rPr>
+          <w:rFonts w:ascii="Segoe UI Emoji" w:hAnsi="Segoe UI Emoji" w:cs="Segoe UI Emoji"/>
+          <w:sz w:val="28"/>
+          <w:szCs w:val="28"/>
+        </w:rPr>
+      </w:pPr>
+      <w:r>
+        <w:rPr>
+          <w:rFonts w:ascii="Segoe UI Emoji" w:hAnsi="Segoe UI Emoji" w:cs="Segoe UI Emoji"/>
+          <w:sz w:val="28"/>
+          <w:szCs w:val="28"/>
+        </w:rPr>
+        <w:t>- `text/babel` : This value indicates that the script is a babel type and required bable to transpile it.</w:t>
+      </w:r>
+    </w:p>
+    <w:p>
+      <w:pPr>
+        <w:rPr>
+          <w:rFonts w:ascii="Segoe UI Emoji" w:hAnsi="Segoe UI Emoji" w:cs="Segoe UI Emoji"/>
+          <w:sz w:val="28"/>
+          <w:szCs w:val="28"/>
+        </w:rPr>
+      </w:pPr>
+      <w:r>
+        <w:rPr>
+          <w:rFonts w:ascii="Segoe UI Emoji" w:hAnsi="Segoe UI Emoji" w:cs="Segoe UI Emoji"/>
+          <w:sz w:val="28"/>
+          <w:szCs w:val="28"/>
+        </w:rPr>
+        <w:t>- `text/typescript`: As the name suggest the script is written in `TypeScript`.</w:t>
+      </w:r>
+    </w:p>
+    <w:p>
+      <w:pPr>
+        <w:rPr>
+          <w:rFonts w:ascii="Segoe UI Emoji" w:hAnsi="Segoe UI Emoji" w:cs="Segoe UI Emoji"/>
+          <w:sz w:val="28"/>
+          <w:szCs w:val="28"/>
+        </w:rPr>
+      </w:pPr>
+    </w:p>
+    <w:p>
+      <w:pPr>
+        <w:rPr>
+          <w:rFonts w:ascii="Segoe UI Emoji" w:hAnsi="Segoe UI Emoji" w:cs="Segoe UI Emoji"/>
+          <w:sz w:val="28"/>
+          <w:szCs w:val="28"/>
+        </w:rPr>
+      </w:pPr>
+      <w:r>
+        <w:rPr>
+          <w:rFonts w:ascii="Segoe UI Emoji" w:hAnsi="Segoe UI Emoji" w:cs="Segoe UI Emoji"/>
+          <w:sz w:val="28"/>
+          <w:szCs w:val="28"/>
+        </w:rPr>
+        <w:t>## Q: `{TitleComponent}` vs `{&lt;TitleComponent/&gt;}` vs `{&lt;TitleComponent&gt;&lt;/TitleComponent&gt;}` in `JSX`.</w:t>
+      </w:r>
+    </w:p>
+    <w:p>
+      <w:pPr>
+        <w:rPr>
+          <w:rFonts w:ascii="Segoe UI Emoji" w:hAnsi="Segoe UI Emoji" w:cs="Segoe UI Emoji"/>
+          <w:sz w:val="28"/>
+          <w:szCs w:val="28"/>
+        </w:rPr>
+      </w:pPr>
+      <w:r>
+        <w:rPr>
+          <w:rFonts w:ascii="Segoe UI Emoji" w:hAnsi="Segoe UI Emoji" w:cs="Segoe UI Emoji"/>
+          <w:sz w:val="28"/>
+          <w:szCs w:val="28"/>
+        </w:rPr>
+        <w:t>A: The Difference is stated below:</w:t>
+      </w:r>
+    </w:p>
+    <w:p>
+      <w:pPr>
+        <w:rPr>
+          <w:rFonts w:ascii="Segoe UI Emoji" w:hAnsi="Segoe UI Emoji" w:cs="Segoe UI Emoji"/>
+          <w:sz w:val="28"/>
+          <w:szCs w:val="28"/>
+        </w:rPr>
+      </w:pPr>
+      <w:r>
+        <w:rPr>
+          <w:rFonts w:ascii="Segoe UI Emoji" w:hAnsi="Segoe UI Emoji" w:cs="Segoe UI Emoji"/>
+          <w:sz w:val="28"/>
+          <w:szCs w:val="28"/>
+        </w:rPr>
+        <w:t>- `{TitleComponent}`: This value describes the `TitleComponent` as a javascript expression or a variable.</w:t>
+      </w:r>
+    </w:p>
+    <w:p>
+      <w:pPr>
+        <w:rPr>
+          <w:rFonts w:ascii="Segoe UI Emoji" w:hAnsi="Segoe UI Emoji" w:cs="Segoe UI Emoji"/>
+          <w:sz w:val="28"/>
+          <w:szCs w:val="28"/>
+        </w:rPr>
+      </w:pPr>
+      <w:r>
+        <w:rPr>
+          <w:rFonts w:ascii="Segoe UI Emoji" w:hAnsi="Segoe UI Emoji" w:cs="Segoe UI Emoji"/>
+          <w:sz w:val="28"/>
+          <w:szCs w:val="28"/>
+        </w:rPr>
+        <w:t xml:space="preserve">  The `{}` can embed a javascript expression or a variable inside it.</w:t>
+      </w:r>
+    </w:p>
+    <w:p>
+      <w:pPr>
+        <w:rPr>
+          <w:rFonts w:ascii="Segoe UI Emoji" w:hAnsi="Segoe UI Emoji" w:cs="Segoe UI Emoji"/>
+          <w:sz w:val="28"/>
+          <w:szCs w:val="28"/>
+        </w:rPr>
+      </w:pPr>
+      <w:r>
+        <w:rPr>
+          <w:rFonts w:ascii="Segoe UI Emoji" w:hAnsi="Segoe UI Emoji" w:cs="Segoe UI Emoji"/>
+          <w:sz w:val="28"/>
+          <w:szCs w:val="28"/>
+        </w:rPr>
+        <w:t>- `&lt;TitleComponent/&gt;` : This value represents a Component that is basically returning Some JSX value. In simple terms `TitleComponent` a function that is returning a JSX value.</w:t>
+      </w:r>
+    </w:p>
+    <w:p>
+      <w:pPr>
+        <w:rPr>
+          <w:rFonts w:ascii="Segoe UI Emoji" w:hAnsi="Segoe UI Emoji" w:cs="Segoe UI Emoji"/>
+          <w:sz w:val="28"/>
+          <w:szCs w:val="28"/>
+        </w:rPr>
+      </w:pPr>
+      <w:r>
+        <w:rPr>
+          <w:rFonts w:ascii="Segoe UI Emoji" w:hAnsi="Segoe UI Emoji" w:cs="Segoe UI Emoji"/>
+          <w:sz w:val="28"/>
+          <w:szCs w:val="28"/>
+        </w:rPr>
+        <w:t xml:space="preserve">  A component is written inside the `{&lt;  /&gt;}` expression.</w:t>
+      </w:r>
+    </w:p>
+    <w:p>
+      <w:pPr>
+        <w:rPr>
+          <w:rFonts w:ascii="Segoe UI Emoji" w:hAnsi="Segoe UI Emoji" w:cs="Segoe UI Emoji"/>
+          <w:sz w:val="28"/>
+          <w:szCs w:val="28"/>
+        </w:rPr>
+      </w:pPr>
+      <w:r>
+        <w:rPr>
+          <w:rFonts w:ascii="Segoe UI Emoji" w:hAnsi="Segoe UI Emoji" w:cs="Segoe UI Emoji"/>
+          <w:sz w:val="28"/>
+          <w:szCs w:val="28"/>
+        </w:rPr>
+        <w:t>- `&lt;TitleComponent&gt;&lt;/TitleComponent&gt;` : `&lt;TitleComponent /&gt;` and `&lt;TitleComponent&gt;&lt;/TitleComponent&gt;` are equivalent only when `&lt; TitleComponent /&gt;` has no child components. The opening and closing tags are created to include the child components.</w:t>
+      </w:r>
+    </w:p>
+    <w:p>
+      <w:pPr>
+        <w:rPr>
+          <w:rFonts w:ascii="Segoe UI Emoji" w:hAnsi="Segoe UI Emoji" w:cs="Segoe UI Emoji"/>
+          <w:sz w:val="28"/>
+          <w:szCs w:val="28"/>
+        </w:rPr>
+      </w:pPr>
+    </w:p>
+    <w:p>
+      <w:pPr>
+        <w:rPr>
+          <w:rFonts w:ascii="Segoe UI Emoji" w:hAnsi="Segoe UI Emoji" w:cs="Segoe UI Emoji"/>
+          <w:sz w:val="28"/>
+          <w:szCs w:val="28"/>
+        </w:rPr>
+      </w:pPr>
+      <w:r>
+        <w:rPr>
+          <w:rFonts w:ascii="Segoe UI Emoji" w:hAnsi="Segoe UI Emoji" w:cs="Segoe UI Emoji"/>
+          <w:sz w:val="28"/>
+          <w:szCs w:val="28"/>
+        </w:rPr>
+        <w:t>### Example</w:t>
       </w:r>
     </w:p>
     <w:p>
@@ -3582,2203 +4143,119 @@
           <w:szCs w:val="28"/>
         </w:rPr>
         <w:lastRenderedPageBreak/>
-        <w:t xml:space="preserve">  ```</w:t>
-      </w:r>
-    </w:p>
-    <w:p>
-      <w:pPr>
-        <w:rPr>
-          <w:rFonts w:ascii="Segoe UI Emoji" w:hAnsi="Segoe UI Emoji" w:cs="Segoe UI Emoji"/>
-          <w:sz w:val="28"/>
-          <w:szCs w:val="28"/>
-        </w:rPr>
-      </w:pPr>
-      <w:r>
-        <w:rPr>
-          <w:rFonts w:ascii="Segoe UI Emoji" w:hAnsi="Segoe UI Emoji" w:cs="Segoe UI Emoji"/>
-          <w:sz w:val="28"/>
-          <w:szCs w:val="28"/>
-        </w:rPr>
-        <w:t xml:space="preserve">  - For production </w:t>
-      </w:r>
-      <w:proofErr w:type="gramStart"/>
-      <w:r>
-        <w:rPr>
-          <w:rFonts w:ascii="Segoe UI Emoji" w:hAnsi="Segoe UI Emoji" w:cs="Segoe UI Emoji"/>
-          <w:sz w:val="28"/>
-          <w:szCs w:val="28"/>
-        </w:rPr>
-        <w:t>build :</w:t>
-      </w:r>
-      <w:proofErr w:type="gramEnd"/>
-    </w:p>
-    <w:p>
-      <w:pPr>
-        <w:rPr>
-          <w:rFonts w:ascii="Segoe UI Emoji" w:hAnsi="Segoe UI Emoji" w:cs="Segoe UI Emoji"/>
-          <w:sz w:val="28"/>
-          <w:szCs w:val="28"/>
-        </w:rPr>
-      </w:pPr>
-      <w:r>
-        <w:rPr>
-          <w:rFonts w:ascii="Segoe UI Emoji" w:hAnsi="Segoe UI Emoji" w:cs="Segoe UI Emoji"/>
-          <w:sz w:val="28"/>
-          <w:szCs w:val="28"/>
-        </w:rPr>
-        <w:t xml:space="preserve">  ```</w:t>
-      </w:r>
-    </w:p>
-    <w:p>
-      <w:pPr>
-        <w:rPr>
-          <w:rFonts w:ascii="Segoe UI Emoji" w:hAnsi="Segoe UI Emoji" w:cs="Segoe UI Emoji"/>
-          <w:sz w:val="28"/>
-          <w:szCs w:val="28"/>
-        </w:rPr>
-      </w:pPr>
-      <w:r>
-        <w:rPr>
-          <w:rFonts w:ascii="Segoe UI Emoji" w:hAnsi="Segoe UI Emoji" w:cs="Segoe UI Emoji"/>
-          <w:sz w:val="28"/>
-          <w:szCs w:val="28"/>
-        </w:rPr>
-        <w:t xml:space="preserve">  </w:t>
-      </w:r>
-      <w:proofErr w:type="spellStart"/>
-      <w:r>
-        <w:rPr>
-          <w:rFonts w:ascii="Segoe UI Emoji" w:hAnsi="Segoe UI Emoji" w:cs="Segoe UI Emoji"/>
-          <w:sz w:val="28"/>
-          <w:szCs w:val="28"/>
-        </w:rPr>
-        <w:t>npx</w:t>
-      </w:r>
-      <w:proofErr w:type="spellEnd"/>
-      <w:r>
-        <w:rPr>
-          <w:rFonts w:ascii="Segoe UI Emoji" w:hAnsi="Segoe UI Emoji" w:cs="Segoe UI Emoji"/>
-          <w:sz w:val="28"/>
-          <w:szCs w:val="28"/>
-        </w:rPr>
-        <w:t xml:space="preserve"> parcel build &lt;</w:t>
-      </w:r>
-      <w:proofErr w:type="spellStart"/>
-      <w:r>
-        <w:rPr>
-          <w:rFonts w:ascii="Segoe UI Emoji" w:hAnsi="Segoe UI Emoji" w:cs="Segoe UI Emoji"/>
-          <w:sz w:val="28"/>
-          <w:szCs w:val="28"/>
-        </w:rPr>
-        <w:t>entry_point</w:t>
-      </w:r>
-      <w:proofErr w:type="spellEnd"/>
-      <w:r>
-        <w:rPr>
-          <w:rFonts w:ascii="Segoe UI Emoji" w:hAnsi="Segoe UI Emoji" w:cs="Segoe UI Emoji"/>
-          <w:sz w:val="28"/>
-          <w:szCs w:val="28"/>
-        </w:rPr>
-        <w:t>&gt;</w:t>
-      </w:r>
-    </w:p>
-    <w:p>
-      <w:pPr>
-        <w:rPr>
-          <w:rFonts w:ascii="Segoe UI Emoji" w:hAnsi="Segoe UI Emoji" w:cs="Segoe UI Emoji"/>
-          <w:sz w:val="28"/>
-          <w:szCs w:val="28"/>
-        </w:rPr>
-      </w:pPr>
-      <w:r>
-        <w:rPr>
-          <w:rFonts w:ascii="Segoe UI Emoji" w:hAnsi="Segoe UI Emoji" w:cs="Segoe UI Emoji"/>
-          <w:sz w:val="28"/>
-          <w:szCs w:val="28"/>
-        </w:rPr>
-        <w:t xml:space="preserve">  ```</w:t>
-      </w:r>
-    </w:p>
-    <w:p>
-      <w:pPr>
-        <w:rPr>
-          <w:rFonts w:ascii="Segoe UI Emoji" w:hAnsi="Segoe UI Emoji" w:cs="Segoe UI Emoji"/>
-          <w:sz w:val="28"/>
-          <w:szCs w:val="28"/>
-        </w:rPr>
-      </w:pPr>
-    </w:p>
-    <w:p>
-      <w:pPr>
-        <w:rPr>
-          <w:rFonts w:ascii="Segoe UI Emoji" w:hAnsi="Segoe UI Emoji" w:cs="Segoe UI Emoji"/>
-          <w:sz w:val="28"/>
-          <w:szCs w:val="28"/>
-        </w:rPr>
-      </w:pPr>
-      <w:r>
-        <w:rPr>
-          <w:rFonts w:ascii="Segoe UI Emoji" w:hAnsi="Segoe UI Emoji" w:cs="Segoe UI Emoji"/>
-          <w:sz w:val="28"/>
-          <w:szCs w:val="28"/>
-        </w:rPr>
-        <w:t xml:space="preserve">## Q: Why is </w:t>
-      </w:r>
-      <w:proofErr w:type="gramStart"/>
-      <w:r>
-        <w:rPr>
-          <w:rFonts w:ascii="Segoe UI Emoji" w:hAnsi="Segoe UI Emoji" w:cs="Segoe UI Emoji"/>
-          <w:sz w:val="28"/>
-          <w:szCs w:val="28"/>
-        </w:rPr>
-        <w:t>`.parcel</w:t>
-      </w:r>
-      <w:proofErr w:type="gramEnd"/>
-      <w:r>
-        <w:rPr>
-          <w:rFonts w:ascii="Segoe UI Emoji" w:hAnsi="Segoe UI Emoji" w:cs="Segoe UI Emoji"/>
-          <w:sz w:val="28"/>
-          <w:szCs w:val="28"/>
-        </w:rPr>
-        <w:t>-cache` folder?</w:t>
-      </w:r>
-    </w:p>
-    <w:p>
-      <w:pPr>
-        <w:rPr>
-          <w:rFonts w:ascii="Segoe UI Emoji" w:hAnsi="Segoe UI Emoji" w:cs="Segoe UI Emoji"/>
-          <w:sz w:val="28"/>
-          <w:szCs w:val="28"/>
-        </w:rPr>
-      </w:pPr>
-    </w:p>
-    <w:p>
-      <w:pPr>
-        <w:rPr>
-          <w:rFonts w:ascii="Segoe UI Emoji" w:hAnsi="Segoe UI Emoji" w:cs="Segoe UI Emoji"/>
-          <w:sz w:val="28"/>
-          <w:szCs w:val="28"/>
-        </w:rPr>
-      </w:pPr>
-      <w:r>
-        <w:rPr>
-          <w:rFonts w:ascii="Segoe UI Emoji" w:hAnsi="Segoe UI Emoji" w:cs="Segoe UI Emoji"/>
-          <w:sz w:val="28"/>
-          <w:szCs w:val="28"/>
-        </w:rPr>
-        <w:t xml:space="preserve">A: `cache folder` (or </w:t>
-      </w:r>
-      <w:proofErr w:type="gramStart"/>
-      <w:r>
-        <w:rPr>
-          <w:rFonts w:ascii="Segoe UI Emoji" w:hAnsi="Segoe UI Emoji" w:cs="Segoe UI Emoji"/>
-          <w:sz w:val="28"/>
-          <w:szCs w:val="28"/>
-        </w:rPr>
-        <w:t>`.parcel</w:t>
-      </w:r>
-      <w:proofErr w:type="gramEnd"/>
-      <w:r>
-        <w:rPr>
-          <w:rFonts w:ascii="Segoe UI Emoji" w:hAnsi="Segoe UI Emoji" w:cs="Segoe UI Emoji"/>
-          <w:sz w:val="28"/>
-          <w:szCs w:val="28"/>
-        </w:rPr>
-        <w:t>-cache in parcel v2`) stores information about your project when parcel builds it, so that when it rebuilds, it doesn't have to re-parse and re-</w:t>
-      </w:r>
-      <w:proofErr w:type="spellStart"/>
-      <w:r>
-        <w:rPr>
-          <w:rFonts w:ascii="Segoe UI Emoji" w:hAnsi="Segoe UI Emoji" w:cs="Segoe UI Emoji"/>
-          <w:sz w:val="28"/>
-          <w:szCs w:val="28"/>
-        </w:rPr>
-        <w:t>analyze</w:t>
-      </w:r>
-      <w:proofErr w:type="spellEnd"/>
-      <w:r>
-        <w:rPr>
-          <w:rFonts w:ascii="Segoe UI Emoji" w:hAnsi="Segoe UI Emoji" w:cs="Segoe UI Emoji"/>
-          <w:sz w:val="28"/>
-          <w:szCs w:val="28"/>
-        </w:rPr>
-        <w:t xml:space="preserve"> everything from scratch. It's a key reason why parcel can be so fast in development mode.</w:t>
-      </w:r>
-    </w:p>
-    <w:p>
-      <w:pPr>
-        <w:rPr>
-          <w:rFonts w:ascii="Segoe UI Emoji" w:hAnsi="Segoe UI Emoji" w:cs="Segoe UI Emoji"/>
-          <w:sz w:val="28"/>
-          <w:szCs w:val="28"/>
-        </w:rPr>
-      </w:pPr>
-    </w:p>
-    <w:p>
-      <w:pPr>
-        <w:rPr>
-          <w:rFonts w:ascii="Segoe UI Emoji" w:hAnsi="Segoe UI Emoji" w:cs="Segoe UI Emoji"/>
-          <w:sz w:val="28"/>
-          <w:szCs w:val="28"/>
-        </w:rPr>
-      </w:pPr>
-      <w:r>
-        <w:rPr>
-          <w:rFonts w:ascii="Segoe UI Emoji" w:hAnsi="Segoe UI Emoji" w:cs="Segoe UI Emoji"/>
-          <w:sz w:val="28"/>
-          <w:szCs w:val="28"/>
-        </w:rPr>
-        <w:t>## Q: What is `</w:t>
-      </w:r>
-      <w:proofErr w:type="spellStart"/>
-      <w:r>
-        <w:rPr>
-          <w:rFonts w:ascii="Segoe UI Emoji" w:hAnsi="Segoe UI Emoji" w:cs="Segoe UI Emoji"/>
-          <w:sz w:val="28"/>
-          <w:szCs w:val="28"/>
-        </w:rPr>
-        <w:t>npx</w:t>
-      </w:r>
-      <w:proofErr w:type="spellEnd"/>
-      <w:r>
-        <w:rPr>
-          <w:rFonts w:ascii="Segoe UI Emoji" w:hAnsi="Segoe UI Emoji" w:cs="Segoe UI Emoji"/>
-          <w:sz w:val="28"/>
-          <w:szCs w:val="28"/>
-        </w:rPr>
-        <w:t>`?</w:t>
-      </w:r>
-    </w:p>
-    <w:p>
-      <w:pPr>
-        <w:rPr>
-          <w:rFonts w:ascii="Segoe UI Emoji" w:hAnsi="Segoe UI Emoji" w:cs="Segoe UI Emoji"/>
-          <w:sz w:val="28"/>
-          <w:szCs w:val="28"/>
-        </w:rPr>
-      </w:pPr>
-    </w:p>
-    <w:p>
-      <w:pPr>
-        <w:rPr>
-          <w:rFonts w:ascii="Segoe UI Emoji" w:hAnsi="Segoe UI Emoji" w:cs="Segoe UI Emoji"/>
-          <w:sz w:val="28"/>
-          <w:szCs w:val="28"/>
-        </w:rPr>
-      </w:pPr>
-      <w:r>
-        <w:rPr>
-          <w:rFonts w:ascii="Segoe UI Emoji" w:hAnsi="Segoe UI Emoji" w:cs="Segoe UI Emoji"/>
-          <w:sz w:val="28"/>
-          <w:szCs w:val="28"/>
-        </w:rPr>
-        <w:t>A: `</w:t>
-      </w:r>
-      <w:proofErr w:type="spellStart"/>
-      <w:r>
-        <w:rPr>
-          <w:rFonts w:ascii="Segoe UI Emoji" w:hAnsi="Segoe UI Emoji" w:cs="Segoe UI Emoji"/>
-          <w:sz w:val="28"/>
-          <w:szCs w:val="28"/>
-        </w:rPr>
-        <w:t>npx</w:t>
-      </w:r>
-      <w:proofErr w:type="spellEnd"/>
-      <w:r>
-        <w:rPr>
-          <w:rFonts w:ascii="Segoe UI Emoji" w:hAnsi="Segoe UI Emoji" w:cs="Segoe UI Emoji"/>
-          <w:sz w:val="28"/>
-          <w:szCs w:val="28"/>
-        </w:rPr>
-        <w:t xml:space="preserve">` stands for `Node Package </w:t>
-      </w:r>
-      <w:proofErr w:type="spellStart"/>
-      <w:r>
-        <w:rPr>
-          <w:rFonts w:ascii="Segoe UI Emoji" w:hAnsi="Segoe UI Emoji" w:cs="Segoe UI Emoji"/>
-          <w:sz w:val="28"/>
-          <w:szCs w:val="28"/>
-        </w:rPr>
-        <w:t>eXecute</w:t>
-      </w:r>
-      <w:proofErr w:type="spellEnd"/>
-      <w:r>
-        <w:rPr>
-          <w:rFonts w:ascii="Segoe UI Emoji" w:hAnsi="Segoe UI Emoji" w:cs="Segoe UI Emoji"/>
-          <w:sz w:val="28"/>
-          <w:szCs w:val="28"/>
-        </w:rPr>
-        <w:t>`. It is simply an `</w:t>
-      </w:r>
-      <w:proofErr w:type="spellStart"/>
-      <w:r>
-        <w:rPr>
-          <w:rFonts w:ascii="Segoe UI Emoji" w:hAnsi="Segoe UI Emoji" w:cs="Segoe UI Emoji"/>
-          <w:sz w:val="28"/>
-          <w:szCs w:val="28"/>
-        </w:rPr>
-        <w:t>npm</w:t>
-      </w:r>
-      <w:proofErr w:type="spellEnd"/>
-      <w:r>
-        <w:rPr>
-          <w:rFonts w:ascii="Segoe UI Emoji" w:hAnsi="Segoe UI Emoji" w:cs="Segoe UI Emoji"/>
-          <w:sz w:val="28"/>
-          <w:szCs w:val="28"/>
-        </w:rPr>
-        <w:t xml:space="preserve">` package runner. It allows developers to execute any </w:t>
-      </w:r>
-      <w:proofErr w:type="spellStart"/>
-      <w:r>
-        <w:rPr>
-          <w:rFonts w:ascii="Segoe UI Emoji" w:hAnsi="Segoe UI Emoji" w:cs="Segoe UI Emoji"/>
-          <w:sz w:val="28"/>
-          <w:szCs w:val="28"/>
-        </w:rPr>
-        <w:t>Javascript</w:t>
-      </w:r>
-      <w:proofErr w:type="spellEnd"/>
-      <w:r>
-        <w:rPr>
-          <w:rFonts w:ascii="Segoe UI Emoji" w:hAnsi="Segoe UI Emoji" w:cs="Segoe UI Emoji"/>
-          <w:sz w:val="28"/>
-          <w:szCs w:val="28"/>
-        </w:rPr>
-        <w:t xml:space="preserve"> Package available on the </w:t>
-      </w:r>
-      <w:proofErr w:type="spellStart"/>
-      <w:r>
-        <w:rPr>
-          <w:rFonts w:ascii="Segoe UI Emoji" w:hAnsi="Segoe UI Emoji" w:cs="Segoe UI Emoji"/>
-          <w:sz w:val="28"/>
-          <w:szCs w:val="28"/>
-        </w:rPr>
-        <w:t>npm</w:t>
-      </w:r>
-      <w:proofErr w:type="spellEnd"/>
-      <w:r>
-        <w:rPr>
-          <w:rFonts w:ascii="Segoe UI Emoji" w:hAnsi="Segoe UI Emoji" w:cs="Segoe UI Emoji"/>
-          <w:sz w:val="28"/>
-          <w:szCs w:val="28"/>
-        </w:rPr>
-        <w:t xml:space="preserve"> registry without even installing it. </w:t>
-      </w:r>
-      <w:proofErr w:type="spellStart"/>
-      <w:r>
-        <w:rPr>
-          <w:rFonts w:ascii="Segoe UI Emoji" w:hAnsi="Segoe UI Emoji" w:cs="Segoe UI Emoji"/>
-          <w:sz w:val="28"/>
-          <w:szCs w:val="28"/>
-        </w:rPr>
-        <w:t>npx</w:t>
-      </w:r>
-      <w:proofErr w:type="spellEnd"/>
-      <w:r>
-        <w:rPr>
-          <w:rFonts w:ascii="Segoe UI Emoji" w:hAnsi="Segoe UI Emoji" w:cs="Segoe UI Emoji"/>
-          <w:sz w:val="28"/>
-          <w:szCs w:val="28"/>
-        </w:rPr>
-        <w:t xml:space="preserve"> is installed automatically with </w:t>
-      </w:r>
-      <w:proofErr w:type="spellStart"/>
-      <w:r>
-        <w:rPr>
-          <w:rFonts w:ascii="Segoe UI Emoji" w:hAnsi="Segoe UI Emoji" w:cs="Segoe UI Emoji"/>
-          <w:sz w:val="28"/>
-          <w:szCs w:val="28"/>
-        </w:rPr>
-        <w:t>npm</w:t>
-      </w:r>
-      <w:proofErr w:type="spellEnd"/>
-      <w:r>
-        <w:rPr>
-          <w:rFonts w:ascii="Segoe UI Emoji" w:hAnsi="Segoe UI Emoji" w:cs="Segoe UI Emoji"/>
-          <w:sz w:val="28"/>
-          <w:szCs w:val="28"/>
-        </w:rPr>
-        <w:t xml:space="preserve"> version 5.2.</w:t>
-      </w:r>
-    </w:p>
-    <w:p>
-      <w:pPr>
-        <w:rPr>
-          <w:rFonts w:ascii="Segoe UI Emoji" w:hAnsi="Segoe UI Emoji" w:cs="Segoe UI Emoji"/>
-          <w:sz w:val="28"/>
-          <w:szCs w:val="28"/>
-        </w:rPr>
-      </w:pPr>
-    </w:p>
-    <w:p>
-      <w:pPr>
-        <w:rPr>
-          <w:rFonts w:ascii="Segoe UI Emoji" w:hAnsi="Segoe UI Emoji" w:cs="Segoe UI Emoji"/>
-          <w:sz w:val="28"/>
-          <w:szCs w:val="28"/>
-        </w:rPr>
-      </w:pPr>
-      <w:r>
-        <w:rPr>
-          <w:rFonts w:ascii="Segoe UI Emoji" w:hAnsi="Segoe UI Emoji" w:cs="Segoe UI Emoji"/>
-          <w:sz w:val="28"/>
-          <w:szCs w:val="28"/>
-        </w:rPr>
-        <w:t xml:space="preserve">## Q: What is difference between `dependencies vs </w:t>
-      </w:r>
-      <w:proofErr w:type="spellStart"/>
-      <w:r>
-        <w:rPr>
-          <w:rFonts w:ascii="Segoe UI Emoji" w:hAnsi="Segoe UI Emoji" w:cs="Segoe UI Emoji"/>
-          <w:sz w:val="28"/>
-          <w:szCs w:val="28"/>
-        </w:rPr>
-        <w:t>devDependencies</w:t>
-      </w:r>
-      <w:proofErr w:type="spellEnd"/>
-      <w:r>
-        <w:rPr>
-          <w:rFonts w:ascii="Segoe UI Emoji" w:hAnsi="Segoe UI Emoji" w:cs="Segoe UI Emoji"/>
-          <w:sz w:val="28"/>
-          <w:szCs w:val="28"/>
-        </w:rPr>
-        <w:t>`?</w:t>
-      </w:r>
-    </w:p>
-    <w:p>
-      <w:pPr>
-        <w:rPr>
-          <w:rFonts w:ascii="Segoe UI Emoji" w:hAnsi="Segoe UI Emoji" w:cs="Segoe UI Emoji"/>
-          <w:sz w:val="28"/>
-          <w:szCs w:val="28"/>
-        </w:rPr>
-      </w:pPr>
-    </w:p>
-    <w:p>
-      <w:pPr>
-        <w:rPr>
-          <w:rFonts w:ascii="Segoe UI Emoji" w:hAnsi="Segoe UI Emoji" w:cs="Segoe UI Emoji"/>
-          <w:sz w:val="28"/>
-          <w:szCs w:val="28"/>
-        </w:rPr>
-      </w:pPr>
-      <w:r>
-        <w:rPr>
-          <w:rFonts w:ascii="Segoe UI Emoji" w:hAnsi="Segoe UI Emoji" w:cs="Segoe UI Emoji"/>
-          <w:sz w:val="28"/>
-          <w:szCs w:val="28"/>
-        </w:rPr>
-        <w:t>A: `"dependencies"</w:t>
-      </w:r>
-      <w:proofErr w:type="gramStart"/>
-      <w:r>
-        <w:rPr>
-          <w:rFonts w:ascii="Segoe UI Emoji" w:hAnsi="Segoe UI Emoji" w:cs="Segoe UI Emoji"/>
-          <w:sz w:val="28"/>
-          <w:szCs w:val="28"/>
-        </w:rPr>
-        <w:t>` :</w:t>
-      </w:r>
-      <w:proofErr w:type="gramEnd"/>
-      <w:r>
-        <w:rPr>
-          <w:rFonts w:ascii="Segoe UI Emoji" w:hAnsi="Segoe UI Emoji" w:cs="Segoe UI Emoji"/>
-          <w:sz w:val="28"/>
-          <w:szCs w:val="28"/>
-        </w:rPr>
-        <w:t xml:space="preserve"> Packages required by your application in production. `"</w:t>
-      </w:r>
-      <w:proofErr w:type="spellStart"/>
-      <w:r>
-        <w:rPr>
-          <w:rFonts w:ascii="Segoe UI Emoji" w:hAnsi="Segoe UI Emoji" w:cs="Segoe UI Emoji"/>
-          <w:sz w:val="28"/>
-          <w:szCs w:val="28"/>
-        </w:rPr>
-        <w:t>devDependencies</w:t>
-      </w:r>
-      <w:proofErr w:type="spellEnd"/>
-      <w:r>
-        <w:rPr>
-          <w:rFonts w:ascii="Segoe UI Emoji" w:hAnsi="Segoe UI Emoji" w:cs="Segoe UI Emoji"/>
-          <w:sz w:val="28"/>
-          <w:szCs w:val="28"/>
-        </w:rPr>
-        <w:t>"</w:t>
-      </w:r>
-      <w:proofErr w:type="gramStart"/>
-      <w:r>
-        <w:rPr>
-          <w:rFonts w:ascii="Segoe UI Emoji" w:hAnsi="Segoe UI Emoji" w:cs="Segoe UI Emoji"/>
-          <w:sz w:val="28"/>
-          <w:szCs w:val="28"/>
-        </w:rPr>
-        <w:t>` :</w:t>
-      </w:r>
-      <w:proofErr w:type="gramEnd"/>
-      <w:r>
-        <w:rPr>
-          <w:rFonts w:ascii="Segoe UI Emoji" w:hAnsi="Segoe UI Emoji" w:cs="Segoe UI Emoji"/>
-          <w:sz w:val="28"/>
-          <w:szCs w:val="28"/>
-        </w:rPr>
-        <w:t xml:space="preserve"> Packages that are only needed for local development and testing.</w:t>
-      </w:r>
-    </w:p>
-    <w:p>
-      <w:pPr>
-        <w:rPr>
-          <w:rFonts w:ascii="Segoe UI Emoji" w:hAnsi="Segoe UI Emoji" w:cs="Segoe UI Emoji"/>
-          <w:sz w:val="28"/>
-          <w:szCs w:val="28"/>
-        </w:rPr>
-      </w:pPr>
-    </w:p>
-    <w:p>
-      <w:pPr>
-        <w:rPr>
-          <w:rFonts w:ascii="Segoe UI Emoji" w:hAnsi="Segoe UI Emoji" w:cs="Segoe UI Emoji"/>
-          <w:sz w:val="28"/>
-          <w:szCs w:val="28"/>
-        </w:rPr>
-      </w:pPr>
-      <w:r>
-        <w:rPr>
-          <w:rFonts w:ascii="Segoe UI Emoji" w:hAnsi="Segoe UI Emoji" w:cs="Segoe UI Emoji"/>
-          <w:sz w:val="28"/>
-          <w:szCs w:val="28"/>
-        </w:rPr>
-        <w:t>## Q: What is Tree Shaking? in Parcel?</w:t>
-      </w:r>
-    </w:p>
-    <w:p>
-      <w:pPr>
-        <w:rPr>
-          <w:rFonts w:ascii="Segoe UI Emoji" w:hAnsi="Segoe UI Emoji" w:cs="Segoe UI Emoji"/>
-          <w:sz w:val="28"/>
-          <w:szCs w:val="28"/>
-        </w:rPr>
-      </w:pPr>
-    </w:p>
-    <w:p>
-      <w:pPr>
-        <w:rPr>
-          <w:rFonts w:ascii="Segoe UI Emoji" w:hAnsi="Segoe UI Emoji" w:cs="Segoe UI Emoji"/>
-          <w:sz w:val="28"/>
-          <w:szCs w:val="28"/>
-        </w:rPr>
-      </w:pPr>
-      <w:r>
-        <w:rPr>
-          <w:rFonts w:ascii="Segoe UI Emoji" w:hAnsi="Segoe UI Emoji" w:cs="Segoe UI Emoji"/>
-          <w:sz w:val="28"/>
-          <w:szCs w:val="28"/>
-        </w:rPr>
-        <w:t xml:space="preserve">A: `Tree shaking`, also known as `dead code elimination`, is the practice of `removing unused code in your production build`. It's important to ship as little code to your </w:t>
-      </w:r>
-      <w:r>
-        <w:rPr>
-          <w:rFonts w:ascii="Segoe UI Emoji" w:hAnsi="Segoe UI Emoji" w:cs="Segoe UI Emoji"/>
-          <w:sz w:val="28"/>
-          <w:szCs w:val="28"/>
-        </w:rPr>
-        <w:lastRenderedPageBreak/>
-        <w:t xml:space="preserve">end-users as possible. By statically </w:t>
-      </w:r>
-      <w:proofErr w:type="spellStart"/>
-      <w:r>
-        <w:rPr>
-          <w:rFonts w:ascii="Segoe UI Emoji" w:hAnsi="Segoe UI Emoji" w:cs="Segoe UI Emoji"/>
-          <w:sz w:val="28"/>
-          <w:szCs w:val="28"/>
-        </w:rPr>
-        <w:t>analyzing</w:t>
-      </w:r>
-      <w:proofErr w:type="spellEnd"/>
-      <w:r>
-        <w:rPr>
-          <w:rFonts w:ascii="Segoe UI Emoji" w:hAnsi="Segoe UI Emoji" w:cs="Segoe UI Emoji"/>
-          <w:sz w:val="28"/>
-          <w:szCs w:val="28"/>
-        </w:rPr>
-        <w:t xml:space="preserve"> our source code, we can determine what's not being used and exclude it from our final bundle.</w:t>
-      </w:r>
-    </w:p>
-    <w:p>
-      <w:pPr>
-        <w:rPr>
-          <w:rFonts w:ascii="Segoe UI Emoji" w:hAnsi="Segoe UI Emoji" w:cs="Segoe UI Emoji"/>
-          <w:sz w:val="28"/>
-          <w:szCs w:val="28"/>
-        </w:rPr>
-      </w:pPr>
-    </w:p>
-    <w:p>
-      <w:pPr>
-        <w:rPr>
-          <w:rFonts w:ascii="Segoe UI Emoji" w:hAnsi="Segoe UI Emoji" w:cs="Segoe UI Emoji"/>
-          <w:sz w:val="28"/>
-          <w:szCs w:val="28"/>
-        </w:rPr>
-      </w:pPr>
-      <w:r>
-        <w:rPr>
-          <w:rFonts w:ascii="Segoe UI Emoji" w:hAnsi="Segoe UI Emoji" w:cs="Segoe UI Emoji"/>
-          <w:sz w:val="28"/>
-          <w:szCs w:val="28"/>
-        </w:rPr>
-        <w:t>## Q: What is Hot Module Replacement?</w:t>
-      </w:r>
-    </w:p>
-    <w:p>
-      <w:pPr>
-        <w:rPr>
-          <w:rFonts w:ascii="Segoe UI Emoji" w:hAnsi="Segoe UI Emoji" w:cs="Segoe UI Emoji"/>
-          <w:sz w:val="28"/>
-          <w:szCs w:val="28"/>
-        </w:rPr>
-      </w:pPr>
-    </w:p>
-    <w:p>
-      <w:pPr>
-        <w:rPr>
-          <w:rFonts w:ascii="Segoe UI Emoji" w:hAnsi="Segoe UI Emoji" w:cs="Segoe UI Emoji"/>
-          <w:sz w:val="28"/>
-          <w:szCs w:val="28"/>
-        </w:rPr>
-      </w:pPr>
-      <w:r>
-        <w:rPr>
-          <w:rFonts w:ascii="Segoe UI Emoji" w:hAnsi="Segoe UI Emoji" w:cs="Segoe UI Emoji"/>
-          <w:sz w:val="28"/>
-          <w:szCs w:val="28"/>
-        </w:rPr>
-        <w:t>A: `Hot Module Replacement (HMR)` exchanges, adds, or removes modules while an application is running, without a full reload. This can significantly speed up development in a few ways: Retain application state which is lost during a full reload. Save valuable development time by only updating what's changed.</w:t>
-      </w:r>
-    </w:p>
-    <w:p>
-      <w:pPr>
-        <w:rPr>
-          <w:rFonts w:ascii="Segoe UI Emoji" w:hAnsi="Segoe UI Emoji" w:cs="Segoe UI Emoji"/>
-          <w:sz w:val="28"/>
-          <w:szCs w:val="28"/>
-        </w:rPr>
-      </w:pPr>
-    </w:p>
-    <w:p>
-      <w:pPr>
-        <w:rPr>
-          <w:rFonts w:ascii="Segoe UI Emoji" w:hAnsi="Segoe UI Emoji" w:cs="Segoe UI Emoji"/>
-          <w:sz w:val="28"/>
-          <w:szCs w:val="28"/>
-        </w:rPr>
-      </w:pPr>
-      <w:r>
-        <w:rPr>
-          <w:rFonts w:ascii="Segoe UI Emoji" w:hAnsi="Segoe UI Emoji" w:cs="Segoe UI Emoji"/>
-          <w:sz w:val="28"/>
-          <w:szCs w:val="28"/>
-        </w:rPr>
-        <w:t>## Q: List down your favourite 5 superpowers of Parcel and describe any 3 of them in your own words.</w:t>
-      </w:r>
-    </w:p>
-    <w:p>
-      <w:pPr>
-        <w:rPr>
-          <w:rFonts w:ascii="Segoe UI Emoji" w:hAnsi="Segoe UI Emoji" w:cs="Segoe UI Emoji"/>
-          <w:sz w:val="28"/>
-          <w:szCs w:val="28"/>
-        </w:rPr>
-      </w:pPr>
-    </w:p>
-    <w:p>
-      <w:pPr>
-        <w:rPr>
-          <w:rFonts w:ascii="Segoe UI Emoji" w:hAnsi="Segoe UI Emoji" w:cs="Segoe UI Emoji"/>
-          <w:sz w:val="28"/>
-          <w:szCs w:val="28"/>
-        </w:rPr>
-      </w:pPr>
-      <w:r>
-        <w:rPr>
-          <w:rFonts w:ascii="Segoe UI Emoji" w:hAnsi="Segoe UI Emoji" w:cs="Segoe UI Emoji"/>
-          <w:sz w:val="28"/>
-          <w:szCs w:val="28"/>
-        </w:rPr>
-        <w:t>### Parcel features:</w:t>
-      </w:r>
-    </w:p>
-    <w:p>
-      <w:pPr>
-        <w:rPr>
-          <w:rFonts w:ascii="Segoe UI Emoji" w:hAnsi="Segoe UI Emoji" w:cs="Segoe UI Emoji"/>
-          <w:sz w:val="28"/>
-          <w:szCs w:val="28"/>
-        </w:rPr>
-      </w:pPr>
-    </w:p>
-    <w:p>
-      <w:pPr>
-        <w:rPr>
-          <w:rFonts w:ascii="Segoe UI Emoji" w:hAnsi="Segoe UI Emoji" w:cs="Segoe UI Emoji"/>
-          <w:sz w:val="28"/>
-          <w:szCs w:val="28"/>
-        </w:rPr>
-      </w:pPr>
-      <w:r>
-        <w:rPr>
-          <w:rFonts w:ascii="Segoe UI Emoji" w:hAnsi="Segoe UI Emoji" w:cs="Segoe UI Emoji"/>
-          <w:sz w:val="28"/>
-          <w:szCs w:val="28"/>
-        </w:rPr>
-        <w:t>- Dev Build - parcel provides us develop build</w:t>
-      </w:r>
-    </w:p>
-    <w:p>
-      <w:pPr>
-        <w:rPr>
-          <w:rFonts w:ascii="Segoe UI Emoji" w:hAnsi="Segoe UI Emoji" w:cs="Segoe UI Emoji"/>
-          <w:sz w:val="28"/>
-          <w:szCs w:val="28"/>
-        </w:rPr>
-      </w:pPr>
-      <w:r>
-        <w:rPr>
-          <w:rFonts w:ascii="Segoe UI Emoji" w:hAnsi="Segoe UI Emoji" w:cs="Segoe UI Emoji"/>
-          <w:sz w:val="28"/>
-          <w:szCs w:val="28"/>
-        </w:rPr>
-        <w:t>- Local Server - parcel also provides us a local server, which can be used to see live changes in our application.</w:t>
-      </w:r>
-    </w:p>
-    <w:p>
-      <w:pPr>
-        <w:rPr>
-          <w:rFonts w:ascii="Segoe UI Emoji" w:hAnsi="Segoe UI Emoji" w:cs="Segoe UI Emoji"/>
-          <w:sz w:val="28"/>
-          <w:szCs w:val="28"/>
-        </w:rPr>
-      </w:pPr>
-      <w:r>
-        <w:rPr>
-          <w:rFonts w:ascii="Segoe UI Emoji" w:hAnsi="Segoe UI Emoji" w:cs="Segoe UI Emoji"/>
-          <w:sz w:val="28"/>
-          <w:szCs w:val="28"/>
-        </w:rPr>
-        <w:t>- HMR = Hot Module Replacement - exchanges, adds, or removes modules while an application is running, without a full reload</w:t>
-      </w:r>
-    </w:p>
-    <w:p>
-      <w:pPr>
-        <w:rPr>
-          <w:rFonts w:ascii="Segoe UI Emoji" w:hAnsi="Segoe UI Emoji" w:cs="Segoe UI Emoji"/>
-          <w:sz w:val="28"/>
-          <w:szCs w:val="28"/>
-        </w:rPr>
-      </w:pPr>
-    </w:p>
-    <w:p>
-      <w:pPr>
-        <w:rPr>
-          <w:rFonts w:ascii="Segoe UI Emoji" w:hAnsi="Segoe UI Emoji" w:cs="Segoe UI Emoji"/>
-          <w:sz w:val="28"/>
-          <w:szCs w:val="28"/>
-        </w:rPr>
-      </w:pPr>
-      <w:r>
-        <w:rPr>
-          <w:rFonts w:ascii="Segoe UI Emoji" w:hAnsi="Segoe UI Emoji" w:cs="Segoe UI Emoji"/>
-          <w:sz w:val="28"/>
-          <w:szCs w:val="28"/>
-        </w:rPr>
-        <w:t>and some of more cool features of Parcel are:</w:t>
-      </w:r>
-    </w:p>
-    <w:p>
-      <w:pPr>
-        <w:rPr>
-          <w:rFonts w:ascii="Segoe UI Emoji" w:hAnsi="Segoe UI Emoji" w:cs="Segoe UI Emoji"/>
-          <w:sz w:val="28"/>
-          <w:szCs w:val="28"/>
-        </w:rPr>
-      </w:pPr>
-    </w:p>
-    <w:p>
-      <w:pPr>
-        <w:rPr>
-          <w:rFonts w:ascii="Segoe UI Emoji" w:hAnsi="Segoe UI Emoji" w:cs="Segoe UI Emoji"/>
-          <w:sz w:val="28"/>
-          <w:szCs w:val="28"/>
-        </w:rPr>
-      </w:pPr>
-      <w:r>
-        <w:rPr>
-          <w:rFonts w:ascii="Segoe UI Emoji" w:hAnsi="Segoe UI Emoji" w:cs="Segoe UI Emoji"/>
-          <w:sz w:val="28"/>
-          <w:szCs w:val="28"/>
-        </w:rPr>
-        <w:t>- File Watching Algorithm - written in C++</w:t>
-      </w:r>
-    </w:p>
-    <w:p>
-      <w:pPr>
-        <w:rPr>
-          <w:rFonts w:ascii="Segoe UI Emoji" w:hAnsi="Segoe UI Emoji" w:cs="Segoe UI Emoji"/>
-          <w:sz w:val="28"/>
-          <w:szCs w:val="28"/>
-        </w:rPr>
-      </w:pPr>
-      <w:r>
-        <w:rPr>
-          <w:rFonts w:ascii="Segoe UI Emoji" w:hAnsi="Segoe UI Emoji" w:cs="Segoe UI Emoji"/>
-          <w:sz w:val="28"/>
-          <w:szCs w:val="28"/>
-        </w:rPr>
-        <w:t>- Caching - Faster Builds</w:t>
-      </w:r>
-    </w:p>
-    <w:p>
-      <w:pPr>
-        <w:rPr>
-          <w:rFonts w:ascii="Segoe UI Emoji" w:hAnsi="Segoe UI Emoji" w:cs="Segoe UI Emoji"/>
-          <w:sz w:val="28"/>
-          <w:szCs w:val="28"/>
-        </w:rPr>
-      </w:pPr>
-      <w:r>
-        <w:rPr>
-          <w:rFonts w:ascii="Segoe UI Emoji" w:hAnsi="Segoe UI Emoji" w:cs="Segoe UI Emoji"/>
-          <w:sz w:val="28"/>
-          <w:szCs w:val="28"/>
-        </w:rPr>
-        <w:t>- Image Optimization</w:t>
-      </w:r>
-    </w:p>
-    <w:p>
-      <w:pPr>
-        <w:rPr>
-          <w:rFonts w:ascii="Segoe UI Emoji" w:hAnsi="Segoe UI Emoji" w:cs="Segoe UI Emoji"/>
-          <w:sz w:val="28"/>
-          <w:szCs w:val="28"/>
-        </w:rPr>
-      </w:pPr>
-      <w:r>
-        <w:rPr>
-          <w:rFonts w:ascii="Segoe UI Emoji" w:hAnsi="Segoe UI Emoji" w:cs="Segoe UI Emoji"/>
-          <w:sz w:val="28"/>
-          <w:szCs w:val="28"/>
-        </w:rPr>
-        <w:t>- Minification</w:t>
-      </w:r>
-    </w:p>
-    <w:p>
-      <w:pPr>
-        <w:rPr>
-          <w:rFonts w:ascii="Segoe UI Emoji" w:hAnsi="Segoe UI Emoji" w:cs="Segoe UI Emoji"/>
-          <w:sz w:val="28"/>
-          <w:szCs w:val="28"/>
-        </w:rPr>
-      </w:pPr>
-      <w:r>
-        <w:rPr>
-          <w:rFonts w:ascii="Segoe UI Emoji" w:hAnsi="Segoe UI Emoji" w:cs="Segoe UI Emoji"/>
-          <w:sz w:val="28"/>
-          <w:szCs w:val="28"/>
-        </w:rPr>
-        <w:t>- Bundling</w:t>
-      </w:r>
-    </w:p>
-    <w:p>
-      <w:pPr>
-        <w:rPr>
-          <w:rFonts w:ascii="Segoe UI Emoji" w:hAnsi="Segoe UI Emoji" w:cs="Segoe UI Emoji"/>
-          <w:sz w:val="28"/>
-          <w:szCs w:val="28"/>
-        </w:rPr>
-      </w:pPr>
-      <w:r>
-        <w:rPr>
-          <w:rFonts w:ascii="Segoe UI Emoji" w:hAnsi="Segoe UI Emoji" w:cs="Segoe UI Emoji"/>
-          <w:sz w:val="28"/>
-          <w:szCs w:val="28"/>
-        </w:rPr>
-        <w:t>- Compress</w:t>
-      </w:r>
-    </w:p>
-    <w:p>
-      <w:pPr>
-        <w:rPr>
-          <w:rFonts w:ascii="Segoe UI Emoji" w:hAnsi="Segoe UI Emoji" w:cs="Segoe UI Emoji"/>
-          <w:sz w:val="28"/>
-          <w:szCs w:val="28"/>
-        </w:rPr>
-      </w:pPr>
-      <w:r>
-        <w:rPr>
-          <w:rFonts w:ascii="Segoe UI Emoji" w:hAnsi="Segoe UI Emoji" w:cs="Segoe UI Emoji"/>
-          <w:sz w:val="28"/>
-          <w:szCs w:val="28"/>
-        </w:rPr>
-        <w:lastRenderedPageBreak/>
-        <w:t>- Consistent Hashing</w:t>
-      </w:r>
-    </w:p>
-    <w:p>
-      <w:pPr>
-        <w:rPr>
-          <w:rFonts w:ascii="Segoe UI Emoji" w:hAnsi="Segoe UI Emoji" w:cs="Segoe UI Emoji"/>
-          <w:sz w:val="28"/>
-          <w:szCs w:val="28"/>
-        </w:rPr>
-      </w:pPr>
-      <w:r>
-        <w:rPr>
-          <w:rFonts w:ascii="Segoe UI Emoji" w:hAnsi="Segoe UI Emoji" w:cs="Segoe UI Emoji"/>
-          <w:sz w:val="28"/>
-          <w:szCs w:val="28"/>
-        </w:rPr>
-        <w:t>- Code Splitting</w:t>
-      </w:r>
-    </w:p>
-    <w:p>
-      <w:pPr>
-        <w:rPr>
-          <w:rFonts w:ascii="Segoe UI Emoji" w:hAnsi="Segoe UI Emoji" w:cs="Segoe UI Emoji"/>
-          <w:sz w:val="28"/>
-          <w:szCs w:val="28"/>
-        </w:rPr>
-      </w:pPr>
-      <w:r>
-        <w:rPr>
-          <w:rFonts w:ascii="Segoe UI Emoji" w:hAnsi="Segoe UI Emoji" w:cs="Segoe UI Emoji"/>
-          <w:sz w:val="28"/>
-          <w:szCs w:val="28"/>
-        </w:rPr>
-        <w:t>- Differential Bundling - support older browsers</w:t>
-      </w:r>
-    </w:p>
-    <w:p>
-      <w:pPr>
-        <w:rPr>
-          <w:rFonts w:ascii="Segoe UI Emoji" w:hAnsi="Segoe UI Emoji" w:cs="Segoe UI Emoji"/>
-          <w:sz w:val="28"/>
-          <w:szCs w:val="28"/>
-        </w:rPr>
-      </w:pPr>
-      <w:r>
-        <w:rPr>
-          <w:rFonts w:ascii="Segoe UI Emoji" w:hAnsi="Segoe UI Emoji" w:cs="Segoe UI Emoji"/>
-          <w:sz w:val="28"/>
-          <w:szCs w:val="28"/>
-        </w:rPr>
-        <w:t>- Diagnostic</w:t>
-      </w:r>
-    </w:p>
-    <w:p>
-      <w:pPr>
-        <w:rPr>
-          <w:rFonts w:ascii="Segoe UI Emoji" w:hAnsi="Segoe UI Emoji" w:cs="Segoe UI Emoji"/>
-          <w:sz w:val="28"/>
-          <w:szCs w:val="28"/>
-        </w:rPr>
-      </w:pPr>
-      <w:r>
-        <w:rPr>
-          <w:rFonts w:ascii="Segoe UI Emoji" w:hAnsi="Segoe UI Emoji" w:cs="Segoe UI Emoji"/>
-          <w:sz w:val="28"/>
-          <w:szCs w:val="28"/>
-        </w:rPr>
-        <w:t>- Error Handling</w:t>
-      </w:r>
-    </w:p>
-    <w:p>
-      <w:pPr>
-        <w:rPr>
-          <w:rFonts w:ascii="Segoe UI Emoji" w:hAnsi="Segoe UI Emoji" w:cs="Segoe UI Emoji"/>
-          <w:sz w:val="28"/>
-          <w:szCs w:val="28"/>
-        </w:rPr>
-      </w:pPr>
-      <w:r>
-        <w:rPr>
-          <w:rFonts w:ascii="Segoe UI Emoji" w:hAnsi="Segoe UI Emoji" w:cs="Segoe UI Emoji"/>
-          <w:sz w:val="28"/>
-          <w:szCs w:val="28"/>
-        </w:rPr>
-        <w:t>- HTTPs</w:t>
-      </w:r>
-    </w:p>
-    <w:p>
-      <w:pPr>
-        <w:rPr>
-          <w:rFonts w:ascii="Segoe UI Emoji" w:hAnsi="Segoe UI Emoji" w:cs="Segoe UI Emoji"/>
-          <w:sz w:val="28"/>
-          <w:szCs w:val="28"/>
-        </w:rPr>
-      </w:pPr>
-      <w:r>
-        <w:rPr>
-          <w:rFonts w:ascii="Segoe UI Emoji" w:hAnsi="Segoe UI Emoji" w:cs="Segoe UI Emoji"/>
-          <w:sz w:val="28"/>
-          <w:szCs w:val="28"/>
-        </w:rPr>
-        <w:t>- Tree Shaking - remove unused code</w:t>
-      </w:r>
-    </w:p>
-    <w:p>
-      <w:pPr>
-        <w:rPr>
-          <w:rFonts w:ascii="Segoe UI Emoji" w:hAnsi="Segoe UI Emoji" w:cs="Segoe UI Emoji"/>
-          <w:sz w:val="28"/>
-          <w:szCs w:val="28"/>
-        </w:rPr>
-      </w:pPr>
-      <w:r>
-        <w:rPr>
-          <w:rFonts w:ascii="Segoe UI Emoji" w:hAnsi="Segoe UI Emoji" w:cs="Segoe UI Emoji"/>
-          <w:sz w:val="28"/>
-          <w:szCs w:val="28"/>
-        </w:rPr>
-        <w:t>- Different Build for dev and prod bundles</w:t>
-      </w:r>
-    </w:p>
-    <w:p>
-      <w:pPr>
-        <w:rPr>
-          <w:rFonts w:ascii="Segoe UI Emoji" w:hAnsi="Segoe UI Emoji" w:cs="Segoe UI Emoji"/>
-          <w:sz w:val="28"/>
-          <w:szCs w:val="28"/>
-        </w:rPr>
-      </w:pPr>
-    </w:p>
-    <w:p>
-      <w:pPr>
-        <w:rPr>
-          <w:rFonts w:ascii="Segoe UI Emoji" w:hAnsi="Segoe UI Emoji" w:cs="Segoe UI Emoji"/>
-          <w:sz w:val="28"/>
-          <w:szCs w:val="28"/>
-        </w:rPr>
-      </w:pPr>
-      <w:r>
-        <w:rPr>
-          <w:rFonts w:ascii="Segoe UI Emoji" w:hAnsi="Segoe UI Emoji" w:cs="Segoe UI Emoji"/>
-          <w:sz w:val="28"/>
-          <w:szCs w:val="28"/>
-        </w:rPr>
-        <w:t xml:space="preserve">## Q: What is </w:t>
-      </w:r>
-      <w:proofErr w:type="gramStart"/>
-      <w:r>
-        <w:rPr>
-          <w:rFonts w:ascii="Segoe UI Emoji" w:hAnsi="Segoe UI Emoji" w:cs="Segoe UI Emoji"/>
-          <w:sz w:val="28"/>
-          <w:szCs w:val="28"/>
-        </w:rPr>
-        <w:t>`.</w:t>
-      </w:r>
-      <w:proofErr w:type="spellStart"/>
-      <w:r>
-        <w:rPr>
-          <w:rFonts w:ascii="Segoe UI Emoji" w:hAnsi="Segoe UI Emoji" w:cs="Segoe UI Emoji"/>
-          <w:sz w:val="28"/>
-          <w:szCs w:val="28"/>
-        </w:rPr>
-        <w:t>gitignore</w:t>
-      </w:r>
-      <w:proofErr w:type="spellEnd"/>
-      <w:proofErr w:type="gramEnd"/>
-      <w:r>
-        <w:rPr>
-          <w:rFonts w:ascii="Segoe UI Emoji" w:hAnsi="Segoe UI Emoji" w:cs="Segoe UI Emoji"/>
-          <w:sz w:val="28"/>
-          <w:szCs w:val="28"/>
-        </w:rPr>
-        <w:t>`? What should we add and not add into it?</w:t>
-      </w:r>
-    </w:p>
-    <w:p>
-      <w:pPr>
-        <w:rPr>
-          <w:rFonts w:ascii="Segoe UI Emoji" w:hAnsi="Segoe UI Emoji" w:cs="Segoe UI Emoji"/>
-          <w:sz w:val="28"/>
-          <w:szCs w:val="28"/>
-        </w:rPr>
-      </w:pPr>
-    </w:p>
-    <w:p>
-      <w:pPr>
-        <w:rPr>
-          <w:rFonts w:ascii="Segoe UI Emoji" w:hAnsi="Segoe UI Emoji" w:cs="Segoe UI Emoji"/>
-          <w:sz w:val="28"/>
-          <w:szCs w:val="28"/>
-        </w:rPr>
-      </w:pPr>
-      <w:r>
-        <w:rPr>
-          <w:rFonts w:ascii="Segoe UI Emoji" w:hAnsi="Segoe UI Emoji" w:cs="Segoe UI Emoji"/>
-          <w:sz w:val="28"/>
-          <w:szCs w:val="28"/>
-        </w:rPr>
-        <w:t xml:space="preserve">A: </w:t>
-      </w:r>
-      <w:proofErr w:type="spellStart"/>
-      <w:r>
-        <w:rPr>
-          <w:rFonts w:ascii="Segoe UI Emoji" w:hAnsi="Segoe UI Emoji" w:cs="Segoe UI Emoji"/>
-          <w:sz w:val="28"/>
-          <w:szCs w:val="28"/>
-        </w:rPr>
-        <w:t>gitignore</w:t>
-      </w:r>
-      <w:proofErr w:type="spellEnd"/>
-      <w:r>
-        <w:rPr>
-          <w:rFonts w:ascii="Segoe UI Emoji" w:hAnsi="Segoe UI Emoji" w:cs="Segoe UI Emoji"/>
-          <w:sz w:val="28"/>
-          <w:szCs w:val="28"/>
-        </w:rPr>
-        <w:t xml:space="preserve"> file tells Git which files to ignore when committing your project to the GitHub repository. </w:t>
-      </w:r>
-      <w:proofErr w:type="spellStart"/>
-      <w:r>
-        <w:rPr>
-          <w:rFonts w:ascii="Segoe UI Emoji" w:hAnsi="Segoe UI Emoji" w:cs="Segoe UI Emoji"/>
-          <w:sz w:val="28"/>
-          <w:szCs w:val="28"/>
-        </w:rPr>
-        <w:t>gitignore</w:t>
-      </w:r>
-      <w:proofErr w:type="spellEnd"/>
-      <w:r>
-        <w:rPr>
-          <w:rFonts w:ascii="Segoe UI Emoji" w:hAnsi="Segoe UI Emoji" w:cs="Segoe UI Emoji"/>
-          <w:sz w:val="28"/>
-          <w:szCs w:val="28"/>
-        </w:rPr>
-        <w:t xml:space="preserve"> is located in the root directory of your repo. / </w:t>
-      </w:r>
-      <w:proofErr w:type="gramStart"/>
-      <w:r>
-        <w:rPr>
-          <w:rFonts w:ascii="Segoe UI Emoji" w:hAnsi="Segoe UI Emoji" w:cs="Segoe UI Emoji"/>
-          <w:sz w:val="28"/>
-          <w:szCs w:val="28"/>
-        </w:rPr>
-        <w:t>will</w:t>
-      </w:r>
-      <w:proofErr w:type="gramEnd"/>
-      <w:r>
-        <w:rPr>
-          <w:rFonts w:ascii="Segoe UI Emoji" w:hAnsi="Segoe UI Emoji" w:cs="Segoe UI Emoji"/>
-          <w:sz w:val="28"/>
-          <w:szCs w:val="28"/>
-        </w:rPr>
-        <w:t xml:space="preserve"> ignore directories with the name.</w:t>
-      </w:r>
-    </w:p>
-    <w:p>
-      <w:pPr>
-        <w:rPr>
-          <w:rFonts w:ascii="Segoe UI Emoji" w:hAnsi="Segoe UI Emoji" w:cs="Segoe UI Emoji"/>
-          <w:sz w:val="28"/>
-          <w:szCs w:val="28"/>
-        </w:rPr>
-      </w:pPr>
-    </w:p>
-    <w:p>
-      <w:pPr>
-        <w:rPr>
-          <w:rFonts w:ascii="Segoe UI Emoji" w:hAnsi="Segoe UI Emoji" w:cs="Segoe UI Emoji"/>
-          <w:sz w:val="28"/>
-          <w:szCs w:val="28"/>
-        </w:rPr>
-      </w:pPr>
-      <w:r>
-        <w:rPr>
-          <w:rFonts w:ascii="Segoe UI Emoji" w:hAnsi="Segoe UI Emoji" w:cs="Segoe UI Emoji"/>
-          <w:sz w:val="28"/>
-          <w:szCs w:val="28"/>
-        </w:rPr>
-        <w:t xml:space="preserve">In our code we shouldn't add the files, which we can re-generate in future </w:t>
-      </w:r>
-      <w:proofErr w:type="spellStart"/>
-      <w:r>
-        <w:rPr>
-          <w:rFonts w:ascii="Segoe UI Emoji" w:hAnsi="Segoe UI Emoji" w:cs="Segoe UI Emoji"/>
-          <w:sz w:val="28"/>
-          <w:szCs w:val="28"/>
-        </w:rPr>
-        <w:t>e.g</w:t>
-      </w:r>
-      <w:proofErr w:type="spellEnd"/>
-      <w:r>
-        <w:rPr>
-          <w:rFonts w:ascii="Segoe UI Emoji" w:hAnsi="Segoe UI Emoji" w:cs="Segoe UI Emoji"/>
-          <w:sz w:val="28"/>
-          <w:szCs w:val="28"/>
-        </w:rPr>
-        <w:t>, `</w:t>
-      </w:r>
-      <w:proofErr w:type="spellStart"/>
-      <w:r>
-        <w:rPr>
-          <w:rFonts w:ascii="Segoe UI Emoji" w:hAnsi="Segoe UI Emoji" w:cs="Segoe UI Emoji"/>
-          <w:sz w:val="28"/>
-          <w:szCs w:val="28"/>
-        </w:rPr>
-        <w:t>node_modules</w:t>
-      </w:r>
-      <w:proofErr w:type="spellEnd"/>
-      <w:r>
-        <w:rPr>
-          <w:rFonts w:ascii="Segoe UI Emoji" w:hAnsi="Segoe UI Emoji" w:cs="Segoe UI Emoji"/>
-          <w:sz w:val="28"/>
-          <w:szCs w:val="28"/>
-        </w:rPr>
-        <w:t>`, `</w:t>
-      </w:r>
-      <w:proofErr w:type="spellStart"/>
-      <w:r>
-        <w:rPr>
-          <w:rFonts w:ascii="Segoe UI Emoji" w:hAnsi="Segoe UI Emoji" w:cs="Segoe UI Emoji"/>
-          <w:sz w:val="28"/>
-          <w:szCs w:val="28"/>
-        </w:rPr>
-        <w:t>dist</w:t>
-      </w:r>
-      <w:proofErr w:type="spellEnd"/>
-      <w:r>
-        <w:rPr>
-          <w:rFonts w:ascii="Segoe UI Emoji" w:hAnsi="Segoe UI Emoji" w:cs="Segoe UI Emoji"/>
-          <w:sz w:val="28"/>
-          <w:szCs w:val="28"/>
-        </w:rPr>
-        <w:t>` etc.</w:t>
-      </w:r>
-    </w:p>
-    <w:p>
-      <w:pPr>
-        <w:rPr>
-          <w:rFonts w:ascii="Segoe UI Emoji" w:hAnsi="Segoe UI Emoji" w:cs="Segoe UI Emoji"/>
-          <w:sz w:val="28"/>
-          <w:szCs w:val="28"/>
-        </w:rPr>
-      </w:pPr>
-    </w:p>
-    <w:p>
-      <w:pPr>
-        <w:rPr>
-          <w:rFonts w:ascii="Segoe UI Emoji" w:hAnsi="Segoe UI Emoji" w:cs="Segoe UI Emoji"/>
-          <w:sz w:val="28"/>
-          <w:szCs w:val="28"/>
-        </w:rPr>
-      </w:pPr>
-      <w:r>
-        <w:rPr>
-          <w:rFonts w:ascii="Segoe UI Emoji" w:hAnsi="Segoe UI Emoji" w:cs="Segoe UI Emoji"/>
-          <w:sz w:val="28"/>
-          <w:szCs w:val="28"/>
-        </w:rPr>
-        <w:t>## Q: What is the difference between `</w:t>
-      </w:r>
-      <w:proofErr w:type="spellStart"/>
-      <w:proofErr w:type="gramStart"/>
-      <w:r>
-        <w:rPr>
-          <w:rFonts w:ascii="Segoe UI Emoji" w:hAnsi="Segoe UI Emoji" w:cs="Segoe UI Emoji"/>
-          <w:sz w:val="28"/>
-          <w:szCs w:val="28"/>
-        </w:rPr>
-        <w:t>package.json</w:t>
-      </w:r>
-      <w:proofErr w:type="spellEnd"/>
-      <w:proofErr w:type="gramEnd"/>
-      <w:r>
-        <w:rPr>
-          <w:rFonts w:ascii="Segoe UI Emoji" w:hAnsi="Segoe UI Emoji" w:cs="Segoe UI Emoji"/>
-          <w:sz w:val="28"/>
-          <w:szCs w:val="28"/>
-        </w:rPr>
-        <w:t>` and `package-</w:t>
-      </w:r>
-      <w:proofErr w:type="spellStart"/>
-      <w:r>
-        <w:rPr>
-          <w:rFonts w:ascii="Segoe UI Emoji" w:hAnsi="Segoe UI Emoji" w:cs="Segoe UI Emoji"/>
-          <w:sz w:val="28"/>
-          <w:szCs w:val="28"/>
-        </w:rPr>
-        <w:t>lock.json</w:t>
-      </w:r>
-      <w:proofErr w:type="spellEnd"/>
-      <w:r>
-        <w:rPr>
-          <w:rFonts w:ascii="Segoe UI Emoji" w:hAnsi="Segoe UI Emoji" w:cs="Segoe UI Emoji"/>
-          <w:sz w:val="28"/>
-          <w:szCs w:val="28"/>
-        </w:rPr>
-        <w:t>` files?</w:t>
-      </w:r>
-    </w:p>
-    <w:p>
-      <w:pPr>
-        <w:rPr>
-          <w:rFonts w:ascii="Segoe UI Emoji" w:hAnsi="Segoe UI Emoji" w:cs="Segoe UI Emoji"/>
-          <w:sz w:val="28"/>
-          <w:szCs w:val="28"/>
-        </w:rPr>
-      </w:pPr>
-    </w:p>
-    <w:p>
-      <w:pPr>
-        <w:rPr>
-          <w:rFonts w:ascii="Segoe UI Emoji" w:hAnsi="Segoe UI Emoji" w:cs="Segoe UI Emoji"/>
-          <w:sz w:val="28"/>
-          <w:szCs w:val="28"/>
-        </w:rPr>
-      </w:pPr>
-      <w:r>
-        <w:rPr>
-          <w:rFonts w:ascii="Segoe UI Emoji" w:hAnsi="Segoe UI Emoji" w:cs="Segoe UI Emoji"/>
-          <w:sz w:val="28"/>
-          <w:szCs w:val="28"/>
-        </w:rPr>
-        <w:t xml:space="preserve">A: Both of these files have the same format, and perform similar functions in the root of a project. The difference is that `package-lock. </w:t>
-      </w:r>
-      <w:proofErr w:type="spellStart"/>
-      <w:r>
-        <w:rPr>
-          <w:rFonts w:ascii="Segoe UI Emoji" w:hAnsi="Segoe UI Emoji" w:cs="Segoe UI Emoji"/>
-          <w:sz w:val="28"/>
-          <w:szCs w:val="28"/>
-        </w:rPr>
-        <w:t>json</w:t>
-      </w:r>
-      <w:proofErr w:type="spellEnd"/>
-      <w:r>
-        <w:rPr>
-          <w:rFonts w:ascii="Segoe UI Emoji" w:hAnsi="Segoe UI Emoji" w:cs="Segoe UI Emoji"/>
-          <w:sz w:val="28"/>
-          <w:szCs w:val="28"/>
-        </w:rPr>
-        <w:t>` cannot be published, and it will be ignored if found in any place other than the root project.</w:t>
-      </w:r>
-    </w:p>
-    <w:p>
-      <w:pPr>
-        <w:rPr>
-          <w:rFonts w:ascii="Segoe UI Emoji" w:hAnsi="Segoe UI Emoji" w:cs="Segoe UI Emoji"/>
-          <w:sz w:val="28"/>
-          <w:szCs w:val="28"/>
-        </w:rPr>
-      </w:pPr>
-    </w:p>
-    <w:p>
-      <w:pPr>
-        <w:rPr>
-          <w:rFonts w:ascii="Segoe UI Emoji" w:hAnsi="Segoe UI Emoji" w:cs="Segoe UI Emoji"/>
-          <w:sz w:val="28"/>
-          <w:szCs w:val="28"/>
-        </w:rPr>
-      </w:pPr>
-      <w:r>
-        <w:rPr>
-          <w:rFonts w:ascii="Segoe UI Emoji" w:hAnsi="Segoe UI Emoji" w:cs="Segoe UI Emoji"/>
-          <w:sz w:val="28"/>
-          <w:szCs w:val="28"/>
-        </w:rPr>
-        <w:t xml:space="preserve">The package. </w:t>
-      </w:r>
-      <w:proofErr w:type="spellStart"/>
-      <w:r>
-        <w:rPr>
-          <w:rFonts w:ascii="Segoe UI Emoji" w:hAnsi="Segoe UI Emoji" w:cs="Segoe UI Emoji"/>
-          <w:sz w:val="28"/>
-          <w:szCs w:val="28"/>
-        </w:rPr>
-        <w:t>json</w:t>
-      </w:r>
-      <w:proofErr w:type="spellEnd"/>
-      <w:r>
-        <w:rPr>
-          <w:rFonts w:ascii="Segoe UI Emoji" w:hAnsi="Segoe UI Emoji" w:cs="Segoe UI Emoji"/>
-          <w:sz w:val="28"/>
-          <w:szCs w:val="28"/>
-        </w:rPr>
-        <w:t xml:space="preserve"> is used for more than dependencies - like defining project properties, description, author &amp; license information, scripts, etc. The package-lock. </w:t>
-      </w:r>
-      <w:proofErr w:type="spellStart"/>
-      <w:r>
-        <w:rPr>
-          <w:rFonts w:ascii="Segoe UI Emoji" w:hAnsi="Segoe UI Emoji" w:cs="Segoe UI Emoji"/>
-          <w:sz w:val="28"/>
-          <w:szCs w:val="28"/>
-        </w:rPr>
-        <w:t>json</w:t>
-      </w:r>
-      <w:proofErr w:type="spellEnd"/>
-      <w:r>
-        <w:rPr>
-          <w:rFonts w:ascii="Segoe UI Emoji" w:hAnsi="Segoe UI Emoji" w:cs="Segoe UI Emoji"/>
-          <w:sz w:val="28"/>
-          <w:szCs w:val="28"/>
-        </w:rPr>
-        <w:t xml:space="preserve"> is solely used to lock dependencies to a specific version number.</w:t>
-      </w:r>
-    </w:p>
-    <w:p>
-      <w:pPr>
-        <w:rPr>
-          <w:rFonts w:ascii="Segoe UI Emoji" w:hAnsi="Segoe UI Emoji" w:cs="Segoe UI Emoji"/>
-          <w:sz w:val="28"/>
-          <w:szCs w:val="28"/>
-        </w:rPr>
-      </w:pPr>
-    </w:p>
-    <w:p>
-      <w:pPr>
-        <w:rPr>
-          <w:rFonts w:ascii="Segoe UI Emoji" w:hAnsi="Segoe UI Emoji" w:cs="Segoe UI Emoji"/>
-          <w:sz w:val="28"/>
-          <w:szCs w:val="28"/>
-        </w:rPr>
-      </w:pPr>
-      <w:r>
-        <w:rPr>
-          <w:rFonts w:ascii="Segoe UI Emoji" w:hAnsi="Segoe UI Emoji" w:cs="Segoe UI Emoji"/>
-          <w:sz w:val="28"/>
-          <w:szCs w:val="28"/>
-        </w:rPr>
-        <w:t>## Q: Why should I not modify `package-</w:t>
-      </w:r>
-      <w:proofErr w:type="spellStart"/>
-      <w:proofErr w:type="gramStart"/>
-      <w:r>
-        <w:rPr>
-          <w:rFonts w:ascii="Segoe UI Emoji" w:hAnsi="Segoe UI Emoji" w:cs="Segoe UI Emoji"/>
-          <w:sz w:val="28"/>
-          <w:szCs w:val="28"/>
-        </w:rPr>
-        <w:t>lock.json</w:t>
-      </w:r>
-      <w:proofErr w:type="spellEnd"/>
-      <w:proofErr w:type="gramEnd"/>
-      <w:r>
-        <w:rPr>
-          <w:rFonts w:ascii="Segoe UI Emoji" w:hAnsi="Segoe UI Emoji" w:cs="Segoe UI Emoji"/>
-          <w:sz w:val="28"/>
-          <w:szCs w:val="28"/>
-        </w:rPr>
-        <w:t>`?</w:t>
-      </w:r>
-    </w:p>
-    <w:p>
-      <w:pPr>
-        <w:rPr>
-          <w:rFonts w:ascii="Segoe UI Emoji" w:hAnsi="Segoe UI Emoji" w:cs="Segoe UI Emoji"/>
-          <w:sz w:val="28"/>
-          <w:szCs w:val="28"/>
-        </w:rPr>
-      </w:pPr>
-    </w:p>
-    <w:p>
-      <w:pPr>
-        <w:rPr>
-          <w:rFonts w:ascii="Segoe UI Emoji" w:hAnsi="Segoe UI Emoji" w:cs="Segoe UI Emoji"/>
-          <w:sz w:val="28"/>
-          <w:szCs w:val="28"/>
-        </w:rPr>
-      </w:pPr>
-      <w:r>
-        <w:rPr>
-          <w:rFonts w:ascii="Segoe UI Emoji" w:hAnsi="Segoe UI Emoji" w:cs="Segoe UI Emoji"/>
-          <w:sz w:val="28"/>
-          <w:szCs w:val="28"/>
-        </w:rPr>
-        <w:t>A: It is a generated file and is not designed to be manually edited. Its purpose is to track the entire tree of dependencies (including dependencies of dependencies) and the exact version of each dependency. You should commit `package-</w:t>
-      </w:r>
-      <w:proofErr w:type="spellStart"/>
-      <w:proofErr w:type="gramStart"/>
-      <w:r>
-        <w:rPr>
-          <w:rFonts w:ascii="Segoe UI Emoji" w:hAnsi="Segoe UI Emoji" w:cs="Segoe UI Emoji"/>
-          <w:sz w:val="28"/>
-          <w:szCs w:val="28"/>
-        </w:rPr>
-        <w:t>lock.json</w:t>
-      </w:r>
-      <w:proofErr w:type="spellEnd"/>
-      <w:proofErr w:type="gramEnd"/>
-      <w:r>
-        <w:rPr>
-          <w:rFonts w:ascii="Segoe UI Emoji" w:hAnsi="Segoe UI Emoji" w:cs="Segoe UI Emoji"/>
-          <w:sz w:val="28"/>
-          <w:szCs w:val="28"/>
-        </w:rPr>
-        <w:t>` to your code repository</w:t>
-      </w:r>
-    </w:p>
-    <w:p>
-      <w:pPr>
-        <w:rPr>
-          <w:rFonts w:ascii="Segoe UI Emoji" w:hAnsi="Segoe UI Emoji" w:cs="Segoe UI Emoji"/>
-          <w:sz w:val="28"/>
-          <w:szCs w:val="28"/>
-        </w:rPr>
-      </w:pPr>
-    </w:p>
-    <w:p>
-      <w:pPr>
-        <w:rPr>
-          <w:rFonts w:ascii="Segoe UI Emoji" w:hAnsi="Segoe UI Emoji" w:cs="Segoe UI Emoji"/>
-          <w:sz w:val="28"/>
-          <w:szCs w:val="28"/>
-        </w:rPr>
-      </w:pPr>
-      <w:r>
-        <w:rPr>
-          <w:rFonts w:ascii="Segoe UI Emoji" w:hAnsi="Segoe UI Emoji" w:cs="Segoe UI Emoji"/>
-          <w:sz w:val="28"/>
-          <w:szCs w:val="28"/>
-        </w:rPr>
-        <w:t>You should avoid updating the `</w:t>
-      </w:r>
-      <w:proofErr w:type="spellStart"/>
-      <w:proofErr w:type="gramStart"/>
-      <w:r>
-        <w:rPr>
-          <w:rFonts w:ascii="Segoe UI Emoji" w:hAnsi="Segoe UI Emoji" w:cs="Segoe UI Emoji"/>
-          <w:sz w:val="28"/>
-          <w:szCs w:val="28"/>
-        </w:rPr>
-        <w:t>package.json</w:t>
-      </w:r>
-      <w:proofErr w:type="spellEnd"/>
-      <w:proofErr w:type="gramEnd"/>
-      <w:r>
-        <w:rPr>
-          <w:rFonts w:ascii="Segoe UI Emoji" w:hAnsi="Segoe UI Emoji" w:cs="Segoe UI Emoji"/>
-          <w:sz w:val="28"/>
-          <w:szCs w:val="28"/>
-        </w:rPr>
-        <w:t>` manually since it could break the synchronization between `</w:t>
-      </w:r>
-      <w:proofErr w:type="spellStart"/>
-      <w:r>
-        <w:rPr>
-          <w:rFonts w:ascii="Segoe UI Emoji" w:hAnsi="Segoe UI Emoji" w:cs="Segoe UI Emoji"/>
-          <w:sz w:val="28"/>
-          <w:szCs w:val="28"/>
-        </w:rPr>
-        <w:t>package.json</w:t>
-      </w:r>
-      <w:proofErr w:type="spellEnd"/>
-      <w:r>
-        <w:rPr>
-          <w:rFonts w:ascii="Segoe UI Emoji" w:hAnsi="Segoe UI Emoji" w:cs="Segoe UI Emoji"/>
-          <w:sz w:val="28"/>
-          <w:szCs w:val="28"/>
-        </w:rPr>
-        <w:t xml:space="preserve">` and `package-lock. </w:t>
-      </w:r>
-      <w:proofErr w:type="spellStart"/>
-      <w:r>
-        <w:rPr>
-          <w:rFonts w:ascii="Segoe UI Emoji" w:hAnsi="Segoe UI Emoji" w:cs="Segoe UI Emoji"/>
-          <w:sz w:val="28"/>
-          <w:szCs w:val="28"/>
-        </w:rPr>
-        <w:t>json</w:t>
-      </w:r>
-      <w:proofErr w:type="spellEnd"/>
-      <w:r>
-        <w:rPr>
-          <w:rFonts w:ascii="Segoe UI Emoji" w:hAnsi="Segoe UI Emoji" w:cs="Segoe UI Emoji"/>
-          <w:sz w:val="28"/>
-          <w:szCs w:val="28"/>
-        </w:rPr>
-        <w:t>`.</w:t>
-      </w:r>
-    </w:p>
-    <w:p>
-      <w:pPr>
-        <w:rPr>
-          <w:rFonts w:ascii="Segoe UI Emoji" w:hAnsi="Segoe UI Emoji" w:cs="Segoe UI Emoji"/>
-          <w:sz w:val="28"/>
-          <w:szCs w:val="28"/>
-        </w:rPr>
-      </w:pPr>
-    </w:p>
-    <w:p>
-      <w:pPr>
-        <w:rPr>
-          <w:rFonts w:ascii="Segoe UI Emoji" w:hAnsi="Segoe UI Emoji" w:cs="Segoe UI Emoji"/>
-          <w:sz w:val="28"/>
-          <w:szCs w:val="28"/>
-        </w:rPr>
-      </w:pPr>
-      <w:r>
-        <w:rPr>
-          <w:rFonts w:ascii="Segoe UI Emoji" w:hAnsi="Segoe UI Emoji" w:cs="Segoe UI Emoji"/>
-          <w:sz w:val="28"/>
-          <w:szCs w:val="28"/>
-        </w:rPr>
-        <w:t>## Q: What is `</w:t>
-      </w:r>
-      <w:proofErr w:type="spellStart"/>
-      <w:r>
-        <w:rPr>
-          <w:rFonts w:ascii="Segoe UI Emoji" w:hAnsi="Segoe UI Emoji" w:cs="Segoe UI Emoji"/>
-          <w:sz w:val="28"/>
-          <w:szCs w:val="28"/>
-        </w:rPr>
-        <w:t>node_modules</w:t>
-      </w:r>
-      <w:proofErr w:type="spellEnd"/>
-      <w:r>
-        <w:rPr>
-          <w:rFonts w:ascii="Segoe UI Emoji" w:hAnsi="Segoe UI Emoji" w:cs="Segoe UI Emoji"/>
-          <w:sz w:val="28"/>
-          <w:szCs w:val="28"/>
-        </w:rPr>
-        <w:t>`? Is it a good idea to push that on git?</w:t>
-      </w:r>
-    </w:p>
-    <w:p>
-      <w:pPr>
-        <w:rPr>
-          <w:rFonts w:ascii="Segoe UI Emoji" w:hAnsi="Segoe UI Emoji" w:cs="Segoe UI Emoji"/>
-          <w:sz w:val="28"/>
-          <w:szCs w:val="28"/>
-        </w:rPr>
-      </w:pPr>
-    </w:p>
-    <w:p>
-      <w:pPr>
-        <w:rPr>
-          <w:rFonts w:ascii="Segoe UI Emoji" w:hAnsi="Segoe UI Emoji" w:cs="Segoe UI Emoji"/>
-          <w:sz w:val="28"/>
-          <w:szCs w:val="28"/>
-        </w:rPr>
-      </w:pPr>
-      <w:r>
-        <w:rPr>
-          <w:rFonts w:ascii="Segoe UI Emoji" w:hAnsi="Segoe UI Emoji" w:cs="Segoe UI Emoji"/>
-          <w:sz w:val="28"/>
-          <w:szCs w:val="28"/>
-        </w:rPr>
-        <w:t>A: The `</w:t>
-      </w:r>
-      <w:proofErr w:type="spellStart"/>
-      <w:r>
-        <w:rPr>
-          <w:rFonts w:ascii="Segoe UI Emoji" w:hAnsi="Segoe UI Emoji" w:cs="Segoe UI Emoji"/>
-          <w:sz w:val="28"/>
-          <w:szCs w:val="28"/>
-        </w:rPr>
-        <w:t>node_modules</w:t>
-      </w:r>
-      <w:proofErr w:type="spellEnd"/>
-      <w:r>
-        <w:rPr>
-          <w:rFonts w:ascii="Segoe UI Emoji" w:hAnsi="Segoe UI Emoji" w:cs="Segoe UI Emoji"/>
-          <w:sz w:val="28"/>
-          <w:szCs w:val="28"/>
-        </w:rPr>
-        <w:t xml:space="preserve">` folder contains generated code. This is not code you've written and you should never make any updates to the files inside Node modules because there's a pretty good </w:t>
-      </w:r>
-      <w:proofErr w:type="gramStart"/>
-      <w:r>
-        <w:rPr>
-          <w:rFonts w:ascii="Segoe UI Emoji" w:hAnsi="Segoe UI Emoji" w:cs="Segoe UI Emoji"/>
-          <w:sz w:val="28"/>
-          <w:szCs w:val="28"/>
-        </w:rPr>
-        <w:t>chance</w:t>
-      </w:r>
-      <w:proofErr w:type="gramEnd"/>
-      <w:r>
-        <w:rPr>
-          <w:rFonts w:ascii="Segoe UI Emoji" w:hAnsi="Segoe UI Emoji" w:cs="Segoe UI Emoji"/>
-          <w:sz w:val="28"/>
-          <w:szCs w:val="28"/>
-        </w:rPr>
-        <w:t xml:space="preserve"> they'll get overwritten next time you install some modules.</w:t>
-      </w:r>
-    </w:p>
-    <w:p>
-      <w:pPr>
-        <w:rPr>
-          <w:rFonts w:ascii="Segoe UI Emoji" w:hAnsi="Segoe UI Emoji" w:cs="Segoe UI Emoji"/>
-          <w:sz w:val="28"/>
-          <w:szCs w:val="28"/>
-        </w:rPr>
-      </w:pPr>
-    </w:p>
-    <w:p>
-      <w:pPr>
-        <w:rPr>
-          <w:rFonts w:ascii="Segoe UI Emoji" w:hAnsi="Segoe UI Emoji" w:cs="Segoe UI Emoji"/>
-          <w:sz w:val="28"/>
-          <w:szCs w:val="28"/>
-        </w:rPr>
-      </w:pPr>
-      <w:r>
-        <w:rPr>
-          <w:rFonts w:ascii="Segoe UI Emoji" w:hAnsi="Segoe UI Emoji" w:cs="Segoe UI Emoji"/>
-          <w:sz w:val="28"/>
-          <w:szCs w:val="28"/>
-        </w:rPr>
-        <w:t>It is better to not commit the `</w:t>
-      </w:r>
-      <w:proofErr w:type="spellStart"/>
-      <w:r>
-        <w:rPr>
-          <w:rFonts w:ascii="Segoe UI Emoji" w:hAnsi="Segoe UI Emoji" w:cs="Segoe UI Emoji"/>
-          <w:sz w:val="28"/>
-          <w:szCs w:val="28"/>
-        </w:rPr>
-        <w:t>node_modules</w:t>
-      </w:r>
-      <w:proofErr w:type="spellEnd"/>
-      <w:r>
-        <w:rPr>
-          <w:rFonts w:ascii="Segoe UI Emoji" w:hAnsi="Segoe UI Emoji" w:cs="Segoe UI Emoji"/>
-          <w:sz w:val="28"/>
-          <w:szCs w:val="28"/>
-        </w:rPr>
-        <w:t xml:space="preserve">` folder, and instead add it to your </w:t>
-      </w:r>
-      <w:proofErr w:type="gramStart"/>
-      <w:r>
-        <w:rPr>
-          <w:rFonts w:ascii="Segoe UI Emoji" w:hAnsi="Segoe UI Emoji" w:cs="Segoe UI Emoji"/>
-          <w:sz w:val="28"/>
-          <w:szCs w:val="28"/>
-        </w:rPr>
-        <w:t>`.</w:t>
-      </w:r>
-      <w:proofErr w:type="spellStart"/>
-      <w:r>
-        <w:rPr>
-          <w:rFonts w:ascii="Segoe UI Emoji" w:hAnsi="Segoe UI Emoji" w:cs="Segoe UI Emoji"/>
-          <w:sz w:val="28"/>
-          <w:szCs w:val="28"/>
-        </w:rPr>
-        <w:t>gitignore</w:t>
-      </w:r>
-      <w:proofErr w:type="spellEnd"/>
-      <w:proofErr w:type="gramEnd"/>
-      <w:r>
-        <w:rPr>
-          <w:rFonts w:ascii="Segoe UI Emoji" w:hAnsi="Segoe UI Emoji" w:cs="Segoe UI Emoji"/>
-          <w:sz w:val="28"/>
-          <w:szCs w:val="28"/>
-        </w:rPr>
-        <w:t>` file.</w:t>
-      </w:r>
-    </w:p>
-    <w:p>
-      <w:pPr>
-        <w:rPr>
-          <w:rFonts w:ascii="Segoe UI Emoji" w:hAnsi="Segoe UI Emoji" w:cs="Segoe UI Emoji"/>
-          <w:sz w:val="28"/>
-          <w:szCs w:val="28"/>
-        </w:rPr>
-      </w:pPr>
-    </w:p>
-    <w:p>
-      <w:pPr>
-        <w:rPr>
-          <w:rFonts w:ascii="Segoe UI Emoji" w:hAnsi="Segoe UI Emoji" w:cs="Segoe UI Emoji"/>
-          <w:sz w:val="28"/>
-          <w:szCs w:val="28"/>
-        </w:rPr>
-      </w:pPr>
-      <w:r>
-        <w:rPr>
-          <w:rFonts w:ascii="Segoe UI Emoji" w:hAnsi="Segoe UI Emoji" w:cs="Segoe UI Emoji"/>
-          <w:sz w:val="28"/>
-          <w:szCs w:val="28"/>
-        </w:rPr>
-        <w:t xml:space="preserve">Here are all the reasons why you shouldn't commit it: The </w:t>
-      </w:r>
-      <w:proofErr w:type="spellStart"/>
-      <w:r>
-        <w:rPr>
-          <w:rFonts w:ascii="Segoe UI Emoji" w:hAnsi="Segoe UI Emoji" w:cs="Segoe UI Emoji"/>
-          <w:sz w:val="28"/>
-          <w:szCs w:val="28"/>
-        </w:rPr>
-        <w:t>node_modules</w:t>
-      </w:r>
-      <w:proofErr w:type="spellEnd"/>
-      <w:r>
-        <w:rPr>
-          <w:rFonts w:ascii="Segoe UI Emoji" w:hAnsi="Segoe UI Emoji" w:cs="Segoe UI Emoji"/>
-          <w:sz w:val="28"/>
-          <w:szCs w:val="28"/>
-        </w:rPr>
-        <w:t xml:space="preserve"> folder has a massive size (up to Gigabytes). It is easy to recreate the </w:t>
-      </w:r>
-      <w:proofErr w:type="spellStart"/>
-      <w:r>
-        <w:rPr>
-          <w:rFonts w:ascii="Segoe UI Emoji" w:hAnsi="Segoe UI Emoji" w:cs="Segoe UI Emoji"/>
-          <w:sz w:val="28"/>
-          <w:szCs w:val="28"/>
-        </w:rPr>
-        <w:t>node_modules</w:t>
-      </w:r>
-      <w:proofErr w:type="spellEnd"/>
-      <w:r>
-        <w:rPr>
-          <w:rFonts w:ascii="Segoe UI Emoji" w:hAnsi="Segoe UI Emoji" w:cs="Segoe UI Emoji"/>
-          <w:sz w:val="28"/>
-          <w:szCs w:val="28"/>
-        </w:rPr>
-        <w:t xml:space="preserve"> folder via packages. </w:t>
-      </w:r>
-      <w:proofErr w:type="spellStart"/>
-      <w:r>
-        <w:rPr>
-          <w:rFonts w:ascii="Segoe UI Emoji" w:hAnsi="Segoe UI Emoji" w:cs="Segoe UI Emoji"/>
-          <w:sz w:val="28"/>
-          <w:szCs w:val="28"/>
-        </w:rPr>
-        <w:t>json</w:t>
-      </w:r>
-      <w:proofErr w:type="spellEnd"/>
-    </w:p>
-    <w:p>
-      <w:pPr>
-        <w:rPr>
-          <w:rFonts w:ascii="Segoe UI Emoji" w:hAnsi="Segoe UI Emoji" w:cs="Segoe UI Emoji"/>
-          <w:sz w:val="28"/>
-          <w:szCs w:val="28"/>
-        </w:rPr>
-      </w:pPr>
-    </w:p>
-    <w:p>
-      <w:pPr>
-        <w:rPr>
-          <w:rFonts w:ascii="Segoe UI Emoji" w:hAnsi="Segoe UI Emoji" w:cs="Segoe UI Emoji"/>
-          <w:sz w:val="28"/>
-          <w:szCs w:val="28"/>
-        </w:rPr>
-      </w:pPr>
-      <w:r>
-        <w:rPr>
-          <w:rFonts w:ascii="Segoe UI Emoji" w:hAnsi="Segoe UI Emoji" w:cs="Segoe UI Emoji"/>
-          <w:sz w:val="28"/>
-          <w:szCs w:val="28"/>
-        </w:rPr>
-        <w:t>## Q: What is the `</w:t>
-      </w:r>
-      <w:proofErr w:type="spellStart"/>
-      <w:r>
-        <w:rPr>
-          <w:rFonts w:ascii="Segoe UI Emoji" w:hAnsi="Segoe UI Emoji" w:cs="Segoe UI Emoji"/>
-          <w:sz w:val="28"/>
-          <w:szCs w:val="28"/>
-        </w:rPr>
-        <w:t>dist</w:t>
-      </w:r>
-      <w:proofErr w:type="spellEnd"/>
-      <w:r>
-        <w:rPr>
-          <w:rFonts w:ascii="Segoe UI Emoji" w:hAnsi="Segoe UI Emoji" w:cs="Segoe UI Emoji"/>
-          <w:sz w:val="28"/>
-          <w:szCs w:val="28"/>
-        </w:rPr>
-        <w:t>` folder?</w:t>
-      </w:r>
-    </w:p>
-    <w:p>
-      <w:pPr>
-        <w:rPr>
-          <w:rFonts w:ascii="Segoe UI Emoji" w:hAnsi="Segoe UI Emoji" w:cs="Segoe UI Emoji"/>
-          <w:sz w:val="28"/>
-          <w:szCs w:val="28"/>
-        </w:rPr>
-      </w:pPr>
-    </w:p>
-    <w:p>
-      <w:pPr>
-        <w:rPr>
-          <w:rFonts w:ascii="Segoe UI Emoji" w:hAnsi="Segoe UI Emoji" w:cs="Segoe UI Emoji"/>
-          <w:sz w:val="28"/>
-          <w:szCs w:val="28"/>
-        </w:rPr>
-      </w:pPr>
-      <w:r>
-        <w:rPr>
-          <w:rFonts w:ascii="Segoe UI Emoji" w:hAnsi="Segoe UI Emoji" w:cs="Segoe UI Emoji"/>
-          <w:sz w:val="28"/>
-          <w:szCs w:val="28"/>
-        </w:rPr>
-        <w:t>A: The `/</w:t>
-      </w:r>
-      <w:proofErr w:type="spellStart"/>
-      <w:r>
-        <w:rPr>
-          <w:rFonts w:ascii="Segoe UI Emoji" w:hAnsi="Segoe UI Emoji" w:cs="Segoe UI Emoji"/>
-          <w:sz w:val="28"/>
-          <w:szCs w:val="28"/>
-        </w:rPr>
-        <w:t>dist</w:t>
-      </w:r>
-      <w:proofErr w:type="spellEnd"/>
-      <w:r>
-        <w:rPr>
-          <w:rFonts w:ascii="Segoe UI Emoji" w:hAnsi="Segoe UI Emoji" w:cs="Segoe UI Emoji"/>
-          <w:sz w:val="28"/>
-          <w:szCs w:val="28"/>
-        </w:rPr>
-        <w:t>` stands for distributable. The /</w:t>
-      </w:r>
-      <w:proofErr w:type="spellStart"/>
-      <w:r>
-        <w:rPr>
-          <w:rFonts w:ascii="Segoe UI Emoji" w:hAnsi="Segoe UI Emoji" w:cs="Segoe UI Emoji"/>
-          <w:sz w:val="28"/>
-          <w:szCs w:val="28"/>
-        </w:rPr>
-        <w:t>dist</w:t>
-      </w:r>
-      <w:proofErr w:type="spellEnd"/>
-      <w:r>
-        <w:rPr>
-          <w:rFonts w:ascii="Segoe UI Emoji" w:hAnsi="Segoe UI Emoji" w:cs="Segoe UI Emoji"/>
-          <w:sz w:val="28"/>
-          <w:szCs w:val="28"/>
-        </w:rPr>
-        <w:t xml:space="preserve"> folder contains the minimized version of the source code. The code present in the /</w:t>
-      </w:r>
-      <w:proofErr w:type="spellStart"/>
-      <w:r>
-        <w:rPr>
-          <w:rFonts w:ascii="Segoe UI Emoji" w:hAnsi="Segoe UI Emoji" w:cs="Segoe UI Emoji"/>
-          <w:sz w:val="28"/>
-          <w:szCs w:val="28"/>
-        </w:rPr>
-        <w:t>dist</w:t>
-      </w:r>
-      <w:proofErr w:type="spellEnd"/>
-      <w:r>
-        <w:rPr>
-          <w:rFonts w:ascii="Segoe UI Emoji" w:hAnsi="Segoe UI Emoji" w:cs="Segoe UI Emoji"/>
-          <w:sz w:val="28"/>
-          <w:szCs w:val="28"/>
-        </w:rPr>
-        <w:t xml:space="preserve"> folder is actually the code which is used on production web applications.</w:t>
-      </w:r>
-    </w:p>
-    <w:p>
-      <w:pPr>
-        <w:rPr>
-          <w:rFonts w:ascii="Segoe UI Emoji" w:hAnsi="Segoe UI Emoji" w:cs="Segoe UI Emoji"/>
-          <w:sz w:val="28"/>
-          <w:szCs w:val="28"/>
-        </w:rPr>
-      </w:pPr>
-    </w:p>
-    <w:p>
-      <w:pPr>
-        <w:rPr>
-          <w:rFonts w:ascii="Segoe UI Emoji" w:hAnsi="Segoe UI Emoji" w:cs="Segoe UI Emoji"/>
-          <w:sz w:val="28"/>
-          <w:szCs w:val="28"/>
-        </w:rPr>
-      </w:pPr>
-      <w:r>
-        <w:rPr>
-          <w:rFonts w:ascii="Segoe UI Emoji" w:hAnsi="Segoe UI Emoji" w:cs="Segoe UI Emoji"/>
-          <w:sz w:val="28"/>
-          <w:szCs w:val="28"/>
-        </w:rPr>
-        <w:lastRenderedPageBreak/>
-        <w:t xml:space="preserve">Parcel's default directory for your output is named </w:t>
-      </w:r>
-      <w:proofErr w:type="spellStart"/>
-      <w:proofErr w:type="gramStart"/>
-      <w:r>
-        <w:rPr>
-          <w:rFonts w:ascii="Segoe UI Emoji" w:hAnsi="Segoe UI Emoji" w:cs="Segoe UI Emoji"/>
-          <w:sz w:val="28"/>
-          <w:szCs w:val="28"/>
-        </w:rPr>
-        <w:t>dist</w:t>
-      </w:r>
-      <w:proofErr w:type="spellEnd"/>
-      <w:r>
-        <w:rPr>
-          <w:rFonts w:ascii="Segoe UI Emoji" w:hAnsi="Segoe UI Emoji" w:cs="Segoe UI Emoji"/>
-          <w:sz w:val="28"/>
-          <w:szCs w:val="28"/>
-        </w:rPr>
-        <w:t xml:space="preserve"> .</w:t>
-      </w:r>
-      <w:proofErr w:type="gramEnd"/>
-      <w:r>
-        <w:rPr>
-          <w:rFonts w:ascii="Segoe UI Emoji" w:hAnsi="Segoe UI Emoji" w:cs="Segoe UI Emoji"/>
-          <w:sz w:val="28"/>
-          <w:szCs w:val="28"/>
-        </w:rPr>
-        <w:t xml:space="preserve"> The --</w:t>
-      </w:r>
-      <w:proofErr w:type="spellStart"/>
-      <w:r>
-        <w:rPr>
-          <w:rFonts w:ascii="Segoe UI Emoji" w:hAnsi="Segoe UI Emoji" w:cs="Segoe UI Emoji"/>
-          <w:sz w:val="28"/>
-          <w:szCs w:val="28"/>
-        </w:rPr>
-        <w:t>dist-dir</w:t>
-      </w:r>
-      <w:proofErr w:type="spellEnd"/>
-      <w:r>
-        <w:rPr>
-          <w:rFonts w:ascii="Segoe UI Emoji" w:hAnsi="Segoe UI Emoji" w:cs="Segoe UI Emoji"/>
-          <w:sz w:val="28"/>
-          <w:szCs w:val="28"/>
-        </w:rPr>
-        <w:t xml:space="preserve"> public tag defines the output folder for your production files and is named public to avoid confusion with the </w:t>
-      </w:r>
-      <w:proofErr w:type="spellStart"/>
-      <w:r>
-        <w:rPr>
-          <w:rFonts w:ascii="Segoe UI Emoji" w:hAnsi="Segoe UI Emoji" w:cs="Segoe UI Emoji"/>
-          <w:sz w:val="28"/>
-          <w:szCs w:val="28"/>
-        </w:rPr>
-        <w:t>dist</w:t>
-      </w:r>
-      <w:proofErr w:type="spellEnd"/>
-      <w:r>
-        <w:rPr>
-          <w:rFonts w:ascii="Segoe UI Emoji" w:hAnsi="Segoe UI Emoji" w:cs="Segoe UI Emoji"/>
-          <w:sz w:val="28"/>
-          <w:szCs w:val="28"/>
-        </w:rPr>
-        <w:t xml:space="preserve"> default directory.</w:t>
-      </w:r>
-    </w:p>
-    <w:p>
-      <w:pPr>
-        <w:rPr>
-          <w:rFonts w:ascii="Segoe UI Emoji" w:hAnsi="Segoe UI Emoji" w:cs="Segoe UI Emoji"/>
-          <w:sz w:val="28"/>
-          <w:szCs w:val="28"/>
-        </w:rPr>
-      </w:pPr>
-    </w:p>
-    <w:p>
-      <w:pPr>
-        <w:rPr>
-          <w:rFonts w:ascii="Segoe UI Emoji" w:hAnsi="Segoe UI Emoji" w:cs="Segoe UI Emoji"/>
-          <w:sz w:val="28"/>
-          <w:szCs w:val="28"/>
-        </w:rPr>
-      </w:pPr>
-      <w:r>
-        <w:rPr>
-          <w:rFonts w:ascii="Segoe UI Emoji" w:hAnsi="Segoe UI Emoji" w:cs="Segoe UI Emoji"/>
-          <w:sz w:val="28"/>
-          <w:szCs w:val="28"/>
-        </w:rPr>
-        <w:t>## Q: What is `</w:t>
-      </w:r>
-      <w:proofErr w:type="spellStart"/>
-      <w:r>
-        <w:rPr>
-          <w:rFonts w:ascii="Segoe UI Emoji" w:hAnsi="Segoe UI Emoji" w:cs="Segoe UI Emoji"/>
-          <w:sz w:val="28"/>
-          <w:szCs w:val="28"/>
-        </w:rPr>
-        <w:t>browserlists</w:t>
-      </w:r>
-      <w:proofErr w:type="spellEnd"/>
-      <w:r>
-        <w:rPr>
-          <w:rFonts w:ascii="Segoe UI Emoji" w:hAnsi="Segoe UI Emoji" w:cs="Segoe UI Emoji"/>
-          <w:sz w:val="28"/>
-          <w:szCs w:val="28"/>
-        </w:rPr>
-        <w:t>`?</w:t>
-      </w:r>
-    </w:p>
-    <w:p>
-      <w:pPr>
-        <w:rPr>
-          <w:rFonts w:ascii="Segoe UI Emoji" w:hAnsi="Segoe UI Emoji" w:cs="Segoe UI Emoji"/>
-          <w:sz w:val="28"/>
-          <w:szCs w:val="28"/>
-        </w:rPr>
-      </w:pPr>
-    </w:p>
-    <w:p>
-      <w:pPr>
-        <w:rPr>
-          <w:rFonts w:ascii="Segoe UI Emoji" w:hAnsi="Segoe UI Emoji" w:cs="Segoe UI Emoji"/>
-          <w:sz w:val="28"/>
-          <w:szCs w:val="28"/>
-        </w:rPr>
-      </w:pPr>
-      <w:r>
-        <w:rPr>
-          <w:rFonts w:ascii="Segoe UI Emoji" w:hAnsi="Segoe UI Emoji" w:cs="Segoe UI Emoji"/>
-          <w:sz w:val="28"/>
-          <w:szCs w:val="28"/>
-        </w:rPr>
-        <w:t xml:space="preserve">A: </w:t>
-      </w:r>
-      <w:proofErr w:type="spellStart"/>
-      <w:r>
-        <w:rPr>
-          <w:rFonts w:ascii="Segoe UI Emoji" w:hAnsi="Segoe UI Emoji" w:cs="Segoe UI Emoji"/>
-          <w:sz w:val="28"/>
-          <w:szCs w:val="28"/>
-        </w:rPr>
-        <w:t>Browserslist</w:t>
-      </w:r>
-      <w:proofErr w:type="spellEnd"/>
-      <w:r>
-        <w:rPr>
-          <w:rFonts w:ascii="Segoe UI Emoji" w:hAnsi="Segoe UI Emoji" w:cs="Segoe UI Emoji"/>
-          <w:sz w:val="28"/>
-          <w:szCs w:val="28"/>
-        </w:rPr>
-        <w:t xml:space="preserve"> defines and shares the list of target browsers between various frontend build tools.</w:t>
-      </w:r>
-    </w:p>
-    <w:p>
-      <w:pPr>
-        <w:rPr>
-          <w:rFonts w:ascii="Segoe UI Emoji" w:hAnsi="Segoe UI Emoji" w:cs="Segoe UI Emoji"/>
-          <w:sz w:val="28"/>
-          <w:szCs w:val="28"/>
-        </w:rPr>
-      </w:pPr>
-    </w:p>
-    <w:p>
-      <w:pPr>
-        <w:rPr>
-          <w:rFonts w:ascii="Segoe UI Emoji" w:hAnsi="Segoe UI Emoji" w:cs="Segoe UI Emoji"/>
-          <w:sz w:val="28"/>
-          <w:szCs w:val="28"/>
-        </w:rPr>
-      </w:pPr>
-    </w:p>
-    <w:p>
-      <w:pPr>
-        <w:rPr>
-          <w:rFonts w:ascii="Segoe UI Emoji" w:hAnsi="Segoe UI Emoji" w:cs="Segoe UI Emoji"/>
-          <w:sz w:val="28"/>
-          <w:szCs w:val="28"/>
-        </w:rPr>
-      </w:pPr>
+        <w:t>&lt;TitleComponent&gt;</w:t>
+      </w:r>
+    </w:p>
+    <w:p>
+      <w:pPr>
+        <w:rPr>
+          <w:rFonts w:ascii="Segoe UI Emoji" w:hAnsi="Segoe UI Emoji" w:cs="Segoe UI Emoji"/>
+          <w:sz w:val="28"/>
+          <w:szCs w:val="28"/>
+        </w:rPr>
+      </w:pPr>
+      <w:r>
+        <w:rPr>
+          <w:rFonts w:ascii="Segoe UI Emoji" w:hAnsi="Segoe UI Emoji" w:cs="Segoe UI Emoji"/>
+          <w:sz w:val="28"/>
+          <w:szCs w:val="28"/>
+        </w:rPr>
+        <w:t xml:space="preserve">    &lt;FirstChildComponent /&gt;</w:t>
+      </w:r>
+    </w:p>
+    <w:p>
+      <w:pPr>
+        <w:rPr>
+          <w:rFonts w:ascii="Segoe UI Emoji" w:hAnsi="Segoe UI Emoji" w:cs="Segoe UI Emoji"/>
+          <w:sz w:val="28"/>
+          <w:szCs w:val="28"/>
+        </w:rPr>
+      </w:pPr>
+      <w:r>
+        <w:rPr>
+          <w:rFonts w:ascii="Segoe UI Emoji" w:hAnsi="Segoe UI Emoji" w:cs="Segoe UI Emoji"/>
+          <w:sz w:val="28"/>
+          <w:szCs w:val="28"/>
+        </w:rPr>
+        <w:t xml:space="preserve">    &lt;SecondChildComponent /&gt;</w:t>
+      </w:r>
+    </w:p>
+    <w:p>
+      <w:pPr>
+        <w:rPr>
+          <w:rFonts w:ascii="Segoe UI Emoji" w:hAnsi="Segoe UI Emoji" w:cs="Segoe UI Emoji"/>
+          <w:sz w:val="28"/>
+          <w:szCs w:val="28"/>
+        </w:rPr>
+      </w:pPr>
+      <w:r>
+        <w:rPr>
+          <w:rFonts w:ascii="Segoe UI Emoji" w:hAnsi="Segoe UI Emoji" w:cs="Segoe UI Emoji"/>
+          <w:sz w:val="28"/>
+          <w:szCs w:val="28"/>
+        </w:rPr>
+        <w:t xml:space="preserve">    &lt;ThirdChildComponent /&gt;</w:t>
+      </w:r>
+    </w:p>
+    <w:p>
+      <w:pPr>
+        <w:rPr>
+          <w:rFonts w:ascii="Segoe UI Emoji" w:hAnsi="Segoe UI Emoji" w:cs="Segoe UI Emoji"/>
+          <w:sz w:val="28"/>
+          <w:szCs w:val="28"/>
+        </w:rPr>
+      </w:pPr>
+      <w:r>
+        <w:rPr>
+          <w:rFonts w:ascii="Segoe UI Emoji" w:hAnsi="Segoe UI Emoji" w:cs="Segoe UI Emoji"/>
+          <w:sz w:val="28"/>
+          <w:szCs w:val="28"/>
+        </w:rPr>
+        <w:t>&lt;/TitleComponent&gt;</w:t>
+      </w:r>
+    </w:p>
+    <w:p>
+      <w:pPr>
+        <w:rPr>
+          <w:rFonts w:ascii="Segoe UI Emoji" w:hAnsi="Segoe UI Emoji" w:cs="Segoe UI Emoji"/>
+          <w:sz w:val="28"/>
+          <w:szCs w:val="28"/>
+        </w:rPr>
+      </w:pPr>
+    </w:p>
+    <w:p>
+      <w:pPr>
+        <w:rPr>
+          <w:rFonts w:ascii="Segoe UI Emoji" w:hAnsi="Segoe UI Emoji" w:cs="Segoe UI Emoji"/>
+          <w:sz w:val="28"/>
+          <w:szCs w:val="28"/>
+        </w:rPr>
+      </w:pPr>
+      <w:r>
+        <w:rPr>
+          <w:rFonts w:ascii="Segoe UI Emoji" w:hAnsi="Segoe UI Emoji" w:cs="Segoe UI Emoji"/>
+          <w:sz w:val="28"/>
+          <w:szCs w:val="28"/>
+        </w:rPr>
+        <w:t>### if there are no child elements, then we can write</w:t>
+      </w:r>
+    </w:p>
+    <w:p>
+      <w:pPr>
+        <w:rPr>
+          <w:rFonts w:ascii="Segoe UI Emoji" w:hAnsi="Segoe UI Emoji" w:cs="Segoe UI Emoji"/>
+          <w:sz w:val="28"/>
+          <w:szCs w:val="28"/>
+        </w:rPr>
+      </w:pPr>
+      <w:r>
+        <w:rPr>
+          <w:rFonts w:ascii="Segoe UI Emoji" w:hAnsi="Segoe UI Emoji" w:cs="Segoe UI Emoji"/>
+          <w:sz w:val="28"/>
+          <w:szCs w:val="28"/>
+        </w:rPr>
+        <w:t>&lt;TitleComponent /&gt;</w:t>
+      </w:r>
       <w:r>
         <w:rPr>
           <w:rFonts w:ascii="Segoe UI Emoji" w:hAnsi="Segoe UI Emoji" w:cs="Segoe UI Emoji"/>
